--- a/customerdoc/FERNAUPROD_Manuelle-Pruefungen.docx
+++ b/customerdoc/FERNAUPROD_Manuelle-Pruefungen.docx
@@ -520,7 +520,7 @@
                 <w:sz w:val="19"/>
                 <w:szCs w:val="19"/>
               </w:rPr>
-              <w:t xml:space="preserve">22.09.2026</w:t>
+              <w:t xml:space="preserve">24.09.2026</w:t>
             </w:r>
           </w:p>
         </w:tc>
@@ -957,7 +957,332 @@
                 <w:sz w:val="19"/>
                 <w:szCs w:val="19"/>
               </w:rPr>
-              <w:t xml:space="preserve">Offen</w:t>
+              <w:t xml:space="preserve">Behoben (nachgeprüft 24.09.2026)</w:t>
+            </w:r>
+          </w:p>
+        </w:tc>
+      </w:tr>
+      <w:tr>
+        <w:trPr>
+          <w:cantSplit/>
+        </w:trPr>
+        <w:tc>
+          <w:tcPr>
+            <w:tcW w:type="dxa" w:w="900"/>
+            <w:tcBorders>
+              <w:top w:val="single" w:color="C9D1DA" w:sz="4"/>
+              <w:left w:val="single" w:color="C9D1DA" w:sz="4"/>
+              <w:bottom w:val="single" w:color="C9D1DA" w:sz="4"/>
+              <w:right w:val="single" w:color="C9D1DA" w:sz="4"/>
+            </w:tcBorders>
+            <w:shd w:fill="F3F6F9" w:color="auto" w:val="clear"/>
+            <w:tcMar>
+              <w:top w:type="dxa" w:w="80"/>
+              <w:left w:type="dxa" w:w="110"/>
+              <w:bottom w:type="dxa" w:w="80"/>
+              <w:right w:type="dxa" w:w="110"/>
+            </w:tcMar>
+          </w:tcPr>
+          <w:p>
+            <w:pPr>
+              <w:spacing w:after="0" w:line="260"/>
+            </w:pPr>
+            <w:r>
+              <w:rPr>
+                <w:b w:val="false"/>
+                <w:bCs w:val="false"/>
+                <w:sz w:val="19"/>
+                <w:szCs w:val="19"/>
+              </w:rPr>
+              <w:t xml:space="preserve">M-02</w:t>
+            </w:r>
+          </w:p>
+        </w:tc>
+        <w:tc>
+          <w:tcPr>
+            <w:tcW w:type="dxa" w:w="3400"/>
+            <w:tcBorders>
+              <w:top w:val="single" w:color="C9D1DA" w:sz="4"/>
+              <w:left w:val="single" w:color="C9D1DA" w:sz="4"/>
+              <w:bottom w:val="single" w:color="C9D1DA" w:sz="4"/>
+              <w:right w:val="single" w:color="C9D1DA" w:sz="4"/>
+            </w:tcBorders>
+            <w:shd w:fill="F3F6F9" w:color="auto" w:val="clear"/>
+            <w:tcMar>
+              <w:top w:type="dxa" w:w="80"/>
+              <w:left w:type="dxa" w:w="110"/>
+              <w:bottom w:type="dxa" w:w="80"/>
+              <w:right w:type="dxa" w:w="110"/>
+            </w:tcMar>
+          </w:tcPr>
+          <w:p>
+            <w:pPr>
+              <w:spacing w:after="0" w:line="260"/>
+            </w:pPr>
+            <w:r>
+              <w:rPr>
+                <w:b w:val="false"/>
+                <w:bCs w:val="false"/>
+                <w:sz w:val="19"/>
+                <w:szCs w:val="19"/>
+              </w:rPr>
+              <w:t xml:space="preserve">Sicherheits-Header des Frontends</w:t>
+            </w:r>
+          </w:p>
+        </w:tc>
+        <w:tc>
+          <w:tcPr>
+            <w:tcW w:type="dxa" w:w="1300"/>
+            <w:tcBorders>
+              <w:top w:val="single" w:color="C9D1DA" w:sz="4"/>
+              <w:left w:val="single" w:color="C9D1DA" w:sz="4"/>
+              <w:bottom w:val="single" w:color="C9D1DA" w:sz="4"/>
+              <w:right w:val="single" w:color="C9D1DA" w:sz="4"/>
+            </w:tcBorders>
+            <w:shd w:fill="F3F6F9" w:color="auto" w:val="clear"/>
+            <w:tcMar>
+              <w:top w:type="dxa" w:w="80"/>
+              <w:left w:type="dxa" w:w="110"/>
+              <w:bottom w:type="dxa" w:w="80"/>
+              <w:right w:type="dxa" w:w="110"/>
+            </w:tcMar>
+          </w:tcPr>
+          <w:p>
+            <w:pPr>
+              <w:spacing w:after="0" w:line="260"/>
+            </w:pPr>
+            <w:r>
+              <w:rPr>
+                <w:b w:val="false"/>
+                <w:bCs w:val="false"/>
+                <w:sz w:val="19"/>
+                <w:szCs w:val="19"/>
+              </w:rPr>
+              <w:t xml:space="preserve">22.09.2026</w:t>
+            </w:r>
+          </w:p>
+        </w:tc>
+        <w:tc>
+          <w:tcPr>
+            <w:tcW w:type="dxa" w:w="2226"/>
+            <w:tcBorders>
+              <w:top w:val="single" w:color="C9D1DA" w:sz="4"/>
+              <w:left w:val="single" w:color="C9D1DA" w:sz="4"/>
+              <w:bottom w:val="single" w:color="C9D1DA" w:sz="4"/>
+              <w:right w:val="single" w:color="C9D1DA" w:sz="4"/>
+            </w:tcBorders>
+            <w:shd w:fill="F3F6F9" w:color="auto" w:val="clear"/>
+            <w:tcMar>
+              <w:top w:type="dxa" w:w="80"/>
+              <w:left w:type="dxa" w:w="110"/>
+              <w:bottom w:type="dxa" w:w="80"/>
+              <w:right w:type="dxa" w:w="110"/>
+            </w:tcMar>
+          </w:tcPr>
+          <w:p>
+            <w:pPr>
+              <w:spacing w:after="0" w:line="260"/>
+            </w:pPr>
+            <w:r>
+              <w:rPr>
+                <w:b w:val="false"/>
+                <w:bCs w:val="false"/>
+                <w:sz w:val="19"/>
+                <w:szCs w:val="19"/>
+              </w:rPr>
+              <w:t xml:space="preserve">Mangel – Mittel</w:t>
+            </w:r>
+          </w:p>
+        </w:tc>
+        <w:tc>
+          <w:tcPr>
+            <w:tcW w:type="dxa" w:w="1200"/>
+            <w:tcBorders>
+              <w:top w:val="single" w:color="C9D1DA" w:sz="4"/>
+              <w:left w:val="single" w:color="C9D1DA" w:sz="4"/>
+              <w:bottom w:val="single" w:color="C9D1DA" w:sz="4"/>
+              <w:right w:val="single" w:color="C9D1DA" w:sz="4"/>
+            </w:tcBorders>
+            <w:shd w:fill="F3F6F9" w:color="auto" w:val="clear"/>
+            <w:tcMar>
+              <w:top w:type="dxa" w:w="80"/>
+              <w:left w:type="dxa" w:w="110"/>
+              <w:bottom w:type="dxa" w:w="80"/>
+              <w:right w:type="dxa" w:w="110"/>
+            </w:tcMar>
+          </w:tcPr>
+          <w:p>
+            <w:pPr>
+              <w:spacing w:after="0" w:line="260"/>
+            </w:pPr>
+            <w:r>
+              <w:rPr>
+                <w:b w:val="false"/>
+                <w:bCs w:val="false"/>
+                <w:sz w:val="19"/>
+                <w:szCs w:val="19"/>
+              </w:rPr>
+              <w:t xml:space="preserve">Behoben (nachgeprüft 24.09.2026)</w:t>
+            </w:r>
+          </w:p>
+        </w:tc>
+      </w:tr>
+      <w:tr>
+        <w:trPr>
+          <w:cantSplit/>
+        </w:trPr>
+        <w:tc>
+          <w:tcPr>
+            <w:tcW w:type="dxa" w:w="900"/>
+            <w:tcBorders>
+              <w:top w:val="single" w:color="C9D1DA" w:sz="4"/>
+              <w:left w:val="single" w:color="C9D1DA" w:sz="4"/>
+              <w:bottom w:val="single" w:color="C9D1DA" w:sz="4"/>
+              <w:right w:val="single" w:color="C9D1DA" w:sz="4"/>
+            </w:tcBorders>
+            <w:tcMar>
+              <w:top w:type="dxa" w:w="80"/>
+              <w:left w:type="dxa" w:w="110"/>
+              <w:bottom w:type="dxa" w:w="80"/>
+              <w:right w:type="dxa" w:w="110"/>
+            </w:tcMar>
+          </w:tcPr>
+          <w:p>
+            <w:pPr>
+              <w:spacing w:after="0" w:line="260"/>
+            </w:pPr>
+            <w:r>
+              <w:rPr>
+                <w:b w:val="false"/>
+                <w:bCs w:val="false"/>
+                <w:sz w:val="19"/>
+                <w:szCs w:val="19"/>
+              </w:rPr>
+              <w:t xml:space="preserve">M-03</w:t>
+            </w:r>
+          </w:p>
+        </w:tc>
+        <w:tc>
+          <w:tcPr>
+            <w:tcW w:type="dxa" w:w="3400"/>
+            <w:tcBorders>
+              <w:top w:val="single" w:color="C9D1DA" w:sz="4"/>
+              <w:left w:val="single" w:color="C9D1DA" w:sz="4"/>
+              <w:bottom w:val="single" w:color="C9D1DA" w:sz="4"/>
+              <w:right w:val="single" w:color="C9D1DA" w:sz="4"/>
+            </w:tcBorders>
+            <w:tcMar>
+              <w:top w:type="dxa" w:w="80"/>
+              <w:left w:type="dxa" w:w="110"/>
+              <w:bottom w:type="dxa" w:w="80"/>
+              <w:right w:type="dxa" w:w="110"/>
+            </w:tcMar>
+          </w:tcPr>
+          <w:p>
+            <w:pPr>
+              <w:spacing w:after="0" w:line="260"/>
+            </w:pPr>
+            <w:r>
+              <w:rPr>
+                <w:b w:val="false"/>
+                <w:bCs w:val="false"/>
+                <w:sz w:val="19"/>
+                <w:szCs w:val="19"/>
+              </w:rPr>
+              <w:t xml:space="preserve">Verwundbare npm-Abhängigkeiten</w:t>
+            </w:r>
+          </w:p>
+        </w:tc>
+        <w:tc>
+          <w:tcPr>
+            <w:tcW w:type="dxa" w:w="1300"/>
+            <w:tcBorders>
+              <w:top w:val="single" w:color="C9D1DA" w:sz="4"/>
+              <w:left w:val="single" w:color="C9D1DA" w:sz="4"/>
+              <w:bottom w:val="single" w:color="C9D1DA" w:sz="4"/>
+              <w:right w:val="single" w:color="C9D1DA" w:sz="4"/>
+            </w:tcBorders>
+            <w:tcMar>
+              <w:top w:type="dxa" w:w="80"/>
+              <w:left w:type="dxa" w:w="110"/>
+              <w:bottom w:type="dxa" w:w="80"/>
+              <w:right w:type="dxa" w:w="110"/>
+            </w:tcMar>
+          </w:tcPr>
+          <w:p>
+            <w:pPr>
+              <w:spacing w:after="0" w:line="260"/>
+            </w:pPr>
+            <w:r>
+              <w:rPr>
+                <w:b w:val="false"/>
+                <w:bCs w:val="false"/>
+                <w:sz w:val="19"/>
+                <w:szCs w:val="19"/>
+              </w:rPr>
+              <w:t xml:space="preserve">24.09.2026</w:t>
+            </w:r>
+          </w:p>
+        </w:tc>
+        <w:tc>
+          <w:tcPr>
+            <w:tcW w:type="dxa" w:w="2226"/>
+            <w:tcBorders>
+              <w:top w:val="single" w:color="C9D1DA" w:sz="4"/>
+              <w:left w:val="single" w:color="C9D1DA" w:sz="4"/>
+              <w:bottom w:val="single" w:color="C9D1DA" w:sz="4"/>
+              <w:right w:val="single" w:color="C9D1DA" w:sz="4"/>
+            </w:tcBorders>
+            <w:tcMar>
+              <w:top w:type="dxa" w:w="80"/>
+              <w:left w:type="dxa" w:w="110"/>
+              <w:bottom w:type="dxa" w:w="80"/>
+              <w:right w:type="dxa" w:w="110"/>
+            </w:tcMar>
+          </w:tcPr>
+          <w:p>
+            <w:pPr>
+              <w:spacing w:after="0" w:line="260"/>
+            </w:pPr>
+            <w:r>
+              <w:rPr>
+                <w:b w:val="false"/>
+                <w:bCs w:val="false"/>
+                <w:sz w:val="19"/>
+                <w:szCs w:val="19"/>
+              </w:rPr>
+              <w:t xml:space="preserve">Mangel – Mittel</w:t>
+            </w:r>
+          </w:p>
+        </w:tc>
+        <w:tc>
+          <w:tcPr>
+            <w:tcW w:type="dxa" w:w="1200"/>
+            <w:tcBorders>
+              <w:top w:val="single" w:color="C9D1DA" w:sz="4"/>
+              <w:left w:val="single" w:color="C9D1DA" w:sz="4"/>
+              <w:bottom w:val="single" w:color="C9D1DA" w:sz="4"/>
+              <w:right w:val="single" w:color="C9D1DA" w:sz="4"/>
+            </w:tcBorders>
+            <w:tcMar>
+              <w:top w:type="dxa" w:w="80"/>
+              <w:left w:type="dxa" w:w="110"/>
+              <w:bottom w:type="dxa" w:w="80"/>
+              <w:right w:type="dxa" w:w="110"/>
+            </w:tcMar>
+          </w:tcPr>
+          <w:p>
+            <w:pPr>
+              <w:spacing w:after="0" w:line="260"/>
+            </w:pPr>
+            <w:r>
+              <w:rPr>
+                <w:b w:val="false"/>
+                <w:bCs w:val="false"/>
+                <w:sz w:val="19"/>
+                <w:szCs w:val="19"/>
+              </w:rPr>
+              <w:t xml:space="preserve">Behoben (nachgeprüft 24.09.2026)</w:t>
             </w:r>
           </w:p>
         </w:tc>
@@ -1261,7 +1586,7 @@
                 <w:sz w:val="19"/>
                 <w:szCs w:val="19"/>
               </w:rPr>
-              <w:t xml:space="preserve">Bildschirmfoto 2026-09-22 um 17.55.04</w:t>
+              <w:t xml:space="preserve">Bildschirmfoto 2026-09-22 um 17.55.04 (vorher), Bildschirmfoto 2026-09-24 um 10.57.19 (nachher)</w:t>
             </w:r>
           </w:p>
         </w:tc>
@@ -1397,7 +1722,7 @@
                 <w:sz w:val="19"/>
                 <w:szCs w:val="19"/>
               </w:rPr>
-              <w:t xml:space="preserve">Offen</w:t>
+              <w:t xml:space="preserve">Behoben (nachgeprüft 24.09.2026)</w:t>
             </w:r>
           </w:p>
         </w:tc>
@@ -2618,6 +2943,4725 @@
       <w:r>
         <w:t xml:space="preserve">Vor der Umstellung prüfen, ob die Anwendung eigene Passwortregeln oder Fehlermeldungen enthält, die an die neuen Regeln angepasst werden müssen.</w:t>
       </w:r>
+    </w:p>
+    <w:p>
+      <w:pPr>
+        <w:pStyle w:val="Heading2"/>
+      </w:pPr>
+      <w:r>
+        <w:t xml:space="preserve">Behebung und Nachprüfung</w:t>
+      </w:r>
+    </w:p>
+    <w:p>
+      <w:pPr>
+        <w:spacing w:after="120" w:line="300"/>
+      </w:pPr>
+      <w:r>
+        <w:t xml:space="preserve">Stand 24.09.2026: Die Passwort-Einstellungen im Supabase-Dashboard wurden überarbeitet und per Bildschirmfoto nachgeprüft. Alle Empfehlungen sind umgesetzt; bei den Passwortanforderungen geht die Umsetzung mit zusätzlich verpflichtenden Sonderzeichen über die Empfehlung hinaus. Der Befund ist damit behoben.</w:t>
+      </w:r>
+    </w:p>
+    <w:p>
+      <w:pPr>
+        <w:spacing w:after="120" w:line="300"/>
+      </w:pPr>
+      <w:r>
+        <w:t xml:space="preserve">Weiterhin offen: Bestehende Passwörter bleiben bis zur nächsten Änderung gültig. Der empfohlene Passwort-Reset für Nutzer mit Administrations-, Buchhaltungs- und Personalrolle ist noch durchzuführen.</w:t>
+      </w:r>
+    </w:p>
+    <w:p>
+      <w:pPr>
+        <w:spacing w:after="120" w:line="300"/>
+      </w:pPr>
+      <w:r>
+        <w:t xml:space="preserve">Die Anwendung wurde ebenfalls angepasst: Die Passwort-Mindestlänge in der Eingabemaske ist zentral auf 12 Zeichen hinterlegt und entspricht damit der Servereinstellung. Die Zeichenklassen prüft bewusst allein Supabase. Es wird empfohlen zu testen, dass die Anwendung die Fehlermeldung von Supabase bei fehlenden Zeichenklassen verständlich anzeigt.</w:t>
+      </w:r>
+    </w:p>
+    <w:tbl>
+      <w:tblPr>
+        <w:tblW w:type="dxa" w:w="9026"/>
+        <w:tblBorders>
+          <w:top w:val="single" w:color="auto" w:sz="4"/>
+          <w:left w:val="single" w:color="auto" w:sz="4"/>
+          <w:bottom w:val="single" w:color="auto" w:sz="4"/>
+          <w:right w:val="single" w:color="auto" w:sz="4"/>
+          <w:insideH w:val="single" w:color="auto" w:sz="4"/>
+          <w:insideV w:val="single" w:color="auto" w:sz="4"/>
+        </w:tblBorders>
+      </w:tblPr>
+      <w:tblGrid>
+        <w:gridCol w:w="3000"/>
+        <w:gridCol w:w="6026"/>
+      </w:tblGrid>
+      <w:tr>
+        <w:trPr>
+          <w:tblHeader/>
+        </w:trPr>
+        <w:tc>
+          <w:tcPr>
+            <w:tcW w:type="dxa" w:w="3000"/>
+            <w:tcBorders>
+              <w:top w:val="single" w:color="C9D1DA" w:sz="4"/>
+              <w:left w:val="single" w:color="C9D1DA" w:sz="4"/>
+              <w:bottom w:val="single" w:color="C9D1DA" w:sz="4"/>
+              <w:right w:val="single" w:color="C9D1DA" w:sz="4"/>
+            </w:tcBorders>
+            <w:shd w:fill="1F3A5F" w:color="auto" w:val="clear"/>
+            <w:tcMar>
+              <w:top w:type="dxa" w:w="80"/>
+              <w:left w:type="dxa" w:w="110"/>
+              <w:bottom w:type="dxa" w:w="80"/>
+              <w:right w:type="dxa" w:w="110"/>
+            </w:tcMar>
+          </w:tcPr>
+          <w:p>
+            <w:pPr>
+              <w:spacing w:after="0" w:line="260"/>
+            </w:pPr>
+            <w:r>
+              <w:rPr>
+                <w:b/>
+                <w:bCs/>
+                <w:color w:val="FFFFFF"/>
+                <w:sz w:val="19"/>
+                <w:szCs w:val="19"/>
+              </w:rPr>
+              <w:t xml:space="preserve">Einstellung</w:t>
+            </w:r>
+          </w:p>
+        </w:tc>
+        <w:tc>
+          <w:tcPr>
+            <w:tcW w:type="dxa" w:w="6026"/>
+            <w:tcBorders>
+              <w:top w:val="single" w:color="C9D1DA" w:sz="4"/>
+              <w:left w:val="single" w:color="C9D1DA" w:sz="4"/>
+              <w:bottom w:val="single" w:color="C9D1DA" w:sz="4"/>
+              <w:right w:val="single" w:color="C9D1DA" w:sz="4"/>
+            </w:tcBorders>
+            <w:shd w:fill="1F3A5F" w:color="auto" w:val="clear"/>
+            <w:tcMar>
+              <w:top w:type="dxa" w:w="80"/>
+              <w:left w:type="dxa" w:w="110"/>
+              <w:bottom w:type="dxa" w:w="80"/>
+              <w:right w:type="dxa" w:w="110"/>
+            </w:tcMar>
+          </w:tcPr>
+          <w:p>
+            <w:pPr>
+              <w:spacing w:after="0" w:line="260"/>
+            </w:pPr>
+            <w:r>
+              <w:rPr>
+                <w:b/>
+                <w:bCs/>
+                <w:color w:val="FFFFFF"/>
+                <w:sz w:val="19"/>
+                <w:szCs w:val="19"/>
+              </w:rPr>
+              <w:t xml:space="preserve">Neuer Wert (24.09.2026)</w:t>
+            </w:r>
+          </w:p>
+        </w:tc>
+      </w:tr>
+      <w:tr>
+        <w:trPr>
+          <w:cantSplit/>
+        </w:trPr>
+        <w:tc>
+          <w:tcPr>
+            <w:tcW w:type="dxa" w:w="3000"/>
+            <w:tcBorders>
+              <w:top w:val="single" w:color="C9D1DA" w:sz="4"/>
+              <w:left w:val="single" w:color="C9D1DA" w:sz="4"/>
+              <w:bottom w:val="single" w:color="C9D1DA" w:sz="4"/>
+              <w:right w:val="single" w:color="C9D1DA" w:sz="4"/>
+            </w:tcBorders>
+            <w:tcMar>
+              <w:top w:type="dxa" w:w="80"/>
+              <w:left w:type="dxa" w:w="110"/>
+              <w:bottom w:type="dxa" w:w="80"/>
+              <w:right w:type="dxa" w:w="110"/>
+            </w:tcMar>
+          </w:tcPr>
+          <w:p>
+            <w:pPr>
+              <w:spacing w:after="0" w:line="260"/>
+            </w:pPr>
+            <w:r>
+              <w:rPr>
+                <w:b w:val="false"/>
+                <w:bCs w:val="false"/>
+                <w:sz w:val="19"/>
+                <w:szCs w:val="19"/>
+              </w:rPr>
+              <w:t xml:space="preserve">Secure password change</w:t>
+            </w:r>
+          </w:p>
+        </w:tc>
+        <w:tc>
+          <w:tcPr>
+            <w:tcW w:type="dxa" w:w="6026"/>
+            <w:tcBorders>
+              <w:top w:val="single" w:color="C9D1DA" w:sz="4"/>
+              <w:left w:val="single" w:color="C9D1DA" w:sz="4"/>
+              <w:bottom w:val="single" w:color="C9D1DA" w:sz="4"/>
+              <w:right w:val="single" w:color="C9D1DA" w:sz="4"/>
+            </w:tcBorders>
+            <w:tcMar>
+              <w:top w:type="dxa" w:w="80"/>
+              <w:left w:type="dxa" w:w="110"/>
+              <w:bottom w:type="dxa" w:w="80"/>
+              <w:right w:type="dxa" w:w="110"/>
+            </w:tcMar>
+          </w:tcPr>
+          <w:p>
+            <w:pPr>
+              <w:spacing w:after="0" w:line="260"/>
+            </w:pPr>
+            <w:r>
+              <w:rPr>
+                <w:b w:val="false"/>
+                <w:bCs w:val="false"/>
+                <w:sz w:val="19"/>
+                <w:szCs w:val="19"/>
+              </w:rPr>
+              <w:t xml:space="preserve">an</w:t>
+            </w:r>
+          </w:p>
+        </w:tc>
+      </w:tr>
+      <w:tr>
+        <w:trPr>
+          <w:cantSplit/>
+        </w:trPr>
+        <w:tc>
+          <w:tcPr>
+            <w:tcW w:type="dxa" w:w="3000"/>
+            <w:tcBorders>
+              <w:top w:val="single" w:color="C9D1DA" w:sz="4"/>
+              <w:left w:val="single" w:color="C9D1DA" w:sz="4"/>
+              <w:bottom w:val="single" w:color="C9D1DA" w:sz="4"/>
+              <w:right w:val="single" w:color="C9D1DA" w:sz="4"/>
+            </w:tcBorders>
+            <w:shd w:fill="F3F6F9" w:color="auto" w:val="clear"/>
+            <w:tcMar>
+              <w:top w:type="dxa" w:w="80"/>
+              <w:left w:type="dxa" w:w="110"/>
+              <w:bottom w:type="dxa" w:w="80"/>
+              <w:right w:type="dxa" w:w="110"/>
+            </w:tcMar>
+          </w:tcPr>
+          <w:p>
+            <w:pPr>
+              <w:spacing w:after="0" w:line="260"/>
+            </w:pPr>
+            <w:r>
+              <w:rPr>
+                <w:b w:val="false"/>
+                <w:bCs w:val="false"/>
+                <w:sz w:val="19"/>
+                <w:szCs w:val="19"/>
+              </w:rPr>
+              <w:t xml:space="preserve">Require current password when updating</w:t>
+            </w:r>
+          </w:p>
+        </w:tc>
+        <w:tc>
+          <w:tcPr>
+            <w:tcW w:type="dxa" w:w="6026"/>
+            <w:tcBorders>
+              <w:top w:val="single" w:color="C9D1DA" w:sz="4"/>
+              <w:left w:val="single" w:color="C9D1DA" w:sz="4"/>
+              <w:bottom w:val="single" w:color="C9D1DA" w:sz="4"/>
+              <w:right w:val="single" w:color="C9D1DA" w:sz="4"/>
+            </w:tcBorders>
+            <w:shd w:fill="F3F6F9" w:color="auto" w:val="clear"/>
+            <w:tcMar>
+              <w:top w:type="dxa" w:w="80"/>
+              <w:left w:type="dxa" w:w="110"/>
+              <w:bottom w:type="dxa" w:w="80"/>
+              <w:right w:type="dxa" w:w="110"/>
+            </w:tcMar>
+          </w:tcPr>
+          <w:p>
+            <w:pPr>
+              <w:spacing w:after="0" w:line="260"/>
+            </w:pPr>
+            <w:r>
+              <w:rPr>
+                <w:b w:val="false"/>
+                <w:bCs w:val="false"/>
+                <w:sz w:val="19"/>
+                <w:szCs w:val="19"/>
+              </w:rPr>
+              <w:t xml:space="preserve">an</w:t>
+            </w:r>
+          </w:p>
+        </w:tc>
+      </w:tr>
+      <w:tr>
+        <w:trPr>
+          <w:cantSplit/>
+        </w:trPr>
+        <w:tc>
+          <w:tcPr>
+            <w:tcW w:type="dxa" w:w="3000"/>
+            <w:tcBorders>
+              <w:top w:val="single" w:color="C9D1DA" w:sz="4"/>
+              <w:left w:val="single" w:color="C9D1DA" w:sz="4"/>
+              <w:bottom w:val="single" w:color="C9D1DA" w:sz="4"/>
+              <w:right w:val="single" w:color="C9D1DA" w:sz="4"/>
+            </w:tcBorders>
+            <w:tcMar>
+              <w:top w:type="dxa" w:w="80"/>
+              <w:left w:type="dxa" w:w="110"/>
+              <w:bottom w:type="dxa" w:w="80"/>
+              <w:right w:type="dxa" w:w="110"/>
+            </w:tcMar>
+          </w:tcPr>
+          <w:p>
+            <w:pPr>
+              <w:spacing w:after="0" w:line="260"/>
+            </w:pPr>
+            <w:r>
+              <w:rPr>
+                <w:b w:val="false"/>
+                <w:bCs w:val="false"/>
+                <w:sz w:val="19"/>
+                <w:szCs w:val="19"/>
+              </w:rPr>
+              <w:t xml:space="preserve">Prevent use of leaked passwords</w:t>
+            </w:r>
+          </w:p>
+        </w:tc>
+        <w:tc>
+          <w:tcPr>
+            <w:tcW w:type="dxa" w:w="6026"/>
+            <w:tcBorders>
+              <w:top w:val="single" w:color="C9D1DA" w:sz="4"/>
+              <w:left w:val="single" w:color="C9D1DA" w:sz="4"/>
+              <w:bottom w:val="single" w:color="C9D1DA" w:sz="4"/>
+              <w:right w:val="single" w:color="C9D1DA" w:sz="4"/>
+            </w:tcBorders>
+            <w:tcMar>
+              <w:top w:type="dxa" w:w="80"/>
+              <w:left w:type="dxa" w:w="110"/>
+              <w:bottom w:type="dxa" w:w="80"/>
+              <w:right w:type="dxa" w:w="110"/>
+            </w:tcMar>
+          </w:tcPr>
+          <w:p>
+            <w:pPr>
+              <w:spacing w:after="0" w:line="260"/>
+            </w:pPr>
+            <w:r>
+              <w:rPr>
+                <w:b w:val="false"/>
+                <w:bCs w:val="false"/>
+                <w:sz w:val="19"/>
+                <w:szCs w:val="19"/>
+              </w:rPr>
+              <w:t xml:space="preserve">an</w:t>
+            </w:r>
+          </w:p>
+        </w:tc>
+      </w:tr>
+      <w:tr>
+        <w:trPr>
+          <w:cantSplit/>
+        </w:trPr>
+        <w:tc>
+          <w:tcPr>
+            <w:tcW w:type="dxa" w:w="3000"/>
+            <w:tcBorders>
+              <w:top w:val="single" w:color="C9D1DA" w:sz="4"/>
+              <w:left w:val="single" w:color="C9D1DA" w:sz="4"/>
+              <w:bottom w:val="single" w:color="C9D1DA" w:sz="4"/>
+              <w:right w:val="single" w:color="C9D1DA" w:sz="4"/>
+            </w:tcBorders>
+            <w:shd w:fill="F3F6F9" w:color="auto" w:val="clear"/>
+            <w:tcMar>
+              <w:top w:type="dxa" w:w="80"/>
+              <w:left w:type="dxa" w:w="110"/>
+              <w:bottom w:type="dxa" w:w="80"/>
+              <w:right w:type="dxa" w:w="110"/>
+            </w:tcMar>
+          </w:tcPr>
+          <w:p>
+            <w:pPr>
+              <w:spacing w:after="0" w:line="260"/>
+            </w:pPr>
+            <w:r>
+              <w:rPr>
+                <w:b w:val="false"/>
+                <w:bCs w:val="false"/>
+                <w:sz w:val="19"/>
+                <w:szCs w:val="19"/>
+              </w:rPr>
+              <w:t xml:space="preserve">Minimum password length</w:t>
+            </w:r>
+          </w:p>
+        </w:tc>
+        <w:tc>
+          <w:tcPr>
+            <w:tcW w:type="dxa" w:w="6026"/>
+            <w:tcBorders>
+              <w:top w:val="single" w:color="C9D1DA" w:sz="4"/>
+              <w:left w:val="single" w:color="C9D1DA" w:sz="4"/>
+              <w:bottom w:val="single" w:color="C9D1DA" w:sz="4"/>
+              <w:right w:val="single" w:color="C9D1DA" w:sz="4"/>
+            </w:tcBorders>
+            <w:shd w:fill="F3F6F9" w:color="auto" w:val="clear"/>
+            <w:tcMar>
+              <w:top w:type="dxa" w:w="80"/>
+              <w:left w:type="dxa" w:w="110"/>
+              <w:bottom w:type="dxa" w:w="80"/>
+              <w:right w:type="dxa" w:w="110"/>
+            </w:tcMar>
+          </w:tcPr>
+          <w:p>
+            <w:pPr>
+              <w:spacing w:after="0" w:line="260"/>
+            </w:pPr>
+            <w:r>
+              <w:rPr>
+                <w:b w:val="false"/>
+                <w:bCs w:val="false"/>
+                <w:sz w:val="19"/>
+                <w:szCs w:val="19"/>
+              </w:rPr>
+              <w:t xml:space="preserve">12 Zeichen</w:t>
+            </w:r>
+          </w:p>
+        </w:tc>
+      </w:tr>
+      <w:tr>
+        <w:trPr>
+          <w:cantSplit/>
+        </w:trPr>
+        <w:tc>
+          <w:tcPr>
+            <w:tcW w:type="dxa" w:w="3000"/>
+            <w:tcBorders>
+              <w:top w:val="single" w:color="C9D1DA" w:sz="4"/>
+              <w:left w:val="single" w:color="C9D1DA" w:sz="4"/>
+              <w:bottom w:val="single" w:color="C9D1DA" w:sz="4"/>
+              <w:right w:val="single" w:color="C9D1DA" w:sz="4"/>
+            </w:tcBorders>
+            <w:tcMar>
+              <w:top w:type="dxa" w:w="80"/>
+              <w:left w:type="dxa" w:w="110"/>
+              <w:bottom w:type="dxa" w:w="80"/>
+              <w:right w:type="dxa" w:w="110"/>
+            </w:tcMar>
+          </w:tcPr>
+          <w:p>
+            <w:pPr>
+              <w:spacing w:after="0" w:line="260"/>
+            </w:pPr>
+            <w:r>
+              <w:rPr>
+                <w:b w:val="false"/>
+                <w:bCs w:val="false"/>
+                <w:sz w:val="19"/>
+                <w:szCs w:val="19"/>
+              </w:rPr>
+              <w:t xml:space="preserve">Password requirements</w:t>
+            </w:r>
+          </w:p>
+        </w:tc>
+        <w:tc>
+          <w:tcPr>
+            <w:tcW w:type="dxa" w:w="6026"/>
+            <w:tcBorders>
+              <w:top w:val="single" w:color="C9D1DA" w:sz="4"/>
+              <w:left w:val="single" w:color="C9D1DA" w:sz="4"/>
+              <w:bottom w:val="single" w:color="C9D1DA" w:sz="4"/>
+              <w:right w:val="single" w:color="C9D1DA" w:sz="4"/>
+            </w:tcBorders>
+            <w:tcMar>
+              <w:top w:type="dxa" w:w="80"/>
+              <w:left w:type="dxa" w:w="110"/>
+              <w:bottom w:type="dxa" w:w="80"/>
+              <w:right w:type="dxa" w:w="110"/>
+            </w:tcMar>
+          </w:tcPr>
+          <w:p>
+            <w:pPr>
+              <w:spacing w:after="0" w:line="260"/>
+            </w:pPr>
+            <w:r>
+              <w:rPr>
+                <w:b w:val="false"/>
+                <w:bCs w:val="false"/>
+                <w:sz w:val="19"/>
+                <w:szCs w:val="19"/>
+              </w:rPr>
+              <w:t xml:space="preserve">Klein- und Großbuchstaben, Ziffern und Sonderzeichen</w:t>
+            </w:r>
+          </w:p>
+        </w:tc>
+      </w:tr>
+      <w:tr>
+        <w:trPr>
+          <w:cantSplit/>
+        </w:trPr>
+        <w:tc>
+          <w:tcPr>
+            <w:tcW w:type="dxa" w:w="3000"/>
+            <w:tcBorders>
+              <w:top w:val="single" w:color="C9D1DA" w:sz="4"/>
+              <w:left w:val="single" w:color="C9D1DA" w:sz="4"/>
+              <w:bottom w:val="single" w:color="C9D1DA" w:sz="4"/>
+              <w:right w:val="single" w:color="C9D1DA" w:sz="4"/>
+            </w:tcBorders>
+            <w:shd w:fill="F3F6F9" w:color="auto" w:val="clear"/>
+            <w:tcMar>
+              <w:top w:type="dxa" w:w="80"/>
+              <w:left w:type="dxa" w:w="110"/>
+              <w:bottom w:type="dxa" w:w="80"/>
+              <w:right w:type="dxa" w:w="110"/>
+            </w:tcMar>
+          </w:tcPr>
+          <w:p>
+            <w:pPr>
+              <w:spacing w:after="0" w:line="260"/>
+            </w:pPr>
+            <w:r>
+              <w:rPr>
+                <w:b w:val="false"/>
+                <w:bCs w:val="false"/>
+                <w:sz w:val="19"/>
+                <w:szCs w:val="19"/>
+              </w:rPr>
+              <w:t xml:space="preserve">Enable email provider / Secure email change</w:t>
+            </w:r>
+          </w:p>
+        </w:tc>
+        <w:tc>
+          <w:tcPr>
+            <w:tcW w:type="dxa" w:w="6026"/>
+            <w:tcBorders>
+              <w:top w:val="single" w:color="C9D1DA" w:sz="4"/>
+              <w:left w:val="single" w:color="C9D1DA" w:sz="4"/>
+              <w:bottom w:val="single" w:color="C9D1DA" w:sz="4"/>
+              <w:right w:val="single" w:color="C9D1DA" w:sz="4"/>
+            </w:tcBorders>
+            <w:shd w:fill="F3F6F9" w:color="auto" w:val="clear"/>
+            <w:tcMar>
+              <w:top w:type="dxa" w:w="80"/>
+              <w:left w:type="dxa" w:w="110"/>
+              <w:bottom w:type="dxa" w:w="80"/>
+              <w:right w:type="dxa" w:w="110"/>
+            </w:tcMar>
+          </w:tcPr>
+          <w:p>
+            <w:pPr>
+              <w:spacing w:after="0" w:line="260"/>
+            </w:pPr>
+            <w:r>
+              <w:rPr>
+                <w:b w:val="false"/>
+                <w:bCs w:val="false"/>
+                <w:sz w:val="19"/>
+                <w:szCs w:val="19"/>
+              </w:rPr>
+              <w:t xml:space="preserve">an (unverändert)</w:t>
+            </w:r>
+          </w:p>
+        </w:tc>
+      </w:tr>
+      <w:tr>
+        <w:trPr>
+          <w:cantSplit/>
+        </w:trPr>
+        <w:tc>
+          <w:tcPr>
+            <w:tcW w:type="dxa" w:w="3000"/>
+            <w:tcBorders>
+              <w:top w:val="single" w:color="C9D1DA" w:sz="4"/>
+              <w:left w:val="single" w:color="C9D1DA" w:sz="4"/>
+              <w:bottom w:val="single" w:color="C9D1DA" w:sz="4"/>
+              <w:right w:val="single" w:color="C9D1DA" w:sz="4"/>
+            </w:tcBorders>
+            <w:tcMar>
+              <w:top w:type="dxa" w:w="80"/>
+              <w:left w:type="dxa" w:w="110"/>
+              <w:bottom w:type="dxa" w:w="80"/>
+              <w:right w:type="dxa" w:w="110"/>
+            </w:tcMar>
+          </w:tcPr>
+          <w:p>
+            <w:pPr>
+              <w:spacing w:after="0" w:line="260"/>
+            </w:pPr>
+            <w:r>
+              <w:rPr>
+                <w:b w:val="false"/>
+                <w:bCs w:val="false"/>
+                <w:sz w:val="19"/>
+                <w:szCs w:val="19"/>
+              </w:rPr>
+              <w:t xml:space="preserve">Email OTP expiration / length</w:t>
+            </w:r>
+          </w:p>
+        </w:tc>
+        <w:tc>
+          <w:tcPr>
+            <w:tcW w:type="dxa" w:w="6026"/>
+            <w:tcBorders>
+              <w:top w:val="single" w:color="C9D1DA" w:sz="4"/>
+              <w:left w:val="single" w:color="C9D1DA" w:sz="4"/>
+              <w:bottom w:val="single" w:color="C9D1DA" w:sz="4"/>
+              <w:right w:val="single" w:color="C9D1DA" w:sz="4"/>
+            </w:tcBorders>
+            <w:tcMar>
+              <w:top w:type="dxa" w:w="80"/>
+              <w:left w:type="dxa" w:w="110"/>
+              <w:bottom w:type="dxa" w:w="80"/>
+              <w:right w:type="dxa" w:w="110"/>
+            </w:tcMar>
+          </w:tcPr>
+          <w:p>
+            <w:pPr>
+              <w:spacing w:after="0" w:line="260"/>
+            </w:pPr>
+            <w:r>
+              <w:rPr>
+                <w:b w:val="false"/>
+                <w:bCs w:val="false"/>
+                <w:sz w:val="19"/>
+                <w:szCs w:val="19"/>
+              </w:rPr>
+              <w:t xml:space="preserve">3600 Sekunden / 8 Ziffern (unverändert)</w:t>
+            </w:r>
+          </w:p>
+        </w:tc>
+      </w:tr>
+    </w:tbl>
+    <w:p>
+      <w:pPr>
+        <w:spacing w:after="120"/>
+      </w:pPr>
+    </w:p>
+    <w:p>
+      <w:pPr>
+        <w:pStyle w:val="Heading1"/>
+      </w:pPr>
+      <w:r>
+        <w:t xml:space="preserve">M-02  Sicherheits-Header des Frontends</w:t>
+      </w:r>
+    </w:p>
+    <w:tbl>
+      <w:tblPr>
+        <w:tblW w:type="dxa" w:w="9026"/>
+        <w:tblBorders>
+          <w:top w:val="single" w:color="auto" w:sz="4"/>
+          <w:left w:val="single" w:color="auto" w:sz="4"/>
+          <w:bottom w:val="single" w:color="auto" w:sz="4"/>
+          <w:right w:val="single" w:color="auto" w:sz="4"/>
+          <w:insideH w:val="single" w:color="auto" w:sz="4"/>
+          <w:insideV w:val="single" w:color="auto" w:sz="4"/>
+        </w:tblBorders>
+      </w:tblPr>
+      <w:tblGrid>
+        <w:gridCol w:w="2600"/>
+        <w:gridCol w:w="6426"/>
+      </w:tblGrid>
+      <w:tr>
+        <w:trPr>
+          <w:tblHeader/>
+        </w:trPr>
+        <w:tc>
+          <w:tcPr>
+            <w:tcW w:type="dxa" w:w="2600"/>
+            <w:tcBorders>
+              <w:top w:val="single" w:color="C9D1DA" w:sz="4"/>
+              <w:left w:val="single" w:color="C9D1DA" w:sz="4"/>
+              <w:bottom w:val="single" w:color="C9D1DA" w:sz="4"/>
+              <w:right w:val="single" w:color="C9D1DA" w:sz="4"/>
+            </w:tcBorders>
+            <w:shd w:fill="1F3A5F" w:color="auto" w:val="clear"/>
+            <w:tcMar>
+              <w:top w:type="dxa" w:w="80"/>
+              <w:left w:type="dxa" w:w="110"/>
+              <w:bottom w:type="dxa" w:w="80"/>
+              <w:right w:type="dxa" w:w="110"/>
+            </w:tcMar>
+          </w:tcPr>
+          <w:p>
+            <w:pPr>
+              <w:spacing w:after="0" w:line="260"/>
+            </w:pPr>
+            <w:r>
+              <w:rPr>
+                <w:b/>
+                <w:bCs/>
+                <w:color w:val="FFFFFF"/>
+                <w:sz w:val="19"/>
+                <w:szCs w:val="19"/>
+              </w:rPr>
+              <w:t xml:space="preserve">Angabe</w:t>
+            </w:r>
+          </w:p>
+        </w:tc>
+        <w:tc>
+          <w:tcPr>
+            <w:tcW w:type="dxa" w:w="6426"/>
+            <w:tcBorders>
+              <w:top w:val="single" w:color="C9D1DA" w:sz="4"/>
+              <w:left w:val="single" w:color="C9D1DA" w:sz="4"/>
+              <w:bottom w:val="single" w:color="C9D1DA" w:sz="4"/>
+              <w:right w:val="single" w:color="C9D1DA" w:sz="4"/>
+            </w:tcBorders>
+            <w:shd w:fill="1F3A5F" w:color="auto" w:val="clear"/>
+            <w:tcMar>
+              <w:top w:type="dxa" w:w="80"/>
+              <w:left w:type="dxa" w:w="110"/>
+              <w:bottom w:type="dxa" w:w="80"/>
+              <w:right w:type="dxa" w:w="110"/>
+            </w:tcMar>
+          </w:tcPr>
+          <w:p>
+            <w:pPr>
+              <w:spacing w:after="0" w:line="260"/>
+            </w:pPr>
+            <w:r>
+              <w:rPr>
+                <w:b/>
+                <w:bCs/>
+                <w:color w:val="FFFFFF"/>
+                <w:sz w:val="19"/>
+                <w:szCs w:val="19"/>
+              </w:rPr>
+              <w:t xml:space="preserve">Wert</w:t>
+            </w:r>
+          </w:p>
+        </w:tc>
+      </w:tr>
+      <w:tr>
+        <w:trPr>
+          <w:cantSplit/>
+        </w:trPr>
+        <w:tc>
+          <w:tcPr>
+            <w:tcW w:type="dxa" w:w="2600"/>
+            <w:tcBorders>
+              <w:top w:val="single" w:color="C9D1DA" w:sz="4"/>
+              <w:left w:val="single" w:color="C9D1DA" w:sz="4"/>
+              <w:bottom w:val="single" w:color="C9D1DA" w:sz="4"/>
+              <w:right w:val="single" w:color="C9D1DA" w:sz="4"/>
+            </w:tcBorders>
+            <w:tcMar>
+              <w:top w:type="dxa" w:w="80"/>
+              <w:left w:type="dxa" w:w="110"/>
+              <w:bottom w:type="dxa" w:w="80"/>
+              <w:right w:type="dxa" w:w="110"/>
+            </w:tcMar>
+          </w:tcPr>
+          <w:p>
+            <w:pPr>
+              <w:spacing w:after="0" w:line="260"/>
+            </w:pPr>
+            <w:r>
+              <w:rPr>
+                <w:b w:val="false"/>
+                <w:bCs w:val="false"/>
+                <w:sz w:val="19"/>
+                <w:szCs w:val="19"/>
+              </w:rPr>
+              <w:t xml:space="preserve">Geprüft am</w:t>
+            </w:r>
+          </w:p>
+        </w:tc>
+        <w:tc>
+          <w:tcPr>
+            <w:tcW w:type="dxa" w:w="6426"/>
+            <w:tcBorders>
+              <w:top w:val="single" w:color="C9D1DA" w:sz="4"/>
+              <w:left w:val="single" w:color="C9D1DA" w:sz="4"/>
+              <w:bottom w:val="single" w:color="C9D1DA" w:sz="4"/>
+              <w:right w:val="single" w:color="C9D1DA" w:sz="4"/>
+            </w:tcBorders>
+            <w:tcMar>
+              <w:top w:type="dxa" w:w="80"/>
+              <w:left w:type="dxa" w:w="110"/>
+              <w:bottom w:type="dxa" w:w="80"/>
+              <w:right w:type="dxa" w:w="110"/>
+            </w:tcMar>
+          </w:tcPr>
+          <w:p>
+            <w:pPr>
+              <w:spacing w:after="0" w:line="260"/>
+            </w:pPr>
+            <w:r>
+              <w:rPr>
+                <w:b w:val="false"/>
+                <w:bCs w:val="false"/>
+                <w:sz w:val="19"/>
+                <w:szCs w:val="19"/>
+              </w:rPr>
+              <w:t xml:space="preserve">22.09.2026</w:t>
+            </w:r>
+          </w:p>
+        </w:tc>
+      </w:tr>
+      <w:tr>
+        <w:trPr>
+          <w:cantSplit/>
+        </w:trPr>
+        <w:tc>
+          <w:tcPr>
+            <w:tcW w:type="dxa" w:w="2600"/>
+            <w:tcBorders>
+              <w:top w:val="single" w:color="C9D1DA" w:sz="4"/>
+              <w:left w:val="single" w:color="C9D1DA" w:sz="4"/>
+              <w:bottom w:val="single" w:color="C9D1DA" w:sz="4"/>
+              <w:right w:val="single" w:color="C9D1DA" w:sz="4"/>
+            </w:tcBorders>
+            <w:shd w:fill="F3F6F9" w:color="auto" w:val="clear"/>
+            <w:tcMar>
+              <w:top w:type="dxa" w:w="80"/>
+              <w:left w:type="dxa" w:w="110"/>
+              <w:bottom w:type="dxa" w:w="80"/>
+              <w:right w:type="dxa" w:w="110"/>
+            </w:tcMar>
+          </w:tcPr>
+          <w:p>
+            <w:pPr>
+              <w:spacing w:after="0" w:line="260"/>
+            </w:pPr>
+            <w:r>
+              <w:rPr>
+                <w:b w:val="false"/>
+                <w:bCs w:val="false"/>
+                <w:sz w:val="19"/>
+                <w:szCs w:val="19"/>
+              </w:rPr>
+              <w:t xml:space="preserve">Ort</w:t>
+            </w:r>
+          </w:p>
+        </w:tc>
+        <w:tc>
+          <w:tcPr>
+            <w:tcW w:type="dxa" w:w="6426"/>
+            <w:tcBorders>
+              <w:top w:val="single" w:color="C9D1DA" w:sz="4"/>
+              <w:left w:val="single" w:color="C9D1DA" w:sz="4"/>
+              <w:bottom w:val="single" w:color="C9D1DA" w:sz="4"/>
+              <w:right w:val="single" w:color="C9D1DA" w:sz="4"/>
+            </w:tcBorders>
+            <w:shd w:fill="F3F6F9" w:color="auto" w:val="clear"/>
+            <w:tcMar>
+              <w:top w:type="dxa" w:w="80"/>
+              <w:left w:type="dxa" w:w="110"/>
+              <w:bottom w:type="dxa" w:w="80"/>
+              <w:right w:type="dxa" w:w="110"/>
+            </w:tcMar>
+          </w:tcPr>
+          <w:p>
+            <w:pPr>
+              <w:spacing w:after="0" w:line="260"/>
+            </w:pPr>
+            <w:r>
+              <w:rPr>
+                <w:b w:val="false"/>
+                <w:bCs w:val="false"/>
+                <w:sz w:val="19"/>
+                <w:szCs w:val="19"/>
+              </w:rPr>
+              <w:t xml:space="preserve">Quellcode (vercel.json, public/_headers) und Testinstanz https://fernau-erp-dev.pages.dev (Cloudflare Pages); Abfrage nur lesend, ohne Anmeldung</w:t>
+            </w:r>
+          </w:p>
+        </w:tc>
+      </w:tr>
+      <w:tr>
+        <w:trPr>
+          <w:cantSplit/>
+        </w:trPr>
+        <w:tc>
+          <w:tcPr>
+            <w:tcW w:type="dxa" w:w="2600"/>
+            <w:tcBorders>
+              <w:top w:val="single" w:color="C9D1DA" w:sz="4"/>
+              <w:left w:val="single" w:color="C9D1DA" w:sz="4"/>
+              <w:bottom w:val="single" w:color="C9D1DA" w:sz="4"/>
+              <w:right w:val="single" w:color="C9D1DA" w:sz="4"/>
+            </w:tcBorders>
+            <w:tcMar>
+              <w:top w:type="dxa" w:w="80"/>
+              <w:left w:type="dxa" w:w="110"/>
+              <w:bottom w:type="dxa" w:w="80"/>
+              <w:right w:type="dxa" w:w="110"/>
+            </w:tcMar>
+          </w:tcPr>
+          <w:p>
+            <w:pPr>
+              <w:spacing w:after="0" w:line="260"/>
+            </w:pPr>
+            <w:r>
+              <w:rPr>
+                <w:b w:val="false"/>
+                <w:bCs w:val="false"/>
+                <w:sz w:val="19"/>
+                <w:szCs w:val="19"/>
+              </w:rPr>
+              <w:t xml:space="preserve">Nachweis</w:t>
+            </w:r>
+          </w:p>
+        </w:tc>
+        <w:tc>
+          <w:tcPr>
+            <w:tcW w:type="dxa" w:w="6426"/>
+            <w:tcBorders>
+              <w:top w:val="single" w:color="C9D1DA" w:sz="4"/>
+              <w:left w:val="single" w:color="C9D1DA" w:sz="4"/>
+              <w:bottom w:val="single" w:color="C9D1DA" w:sz="4"/>
+              <w:right w:val="single" w:color="C9D1DA" w:sz="4"/>
+            </w:tcBorders>
+            <w:tcMar>
+              <w:top w:type="dxa" w:w="80"/>
+              <w:left w:type="dxa" w:w="110"/>
+              <w:bottom w:type="dxa" w:w="80"/>
+              <w:right w:type="dxa" w:w="110"/>
+            </w:tcMar>
+          </w:tcPr>
+          <w:p>
+            <w:pPr>
+              <w:spacing w:after="0" w:line="260"/>
+            </w:pPr>
+            <w:r>
+              <w:rPr>
+                <w:b w:val="false"/>
+                <w:bCs w:val="false"/>
+                <w:sz w:val="19"/>
+                <w:szCs w:val="19"/>
+              </w:rPr>
+              <w:t xml:space="preserve">HTTP-Antwort-Header der Startseite vom 22.09.2026 (vorher) und 24.09.2026, 12:48 Uhr (nachher); Datei public/_headers im Kunden-Repository</w:t>
+            </w:r>
+          </w:p>
+        </w:tc>
+      </w:tr>
+      <w:tr>
+        <w:trPr>
+          <w:cantSplit/>
+        </w:trPr>
+        <w:tc>
+          <w:tcPr>
+            <w:tcW w:type="dxa" w:w="2600"/>
+            <w:tcBorders>
+              <w:top w:val="single" w:color="C9D1DA" w:sz="4"/>
+              <w:left w:val="single" w:color="C9D1DA" w:sz="4"/>
+              <w:bottom w:val="single" w:color="C9D1DA" w:sz="4"/>
+              <w:right w:val="single" w:color="C9D1DA" w:sz="4"/>
+            </w:tcBorders>
+            <w:shd w:fill="F3F6F9" w:color="auto" w:val="clear"/>
+            <w:tcMar>
+              <w:top w:type="dxa" w:w="80"/>
+              <w:left w:type="dxa" w:w="110"/>
+              <w:bottom w:type="dxa" w:w="80"/>
+              <w:right w:type="dxa" w:w="110"/>
+            </w:tcMar>
+          </w:tcPr>
+          <w:p>
+            <w:pPr>
+              <w:spacing w:after="0" w:line="260"/>
+            </w:pPr>
+            <w:r>
+              <w:rPr>
+                <w:b w:val="false"/>
+                <w:bCs w:val="false"/>
+                <w:sz w:val="19"/>
+                <w:szCs w:val="19"/>
+              </w:rPr>
+              <w:t xml:space="preserve">Ergebnis</w:t>
+            </w:r>
+          </w:p>
+        </w:tc>
+        <w:tc>
+          <w:tcPr>
+            <w:tcW w:type="dxa" w:w="6426"/>
+            <w:tcBorders>
+              <w:top w:val="single" w:color="C9D1DA" w:sz="4"/>
+              <w:left w:val="single" w:color="C9D1DA" w:sz="4"/>
+              <w:bottom w:val="single" w:color="C9D1DA" w:sz="4"/>
+              <w:right w:val="single" w:color="C9D1DA" w:sz="4"/>
+            </w:tcBorders>
+            <w:shd w:fill="F3F6F9" w:color="auto" w:val="clear"/>
+            <w:tcMar>
+              <w:top w:type="dxa" w:w="80"/>
+              <w:left w:type="dxa" w:w="110"/>
+              <w:bottom w:type="dxa" w:w="80"/>
+              <w:right w:type="dxa" w:w="110"/>
+            </w:tcMar>
+          </w:tcPr>
+          <w:p>
+            <w:pPr>
+              <w:spacing w:after="0" w:line="260"/>
+            </w:pPr>
+            <w:r>
+              <w:rPr>
+                <w:b w:val="false"/>
+                <w:bCs w:val="false"/>
+                <w:sz w:val="19"/>
+                <w:szCs w:val="19"/>
+              </w:rPr>
+              <w:t xml:space="preserve">Mangel – Mittel</w:t>
+            </w:r>
+          </w:p>
+        </w:tc>
+      </w:tr>
+      <w:tr>
+        <w:trPr>
+          <w:cantSplit/>
+        </w:trPr>
+        <w:tc>
+          <w:tcPr>
+            <w:tcW w:type="dxa" w:w="2600"/>
+            <w:tcBorders>
+              <w:top w:val="single" w:color="C9D1DA" w:sz="4"/>
+              <w:left w:val="single" w:color="C9D1DA" w:sz="4"/>
+              <w:bottom w:val="single" w:color="C9D1DA" w:sz="4"/>
+              <w:right w:val="single" w:color="C9D1DA" w:sz="4"/>
+            </w:tcBorders>
+            <w:tcMar>
+              <w:top w:type="dxa" w:w="80"/>
+              <w:left w:type="dxa" w:w="110"/>
+              <w:bottom w:type="dxa" w:w="80"/>
+              <w:right w:type="dxa" w:w="110"/>
+            </w:tcMar>
+          </w:tcPr>
+          <w:p>
+            <w:pPr>
+              <w:spacing w:after="0" w:line="260"/>
+            </w:pPr>
+            <w:r>
+              <w:rPr>
+                <w:b w:val="false"/>
+                <w:bCs w:val="false"/>
+                <w:sz w:val="19"/>
+                <w:szCs w:val="19"/>
+              </w:rPr>
+              <w:t xml:space="preserve">Status</w:t>
+            </w:r>
+          </w:p>
+        </w:tc>
+        <w:tc>
+          <w:tcPr>
+            <w:tcW w:type="dxa" w:w="6426"/>
+            <w:tcBorders>
+              <w:top w:val="single" w:color="C9D1DA" w:sz="4"/>
+              <w:left w:val="single" w:color="C9D1DA" w:sz="4"/>
+              <w:bottom w:val="single" w:color="C9D1DA" w:sz="4"/>
+              <w:right w:val="single" w:color="C9D1DA" w:sz="4"/>
+            </w:tcBorders>
+            <w:tcMar>
+              <w:top w:type="dxa" w:w="80"/>
+              <w:left w:type="dxa" w:w="110"/>
+              <w:bottom w:type="dxa" w:w="80"/>
+              <w:right w:type="dxa" w:w="110"/>
+            </w:tcMar>
+          </w:tcPr>
+          <w:p>
+            <w:pPr>
+              <w:spacing w:after="0" w:line="260"/>
+            </w:pPr>
+            <w:r>
+              <w:rPr>
+                <w:b w:val="false"/>
+                <w:bCs w:val="false"/>
+                <w:sz w:val="19"/>
+                <w:szCs w:val="19"/>
+              </w:rPr>
+              <w:t xml:space="preserve">Behoben (nachgeprüft 24.09.2026)</w:t>
+            </w:r>
+          </w:p>
+        </w:tc>
+      </w:tr>
+    </w:tbl>
+    <w:p>
+      <w:pPr>
+        <w:spacing w:after="120"/>
+      </w:pPr>
+    </w:p>
+    <w:p>
+      <w:pPr>
+        <w:pStyle w:val="Heading2"/>
+      </w:pPr>
+      <w:r>
+        <w:t xml:space="preserve">Anlass</w:t>
+      </w:r>
+    </w:p>
+    <w:p>
+      <w:pPr>
+        <w:spacing w:after="120" w:line="300"/>
+      </w:pPr>
+      <w:r>
+        <w:t xml:space="preserve">Die automatische Prüfung meldete für das Frontend fehlende Sicherheits-Header, u. a. Content-Security-Policy, HSTS und Schutz gegen Einbettung in fremde Seiten (Clickjacking). Im Quellcode sind diese Header jedoch konfiguriert. Die Abweichung wurde per Code-Review und passiver Abfrage der Testinstanz untersucht.</w:t>
+      </w:r>
+    </w:p>
+    <w:p>
+      <w:pPr>
+        <w:pStyle w:val="Heading2"/>
+      </w:pPr>
+      <w:r>
+        <w:t xml:space="preserve">Ist-Zustand</w:t>
+      </w:r>
+    </w:p>
+    <w:tbl>
+      <w:tblPr>
+        <w:tblW w:type="dxa" w:w="9026"/>
+        <w:tblBorders>
+          <w:top w:val="single" w:color="auto" w:sz="4"/>
+          <w:left w:val="single" w:color="auto" w:sz="4"/>
+          <w:bottom w:val="single" w:color="auto" w:sz="4"/>
+          <w:right w:val="single" w:color="auto" w:sz="4"/>
+          <w:insideH w:val="single" w:color="auto" w:sz="4"/>
+          <w:insideV w:val="single" w:color="auto" w:sz="4"/>
+        </w:tblBorders>
+      </w:tblPr>
+      <w:tblGrid>
+        <w:gridCol w:w="3300"/>
+        <w:gridCol w:w="1600"/>
+        <w:gridCol w:w="4126"/>
+      </w:tblGrid>
+      <w:tr>
+        <w:trPr>
+          <w:tblHeader/>
+        </w:trPr>
+        <w:tc>
+          <w:tcPr>
+            <w:tcW w:type="dxa" w:w="3300"/>
+            <w:tcBorders>
+              <w:top w:val="single" w:color="C9D1DA" w:sz="4"/>
+              <w:left w:val="single" w:color="C9D1DA" w:sz="4"/>
+              <w:bottom w:val="single" w:color="C9D1DA" w:sz="4"/>
+              <w:right w:val="single" w:color="C9D1DA" w:sz="4"/>
+            </w:tcBorders>
+            <w:shd w:fill="1F3A5F" w:color="auto" w:val="clear"/>
+            <w:tcMar>
+              <w:top w:type="dxa" w:w="80"/>
+              <w:left w:type="dxa" w:w="110"/>
+              <w:bottom w:type="dxa" w:w="80"/>
+              <w:right w:type="dxa" w:w="110"/>
+            </w:tcMar>
+          </w:tcPr>
+          <w:p>
+            <w:pPr>
+              <w:spacing w:after="0" w:line="260"/>
+            </w:pPr>
+            <w:r>
+              <w:rPr>
+                <w:b/>
+                <w:bCs/>
+                <w:color w:val="FFFFFF"/>
+                <w:sz w:val="19"/>
+                <w:szCs w:val="19"/>
+              </w:rPr>
+              <w:t xml:space="preserve">Header</w:t>
+            </w:r>
+          </w:p>
+        </w:tc>
+        <w:tc>
+          <w:tcPr>
+            <w:tcW w:type="dxa" w:w="1600"/>
+            <w:tcBorders>
+              <w:top w:val="single" w:color="C9D1DA" w:sz="4"/>
+              <w:left w:val="single" w:color="C9D1DA" w:sz="4"/>
+              <w:bottom w:val="single" w:color="C9D1DA" w:sz="4"/>
+              <w:right w:val="single" w:color="C9D1DA" w:sz="4"/>
+            </w:tcBorders>
+            <w:shd w:fill="1F3A5F" w:color="auto" w:val="clear"/>
+            <w:tcMar>
+              <w:top w:type="dxa" w:w="80"/>
+              <w:left w:type="dxa" w:w="110"/>
+              <w:bottom w:type="dxa" w:w="80"/>
+              <w:right w:type="dxa" w:w="110"/>
+            </w:tcMar>
+          </w:tcPr>
+          <w:p>
+            <w:pPr>
+              <w:spacing w:after="0" w:line="260"/>
+            </w:pPr>
+            <w:r>
+              <w:rPr>
+                <w:b/>
+                <w:bCs/>
+                <w:color w:val="FFFFFF"/>
+                <w:sz w:val="19"/>
+                <w:szCs w:val="19"/>
+              </w:rPr>
+              <w:t xml:space="preserve">Ausgeliefert</w:t>
+            </w:r>
+          </w:p>
+        </w:tc>
+        <w:tc>
+          <w:tcPr>
+            <w:tcW w:type="dxa" w:w="4126"/>
+            <w:tcBorders>
+              <w:top w:val="single" w:color="C9D1DA" w:sz="4"/>
+              <w:left w:val="single" w:color="C9D1DA" w:sz="4"/>
+              <w:bottom w:val="single" w:color="C9D1DA" w:sz="4"/>
+              <w:right w:val="single" w:color="C9D1DA" w:sz="4"/>
+            </w:tcBorders>
+            <w:shd w:fill="1F3A5F" w:color="auto" w:val="clear"/>
+            <w:tcMar>
+              <w:top w:type="dxa" w:w="80"/>
+              <w:left w:type="dxa" w:w="110"/>
+              <w:bottom w:type="dxa" w:w="80"/>
+              <w:right w:type="dxa" w:w="110"/>
+            </w:tcMar>
+          </w:tcPr>
+          <w:p>
+            <w:pPr>
+              <w:spacing w:after="0" w:line="260"/>
+            </w:pPr>
+            <w:r>
+              <w:rPr>
+                <w:b/>
+                <w:bCs/>
+                <w:color w:val="FFFFFF"/>
+                <w:sz w:val="19"/>
+                <w:szCs w:val="19"/>
+              </w:rPr>
+              <w:t xml:space="preserve">Bewertung</w:t>
+            </w:r>
+          </w:p>
+        </w:tc>
+      </w:tr>
+      <w:tr>
+        <w:trPr>
+          <w:cantSplit/>
+        </w:trPr>
+        <w:tc>
+          <w:tcPr>
+            <w:tcW w:type="dxa" w:w="3300"/>
+            <w:tcBorders>
+              <w:top w:val="single" w:color="C9D1DA" w:sz="4"/>
+              <w:left w:val="single" w:color="C9D1DA" w:sz="4"/>
+              <w:bottom w:val="single" w:color="C9D1DA" w:sz="4"/>
+              <w:right w:val="single" w:color="C9D1DA" w:sz="4"/>
+            </w:tcBorders>
+            <w:tcMar>
+              <w:top w:type="dxa" w:w="80"/>
+              <w:left w:type="dxa" w:w="110"/>
+              <w:bottom w:type="dxa" w:w="80"/>
+              <w:right w:type="dxa" w:w="110"/>
+            </w:tcMar>
+          </w:tcPr>
+          <w:p>
+            <w:pPr>
+              <w:spacing w:after="0" w:line="260"/>
+            </w:pPr>
+            <w:r>
+              <w:rPr>
+                <w:b w:val="false"/>
+                <w:bCs w:val="false"/>
+                <w:sz w:val="19"/>
+                <w:szCs w:val="19"/>
+              </w:rPr>
+              <w:t xml:space="preserve">Content-Security-Policy</w:t>
+            </w:r>
+          </w:p>
+        </w:tc>
+        <w:tc>
+          <w:tcPr>
+            <w:tcW w:type="dxa" w:w="1600"/>
+            <w:tcBorders>
+              <w:top w:val="single" w:color="C9D1DA" w:sz="4"/>
+              <w:left w:val="single" w:color="C9D1DA" w:sz="4"/>
+              <w:bottom w:val="single" w:color="C9D1DA" w:sz="4"/>
+              <w:right w:val="single" w:color="C9D1DA" w:sz="4"/>
+            </w:tcBorders>
+            <w:tcMar>
+              <w:top w:type="dxa" w:w="80"/>
+              <w:left w:type="dxa" w:w="110"/>
+              <w:bottom w:type="dxa" w:w="80"/>
+              <w:right w:type="dxa" w:w="110"/>
+            </w:tcMar>
+          </w:tcPr>
+          <w:p>
+            <w:pPr>
+              <w:spacing w:after="0" w:line="260"/>
+            </w:pPr>
+            <w:r>
+              <w:rPr>
+                <w:b w:val="false"/>
+                <w:bCs w:val="false"/>
+                <w:sz w:val="19"/>
+                <w:szCs w:val="19"/>
+              </w:rPr>
+              <w:t xml:space="preserve">nein</w:t>
+            </w:r>
+          </w:p>
+        </w:tc>
+        <w:tc>
+          <w:tcPr>
+            <w:tcW w:type="dxa" w:w="4126"/>
+            <w:tcBorders>
+              <w:top w:val="single" w:color="C9D1DA" w:sz="4"/>
+              <w:left w:val="single" w:color="C9D1DA" w:sz="4"/>
+              <w:bottom w:val="single" w:color="C9D1DA" w:sz="4"/>
+              <w:right w:val="single" w:color="C9D1DA" w:sz="4"/>
+            </w:tcBorders>
+            <w:tcMar>
+              <w:top w:type="dxa" w:w="80"/>
+              <w:left w:type="dxa" w:w="110"/>
+              <w:bottom w:type="dxa" w:w="80"/>
+              <w:right w:type="dxa" w:w="110"/>
+            </w:tcMar>
+          </w:tcPr>
+          <w:p>
+            <w:pPr>
+              <w:spacing w:after="0" w:line="260"/>
+            </w:pPr>
+            <w:r>
+              <w:rPr>
+                <w:b w:val="false"/>
+                <w:bCs w:val="false"/>
+                <w:sz w:val="19"/>
+                <w:szCs w:val="19"/>
+              </w:rPr>
+              <w:t xml:space="preserve">Mangel – kein Schutz gegen nachgeladene fremde Skripte (Folgen von Cross-Site-Scripting)</w:t>
+            </w:r>
+          </w:p>
+        </w:tc>
+      </w:tr>
+      <w:tr>
+        <w:trPr>
+          <w:cantSplit/>
+        </w:trPr>
+        <w:tc>
+          <w:tcPr>
+            <w:tcW w:type="dxa" w:w="3300"/>
+            <w:tcBorders>
+              <w:top w:val="single" w:color="C9D1DA" w:sz="4"/>
+              <w:left w:val="single" w:color="C9D1DA" w:sz="4"/>
+              <w:bottom w:val="single" w:color="C9D1DA" w:sz="4"/>
+              <w:right w:val="single" w:color="C9D1DA" w:sz="4"/>
+            </w:tcBorders>
+            <w:shd w:fill="F3F6F9" w:color="auto" w:val="clear"/>
+            <w:tcMar>
+              <w:top w:type="dxa" w:w="80"/>
+              <w:left w:type="dxa" w:w="110"/>
+              <w:bottom w:type="dxa" w:w="80"/>
+              <w:right w:type="dxa" w:w="110"/>
+            </w:tcMar>
+          </w:tcPr>
+          <w:p>
+            <w:pPr>
+              <w:spacing w:after="0" w:line="260"/>
+            </w:pPr>
+            <w:r>
+              <w:rPr>
+                <w:b w:val="false"/>
+                <w:bCs w:val="false"/>
+                <w:sz w:val="19"/>
+                <w:szCs w:val="19"/>
+              </w:rPr>
+              <w:t xml:space="preserve">Strict-Transport-Security</w:t>
+            </w:r>
+          </w:p>
+        </w:tc>
+        <w:tc>
+          <w:tcPr>
+            <w:tcW w:type="dxa" w:w="1600"/>
+            <w:tcBorders>
+              <w:top w:val="single" w:color="C9D1DA" w:sz="4"/>
+              <w:left w:val="single" w:color="C9D1DA" w:sz="4"/>
+              <w:bottom w:val="single" w:color="C9D1DA" w:sz="4"/>
+              <w:right w:val="single" w:color="C9D1DA" w:sz="4"/>
+            </w:tcBorders>
+            <w:shd w:fill="F3F6F9" w:color="auto" w:val="clear"/>
+            <w:tcMar>
+              <w:top w:type="dxa" w:w="80"/>
+              <w:left w:type="dxa" w:w="110"/>
+              <w:bottom w:type="dxa" w:w="80"/>
+              <w:right w:type="dxa" w:w="110"/>
+            </w:tcMar>
+          </w:tcPr>
+          <w:p>
+            <w:pPr>
+              <w:spacing w:after="0" w:line="260"/>
+            </w:pPr>
+            <w:r>
+              <w:rPr>
+                <w:b w:val="false"/>
+                <w:bCs w:val="false"/>
+                <w:sz w:val="19"/>
+                <w:szCs w:val="19"/>
+              </w:rPr>
+              <w:t xml:space="preserve">nein</w:t>
+            </w:r>
+          </w:p>
+        </w:tc>
+        <w:tc>
+          <w:tcPr>
+            <w:tcW w:type="dxa" w:w="4126"/>
+            <w:tcBorders>
+              <w:top w:val="single" w:color="C9D1DA" w:sz="4"/>
+              <w:left w:val="single" w:color="C9D1DA" w:sz="4"/>
+              <w:bottom w:val="single" w:color="C9D1DA" w:sz="4"/>
+              <w:right w:val="single" w:color="C9D1DA" w:sz="4"/>
+            </w:tcBorders>
+            <w:shd w:fill="F3F6F9" w:color="auto" w:val="clear"/>
+            <w:tcMar>
+              <w:top w:type="dxa" w:w="80"/>
+              <w:left w:type="dxa" w:w="110"/>
+              <w:bottom w:type="dxa" w:w="80"/>
+              <w:right w:type="dxa" w:w="110"/>
+            </w:tcMar>
+          </w:tcPr>
+          <w:p>
+            <w:pPr>
+              <w:spacing w:after="0" w:line="260"/>
+            </w:pPr>
+            <w:r>
+              <w:rPr>
+                <w:b w:val="false"/>
+                <w:bCs w:val="false"/>
+                <w:sz w:val="19"/>
+                <w:szCs w:val="19"/>
+              </w:rPr>
+              <w:t xml:space="preserve">Mangel – Browser erzwingt HTTPS nicht dauerhaft</w:t>
+            </w:r>
+          </w:p>
+        </w:tc>
+      </w:tr>
+      <w:tr>
+        <w:trPr>
+          <w:cantSplit/>
+        </w:trPr>
+        <w:tc>
+          <w:tcPr>
+            <w:tcW w:type="dxa" w:w="3300"/>
+            <w:tcBorders>
+              <w:top w:val="single" w:color="C9D1DA" w:sz="4"/>
+              <w:left w:val="single" w:color="C9D1DA" w:sz="4"/>
+              <w:bottom w:val="single" w:color="C9D1DA" w:sz="4"/>
+              <w:right w:val="single" w:color="C9D1DA" w:sz="4"/>
+            </w:tcBorders>
+            <w:tcMar>
+              <w:top w:type="dxa" w:w="80"/>
+              <w:left w:type="dxa" w:w="110"/>
+              <w:bottom w:type="dxa" w:w="80"/>
+              <w:right w:type="dxa" w:w="110"/>
+            </w:tcMar>
+          </w:tcPr>
+          <w:p>
+            <w:pPr>
+              <w:spacing w:after="0" w:line="260"/>
+            </w:pPr>
+            <w:r>
+              <w:rPr>
+                <w:b w:val="false"/>
+                <w:bCs w:val="false"/>
+                <w:sz w:val="19"/>
+                <w:szCs w:val="19"/>
+              </w:rPr>
+              <w:t xml:space="preserve">X-Frame-Options / frame-ancestors</w:t>
+            </w:r>
+          </w:p>
+        </w:tc>
+        <w:tc>
+          <w:tcPr>
+            <w:tcW w:type="dxa" w:w="1600"/>
+            <w:tcBorders>
+              <w:top w:val="single" w:color="C9D1DA" w:sz="4"/>
+              <w:left w:val="single" w:color="C9D1DA" w:sz="4"/>
+              <w:bottom w:val="single" w:color="C9D1DA" w:sz="4"/>
+              <w:right w:val="single" w:color="C9D1DA" w:sz="4"/>
+            </w:tcBorders>
+            <w:tcMar>
+              <w:top w:type="dxa" w:w="80"/>
+              <w:left w:type="dxa" w:w="110"/>
+              <w:bottom w:type="dxa" w:w="80"/>
+              <w:right w:type="dxa" w:w="110"/>
+            </w:tcMar>
+          </w:tcPr>
+          <w:p>
+            <w:pPr>
+              <w:spacing w:after="0" w:line="260"/>
+            </w:pPr>
+            <w:r>
+              <w:rPr>
+                <w:b w:val="false"/>
+                <w:bCs w:val="false"/>
+                <w:sz w:val="19"/>
+                <w:szCs w:val="19"/>
+              </w:rPr>
+              <w:t xml:space="preserve">nein</w:t>
+            </w:r>
+          </w:p>
+        </w:tc>
+        <w:tc>
+          <w:tcPr>
+            <w:tcW w:type="dxa" w:w="4126"/>
+            <w:tcBorders>
+              <w:top w:val="single" w:color="C9D1DA" w:sz="4"/>
+              <w:left w:val="single" w:color="C9D1DA" w:sz="4"/>
+              <w:bottom w:val="single" w:color="C9D1DA" w:sz="4"/>
+              <w:right w:val="single" w:color="C9D1DA" w:sz="4"/>
+            </w:tcBorders>
+            <w:tcMar>
+              <w:top w:type="dxa" w:w="80"/>
+              <w:left w:type="dxa" w:w="110"/>
+              <w:bottom w:type="dxa" w:w="80"/>
+              <w:right w:type="dxa" w:w="110"/>
+            </w:tcMar>
+          </w:tcPr>
+          <w:p>
+            <w:pPr>
+              <w:spacing w:after="0" w:line="260"/>
+            </w:pPr>
+            <w:r>
+              <w:rPr>
+                <w:b w:val="false"/>
+                <w:bCs w:val="false"/>
+                <w:sz w:val="19"/>
+                <w:szCs w:val="19"/>
+              </w:rPr>
+              <w:t xml:space="preserve">Mangel – Anwendung in fremde Seiten einbettbar (Clickjacking)</w:t>
+            </w:r>
+          </w:p>
+        </w:tc>
+      </w:tr>
+      <w:tr>
+        <w:trPr>
+          <w:cantSplit/>
+        </w:trPr>
+        <w:tc>
+          <w:tcPr>
+            <w:tcW w:type="dxa" w:w="3300"/>
+            <w:tcBorders>
+              <w:top w:val="single" w:color="C9D1DA" w:sz="4"/>
+              <w:left w:val="single" w:color="C9D1DA" w:sz="4"/>
+              <w:bottom w:val="single" w:color="C9D1DA" w:sz="4"/>
+              <w:right w:val="single" w:color="C9D1DA" w:sz="4"/>
+            </w:tcBorders>
+            <w:shd w:fill="F3F6F9" w:color="auto" w:val="clear"/>
+            <w:tcMar>
+              <w:top w:type="dxa" w:w="80"/>
+              <w:left w:type="dxa" w:w="110"/>
+              <w:bottom w:type="dxa" w:w="80"/>
+              <w:right w:type="dxa" w:w="110"/>
+            </w:tcMar>
+          </w:tcPr>
+          <w:p>
+            <w:pPr>
+              <w:spacing w:after="0" w:line="260"/>
+            </w:pPr>
+            <w:r>
+              <w:rPr>
+                <w:b w:val="false"/>
+                <w:bCs w:val="false"/>
+                <w:sz w:val="19"/>
+                <w:szCs w:val="19"/>
+              </w:rPr>
+              <w:t xml:space="preserve">Permissions-Policy</w:t>
+            </w:r>
+          </w:p>
+        </w:tc>
+        <w:tc>
+          <w:tcPr>
+            <w:tcW w:type="dxa" w:w="1600"/>
+            <w:tcBorders>
+              <w:top w:val="single" w:color="C9D1DA" w:sz="4"/>
+              <w:left w:val="single" w:color="C9D1DA" w:sz="4"/>
+              <w:bottom w:val="single" w:color="C9D1DA" w:sz="4"/>
+              <w:right w:val="single" w:color="C9D1DA" w:sz="4"/>
+            </w:tcBorders>
+            <w:shd w:fill="F3F6F9" w:color="auto" w:val="clear"/>
+            <w:tcMar>
+              <w:top w:type="dxa" w:w="80"/>
+              <w:left w:type="dxa" w:w="110"/>
+              <w:bottom w:type="dxa" w:w="80"/>
+              <w:right w:type="dxa" w:w="110"/>
+            </w:tcMar>
+          </w:tcPr>
+          <w:p>
+            <w:pPr>
+              <w:spacing w:after="0" w:line="260"/>
+            </w:pPr>
+            <w:r>
+              <w:rPr>
+                <w:b w:val="false"/>
+                <w:bCs w:val="false"/>
+                <w:sz w:val="19"/>
+                <w:szCs w:val="19"/>
+              </w:rPr>
+              <w:t xml:space="preserve">nein</w:t>
+            </w:r>
+          </w:p>
+        </w:tc>
+        <w:tc>
+          <w:tcPr>
+            <w:tcW w:type="dxa" w:w="4126"/>
+            <w:tcBorders>
+              <w:top w:val="single" w:color="C9D1DA" w:sz="4"/>
+              <w:left w:val="single" w:color="C9D1DA" w:sz="4"/>
+              <w:bottom w:val="single" w:color="C9D1DA" w:sz="4"/>
+              <w:right w:val="single" w:color="C9D1DA" w:sz="4"/>
+            </w:tcBorders>
+            <w:shd w:fill="F3F6F9" w:color="auto" w:val="clear"/>
+            <w:tcMar>
+              <w:top w:type="dxa" w:w="80"/>
+              <w:left w:type="dxa" w:w="110"/>
+              <w:bottom w:type="dxa" w:w="80"/>
+              <w:right w:type="dxa" w:w="110"/>
+            </w:tcMar>
+          </w:tcPr>
+          <w:p>
+            <w:pPr>
+              <w:spacing w:after="0" w:line="260"/>
+            </w:pPr>
+            <w:r>
+              <w:rPr>
+                <w:b w:val="false"/>
+                <w:bCs w:val="false"/>
+                <w:sz w:val="19"/>
+                <w:szCs w:val="19"/>
+              </w:rPr>
+              <w:t xml:space="preserve">Schwäche – Kamera, Mikrofon, Standort nicht gesperrt</w:t>
+            </w:r>
+          </w:p>
+        </w:tc>
+      </w:tr>
+      <w:tr>
+        <w:trPr>
+          <w:cantSplit/>
+        </w:trPr>
+        <w:tc>
+          <w:tcPr>
+            <w:tcW w:type="dxa" w:w="3300"/>
+            <w:tcBorders>
+              <w:top w:val="single" w:color="C9D1DA" w:sz="4"/>
+              <w:left w:val="single" w:color="C9D1DA" w:sz="4"/>
+              <w:bottom w:val="single" w:color="C9D1DA" w:sz="4"/>
+              <w:right w:val="single" w:color="C9D1DA" w:sz="4"/>
+            </w:tcBorders>
+            <w:tcMar>
+              <w:top w:type="dxa" w:w="80"/>
+              <w:left w:type="dxa" w:w="110"/>
+              <w:bottom w:type="dxa" w:w="80"/>
+              <w:right w:type="dxa" w:w="110"/>
+            </w:tcMar>
+          </w:tcPr>
+          <w:p>
+            <w:pPr>
+              <w:spacing w:after="0" w:line="260"/>
+            </w:pPr>
+            <w:r>
+              <w:rPr>
+                <w:b w:val="false"/>
+                <w:bCs w:val="false"/>
+                <w:sz w:val="19"/>
+                <w:szCs w:val="19"/>
+              </w:rPr>
+              <w:t xml:space="preserve">Cross-Origin-Opener-/Resource-Policy</w:t>
+            </w:r>
+          </w:p>
+        </w:tc>
+        <w:tc>
+          <w:tcPr>
+            <w:tcW w:type="dxa" w:w="1600"/>
+            <w:tcBorders>
+              <w:top w:val="single" w:color="C9D1DA" w:sz="4"/>
+              <w:left w:val="single" w:color="C9D1DA" w:sz="4"/>
+              <w:bottom w:val="single" w:color="C9D1DA" w:sz="4"/>
+              <w:right w:val="single" w:color="C9D1DA" w:sz="4"/>
+            </w:tcBorders>
+            <w:tcMar>
+              <w:top w:type="dxa" w:w="80"/>
+              <w:left w:type="dxa" w:w="110"/>
+              <w:bottom w:type="dxa" w:w="80"/>
+              <w:right w:type="dxa" w:w="110"/>
+            </w:tcMar>
+          </w:tcPr>
+          <w:p>
+            <w:pPr>
+              <w:spacing w:after="0" w:line="260"/>
+            </w:pPr>
+            <w:r>
+              <w:rPr>
+                <w:b w:val="false"/>
+                <w:bCs w:val="false"/>
+                <w:sz w:val="19"/>
+                <w:szCs w:val="19"/>
+              </w:rPr>
+              <w:t xml:space="preserve">nein</w:t>
+            </w:r>
+          </w:p>
+        </w:tc>
+        <w:tc>
+          <w:tcPr>
+            <w:tcW w:type="dxa" w:w="4126"/>
+            <w:tcBorders>
+              <w:top w:val="single" w:color="C9D1DA" w:sz="4"/>
+              <w:left w:val="single" w:color="C9D1DA" w:sz="4"/>
+              <w:bottom w:val="single" w:color="C9D1DA" w:sz="4"/>
+              <w:right w:val="single" w:color="C9D1DA" w:sz="4"/>
+            </w:tcBorders>
+            <w:tcMar>
+              <w:top w:type="dxa" w:w="80"/>
+              <w:left w:type="dxa" w:w="110"/>
+              <w:bottom w:type="dxa" w:w="80"/>
+              <w:right w:type="dxa" w:w="110"/>
+            </w:tcMar>
+          </w:tcPr>
+          <w:p>
+            <w:pPr>
+              <w:spacing w:after="0" w:line="260"/>
+            </w:pPr>
+            <w:r>
+              <w:rPr>
+                <w:b w:val="false"/>
+                <w:bCs w:val="false"/>
+                <w:sz w:val="19"/>
+                <w:szCs w:val="19"/>
+              </w:rPr>
+              <w:t xml:space="preserve">Schwäche – keine Isolation gegenüber fremden Fenstern</w:t>
+            </w:r>
+          </w:p>
+        </w:tc>
+      </w:tr>
+      <w:tr>
+        <w:trPr>
+          <w:cantSplit/>
+        </w:trPr>
+        <w:tc>
+          <w:tcPr>
+            <w:tcW w:type="dxa" w:w="3300"/>
+            <w:tcBorders>
+              <w:top w:val="single" w:color="C9D1DA" w:sz="4"/>
+              <w:left w:val="single" w:color="C9D1DA" w:sz="4"/>
+              <w:bottom w:val="single" w:color="C9D1DA" w:sz="4"/>
+              <w:right w:val="single" w:color="C9D1DA" w:sz="4"/>
+            </w:tcBorders>
+            <w:shd w:fill="F3F6F9" w:color="auto" w:val="clear"/>
+            <w:tcMar>
+              <w:top w:type="dxa" w:w="80"/>
+              <w:left w:type="dxa" w:w="110"/>
+              <w:bottom w:type="dxa" w:w="80"/>
+              <w:right w:type="dxa" w:w="110"/>
+            </w:tcMar>
+          </w:tcPr>
+          <w:p>
+            <w:pPr>
+              <w:spacing w:after="0" w:line="260"/>
+            </w:pPr>
+            <w:r>
+              <w:rPr>
+                <w:b w:val="false"/>
+                <w:bCs w:val="false"/>
+                <w:sz w:val="19"/>
+                <w:szCs w:val="19"/>
+              </w:rPr>
+              <w:t xml:space="preserve">X-Content-Type-Options</w:t>
+            </w:r>
+          </w:p>
+        </w:tc>
+        <w:tc>
+          <w:tcPr>
+            <w:tcW w:type="dxa" w:w="1600"/>
+            <w:tcBorders>
+              <w:top w:val="single" w:color="C9D1DA" w:sz="4"/>
+              <w:left w:val="single" w:color="C9D1DA" w:sz="4"/>
+              <w:bottom w:val="single" w:color="C9D1DA" w:sz="4"/>
+              <w:right w:val="single" w:color="C9D1DA" w:sz="4"/>
+            </w:tcBorders>
+            <w:shd w:fill="F3F6F9" w:color="auto" w:val="clear"/>
+            <w:tcMar>
+              <w:top w:type="dxa" w:w="80"/>
+              <w:left w:type="dxa" w:w="110"/>
+              <w:bottom w:type="dxa" w:w="80"/>
+              <w:right w:type="dxa" w:w="110"/>
+            </w:tcMar>
+          </w:tcPr>
+          <w:p>
+            <w:pPr>
+              <w:spacing w:after="0" w:line="260"/>
+            </w:pPr>
+            <w:r>
+              <w:rPr>
+                <w:b w:val="false"/>
+                <w:bCs w:val="false"/>
+                <w:sz w:val="19"/>
+                <w:szCs w:val="19"/>
+              </w:rPr>
+              <w:t xml:space="preserve">ja (nosniff)</w:t>
+            </w:r>
+          </w:p>
+        </w:tc>
+        <w:tc>
+          <w:tcPr>
+            <w:tcW w:type="dxa" w:w="4126"/>
+            <w:tcBorders>
+              <w:top w:val="single" w:color="C9D1DA" w:sz="4"/>
+              <w:left w:val="single" w:color="C9D1DA" w:sz="4"/>
+              <w:bottom w:val="single" w:color="C9D1DA" w:sz="4"/>
+              <w:right w:val="single" w:color="C9D1DA" w:sz="4"/>
+            </w:tcBorders>
+            <w:shd w:fill="F3F6F9" w:color="auto" w:val="clear"/>
+            <w:tcMar>
+              <w:top w:type="dxa" w:w="80"/>
+              <w:left w:type="dxa" w:w="110"/>
+              <w:bottom w:type="dxa" w:w="80"/>
+              <w:right w:type="dxa" w:w="110"/>
+            </w:tcMar>
+          </w:tcPr>
+          <w:p>
+            <w:pPr>
+              <w:spacing w:after="0" w:line="260"/>
+            </w:pPr>
+            <w:r>
+              <w:rPr>
+                <w:b w:val="false"/>
+                <w:bCs w:val="false"/>
+                <w:sz w:val="19"/>
+                <w:szCs w:val="19"/>
+              </w:rPr>
+              <w:t xml:space="preserve">OK – setzt Cloudflare selbst</w:t>
+            </w:r>
+          </w:p>
+        </w:tc>
+      </w:tr>
+      <w:tr>
+        <w:trPr>
+          <w:cantSplit/>
+        </w:trPr>
+        <w:tc>
+          <w:tcPr>
+            <w:tcW w:type="dxa" w:w="3300"/>
+            <w:tcBorders>
+              <w:top w:val="single" w:color="C9D1DA" w:sz="4"/>
+              <w:left w:val="single" w:color="C9D1DA" w:sz="4"/>
+              <w:bottom w:val="single" w:color="C9D1DA" w:sz="4"/>
+              <w:right w:val="single" w:color="C9D1DA" w:sz="4"/>
+            </w:tcBorders>
+            <w:tcMar>
+              <w:top w:type="dxa" w:w="80"/>
+              <w:left w:type="dxa" w:w="110"/>
+              <w:bottom w:type="dxa" w:w="80"/>
+              <w:right w:type="dxa" w:w="110"/>
+            </w:tcMar>
+          </w:tcPr>
+          <w:p>
+            <w:pPr>
+              <w:spacing w:after="0" w:line="260"/>
+            </w:pPr>
+            <w:r>
+              <w:rPr>
+                <w:b w:val="false"/>
+                <w:bCs w:val="false"/>
+                <w:sz w:val="19"/>
+                <w:szCs w:val="19"/>
+              </w:rPr>
+              <w:t xml:space="preserve">Referrer-Policy</w:t>
+            </w:r>
+          </w:p>
+        </w:tc>
+        <w:tc>
+          <w:tcPr>
+            <w:tcW w:type="dxa" w:w="1600"/>
+            <w:tcBorders>
+              <w:top w:val="single" w:color="C9D1DA" w:sz="4"/>
+              <w:left w:val="single" w:color="C9D1DA" w:sz="4"/>
+              <w:bottom w:val="single" w:color="C9D1DA" w:sz="4"/>
+              <w:right w:val="single" w:color="C9D1DA" w:sz="4"/>
+            </w:tcBorders>
+            <w:tcMar>
+              <w:top w:type="dxa" w:w="80"/>
+              <w:left w:type="dxa" w:w="110"/>
+              <w:bottom w:type="dxa" w:w="80"/>
+              <w:right w:type="dxa" w:w="110"/>
+            </w:tcMar>
+          </w:tcPr>
+          <w:p>
+            <w:pPr>
+              <w:spacing w:after="0" w:line="260"/>
+            </w:pPr>
+            <w:r>
+              <w:rPr>
+                <w:b w:val="false"/>
+                <w:bCs w:val="false"/>
+                <w:sz w:val="19"/>
+                <w:szCs w:val="19"/>
+              </w:rPr>
+              <w:t xml:space="preserve">ja (strict-origin-when-cross-origin)</w:t>
+            </w:r>
+          </w:p>
+        </w:tc>
+        <w:tc>
+          <w:tcPr>
+            <w:tcW w:type="dxa" w:w="4126"/>
+            <w:tcBorders>
+              <w:top w:val="single" w:color="C9D1DA" w:sz="4"/>
+              <w:left w:val="single" w:color="C9D1DA" w:sz="4"/>
+              <w:bottom w:val="single" w:color="C9D1DA" w:sz="4"/>
+              <w:right w:val="single" w:color="C9D1DA" w:sz="4"/>
+            </w:tcBorders>
+            <w:tcMar>
+              <w:top w:type="dxa" w:w="80"/>
+              <w:left w:type="dxa" w:w="110"/>
+              <w:bottom w:type="dxa" w:w="80"/>
+              <w:right w:type="dxa" w:w="110"/>
+            </w:tcMar>
+          </w:tcPr>
+          <w:p>
+            <w:pPr>
+              <w:spacing w:after="0" w:line="260"/>
+            </w:pPr>
+            <w:r>
+              <w:rPr>
+                <w:b w:val="false"/>
+                <w:bCs w:val="false"/>
+                <w:sz w:val="19"/>
+                <w:szCs w:val="19"/>
+              </w:rPr>
+              <w:t xml:space="preserve">OK – setzt Cloudflare selbst</w:t>
+            </w:r>
+          </w:p>
+        </w:tc>
+      </w:tr>
+    </w:tbl>
+    <w:p>
+      <w:pPr>
+        <w:spacing w:after="120"/>
+      </w:pPr>
+    </w:p>
+    <w:p>
+      <w:pPr>
+        <w:pStyle w:val="Heading2"/>
+      </w:pPr>
+      <w:r>
+        <w:t xml:space="preserve">Bewertung</w:t>
+      </w:r>
+    </w:p>
+    <w:p>
+      <w:pPr>
+        <w:spacing w:after="120" w:line="300"/>
+      </w:pPr>
+      <w:r>
+        <w:t xml:space="preserve">Ursache ist eine plattformgebundene Konfiguration: Alle Sicherheits-Header waren ausschließlich in der Datei vercel.json hinterlegt. Diese Datei wertet nur die Hosting-Plattform Vercel aus. Die Anwendung wird jedoch über Cloudflare Pages ausgeliefert, das vercel.json ignoriert und stattdessen eine Datei _headers erwartet. Die Schutzmechanismen waren damit im Code vorhanden, auf dieser Plattform aber wirkungslos.</w:t>
+      </w:r>
+    </w:p>
+    <w:p>
+      <w:pPr>
+        <w:spacing w:after="120" w:line="300"/>
+      </w:pPr>
+      <w:r>
+        <w:t xml:space="preserve">Die über Cloudflare Pages ausgelieferte Instanz ist derzeit die einzige Oberfläche der Anwendung und arbeitet mit der Produktivdatenbank; ihr Schutz entspricht damit dem Schutz der Produktivdaten. Das Fehlen der Content-Security-Policy verstärkt die unter M-01 beschriebene Gefahr einer Kontoübernahme nach Diebstahl eines Sitzungs-Tokens.</w:t>
+      </w:r>
+    </w:p>
+    <w:p>
+      <w:pPr>
+        <w:spacing w:after="120" w:line="300"/>
+      </w:pPr>
+      <w:r>
+        <w:t xml:space="preserve">Die bisherige Konfiguration in vercel.json war inhaltlich gut (u. a. script-src 'self', frame-ancestors 'none', HSTS über zwei Jahre mit preload). Es fehlte nicht die Maßnahme, sondern ihre Wirksamkeit auf der tatsächlich genutzten Plattform.</w:t>
+      </w:r>
+    </w:p>
+    <w:p>
+      <w:pPr>
+        <w:pStyle w:val="Heading2"/>
+      </w:pPr>
+      <w:r>
+        <w:t xml:space="preserve">Empfehlung</w:t>
+      </w:r>
+    </w:p>
+    <w:p>
+      <w:pPr>
+        <w:pStyle w:val="ListParagraph"/>
+        <w:numPr>
+          <w:ilvl w:val="0"/>
+          <w:numId w:val="2"/>
+        </w:numPr>
+        <w:spacing w:after="60" w:line="290"/>
+      </w:pPr>
+      <w:r>
+        <w:rPr>
+          <w:b/>
+          <w:bCs/>
+        </w:rPr>
+        <w:t xml:space="preserve">Header plattformunabhängig bzw. für jede genutzte Plattform hinterlegen: </w:t>
+      </w:r>
+      <w:r>
+        <w:t xml:space="preserve">für Cloudflare Pages als public/_headers mit denselben Werten wie bisher in vercel.json</w:t>
+      </w:r>
+    </w:p>
+    <w:p>
+      <w:pPr>
+        <w:pStyle w:val="ListParagraph"/>
+        <w:numPr>
+          <w:ilvl w:val="0"/>
+          <w:numId w:val="2"/>
+        </w:numPr>
+        <w:spacing w:after="60" w:line="290"/>
+      </w:pPr>
+      <w:r>
+        <w:rPr>
+          <w:b/>
+          <w:bCs/>
+        </w:rPr>
+        <w:t xml:space="preserve">Wirksamkeit nach jedem Deployment prüfen: </w:t>
+      </w:r>
+      <w:r>
+        <w:t xml:space="preserve">Antwort-Header der ausgelieferten Seite abfragen, nicht nur die Konfigurationsdatei</w:t>
+      </w:r>
+    </w:p>
+    <w:p>
+      <w:pPr>
+        <w:pStyle w:val="ListParagraph"/>
+        <w:numPr>
+          <w:ilvl w:val="0"/>
+          <w:numId w:val="2"/>
+        </w:numPr>
+        <w:spacing w:after="60" w:line="290"/>
+      </w:pPr>
+      <w:r>
+        <w:rPr>
+          <w:b/>
+          <w:bCs/>
+        </w:rPr>
+        <w:t xml:space="preserve">Automatische Prüfung gegen alle öffentlich erreichbaren Adressen: </w:t>
+      </w:r>
+      <w:r>
+        <w:t xml:space="preserve">auch gegen künftig hinzukommende Instanzen oder eigene Domains</w:t>
+      </w:r>
+    </w:p>
+    <w:p>
+      <w:pPr>
+        <w:pStyle w:val="Heading2"/>
+      </w:pPr>
+      <w:r>
+        <w:t xml:space="preserve">Hinweise zur Umsetzung</w:t>
+      </w:r>
+    </w:p>
+    <w:p>
+      <w:pPr>
+        <w:pStyle w:val="ListParagraph"/>
+        <w:numPr>
+          <w:ilvl w:val="0"/>
+          <w:numId w:val="2"/>
+        </w:numPr>
+        <w:spacing w:after="60" w:line="290"/>
+      </w:pPr>
+      <w:r>
+        <w:t xml:space="preserve">Die Content-Security-Policy erlaubt Verbindungen nur zur eigenen Adresse, zu Supabase (*.supabase.co) und zu Sentry (*.sentry.io). Werden weitere externe Dienste eingebunden (z. B. Microsoft-Anmeldung im Browser, Karten, Schriftarten), müssen sie ergänzt werden, sonst blockiert der Browser sie. Nach der Auslieferung die Browser-Konsole auf CSP-Meldungen prüfen.</w:t>
+      </w:r>
+    </w:p>
+    <w:p>
+      <w:pPr>
+        <w:pStyle w:val="ListParagraph"/>
+        <w:numPr>
+          <w:ilvl w:val="0"/>
+          <w:numId w:val="2"/>
+        </w:numPr>
+        <w:spacing w:after="60" w:line="290"/>
+      </w:pPr>
+      <w:r>
+        <w:t xml:space="preserve">HSTS mit includeSubDomains und preload gilt für alle Subdomains und lässt sich nur langsam zurücknehmen. Auf der Adresse *.pages.dev hat preload keine Wirkung; für eine eigene Domain vor Aufnahme in die Preload-Liste bewusst entscheiden.</w:t>
+      </w:r>
+    </w:p>
+    <w:p>
+      <w:pPr>
+        <w:pStyle w:val="Heading2"/>
+      </w:pPr>
+      <w:r>
+        <w:t xml:space="preserve">Behebung und Nachprüfung</w:t>
+      </w:r>
+    </w:p>
+    <w:p>
+      <w:pPr>
+        <w:spacing w:after="120" w:line="300"/>
+      </w:pPr>
+      <w:r>
+        <w:t xml:space="preserve">Stand 24.09.2026: Die Header aus vercel.json wurden vollständig und unverändert in die Datei public/_headers übernommen, die Cloudflare Pages auswertet. Die bisherigen Cache-Regeln für /assets, /sw.js und /manifest.json wurden ebenfalls übertragen.</w:t>
+      </w:r>
+    </w:p>
+    <w:p>
+      <w:pPr>
+        <w:spacing w:after="120" w:line="300"/>
+      </w:pPr>
+      <w:r>
+        <w:t xml:space="preserve">Nachprüfung am 24.09.2026, 12:48 Uhr, nach dem Deployment: Die Testinstanz liefert alle Sicherheits-Header aus der folgenden Tabelle mit den konfigurierten Werten aus; die Cache-Regel für /sw.js greift ebenfalls. Der Befund ist damit behoben.</w:t>
+      </w:r>
+    </w:p>
+    <w:tbl>
+      <w:tblPr>
+        <w:tblW w:type="dxa" w:w="9026"/>
+        <w:tblBorders>
+          <w:top w:val="single" w:color="auto" w:sz="4"/>
+          <w:left w:val="single" w:color="auto" w:sz="4"/>
+          <w:bottom w:val="single" w:color="auto" w:sz="4"/>
+          <w:right w:val="single" w:color="auto" w:sz="4"/>
+          <w:insideH w:val="single" w:color="auto" w:sz="4"/>
+          <w:insideV w:val="single" w:color="auto" w:sz="4"/>
+        </w:tblBorders>
+      </w:tblPr>
+      <w:tblGrid>
+        <w:gridCol w:w="3000"/>
+        <w:gridCol w:w="6026"/>
+      </w:tblGrid>
+      <w:tr>
+        <w:trPr>
+          <w:tblHeader/>
+        </w:trPr>
+        <w:tc>
+          <w:tcPr>
+            <w:tcW w:type="dxa" w:w="3000"/>
+            <w:tcBorders>
+              <w:top w:val="single" w:color="C9D1DA" w:sz="4"/>
+              <w:left w:val="single" w:color="C9D1DA" w:sz="4"/>
+              <w:bottom w:val="single" w:color="C9D1DA" w:sz="4"/>
+              <w:right w:val="single" w:color="C9D1DA" w:sz="4"/>
+            </w:tcBorders>
+            <w:shd w:fill="1F3A5F" w:color="auto" w:val="clear"/>
+            <w:tcMar>
+              <w:top w:type="dxa" w:w="80"/>
+              <w:left w:type="dxa" w:w="110"/>
+              <w:bottom w:type="dxa" w:w="80"/>
+              <w:right w:type="dxa" w:w="110"/>
+            </w:tcMar>
+          </w:tcPr>
+          <w:p>
+            <w:pPr>
+              <w:spacing w:after="0" w:line="260"/>
+            </w:pPr>
+            <w:r>
+              <w:rPr>
+                <w:b/>
+                <w:bCs/>
+                <w:color w:val="FFFFFF"/>
+                <w:sz w:val="19"/>
+                <w:szCs w:val="19"/>
+              </w:rPr>
+              <w:t xml:space="preserve">Header</w:t>
+            </w:r>
+          </w:p>
+        </w:tc>
+        <w:tc>
+          <w:tcPr>
+            <w:tcW w:type="dxa" w:w="6026"/>
+            <w:tcBorders>
+              <w:top w:val="single" w:color="C9D1DA" w:sz="4"/>
+              <w:left w:val="single" w:color="C9D1DA" w:sz="4"/>
+              <w:bottom w:val="single" w:color="C9D1DA" w:sz="4"/>
+              <w:right w:val="single" w:color="C9D1DA" w:sz="4"/>
+            </w:tcBorders>
+            <w:shd w:fill="1F3A5F" w:color="auto" w:val="clear"/>
+            <w:tcMar>
+              <w:top w:type="dxa" w:w="80"/>
+              <w:left w:type="dxa" w:w="110"/>
+              <w:bottom w:type="dxa" w:w="80"/>
+              <w:right w:type="dxa" w:w="110"/>
+            </w:tcMar>
+          </w:tcPr>
+          <w:p>
+            <w:pPr>
+              <w:spacing w:after="0" w:line="260"/>
+            </w:pPr>
+            <w:r>
+              <w:rPr>
+                <w:b/>
+                <w:bCs/>
+                <w:color w:val="FFFFFF"/>
+                <w:sz w:val="19"/>
+                <w:szCs w:val="19"/>
+              </w:rPr>
+              <w:t xml:space="preserve">Wert in public/_headers</w:t>
+            </w:r>
+          </w:p>
+        </w:tc>
+      </w:tr>
+      <w:tr>
+        <w:trPr>
+          <w:cantSplit/>
+        </w:trPr>
+        <w:tc>
+          <w:tcPr>
+            <w:tcW w:type="dxa" w:w="3000"/>
+            <w:tcBorders>
+              <w:top w:val="single" w:color="C9D1DA" w:sz="4"/>
+              <w:left w:val="single" w:color="C9D1DA" w:sz="4"/>
+              <w:bottom w:val="single" w:color="C9D1DA" w:sz="4"/>
+              <w:right w:val="single" w:color="C9D1DA" w:sz="4"/>
+            </w:tcBorders>
+            <w:tcMar>
+              <w:top w:type="dxa" w:w="80"/>
+              <w:left w:type="dxa" w:w="110"/>
+              <w:bottom w:type="dxa" w:w="80"/>
+              <w:right w:type="dxa" w:w="110"/>
+            </w:tcMar>
+          </w:tcPr>
+          <w:p>
+            <w:pPr>
+              <w:spacing w:after="0" w:line="260"/>
+            </w:pPr>
+            <w:r>
+              <w:rPr>
+                <w:b w:val="false"/>
+                <w:bCs w:val="false"/>
+                <w:sz w:val="19"/>
+                <w:szCs w:val="19"/>
+              </w:rPr>
+              <w:t xml:space="preserve">X-Content-Type-Options</w:t>
+            </w:r>
+          </w:p>
+        </w:tc>
+        <w:tc>
+          <w:tcPr>
+            <w:tcW w:type="dxa" w:w="6026"/>
+            <w:tcBorders>
+              <w:top w:val="single" w:color="C9D1DA" w:sz="4"/>
+              <w:left w:val="single" w:color="C9D1DA" w:sz="4"/>
+              <w:bottom w:val="single" w:color="C9D1DA" w:sz="4"/>
+              <w:right w:val="single" w:color="C9D1DA" w:sz="4"/>
+            </w:tcBorders>
+            <w:tcMar>
+              <w:top w:type="dxa" w:w="80"/>
+              <w:left w:type="dxa" w:w="110"/>
+              <w:bottom w:type="dxa" w:w="80"/>
+              <w:right w:type="dxa" w:w="110"/>
+            </w:tcMar>
+          </w:tcPr>
+          <w:p>
+            <w:pPr>
+              <w:spacing w:after="0" w:line="260"/>
+            </w:pPr>
+            <w:r>
+              <w:rPr>
+                <w:b w:val="false"/>
+                <w:bCs w:val="false"/>
+                <w:sz w:val="19"/>
+                <w:szCs w:val="19"/>
+              </w:rPr>
+              <w:t xml:space="preserve">nosniff</w:t>
+            </w:r>
+          </w:p>
+        </w:tc>
+      </w:tr>
+      <w:tr>
+        <w:trPr>
+          <w:cantSplit/>
+        </w:trPr>
+        <w:tc>
+          <w:tcPr>
+            <w:tcW w:type="dxa" w:w="3000"/>
+            <w:tcBorders>
+              <w:top w:val="single" w:color="C9D1DA" w:sz="4"/>
+              <w:left w:val="single" w:color="C9D1DA" w:sz="4"/>
+              <w:bottom w:val="single" w:color="C9D1DA" w:sz="4"/>
+              <w:right w:val="single" w:color="C9D1DA" w:sz="4"/>
+            </w:tcBorders>
+            <w:shd w:fill="F3F6F9" w:color="auto" w:val="clear"/>
+            <w:tcMar>
+              <w:top w:type="dxa" w:w="80"/>
+              <w:left w:type="dxa" w:w="110"/>
+              <w:bottom w:type="dxa" w:w="80"/>
+              <w:right w:type="dxa" w:w="110"/>
+            </w:tcMar>
+          </w:tcPr>
+          <w:p>
+            <w:pPr>
+              <w:spacing w:after="0" w:line="260"/>
+            </w:pPr>
+            <w:r>
+              <w:rPr>
+                <w:b w:val="false"/>
+                <w:bCs w:val="false"/>
+                <w:sz w:val="19"/>
+                <w:szCs w:val="19"/>
+              </w:rPr>
+              <w:t xml:space="preserve">X-Frame-Options</w:t>
+            </w:r>
+          </w:p>
+        </w:tc>
+        <w:tc>
+          <w:tcPr>
+            <w:tcW w:type="dxa" w:w="6026"/>
+            <w:tcBorders>
+              <w:top w:val="single" w:color="C9D1DA" w:sz="4"/>
+              <w:left w:val="single" w:color="C9D1DA" w:sz="4"/>
+              <w:bottom w:val="single" w:color="C9D1DA" w:sz="4"/>
+              <w:right w:val="single" w:color="C9D1DA" w:sz="4"/>
+            </w:tcBorders>
+            <w:shd w:fill="F3F6F9" w:color="auto" w:val="clear"/>
+            <w:tcMar>
+              <w:top w:type="dxa" w:w="80"/>
+              <w:left w:type="dxa" w:w="110"/>
+              <w:bottom w:type="dxa" w:w="80"/>
+              <w:right w:type="dxa" w:w="110"/>
+            </w:tcMar>
+          </w:tcPr>
+          <w:p>
+            <w:pPr>
+              <w:spacing w:after="0" w:line="260"/>
+            </w:pPr>
+            <w:r>
+              <w:rPr>
+                <w:b w:val="false"/>
+                <w:bCs w:val="false"/>
+                <w:sz w:val="19"/>
+                <w:szCs w:val="19"/>
+              </w:rPr>
+              <w:t xml:space="preserve">DENY</w:t>
+            </w:r>
+          </w:p>
+        </w:tc>
+      </w:tr>
+      <w:tr>
+        <w:trPr>
+          <w:cantSplit/>
+        </w:trPr>
+        <w:tc>
+          <w:tcPr>
+            <w:tcW w:type="dxa" w:w="3000"/>
+            <w:tcBorders>
+              <w:top w:val="single" w:color="C9D1DA" w:sz="4"/>
+              <w:left w:val="single" w:color="C9D1DA" w:sz="4"/>
+              <w:bottom w:val="single" w:color="C9D1DA" w:sz="4"/>
+              <w:right w:val="single" w:color="C9D1DA" w:sz="4"/>
+            </w:tcBorders>
+            <w:tcMar>
+              <w:top w:type="dxa" w:w="80"/>
+              <w:left w:type="dxa" w:w="110"/>
+              <w:bottom w:type="dxa" w:w="80"/>
+              <w:right w:type="dxa" w:w="110"/>
+            </w:tcMar>
+          </w:tcPr>
+          <w:p>
+            <w:pPr>
+              <w:spacing w:after="0" w:line="260"/>
+            </w:pPr>
+            <w:r>
+              <w:rPr>
+                <w:b w:val="false"/>
+                <w:bCs w:val="false"/>
+                <w:sz w:val="19"/>
+                <w:szCs w:val="19"/>
+              </w:rPr>
+              <w:t xml:space="preserve">Referrer-Policy</w:t>
+            </w:r>
+          </w:p>
+        </w:tc>
+        <w:tc>
+          <w:tcPr>
+            <w:tcW w:type="dxa" w:w="6026"/>
+            <w:tcBorders>
+              <w:top w:val="single" w:color="C9D1DA" w:sz="4"/>
+              <w:left w:val="single" w:color="C9D1DA" w:sz="4"/>
+              <w:bottom w:val="single" w:color="C9D1DA" w:sz="4"/>
+              <w:right w:val="single" w:color="C9D1DA" w:sz="4"/>
+            </w:tcBorders>
+            <w:tcMar>
+              <w:top w:type="dxa" w:w="80"/>
+              <w:left w:type="dxa" w:w="110"/>
+              <w:bottom w:type="dxa" w:w="80"/>
+              <w:right w:type="dxa" w:w="110"/>
+            </w:tcMar>
+          </w:tcPr>
+          <w:p>
+            <w:pPr>
+              <w:spacing w:after="0" w:line="260"/>
+            </w:pPr>
+            <w:r>
+              <w:rPr>
+                <w:b w:val="false"/>
+                <w:bCs w:val="false"/>
+                <w:sz w:val="19"/>
+                <w:szCs w:val="19"/>
+              </w:rPr>
+              <w:t xml:space="preserve">strict-origin-when-cross-origin</w:t>
+            </w:r>
+          </w:p>
+        </w:tc>
+      </w:tr>
+      <w:tr>
+        <w:trPr>
+          <w:cantSplit/>
+        </w:trPr>
+        <w:tc>
+          <w:tcPr>
+            <w:tcW w:type="dxa" w:w="3000"/>
+            <w:tcBorders>
+              <w:top w:val="single" w:color="C9D1DA" w:sz="4"/>
+              <w:left w:val="single" w:color="C9D1DA" w:sz="4"/>
+              <w:bottom w:val="single" w:color="C9D1DA" w:sz="4"/>
+              <w:right w:val="single" w:color="C9D1DA" w:sz="4"/>
+            </w:tcBorders>
+            <w:shd w:fill="F3F6F9" w:color="auto" w:val="clear"/>
+            <w:tcMar>
+              <w:top w:type="dxa" w:w="80"/>
+              <w:left w:type="dxa" w:w="110"/>
+              <w:bottom w:type="dxa" w:w="80"/>
+              <w:right w:type="dxa" w:w="110"/>
+            </w:tcMar>
+          </w:tcPr>
+          <w:p>
+            <w:pPr>
+              <w:spacing w:after="0" w:line="260"/>
+            </w:pPr>
+            <w:r>
+              <w:rPr>
+                <w:b w:val="false"/>
+                <w:bCs w:val="false"/>
+                <w:sz w:val="19"/>
+                <w:szCs w:val="19"/>
+              </w:rPr>
+              <w:t xml:space="preserve">Permissions-Policy</w:t>
+            </w:r>
+          </w:p>
+        </w:tc>
+        <w:tc>
+          <w:tcPr>
+            <w:tcW w:type="dxa" w:w="6026"/>
+            <w:tcBorders>
+              <w:top w:val="single" w:color="C9D1DA" w:sz="4"/>
+              <w:left w:val="single" w:color="C9D1DA" w:sz="4"/>
+              <w:bottom w:val="single" w:color="C9D1DA" w:sz="4"/>
+              <w:right w:val="single" w:color="C9D1DA" w:sz="4"/>
+            </w:tcBorders>
+            <w:shd w:fill="F3F6F9" w:color="auto" w:val="clear"/>
+            <w:tcMar>
+              <w:top w:type="dxa" w:w="80"/>
+              <w:left w:type="dxa" w:w="110"/>
+              <w:bottom w:type="dxa" w:w="80"/>
+              <w:right w:type="dxa" w:w="110"/>
+            </w:tcMar>
+          </w:tcPr>
+          <w:p>
+            <w:pPr>
+              <w:spacing w:after="0" w:line="260"/>
+            </w:pPr>
+            <w:r>
+              <w:rPr>
+                <w:b w:val="false"/>
+                <w:bCs w:val="false"/>
+                <w:sz w:val="19"/>
+                <w:szCs w:val="19"/>
+              </w:rPr>
+              <w:t xml:space="preserve">camera=(), microphone=(), geolocation=()</w:t>
+            </w:r>
+          </w:p>
+        </w:tc>
+      </w:tr>
+      <w:tr>
+        <w:trPr>
+          <w:cantSplit/>
+        </w:trPr>
+        <w:tc>
+          <w:tcPr>
+            <w:tcW w:type="dxa" w:w="3000"/>
+            <w:tcBorders>
+              <w:top w:val="single" w:color="C9D1DA" w:sz="4"/>
+              <w:left w:val="single" w:color="C9D1DA" w:sz="4"/>
+              <w:bottom w:val="single" w:color="C9D1DA" w:sz="4"/>
+              <w:right w:val="single" w:color="C9D1DA" w:sz="4"/>
+            </w:tcBorders>
+            <w:tcMar>
+              <w:top w:type="dxa" w:w="80"/>
+              <w:left w:type="dxa" w:w="110"/>
+              <w:bottom w:type="dxa" w:w="80"/>
+              <w:right w:type="dxa" w:w="110"/>
+            </w:tcMar>
+          </w:tcPr>
+          <w:p>
+            <w:pPr>
+              <w:spacing w:after="0" w:line="260"/>
+            </w:pPr>
+            <w:r>
+              <w:rPr>
+                <w:b w:val="false"/>
+                <w:bCs w:val="false"/>
+                <w:sz w:val="19"/>
+                <w:szCs w:val="19"/>
+              </w:rPr>
+              <w:t xml:space="preserve">Content-Security-Policy</w:t>
+            </w:r>
+          </w:p>
+        </w:tc>
+        <w:tc>
+          <w:tcPr>
+            <w:tcW w:type="dxa" w:w="6026"/>
+            <w:tcBorders>
+              <w:top w:val="single" w:color="C9D1DA" w:sz="4"/>
+              <w:left w:val="single" w:color="C9D1DA" w:sz="4"/>
+              <w:bottom w:val="single" w:color="C9D1DA" w:sz="4"/>
+              <w:right w:val="single" w:color="C9D1DA" w:sz="4"/>
+            </w:tcBorders>
+            <w:tcMar>
+              <w:top w:type="dxa" w:w="80"/>
+              <w:left w:type="dxa" w:w="110"/>
+              <w:bottom w:type="dxa" w:w="80"/>
+              <w:right w:type="dxa" w:w="110"/>
+            </w:tcMar>
+          </w:tcPr>
+          <w:p>
+            <w:pPr>
+              <w:spacing w:after="0" w:line="260"/>
+            </w:pPr>
+            <w:r>
+              <w:rPr>
+                <w:b w:val="false"/>
+                <w:bCs w:val="false"/>
+                <w:sz w:val="19"/>
+                <w:szCs w:val="19"/>
+              </w:rPr>
+              <w:t xml:space="preserve">default-src 'self'; script-src 'self'; style-src 'self' 'unsafe-inline'; img-src 'self' data: blob: https://*.supabase.co; font-src 'self'; connect-src 'self' https://*.supabase.co wss://*.supabase.co https://*.sentry.io; frame-ancestors 'none'; base-uri 'self'; form-action 'self'</w:t>
+            </w:r>
+          </w:p>
+        </w:tc>
+      </w:tr>
+      <w:tr>
+        <w:trPr>
+          <w:cantSplit/>
+        </w:trPr>
+        <w:tc>
+          <w:tcPr>
+            <w:tcW w:type="dxa" w:w="3000"/>
+            <w:tcBorders>
+              <w:top w:val="single" w:color="C9D1DA" w:sz="4"/>
+              <w:left w:val="single" w:color="C9D1DA" w:sz="4"/>
+              <w:bottom w:val="single" w:color="C9D1DA" w:sz="4"/>
+              <w:right w:val="single" w:color="C9D1DA" w:sz="4"/>
+            </w:tcBorders>
+            <w:shd w:fill="F3F6F9" w:color="auto" w:val="clear"/>
+            <w:tcMar>
+              <w:top w:type="dxa" w:w="80"/>
+              <w:left w:type="dxa" w:w="110"/>
+              <w:bottom w:type="dxa" w:w="80"/>
+              <w:right w:type="dxa" w:w="110"/>
+            </w:tcMar>
+          </w:tcPr>
+          <w:p>
+            <w:pPr>
+              <w:spacing w:after="0" w:line="260"/>
+            </w:pPr>
+            <w:r>
+              <w:rPr>
+                <w:b w:val="false"/>
+                <w:bCs w:val="false"/>
+                <w:sz w:val="19"/>
+                <w:szCs w:val="19"/>
+              </w:rPr>
+              <w:t xml:space="preserve">X-DNS-Prefetch-Control</w:t>
+            </w:r>
+          </w:p>
+        </w:tc>
+        <w:tc>
+          <w:tcPr>
+            <w:tcW w:type="dxa" w:w="6026"/>
+            <w:tcBorders>
+              <w:top w:val="single" w:color="C9D1DA" w:sz="4"/>
+              <w:left w:val="single" w:color="C9D1DA" w:sz="4"/>
+              <w:bottom w:val="single" w:color="C9D1DA" w:sz="4"/>
+              <w:right w:val="single" w:color="C9D1DA" w:sz="4"/>
+            </w:tcBorders>
+            <w:shd w:fill="F3F6F9" w:color="auto" w:val="clear"/>
+            <w:tcMar>
+              <w:top w:type="dxa" w:w="80"/>
+              <w:left w:type="dxa" w:w="110"/>
+              <w:bottom w:type="dxa" w:w="80"/>
+              <w:right w:type="dxa" w:w="110"/>
+            </w:tcMar>
+          </w:tcPr>
+          <w:p>
+            <w:pPr>
+              <w:spacing w:after="0" w:line="260"/>
+            </w:pPr>
+            <w:r>
+              <w:rPr>
+                <w:b w:val="false"/>
+                <w:bCs w:val="false"/>
+                <w:sz w:val="19"/>
+                <w:szCs w:val="19"/>
+              </w:rPr>
+              <w:t xml:space="preserve">off</w:t>
+            </w:r>
+          </w:p>
+        </w:tc>
+      </w:tr>
+      <w:tr>
+        <w:trPr>
+          <w:cantSplit/>
+        </w:trPr>
+        <w:tc>
+          <w:tcPr>
+            <w:tcW w:type="dxa" w:w="3000"/>
+            <w:tcBorders>
+              <w:top w:val="single" w:color="C9D1DA" w:sz="4"/>
+              <w:left w:val="single" w:color="C9D1DA" w:sz="4"/>
+              <w:bottom w:val="single" w:color="C9D1DA" w:sz="4"/>
+              <w:right w:val="single" w:color="C9D1DA" w:sz="4"/>
+            </w:tcBorders>
+            <w:tcMar>
+              <w:top w:type="dxa" w:w="80"/>
+              <w:left w:type="dxa" w:w="110"/>
+              <w:bottom w:type="dxa" w:w="80"/>
+              <w:right w:type="dxa" w:w="110"/>
+            </w:tcMar>
+          </w:tcPr>
+          <w:p>
+            <w:pPr>
+              <w:spacing w:after="0" w:line="260"/>
+            </w:pPr>
+            <w:r>
+              <w:rPr>
+                <w:b w:val="false"/>
+                <w:bCs w:val="false"/>
+                <w:sz w:val="19"/>
+                <w:szCs w:val="19"/>
+              </w:rPr>
+              <w:t xml:space="preserve">Strict-Transport-Security</w:t>
+            </w:r>
+          </w:p>
+        </w:tc>
+        <w:tc>
+          <w:tcPr>
+            <w:tcW w:type="dxa" w:w="6026"/>
+            <w:tcBorders>
+              <w:top w:val="single" w:color="C9D1DA" w:sz="4"/>
+              <w:left w:val="single" w:color="C9D1DA" w:sz="4"/>
+              <w:bottom w:val="single" w:color="C9D1DA" w:sz="4"/>
+              <w:right w:val="single" w:color="C9D1DA" w:sz="4"/>
+            </w:tcBorders>
+            <w:tcMar>
+              <w:top w:type="dxa" w:w="80"/>
+              <w:left w:type="dxa" w:w="110"/>
+              <w:bottom w:type="dxa" w:w="80"/>
+              <w:right w:type="dxa" w:w="110"/>
+            </w:tcMar>
+          </w:tcPr>
+          <w:p>
+            <w:pPr>
+              <w:spacing w:after="0" w:line="260"/>
+            </w:pPr>
+            <w:r>
+              <w:rPr>
+                <w:b w:val="false"/>
+                <w:bCs w:val="false"/>
+                <w:sz w:val="19"/>
+                <w:szCs w:val="19"/>
+              </w:rPr>
+              <w:t xml:space="preserve">max-age=63072000; includeSubDomains; preload</w:t>
+            </w:r>
+          </w:p>
+        </w:tc>
+      </w:tr>
+      <w:tr>
+        <w:trPr>
+          <w:cantSplit/>
+        </w:trPr>
+        <w:tc>
+          <w:tcPr>
+            <w:tcW w:type="dxa" w:w="3000"/>
+            <w:tcBorders>
+              <w:top w:val="single" w:color="C9D1DA" w:sz="4"/>
+              <w:left w:val="single" w:color="C9D1DA" w:sz="4"/>
+              <w:bottom w:val="single" w:color="C9D1DA" w:sz="4"/>
+              <w:right w:val="single" w:color="C9D1DA" w:sz="4"/>
+            </w:tcBorders>
+            <w:shd w:fill="F3F6F9" w:color="auto" w:val="clear"/>
+            <w:tcMar>
+              <w:top w:type="dxa" w:w="80"/>
+              <w:left w:type="dxa" w:w="110"/>
+              <w:bottom w:type="dxa" w:w="80"/>
+              <w:right w:type="dxa" w:w="110"/>
+            </w:tcMar>
+          </w:tcPr>
+          <w:p>
+            <w:pPr>
+              <w:spacing w:after="0" w:line="260"/>
+            </w:pPr>
+            <w:r>
+              <w:rPr>
+                <w:b w:val="false"/>
+                <w:bCs w:val="false"/>
+                <w:sz w:val="19"/>
+                <w:szCs w:val="19"/>
+              </w:rPr>
+              <w:t xml:space="preserve">Cross-Origin-Opener-Policy</w:t>
+            </w:r>
+          </w:p>
+        </w:tc>
+        <w:tc>
+          <w:tcPr>
+            <w:tcW w:type="dxa" w:w="6026"/>
+            <w:tcBorders>
+              <w:top w:val="single" w:color="C9D1DA" w:sz="4"/>
+              <w:left w:val="single" w:color="C9D1DA" w:sz="4"/>
+              <w:bottom w:val="single" w:color="C9D1DA" w:sz="4"/>
+              <w:right w:val="single" w:color="C9D1DA" w:sz="4"/>
+            </w:tcBorders>
+            <w:shd w:fill="F3F6F9" w:color="auto" w:val="clear"/>
+            <w:tcMar>
+              <w:top w:type="dxa" w:w="80"/>
+              <w:left w:type="dxa" w:w="110"/>
+              <w:bottom w:type="dxa" w:w="80"/>
+              <w:right w:type="dxa" w:w="110"/>
+            </w:tcMar>
+          </w:tcPr>
+          <w:p>
+            <w:pPr>
+              <w:spacing w:after="0" w:line="260"/>
+            </w:pPr>
+            <w:r>
+              <w:rPr>
+                <w:b w:val="false"/>
+                <w:bCs w:val="false"/>
+                <w:sz w:val="19"/>
+                <w:szCs w:val="19"/>
+              </w:rPr>
+              <w:t xml:space="preserve">same-origin</w:t>
+            </w:r>
+          </w:p>
+        </w:tc>
+      </w:tr>
+      <w:tr>
+        <w:trPr>
+          <w:cantSplit/>
+        </w:trPr>
+        <w:tc>
+          <w:tcPr>
+            <w:tcW w:type="dxa" w:w="3000"/>
+            <w:tcBorders>
+              <w:top w:val="single" w:color="C9D1DA" w:sz="4"/>
+              <w:left w:val="single" w:color="C9D1DA" w:sz="4"/>
+              <w:bottom w:val="single" w:color="C9D1DA" w:sz="4"/>
+              <w:right w:val="single" w:color="C9D1DA" w:sz="4"/>
+            </w:tcBorders>
+            <w:tcMar>
+              <w:top w:type="dxa" w:w="80"/>
+              <w:left w:type="dxa" w:w="110"/>
+              <w:bottom w:type="dxa" w:w="80"/>
+              <w:right w:type="dxa" w:w="110"/>
+            </w:tcMar>
+          </w:tcPr>
+          <w:p>
+            <w:pPr>
+              <w:spacing w:after="0" w:line="260"/>
+            </w:pPr>
+            <w:r>
+              <w:rPr>
+                <w:b w:val="false"/>
+                <w:bCs w:val="false"/>
+                <w:sz w:val="19"/>
+                <w:szCs w:val="19"/>
+              </w:rPr>
+              <w:t xml:space="preserve">Cross-Origin-Resource-Policy</w:t>
+            </w:r>
+          </w:p>
+        </w:tc>
+        <w:tc>
+          <w:tcPr>
+            <w:tcW w:type="dxa" w:w="6026"/>
+            <w:tcBorders>
+              <w:top w:val="single" w:color="C9D1DA" w:sz="4"/>
+              <w:left w:val="single" w:color="C9D1DA" w:sz="4"/>
+              <w:bottom w:val="single" w:color="C9D1DA" w:sz="4"/>
+              <w:right w:val="single" w:color="C9D1DA" w:sz="4"/>
+            </w:tcBorders>
+            <w:tcMar>
+              <w:top w:type="dxa" w:w="80"/>
+              <w:left w:type="dxa" w:w="110"/>
+              <w:bottom w:type="dxa" w:w="80"/>
+              <w:right w:type="dxa" w:w="110"/>
+            </w:tcMar>
+          </w:tcPr>
+          <w:p>
+            <w:pPr>
+              <w:spacing w:after="0" w:line="260"/>
+            </w:pPr>
+            <w:r>
+              <w:rPr>
+                <w:b w:val="false"/>
+                <w:bCs w:val="false"/>
+                <w:sz w:val="19"/>
+                <w:szCs w:val="19"/>
+              </w:rPr>
+              <w:t xml:space="preserve">same-origin</w:t>
+            </w:r>
+          </w:p>
+        </w:tc>
+      </w:tr>
+      <w:tr>
+        <w:trPr>
+          <w:cantSplit/>
+        </w:trPr>
+        <w:tc>
+          <w:tcPr>
+            <w:tcW w:type="dxa" w:w="3000"/>
+            <w:tcBorders>
+              <w:top w:val="single" w:color="C9D1DA" w:sz="4"/>
+              <w:left w:val="single" w:color="C9D1DA" w:sz="4"/>
+              <w:bottom w:val="single" w:color="C9D1DA" w:sz="4"/>
+              <w:right w:val="single" w:color="C9D1DA" w:sz="4"/>
+            </w:tcBorders>
+            <w:shd w:fill="F3F6F9" w:color="auto" w:val="clear"/>
+            <w:tcMar>
+              <w:top w:type="dxa" w:w="80"/>
+              <w:left w:type="dxa" w:w="110"/>
+              <w:bottom w:type="dxa" w:w="80"/>
+              <w:right w:type="dxa" w:w="110"/>
+            </w:tcMar>
+          </w:tcPr>
+          <w:p>
+            <w:pPr>
+              <w:spacing w:after="0" w:line="260"/>
+            </w:pPr>
+            <w:r>
+              <w:rPr>
+                <w:b w:val="false"/>
+                <w:bCs w:val="false"/>
+                <w:sz w:val="19"/>
+                <w:szCs w:val="19"/>
+              </w:rPr>
+              <w:t xml:space="preserve">Cache-Control /assets/*</w:t>
+            </w:r>
+          </w:p>
+        </w:tc>
+        <w:tc>
+          <w:tcPr>
+            <w:tcW w:type="dxa" w:w="6026"/>
+            <w:tcBorders>
+              <w:top w:val="single" w:color="C9D1DA" w:sz="4"/>
+              <w:left w:val="single" w:color="C9D1DA" w:sz="4"/>
+              <w:bottom w:val="single" w:color="C9D1DA" w:sz="4"/>
+              <w:right w:val="single" w:color="C9D1DA" w:sz="4"/>
+            </w:tcBorders>
+            <w:shd w:fill="F3F6F9" w:color="auto" w:val="clear"/>
+            <w:tcMar>
+              <w:top w:type="dxa" w:w="80"/>
+              <w:left w:type="dxa" w:w="110"/>
+              <w:bottom w:type="dxa" w:w="80"/>
+              <w:right w:type="dxa" w:w="110"/>
+            </w:tcMar>
+          </w:tcPr>
+          <w:p>
+            <w:pPr>
+              <w:spacing w:after="0" w:line="260"/>
+            </w:pPr>
+            <w:r>
+              <w:rPr>
+                <w:b w:val="false"/>
+                <w:bCs w:val="false"/>
+                <w:sz w:val="19"/>
+                <w:szCs w:val="19"/>
+              </w:rPr>
+              <w:t xml:space="preserve">public, max-age=31536000, immutable</w:t>
+            </w:r>
+          </w:p>
+        </w:tc>
+      </w:tr>
+      <w:tr>
+        <w:trPr>
+          <w:cantSplit/>
+        </w:trPr>
+        <w:tc>
+          <w:tcPr>
+            <w:tcW w:type="dxa" w:w="3000"/>
+            <w:tcBorders>
+              <w:top w:val="single" w:color="C9D1DA" w:sz="4"/>
+              <w:left w:val="single" w:color="C9D1DA" w:sz="4"/>
+              <w:bottom w:val="single" w:color="C9D1DA" w:sz="4"/>
+              <w:right w:val="single" w:color="C9D1DA" w:sz="4"/>
+            </w:tcBorders>
+            <w:tcMar>
+              <w:top w:type="dxa" w:w="80"/>
+              <w:left w:type="dxa" w:w="110"/>
+              <w:bottom w:type="dxa" w:w="80"/>
+              <w:right w:type="dxa" w:w="110"/>
+            </w:tcMar>
+          </w:tcPr>
+          <w:p>
+            <w:pPr>
+              <w:spacing w:after="0" w:line="260"/>
+            </w:pPr>
+            <w:r>
+              <w:rPr>
+                <w:b w:val="false"/>
+                <w:bCs w:val="false"/>
+                <w:sz w:val="19"/>
+                <w:szCs w:val="19"/>
+              </w:rPr>
+              <w:t xml:space="preserve">Cache-Control /sw.js</w:t>
+            </w:r>
+          </w:p>
+        </w:tc>
+        <w:tc>
+          <w:tcPr>
+            <w:tcW w:type="dxa" w:w="6026"/>
+            <w:tcBorders>
+              <w:top w:val="single" w:color="C9D1DA" w:sz="4"/>
+              <w:left w:val="single" w:color="C9D1DA" w:sz="4"/>
+              <w:bottom w:val="single" w:color="C9D1DA" w:sz="4"/>
+              <w:right w:val="single" w:color="C9D1DA" w:sz="4"/>
+            </w:tcBorders>
+            <w:tcMar>
+              <w:top w:type="dxa" w:w="80"/>
+              <w:left w:type="dxa" w:w="110"/>
+              <w:bottom w:type="dxa" w:w="80"/>
+              <w:right w:type="dxa" w:w="110"/>
+            </w:tcMar>
+          </w:tcPr>
+          <w:p>
+            <w:pPr>
+              <w:spacing w:after="0" w:line="260"/>
+            </w:pPr>
+            <w:r>
+              <w:rPr>
+                <w:b w:val="false"/>
+                <w:bCs w:val="false"/>
+                <w:sz w:val="19"/>
+                <w:szCs w:val="19"/>
+              </w:rPr>
+              <w:t xml:space="preserve">no-cache, no-store, must-revalidate</w:t>
+            </w:r>
+          </w:p>
+        </w:tc>
+      </w:tr>
+      <w:tr>
+        <w:trPr>
+          <w:cantSplit/>
+        </w:trPr>
+        <w:tc>
+          <w:tcPr>
+            <w:tcW w:type="dxa" w:w="3000"/>
+            <w:tcBorders>
+              <w:top w:val="single" w:color="C9D1DA" w:sz="4"/>
+              <w:left w:val="single" w:color="C9D1DA" w:sz="4"/>
+              <w:bottom w:val="single" w:color="C9D1DA" w:sz="4"/>
+              <w:right w:val="single" w:color="C9D1DA" w:sz="4"/>
+            </w:tcBorders>
+            <w:shd w:fill="F3F6F9" w:color="auto" w:val="clear"/>
+            <w:tcMar>
+              <w:top w:type="dxa" w:w="80"/>
+              <w:left w:type="dxa" w:w="110"/>
+              <w:bottom w:type="dxa" w:w="80"/>
+              <w:right w:type="dxa" w:w="110"/>
+            </w:tcMar>
+          </w:tcPr>
+          <w:p>
+            <w:pPr>
+              <w:spacing w:after="0" w:line="260"/>
+            </w:pPr>
+            <w:r>
+              <w:rPr>
+                <w:b w:val="false"/>
+                <w:bCs w:val="false"/>
+                <w:sz w:val="19"/>
+                <w:szCs w:val="19"/>
+              </w:rPr>
+              <w:t xml:space="preserve">Cache-Control /manifest.json</w:t>
+            </w:r>
+          </w:p>
+        </w:tc>
+        <w:tc>
+          <w:tcPr>
+            <w:tcW w:type="dxa" w:w="6026"/>
+            <w:tcBorders>
+              <w:top w:val="single" w:color="C9D1DA" w:sz="4"/>
+              <w:left w:val="single" w:color="C9D1DA" w:sz="4"/>
+              <w:bottom w:val="single" w:color="C9D1DA" w:sz="4"/>
+              <w:right w:val="single" w:color="C9D1DA" w:sz="4"/>
+            </w:tcBorders>
+            <w:shd w:fill="F3F6F9" w:color="auto" w:val="clear"/>
+            <w:tcMar>
+              <w:top w:type="dxa" w:w="80"/>
+              <w:left w:type="dxa" w:w="110"/>
+              <w:bottom w:type="dxa" w:w="80"/>
+              <w:right w:type="dxa" w:w="110"/>
+            </w:tcMar>
+          </w:tcPr>
+          <w:p>
+            <w:pPr>
+              <w:spacing w:after="0" w:line="260"/>
+            </w:pPr>
+            <w:r>
+              <w:rPr>
+                <w:b w:val="false"/>
+                <w:bCs w:val="false"/>
+                <w:sz w:val="19"/>
+                <w:szCs w:val="19"/>
+              </w:rPr>
+              <w:t xml:space="preserve">public, max-age=86400</w:t>
+            </w:r>
+          </w:p>
+        </w:tc>
+      </w:tr>
+    </w:tbl>
+    <w:p>
+      <w:pPr>
+        <w:spacing w:after="120"/>
+      </w:pPr>
+    </w:p>
+    <w:p>
+      <w:pPr>
+        <w:pStyle w:val="Heading1"/>
+      </w:pPr>
+      <w:r>
+        <w:t xml:space="preserve">M-03  Verwundbare npm-Abhängigkeiten</w:t>
+      </w:r>
+    </w:p>
+    <w:tbl>
+      <w:tblPr>
+        <w:tblW w:type="dxa" w:w="9026"/>
+        <w:tblBorders>
+          <w:top w:val="single" w:color="auto" w:sz="4"/>
+          <w:left w:val="single" w:color="auto" w:sz="4"/>
+          <w:bottom w:val="single" w:color="auto" w:sz="4"/>
+          <w:right w:val="single" w:color="auto" w:sz="4"/>
+          <w:insideH w:val="single" w:color="auto" w:sz="4"/>
+          <w:insideV w:val="single" w:color="auto" w:sz="4"/>
+        </w:tblBorders>
+      </w:tblPr>
+      <w:tblGrid>
+        <w:gridCol w:w="2600"/>
+        <w:gridCol w:w="6426"/>
+      </w:tblGrid>
+      <w:tr>
+        <w:trPr>
+          <w:tblHeader/>
+        </w:trPr>
+        <w:tc>
+          <w:tcPr>
+            <w:tcW w:type="dxa" w:w="2600"/>
+            <w:tcBorders>
+              <w:top w:val="single" w:color="C9D1DA" w:sz="4"/>
+              <w:left w:val="single" w:color="C9D1DA" w:sz="4"/>
+              <w:bottom w:val="single" w:color="C9D1DA" w:sz="4"/>
+              <w:right w:val="single" w:color="C9D1DA" w:sz="4"/>
+            </w:tcBorders>
+            <w:shd w:fill="1F3A5F" w:color="auto" w:val="clear"/>
+            <w:tcMar>
+              <w:top w:type="dxa" w:w="80"/>
+              <w:left w:type="dxa" w:w="110"/>
+              <w:bottom w:type="dxa" w:w="80"/>
+              <w:right w:type="dxa" w:w="110"/>
+            </w:tcMar>
+          </w:tcPr>
+          <w:p>
+            <w:pPr>
+              <w:spacing w:after="0" w:line="260"/>
+            </w:pPr>
+            <w:r>
+              <w:rPr>
+                <w:b/>
+                <w:bCs/>
+                <w:color w:val="FFFFFF"/>
+                <w:sz w:val="19"/>
+                <w:szCs w:val="19"/>
+              </w:rPr>
+              <w:t xml:space="preserve">Angabe</w:t>
+            </w:r>
+          </w:p>
+        </w:tc>
+        <w:tc>
+          <w:tcPr>
+            <w:tcW w:type="dxa" w:w="6426"/>
+            <w:tcBorders>
+              <w:top w:val="single" w:color="C9D1DA" w:sz="4"/>
+              <w:left w:val="single" w:color="C9D1DA" w:sz="4"/>
+              <w:bottom w:val="single" w:color="C9D1DA" w:sz="4"/>
+              <w:right w:val="single" w:color="C9D1DA" w:sz="4"/>
+            </w:tcBorders>
+            <w:shd w:fill="1F3A5F" w:color="auto" w:val="clear"/>
+            <w:tcMar>
+              <w:top w:type="dxa" w:w="80"/>
+              <w:left w:type="dxa" w:w="110"/>
+              <w:bottom w:type="dxa" w:w="80"/>
+              <w:right w:type="dxa" w:w="110"/>
+            </w:tcMar>
+          </w:tcPr>
+          <w:p>
+            <w:pPr>
+              <w:spacing w:after="0" w:line="260"/>
+            </w:pPr>
+            <w:r>
+              <w:rPr>
+                <w:b/>
+                <w:bCs/>
+                <w:color w:val="FFFFFF"/>
+                <w:sz w:val="19"/>
+                <w:szCs w:val="19"/>
+              </w:rPr>
+              <w:t xml:space="preserve">Wert</w:t>
+            </w:r>
+          </w:p>
+        </w:tc>
+      </w:tr>
+      <w:tr>
+        <w:trPr>
+          <w:cantSplit/>
+        </w:trPr>
+        <w:tc>
+          <w:tcPr>
+            <w:tcW w:type="dxa" w:w="2600"/>
+            <w:tcBorders>
+              <w:top w:val="single" w:color="C9D1DA" w:sz="4"/>
+              <w:left w:val="single" w:color="C9D1DA" w:sz="4"/>
+              <w:bottom w:val="single" w:color="C9D1DA" w:sz="4"/>
+              <w:right w:val="single" w:color="C9D1DA" w:sz="4"/>
+            </w:tcBorders>
+            <w:tcMar>
+              <w:top w:type="dxa" w:w="80"/>
+              <w:left w:type="dxa" w:w="110"/>
+              <w:bottom w:type="dxa" w:w="80"/>
+              <w:right w:type="dxa" w:w="110"/>
+            </w:tcMar>
+          </w:tcPr>
+          <w:p>
+            <w:pPr>
+              <w:spacing w:after="0" w:line="260"/>
+            </w:pPr>
+            <w:r>
+              <w:rPr>
+                <w:b w:val="false"/>
+                <w:bCs w:val="false"/>
+                <w:sz w:val="19"/>
+                <w:szCs w:val="19"/>
+              </w:rPr>
+              <w:t xml:space="preserve">Geprüft am</w:t>
+            </w:r>
+          </w:p>
+        </w:tc>
+        <w:tc>
+          <w:tcPr>
+            <w:tcW w:type="dxa" w:w="6426"/>
+            <w:tcBorders>
+              <w:top w:val="single" w:color="C9D1DA" w:sz="4"/>
+              <w:left w:val="single" w:color="C9D1DA" w:sz="4"/>
+              <w:bottom w:val="single" w:color="C9D1DA" w:sz="4"/>
+              <w:right w:val="single" w:color="C9D1DA" w:sz="4"/>
+            </w:tcBorders>
+            <w:tcMar>
+              <w:top w:type="dxa" w:w="80"/>
+              <w:left w:type="dxa" w:w="110"/>
+              <w:bottom w:type="dxa" w:w="80"/>
+              <w:right w:type="dxa" w:w="110"/>
+            </w:tcMar>
+          </w:tcPr>
+          <w:p>
+            <w:pPr>
+              <w:spacing w:after="0" w:line="260"/>
+            </w:pPr>
+            <w:r>
+              <w:rPr>
+                <w:b w:val="false"/>
+                <w:bCs w:val="false"/>
+                <w:sz w:val="19"/>
+                <w:szCs w:val="19"/>
+              </w:rPr>
+              <w:t xml:space="preserve">24.09.2026</w:t>
+            </w:r>
+          </w:p>
+        </w:tc>
+      </w:tr>
+      <w:tr>
+        <w:trPr>
+          <w:cantSplit/>
+        </w:trPr>
+        <w:tc>
+          <w:tcPr>
+            <w:tcW w:type="dxa" w:w="2600"/>
+            <w:tcBorders>
+              <w:top w:val="single" w:color="C9D1DA" w:sz="4"/>
+              <w:left w:val="single" w:color="C9D1DA" w:sz="4"/>
+              <w:bottom w:val="single" w:color="C9D1DA" w:sz="4"/>
+              <w:right w:val="single" w:color="C9D1DA" w:sz="4"/>
+            </w:tcBorders>
+            <w:shd w:fill="F3F6F9" w:color="auto" w:val="clear"/>
+            <w:tcMar>
+              <w:top w:type="dxa" w:w="80"/>
+              <w:left w:type="dxa" w:w="110"/>
+              <w:bottom w:type="dxa" w:w="80"/>
+              <w:right w:type="dxa" w:w="110"/>
+            </w:tcMar>
+          </w:tcPr>
+          <w:p>
+            <w:pPr>
+              <w:spacing w:after="0" w:line="260"/>
+            </w:pPr>
+            <w:r>
+              <w:rPr>
+                <w:b w:val="false"/>
+                <w:bCs w:val="false"/>
+                <w:sz w:val="19"/>
+                <w:szCs w:val="19"/>
+              </w:rPr>
+              <w:t xml:space="preserve">Ort</w:t>
+            </w:r>
+          </w:p>
+        </w:tc>
+        <w:tc>
+          <w:tcPr>
+            <w:tcW w:type="dxa" w:w="6426"/>
+            <w:tcBorders>
+              <w:top w:val="single" w:color="C9D1DA" w:sz="4"/>
+              <w:left w:val="single" w:color="C9D1DA" w:sz="4"/>
+              <w:bottom w:val="single" w:color="C9D1DA" w:sz="4"/>
+              <w:right w:val="single" w:color="C9D1DA" w:sz="4"/>
+            </w:tcBorders>
+            <w:shd w:fill="F3F6F9" w:color="auto" w:val="clear"/>
+            <w:tcMar>
+              <w:top w:type="dxa" w:w="80"/>
+              <w:left w:type="dxa" w:w="110"/>
+              <w:bottom w:type="dxa" w:w="80"/>
+              <w:right w:type="dxa" w:w="110"/>
+            </w:tcMar>
+          </w:tcPr>
+          <w:p>
+            <w:pPr>
+              <w:spacing w:after="0" w:line="260"/>
+            </w:pPr>
+            <w:r>
+              <w:rPr>
+                <w:b w:val="false"/>
+                <w:bCs w:val="false"/>
+                <w:sz w:val="19"/>
+                <w:szCs w:val="19"/>
+              </w:rPr>
+              <w:t xml:space="preserve">Quellcode des Frontends (package.json, package-lock.json)</w:t>
+            </w:r>
+          </w:p>
+        </w:tc>
+      </w:tr>
+      <w:tr>
+        <w:trPr>
+          <w:cantSplit/>
+        </w:trPr>
+        <w:tc>
+          <w:tcPr>
+            <w:tcW w:type="dxa" w:w="2600"/>
+            <w:tcBorders>
+              <w:top w:val="single" w:color="C9D1DA" w:sz="4"/>
+              <w:left w:val="single" w:color="C9D1DA" w:sz="4"/>
+              <w:bottom w:val="single" w:color="C9D1DA" w:sz="4"/>
+              <w:right w:val="single" w:color="C9D1DA" w:sz="4"/>
+            </w:tcBorders>
+            <w:tcMar>
+              <w:top w:type="dxa" w:w="80"/>
+              <w:left w:type="dxa" w:w="110"/>
+              <w:bottom w:type="dxa" w:w="80"/>
+              <w:right w:type="dxa" w:w="110"/>
+            </w:tcMar>
+          </w:tcPr>
+          <w:p>
+            <w:pPr>
+              <w:spacing w:after="0" w:line="260"/>
+            </w:pPr>
+            <w:r>
+              <w:rPr>
+                <w:b w:val="false"/>
+                <w:bCs w:val="false"/>
+                <w:sz w:val="19"/>
+                <w:szCs w:val="19"/>
+              </w:rPr>
+              <w:t xml:space="preserve">Nachweis</w:t>
+            </w:r>
+          </w:p>
+        </w:tc>
+        <w:tc>
+          <w:tcPr>
+            <w:tcW w:type="dxa" w:w="6426"/>
+            <w:tcBorders>
+              <w:top w:val="single" w:color="C9D1DA" w:sz="4"/>
+              <w:left w:val="single" w:color="C9D1DA" w:sz="4"/>
+              <w:bottom w:val="single" w:color="C9D1DA" w:sz="4"/>
+              <w:right w:val="single" w:color="C9D1DA" w:sz="4"/>
+            </w:tcBorders>
+            <w:tcMar>
+              <w:top w:type="dxa" w:w="80"/>
+              <w:left w:type="dxa" w:w="110"/>
+              <w:bottom w:type="dxa" w:w="80"/>
+              <w:right w:type="dxa" w:w="110"/>
+            </w:tcMar>
+          </w:tcPr>
+          <w:p>
+            <w:pPr>
+              <w:spacing w:after="0" w:line="260"/>
+            </w:pPr>
+            <w:r>
+              <w:rPr>
+                <w:b w:val="false"/>
+                <w:bCs w:val="false"/>
+                <w:sz w:val="19"/>
+                <w:szCs w:val="19"/>
+              </w:rPr>
+              <w:t xml:space="preserve">Code-Review; Änderungsvergleich package.json (Bildschirmfoto 2026-09-24 um 13.18.39); npm audit vom 24.09.2026 nach der Aktualisierung; manueller Funktionstest vom 24.09.2026</w:t>
+            </w:r>
+          </w:p>
+        </w:tc>
+      </w:tr>
+      <w:tr>
+        <w:trPr>
+          <w:cantSplit/>
+        </w:trPr>
+        <w:tc>
+          <w:tcPr>
+            <w:tcW w:type="dxa" w:w="2600"/>
+            <w:tcBorders>
+              <w:top w:val="single" w:color="C9D1DA" w:sz="4"/>
+              <w:left w:val="single" w:color="C9D1DA" w:sz="4"/>
+              <w:bottom w:val="single" w:color="C9D1DA" w:sz="4"/>
+              <w:right w:val="single" w:color="C9D1DA" w:sz="4"/>
+            </w:tcBorders>
+            <w:shd w:fill="F3F6F9" w:color="auto" w:val="clear"/>
+            <w:tcMar>
+              <w:top w:type="dxa" w:w="80"/>
+              <w:left w:type="dxa" w:w="110"/>
+              <w:bottom w:type="dxa" w:w="80"/>
+              <w:right w:type="dxa" w:w="110"/>
+            </w:tcMar>
+          </w:tcPr>
+          <w:p>
+            <w:pPr>
+              <w:spacing w:after="0" w:line="260"/>
+            </w:pPr>
+            <w:r>
+              <w:rPr>
+                <w:b w:val="false"/>
+                <w:bCs w:val="false"/>
+                <w:sz w:val="19"/>
+                <w:szCs w:val="19"/>
+              </w:rPr>
+              <w:t xml:space="preserve">Ergebnis</w:t>
+            </w:r>
+          </w:p>
+        </w:tc>
+        <w:tc>
+          <w:tcPr>
+            <w:tcW w:type="dxa" w:w="6426"/>
+            <w:tcBorders>
+              <w:top w:val="single" w:color="C9D1DA" w:sz="4"/>
+              <w:left w:val="single" w:color="C9D1DA" w:sz="4"/>
+              <w:bottom w:val="single" w:color="C9D1DA" w:sz="4"/>
+              <w:right w:val="single" w:color="C9D1DA" w:sz="4"/>
+            </w:tcBorders>
+            <w:shd w:fill="F3F6F9" w:color="auto" w:val="clear"/>
+            <w:tcMar>
+              <w:top w:type="dxa" w:w="80"/>
+              <w:left w:type="dxa" w:w="110"/>
+              <w:bottom w:type="dxa" w:w="80"/>
+              <w:right w:type="dxa" w:w="110"/>
+            </w:tcMar>
+          </w:tcPr>
+          <w:p>
+            <w:pPr>
+              <w:spacing w:after="0" w:line="260"/>
+            </w:pPr>
+            <w:r>
+              <w:rPr>
+                <w:b w:val="false"/>
+                <w:bCs w:val="false"/>
+                <w:sz w:val="19"/>
+                <w:szCs w:val="19"/>
+              </w:rPr>
+              <w:t xml:space="preserve">Mangel – Mittel</w:t>
+            </w:r>
+          </w:p>
+        </w:tc>
+      </w:tr>
+      <w:tr>
+        <w:trPr>
+          <w:cantSplit/>
+        </w:trPr>
+        <w:tc>
+          <w:tcPr>
+            <w:tcW w:type="dxa" w:w="2600"/>
+            <w:tcBorders>
+              <w:top w:val="single" w:color="C9D1DA" w:sz="4"/>
+              <w:left w:val="single" w:color="C9D1DA" w:sz="4"/>
+              <w:bottom w:val="single" w:color="C9D1DA" w:sz="4"/>
+              <w:right w:val="single" w:color="C9D1DA" w:sz="4"/>
+            </w:tcBorders>
+            <w:tcMar>
+              <w:top w:type="dxa" w:w="80"/>
+              <w:left w:type="dxa" w:w="110"/>
+              <w:bottom w:type="dxa" w:w="80"/>
+              <w:right w:type="dxa" w:w="110"/>
+            </w:tcMar>
+          </w:tcPr>
+          <w:p>
+            <w:pPr>
+              <w:spacing w:after="0" w:line="260"/>
+            </w:pPr>
+            <w:r>
+              <w:rPr>
+                <w:b w:val="false"/>
+                <w:bCs w:val="false"/>
+                <w:sz w:val="19"/>
+                <w:szCs w:val="19"/>
+              </w:rPr>
+              <w:t xml:space="preserve">Status</w:t>
+            </w:r>
+          </w:p>
+        </w:tc>
+        <w:tc>
+          <w:tcPr>
+            <w:tcW w:type="dxa" w:w="6426"/>
+            <w:tcBorders>
+              <w:top w:val="single" w:color="C9D1DA" w:sz="4"/>
+              <w:left w:val="single" w:color="C9D1DA" w:sz="4"/>
+              <w:bottom w:val="single" w:color="C9D1DA" w:sz="4"/>
+              <w:right w:val="single" w:color="C9D1DA" w:sz="4"/>
+            </w:tcBorders>
+            <w:tcMar>
+              <w:top w:type="dxa" w:w="80"/>
+              <w:left w:type="dxa" w:w="110"/>
+              <w:bottom w:type="dxa" w:w="80"/>
+              <w:right w:type="dxa" w:w="110"/>
+            </w:tcMar>
+          </w:tcPr>
+          <w:p>
+            <w:pPr>
+              <w:spacing w:after="0" w:line="260"/>
+            </w:pPr>
+            <w:r>
+              <w:rPr>
+                <w:b w:val="false"/>
+                <w:bCs w:val="false"/>
+                <w:sz w:val="19"/>
+                <w:szCs w:val="19"/>
+              </w:rPr>
+              <w:t xml:space="preserve">Behoben (nachgeprüft 24.09.2026)</w:t>
+            </w:r>
+          </w:p>
+        </w:tc>
+      </w:tr>
+    </w:tbl>
+    <w:p>
+      <w:pPr>
+        <w:spacing w:after="120"/>
+      </w:pPr>
+    </w:p>
+    <w:p>
+      <w:pPr>
+        <w:pStyle w:val="Heading2"/>
+      </w:pPr>
+      <w:r>
+        <w:t xml:space="preserve">Anlass</w:t>
+      </w:r>
+    </w:p>
+    <w:p>
+      <w:pPr>
+        <w:spacing w:after="120" w:line="300"/>
+      </w:pPr>
+      <w:r>
+        <w:t xml:space="preserve">Die automatische Prüfung betrachtet die Supabase-Konfiguration, nicht die Bibliotheken des Frontends. Die npm-Abhängigkeiten wurden deshalb im Rahmen des Code-Reviews gesondert auf bekannte Sicherheitslücken geprüft.</w:t>
+      </w:r>
+    </w:p>
+    <w:p>
+      <w:pPr>
+        <w:pStyle w:val="Heading2"/>
+      </w:pPr>
+      <w:r>
+        <w:t xml:space="preserve">Ist-Zustand</w:t>
+      </w:r>
+    </w:p>
+    <w:tbl>
+      <w:tblPr>
+        <w:tblW w:type="dxa" w:w="9026"/>
+        <w:tblBorders>
+          <w:top w:val="single" w:color="auto" w:sz="4"/>
+          <w:left w:val="single" w:color="auto" w:sz="4"/>
+          <w:bottom w:val="single" w:color="auto" w:sz="4"/>
+          <w:right w:val="single" w:color="auto" w:sz="4"/>
+          <w:insideH w:val="single" w:color="auto" w:sz="4"/>
+          <w:insideV w:val="single" w:color="auto" w:sz="4"/>
+        </w:tblBorders>
+      </w:tblPr>
+      <w:tblGrid>
+        <w:gridCol w:w="3300"/>
+        <w:gridCol w:w="1600"/>
+        <w:gridCol w:w="4126"/>
+      </w:tblGrid>
+      <w:tr>
+        <w:trPr>
+          <w:tblHeader/>
+        </w:trPr>
+        <w:tc>
+          <w:tcPr>
+            <w:tcW w:type="dxa" w:w="3300"/>
+            <w:tcBorders>
+              <w:top w:val="single" w:color="C9D1DA" w:sz="4"/>
+              <w:left w:val="single" w:color="C9D1DA" w:sz="4"/>
+              <w:bottom w:val="single" w:color="C9D1DA" w:sz="4"/>
+              <w:right w:val="single" w:color="C9D1DA" w:sz="4"/>
+            </w:tcBorders>
+            <w:shd w:fill="1F3A5F" w:color="auto" w:val="clear"/>
+            <w:tcMar>
+              <w:top w:type="dxa" w:w="80"/>
+              <w:left w:type="dxa" w:w="110"/>
+              <w:bottom w:type="dxa" w:w="80"/>
+              <w:right w:type="dxa" w:w="110"/>
+            </w:tcMar>
+          </w:tcPr>
+          <w:p>
+            <w:pPr>
+              <w:spacing w:after="0" w:line="260"/>
+            </w:pPr>
+            <w:r>
+              <w:rPr>
+                <w:b/>
+                <w:bCs/>
+                <w:color w:val="FFFFFF"/>
+                <w:sz w:val="19"/>
+                <w:szCs w:val="19"/>
+              </w:rPr>
+              <w:t xml:space="preserve">Paket (vor Behebung)</w:t>
+            </w:r>
+          </w:p>
+        </w:tc>
+        <w:tc>
+          <w:tcPr>
+            <w:tcW w:type="dxa" w:w="1600"/>
+            <w:tcBorders>
+              <w:top w:val="single" w:color="C9D1DA" w:sz="4"/>
+              <w:left w:val="single" w:color="C9D1DA" w:sz="4"/>
+              <w:bottom w:val="single" w:color="C9D1DA" w:sz="4"/>
+              <w:right w:val="single" w:color="C9D1DA" w:sz="4"/>
+            </w:tcBorders>
+            <w:shd w:fill="1F3A5F" w:color="auto" w:val="clear"/>
+            <w:tcMar>
+              <w:top w:type="dxa" w:w="80"/>
+              <w:left w:type="dxa" w:w="110"/>
+              <w:bottom w:type="dxa" w:w="80"/>
+              <w:right w:type="dxa" w:w="110"/>
+            </w:tcMar>
+          </w:tcPr>
+          <w:p>
+            <w:pPr>
+              <w:spacing w:after="0" w:line="260"/>
+            </w:pPr>
+            <w:r>
+              <w:rPr>
+                <w:b/>
+                <w:bCs/>
+                <w:color w:val="FFFFFF"/>
+                <w:sz w:val="19"/>
+                <w:szCs w:val="19"/>
+              </w:rPr>
+              <w:t xml:space="preserve">Version</w:t>
+            </w:r>
+          </w:p>
+        </w:tc>
+        <w:tc>
+          <w:tcPr>
+            <w:tcW w:type="dxa" w:w="4126"/>
+            <w:tcBorders>
+              <w:top w:val="single" w:color="C9D1DA" w:sz="4"/>
+              <w:left w:val="single" w:color="C9D1DA" w:sz="4"/>
+              <w:bottom w:val="single" w:color="C9D1DA" w:sz="4"/>
+              <w:right w:val="single" w:color="C9D1DA" w:sz="4"/>
+            </w:tcBorders>
+            <w:shd w:fill="1F3A5F" w:color="auto" w:val="clear"/>
+            <w:tcMar>
+              <w:top w:type="dxa" w:w="80"/>
+              <w:left w:type="dxa" w:w="110"/>
+              <w:bottom w:type="dxa" w:w="80"/>
+              <w:right w:type="dxa" w:w="110"/>
+            </w:tcMar>
+          </w:tcPr>
+          <w:p>
+            <w:pPr>
+              <w:spacing w:after="0" w:line="260"/>
+            </w:pPr>
+            <w:r>
+              <w:rPr>
+                <w:b/>
+                <w:bCs/>
+                <w:color w:val="FFFFFF"/>
+                <w:sz w:val="19"/>
+                <w:szCs w:val="19"/>
+              </w:rPr>
+              <w:t xml:space="preserve">Bewertung</w:t>
+            </w:r>
+          </w:p>
+        </w:tc>
+      </w:tr>
+      <w:tr>
+        <w:trPr>
+          <w:cantSplit/>
+        </w:trPr>
+        <w:tc>
+          <w:tcPr>
+            <w:tcW w:type="dxa" w:w="3300"/>
+            <w:tcBorders>
+              <w:top w:val="single" w:color="C9D1DA" w:sz="4"/>
+              <w:left w:val="single" w:color="C9D1DA" w:sz="4"/>
+              <w:bottom w:val="single" w:color="C9D1DA" w:sz="4"/>
+              <w:right w:val="single" w:color="C9D1DA" w:sz="4"/>
+            </w:tcBorders>
+            <w:tcMar>
+              <w:top w:type="dxa" w:w="80"/>
+              <w:left w:type="dxa" w:w="110"/>
+              <w:bottom w:type="dxa" w:w="80"/>
+              <w:right w:type="dxa" w:w="110"/>
+            </w:tcMar>
+          </w:tcPr>
+          <w:p>
+            <w:pPr>
+              <w:spacing w:after="0" w:line="260"/>
+            </w:pPr>
+            <w:r>
+              <w:rPr>
+                <w:b w:val="false"/>
+                <w:bCs w:val="false"/>
+                <w:sz w:val="19"/>
+                <w:szCs w:val="19"/>
+              </w:rPr>
+              <w:t xml:space="preserve">@tiptap/* (Editor, 7 Pakete)</w:t>
+            </w:r>
+          </w:p>
+        </w:tc>
+        <w:tc>
+          <w:tcPr>
+            <w:tcW w:type="dxa" w:w="1600"/>
+            <w:tcBorders>
+              <w:top w:val="single" w:color="C9D1DA" w:sz="4"/>
+              <w:left w:val="single" w:color="C9D1DA" w:sz="4"/>
+              <w:bottom w:val="single" w:color="C9D1DA" w:sz="4"/>
+              <w:right w:val="single" w:color="C9D1DA" w:sz="4"/>
+            </w:tcBorders>
+            <w:tcMar>
+              <w:top w:type="dxa" w:w="80"/>
+              <w:left w:type="dxa" w:w="110"/>
+              <w:bottom w:type="dxa" w:w="80"/>
+              <w:right w:type="dxa" w:w="110"/>
+            </w:tcMar>
+          </w:tcPr>
+          <w:p>
+            <w:pPr>
+              <w:spacing w:after="0" w:line="260"/>
+            </w:pPr>
+            <w:r>
+              <w:rPr>
+                <w:b w:val="false"/>
+                <w:bCs w:val="false"/>
+                <w:sz w:val="19"/>
+                <w:szCs w:val="19"/>
+              </w:rPr>
+              <w:t xml:space="preserve">3.20.4</w:t>
+            </w:r>
+          </w:p>
+        </w:tc>
+        <w:tc>
+          <w:tcPr>
+            <w:tcW w:type="dxa" w:w="4126"/>
+            <w:tcBorders>
+              <w:top w:val="single" w:color="C9D1DA" w:sz="4"/>
+              <w:left w:val="single" w:color="C9D1DA" w:sz="4"/>
+              <w:bottom w:val="single" w:color="C9D1DA" w:sz="4"/>
+              <w:right w:val="single" w:color="C9D1DA" w:sz="4"/>
+            </w:tcBorders>
+            <w:tcMar>
+              <w:top w:type="dxa" w:w="80"/>
+              <w:left w:type="dxa" w:w="110"/>
+              <w:bottom w:type="dxa" w:w="80"/>
+              <w:right w:type="dxa" w:w="110"/>
+            </w:tcMar>
+          </w:tcPr>
+          <w:p>
+            <w:pPr>
+              <w:spacing w:after="0" w:line="260"/>
+            </w:pPr>
+            <w:r>
+              <w:rPr>
+                <w:b w:val="false"/>
+                <w:bCs w:val="false"/>
+                <w:sz w:val="19"/>
+                <w:szCs w:val="19"/>
+              </w:rPr>
+              <w:t xml:space="preserve">Veraltet – im ausgelieferten Frontend enthalten</w:t>
+            </w:r>
+          </w:p>
+        </w:tc>
+      </w:tr>
+      <w:tr>
+        <w:trPr>
+          <w:cantSplit/>
+        </w:trPr>
+        <w:tc>
+          <w:tcPr>
+            <w:tcW w:type="dxa" w:w="3300"/>
+            <w:tcBorders>
+              <w:top w:val="single" w:color="C9D1DA" w:sz="4"/>
+              <w:left w:val="single" w:color="C9D1DA" w:sz="4"/>
+              <w:bottom w:val="single" w:color="C9D1DA" w:sz="4"/>
+              <w:right w:val="single" w:color="C9D1DA" w:sz="4"/>
+            </w:tcBorders>
+            <w:shd w:fill="F3F6F9" w:color="auto" w:val="clear"/>
+            <w:tcMar>
+              <w:top w:type="dxa" w:w="80"/>
+              <w:left w:type="dxa" w:w="110"/>
+              <w:bottom w:type="dxa" w:w="80"/>
+              <w:right w:type="dxa" w:w="110"/>
+            </w:tcMar>
+          </w:tcPr>
+          <w:p>
+            <w:pPr>
+              <w:spacing w:after="0" w:line="260"/>
+            </w:pPr>
+            <w:r>
+              <w:rPr>
+                <w:b w:val="false"/>
+                <w:bCs w:val="false"/>
+                <w:sz w:val="19"/>
+                <w:szCs w:val="19"/>
+              </w:rPr>
+              <w:t xml:space="preserve">jszip</w:t>
+            </w:r>
+          </w:p>
+        </w:tc>
+        <w:tc>
+          <w:tcPr>
+            <w:tcW w:type="dxa" w:w="1600"/>
+            <w:tcBorders>
+              <w:top w:val="single" w:color="C9D1DA" w:sz="4"/>
+              <w:left w:val="single" w:color="C9D1DA" w:sz="4"/>
+              <w:bottom w:val="single" w:color="C9D1DA" w:sz="4"/>
+              <w:right w:val="single" w:color="C9D1DA" w:sz="4"/>
+            </w:tcBorders>
+            <w:shd w:fill="F3F6F9" w:color="auto" w:val="clear"/>
+            <w:tcMar>
+              <w:top w:type="dxa" w:w="80"/>
+              <w:left w:type="dxa" w:w="110"/>
+              <w:bottom w:type="dxa" w:w="80"/>
+              <w:right w:type="dxa" w:w="110"/>
+            </w:tcMar>
+          </w:tcPr>
+          <w:p>
+            <w:pPr>
+              <w:spacing w:after="0" w:line="260"/>
+            </w:pPr>
+            <w:r>
+              <w:rPr>
+                <w:b w:val="false"/>
+                <w:bCs w:val="false"/>
+                <w:sz w:val="19"/>
+                <w:szCs w:val="19"/>
+              </w:rPr>
+              <w:t xml:space="preserve">3.10.1</w:t>
+            </w:r>
+          </w:p>
+        </w:tc>
+        <w:tc>
+          <w:tcPr>
+            <w:tcW w:type="dxa" w:w="4126"/>
+            <w:tcBorders>
+              <w:top w:val="single" w:color="C9D1DA" w:sz="4"/>
+              <w:left w:val="single" w:color="C9D1DA" w:sz="4"/>
+              <w:bottom w:val="single" w:color="C9D1DA" w:sz="4"/>
+              <w:right w:val="single" w:color="C9D1DA" w:sz="4"/>
+            </w:tcBorders>
+            <w:shd w:fill="F3F6F9" w:color="auto" w:val="clear"/>
+            <w:tcMar>
+              <w:top w:type="dxa" w:w="80"/>
+              <w:left w:type="dxa" w:w="110"/>
+              <w:bottom w:type="dxa" w:w="80"/>
+              <w:right w:type="dxa" w:w="110"/>
+            </w:tcMar>
+          </w:tcPr>
+          <w:p>
+            <w:pPr>
+              <w:spacing w:after="0" w:line="260"/>
+            </w:pPr>
+            <w:r>
+              <w:rPr>
+                <w:b w:val="false"/>
+                <w:bCs w:val="false"/>
+                <w:sz w:val="19"/>
+                <w:szCs w:val="19"/>
+              </w:rPr>
+              <w:t xml:space="preserve">Veraltet – im ausgelieferten Frontend enthalten</w:t>
+            </w:r>
+          </w:p>
+        </w:tc>
+      </w:tr>
+      <w:tr>
+        <w:trPr>
+          <w:cantSplit/>
+        </w:trPr>
+        <w:tc>
+          <w:tcPr>
+            <w:tcW w:type="dxa" w:w="3300"/>
+            <w:tcBorders>
+              <w:top w:val="single" w:color="C9D1DA" w:sz="4"/>
+              <w:left w:val="single" w:color="C9D1DA" w:sz="4"/>
+              <w:bottom w:val="single" w:color="C9D1DA" w:sz="4"/>
+              <w:right w:val="single" w:color="C9D1DA" w:sz="4"/>
+            </w:tcBorders>
+            <w:tcMar>
+              <w:top w:type="dxa" w:w="80"/>
+              <w:left w:type="dxa" w:w="110"/>
+              <w:bottom w:type="dxa" w:w="80"/>
+              <w:right w:type="dxa" w:w="110"/>
+            </w:tcMar>
+          </w:tcPr>
+          <w:p>
+            <w:pPr>
+              <w:spacing w:after="0" w:line="260"/>
+            </w:pPr>
+            <w:r>
+              <w:rPr>
+                <w:b w:val="false"/>
+                <w:bCs w:val="false"/>
+                <w:sz w:val="19"/>
+                <w:szCs w:val="19"/>
+              </w:rPr>
+              <w:t xml:space="preserve">@xmldom/xmldom</w:t>
+            </w:r>
+          </w:p>
+        </w:tc>
+        <w:tc>
+          <w:tcPr>
+            <w:tcW w:type="dxa" w:w="1600"/>
+            <w:tcBorders>
+              <w:top w:val="single" w:color="C9D1DA" w:sz="4"/>
+              <w:left w:val="single" w:color="C9D1DA" w:sz="4"/>
+              <w:bottom w:val="single" w:color="C9D1DA" w:sz="4"/>
+              <w:right w:val="single" w:color="C9D1DA" w:sz="4"/>
+            </w:tcBorders>
+            <w:tcMar>
+              <w:top w:type="dxa" w:w="80"/>
+              <w:left w:type="dxa" w:w="110"/>
+              <w:bottom w:type="dxa" w:w="80"/>
+              <w:right w:type="dxa" w:w="110"/>
+            </w:tcMar>
+          </w:tcPr>
+          <w:p>
+            <w:pPr>
+              <w:spacing w:after="0" w:line="260"/>
+            </w:pPr>
+            <w:r>
+              <w:rPr>
+                <w:b w:val="false"/>
+                <w:bCs w:val="false"/>
+                <w:sz w:val="19"/>
+                <w:szCs w:val="19"/>
+              </w:rPr>
+              <w:t xml:space="preserve">indirekt, verwundbare Version</w:t>
+            </w:r>
+          </w:p>
+        </w:tc>
+        <w:tc>
+          <w:tcPr>
+            <w:tcW w:type="dxa" w:w="4126"/>
+            <w:tcBorders>
+              <w:top w:val="single" w:color="C9D1DA" w:sz="4"/>
+              <w:left w:val="single" w:color="C9D1DA" w:sz="4"/>
+              <w:bottom w:val="single" w:color="C9D1DA" w:sz="4"/>
+              <w:right w:val="single" w:color="C9D1DA" w:sz="4"/>
+            </w:tcBorders>
+            <w:tcMar>
+              <w:top w:type="dxa" w:w="80"/>
+              <w:left w:type="dxa" w:w="110"/>
+              <w:bottom w:type="dxa" w:w="80"/>
+              <w:right w:type="dxa" w:w="110"/>
+            </w:tcMar>
+          </w:tcPr>
+          <w:p>
+            <w:pPr>
+              <w:spacing w:after="0" w:line="260"/>
+            </w:pPr>
+            <w:r>
+              <w:rPr>
+                <w:b w:val="false"/>
+                <w:bCs w:val="false"/>
+                <w:sz w:val="19"/>
+                <w:szCs w:val="19"/>
+              </w:rPr>
+              <w:t xml:space="preserve">Mangel – XML-Verarbeitung im ausgelieferten Frontend</w:t>
+            </w:r>
+          </w:p>
+        </w:tc>
+      </w:tr>
+      <w:tr>
+        <w:trPr>
+          <w:cantSplit/>
+        </w:trPr>
+        <w:tc>
+          <w:tcPr>
+            <w:tcW w:type="dxa" w:w="3300"/>
+            <w:tcBorders>
+              <w:top w:val="single" w:color="C9D1DA" w:sz="4"/>
+              <w:left w:val="single" w:color="C9D1DA" w:sz="4"/>
+              <w:bottom w:val="single" w:color="C9D1DA" w:sz="4"/>
+              <w:right w:val="single" w:color="C9D1DA" w:sz="4"/>
+            </w:tcBorders>
+            <w:shd w:fill="F3F6F9" w:color="auto" w:val="clear"/>
+            <w:tcMar>
+              <w:top w:type="dxa" w:w="80"/>
+              <w:left w:type="dxa" w:w="110"/>
+              <w:bottom w:type="dxa" w:w="80"/>
+              <w:right w:type="dxa" w:w="110"/>
+            </w:tcMar>
+          </w:tcPr>
+          <w:p>
+            <w:pPr>
+              <w:spacing w:after="0" w:line="260"/>
+            </w:pPr>
+            <w:r>
+              <w:rPr>
+                <w:b w:val="false"/>
+                <w:bCs w:val="false"/>
+                <w:sz w:val="19"/>
+                <w:szCs w:val="19"/>
+              </w:rPr>
+              <w:t xml:space="preserve">uuid (über exceljs)</w:t>
+            </w:r>
+          </w:p>
+        </w:tc>
+        <w:tc>
+          <w:tcPr>
+            <w:tcW w:type="dxa" w:w="1600"/>
+            <w:tcBorders>
+              <w:top w:val="single" w:color="C9D1DA" w:sz="4"/>
+              <w:left w:val="single" w:color="C9D1DA" w:sz="4"/>
+              <w:bottom w:val="single" w:color="C9D1DA" w:sz="4"/>
+              <w:right w:val="single" w:color="C9D1DA" w:sz="4"/>
+            </w:tcBorders>
+            <w:shd w:fill="F3F6F9" w:color="auto" w:val="clear"/>
+            <w:tcMar>
+              <w:top w:type="dxa" w:w="80"/>
+              <w:left w:type="dxa" w:w="110"/>
+              <w:bottom w:type="dxa" w:w="80"/>
+              <w:right w:type="dxa" w:w="110"/>
+            </w:tcMar>
+          </w:tcPr>
+          <w:p>
+            <w:pPr>
+              <w:spacing w:after="0" w:line="260"/>
+            </w:pPr>
+            <w:r>
+              <w:rPr>
+                <w:b w:val="false"/>
+                <w:bCs w:val="false"/>
+                <w:sz w:val="19"/>
+                <w:szCs w:val="19"/>
+              </w:rPr>
+              <w:t xml:space="preserve">8.3.2</w:t>
+            </w:r>
+          </w:p>
+        </w:tc>
+        <w:tc>
+          <w:tcPr>
+            <w:tcW w:type="dxa" w:w="4126"/>
+            <w:tcBorders>
+              <w:top w:val="single" w:color="C9D1DA" w:sz="4"/>
+              <w:left w:val="single" w:color="C9D1DA" w:sz="4"/>
+              <w:bottom w:val="single" w:color="C9D1DA" w:sz="4"/>
+              <w:right w:val="single" w:color="C9D1DA" w:sz="4"/>
+            </w:tcBorders>
+            <w:shd w:fill="F3F6F9" w:color="auto" w:val="clear"/>
+            <w:tcMar>
+              <w:top w:type="dxa" w:w="80"/>
+              <w:left w:type="dxa" w:w="110"/>
+              <w:bottom w:type="dxa" w:w="80"/>
+              <w:right w:type="dxa" w:w="110"/>
+            </w:tcMar>
+          </w:tcPr>
+          <w:p>
+            <w:pPr>
+              <w:spacing w:after="0" w:line="260"/>
+            </w:pPr>
+            <w:r>
+              <w:rPr>
+                <w:b w:val="false"/>
+                <w:bCs w:val="false"/>
+                <w:sz w:val="19"/>
+                <w:szCs w:val="19"/>
+              </w:rPr>
+              <w:t xml:space="preserve">Mangel (Mittel) – fehlende Grenzprüfung bei Aufruf mit eigenem Puffer</w:t>
+            </w:r>
+          </w:p>
+        </w:tc>
+      </w:tr>
+      <w:tr>
+        <w:trPr>
+          <w:cantSplit/>
+        </w:trPr>
+        <w:tc>
+          <w:tcPr>
+            <w:tcW w:type="dxa" w:w="3300"/>
+            <w:tcBorders>
+              <w:top w:val="single" w:color="C9D1DA" w:sz="4"/>
+              <w:left w:val="single" w:color="C9D1DA" w:sz="4"/>
+              <w:bottom w:val="single" w:color="C9D1DA" w:sz="4"/>
+              <w:right w:val="single" w:color="C9D1DA" w:sz="4"/>
+            </w:tcBorders>
+            <w:tcMar>
+              <w:top w:type="dxa" w:w="80"/>
+              <w:left w:type="dxa" w:w="110"/>
+              <w:bottom w:type="dxa" w:w="80"/>
+              <w:right w:type="dxa" w:w="110"/>
+            </w:tcMar>
+          </w:tcPr>
+          <w:p>
+            <w:pPr>
+              <w:spacing w:after="0" w:line="260"/>
+            </w:pPr>
+            <w:r>
+              <w:rPr>
+                <w:b w:val="false"/>
+                <w:bCs w:val="false"/>
+                <w:sz w:val="19"/>
+                <w:szCs w:val="19"/>
+              </w:rPr>
+              <w:t xml:space="preserve">fflate (über jspdf, three-stdlib)</w:t>
+            </w:r>
+          </w:p>
+        </w:tc>
+        <w:tc>
+          <w:tcPr>
+            <w:tcW w:type="dxa" w:w="1600"/>
+            <w:tcBorders>
+              <w:top w:val="single" w:color="C9D1DA" w:sz="4"/>
+              <w:left w:val="single" w:color="C9D1DA" w:sz="4"/>
+              <w:bottom w:val="single" w:color="C9D1DA" w:sz="4"/>
+              <w:right w:val="single" w:color="C9D1DA" w:sz="4"/>
+            </w:tcBorders>
+            <w:tcMar>
+              <w:top w:type="dxa" w:w="80"/>
+              <w:left w:type="dxa" w:w="110"/>
+              <w:bottom w:type="dxa" w:w="80"/>
+              <w:right w:type="dxa" w:w="110"/>
+            </w:tcMar>
+          </w:tcPr>
+          <w:p>
+            <w:pPr>
+              <w:spacing w:after="0" w:line="260"/>
+            </w:pPr>
+            <w:r>
+              <w:rPr>
+                <w:b w:val="false"/>
+                <w:bCs w:val="false"/>
+                <w:sz w:val="19"/>
+                <w:szCs w:val="19"/>
+              </w:rPr>
+              <w:t xml:space="preserve">0.6.10 / 0.8.2</w:t>
+            </w:r>
+          </w:p>
+        </w:tc>
+        <w:tc>
+          <w:tcPr>
+            <w:tcW w:type="dxa" w:w="4126"/>
+            <w:tcBorders>
+              <w:top w:val="single" w:color="C9D1DA" w:sz="4"/>
+              <w:left w:val="single" w:color="C9D1DA" w:sz="4"/>
+              <w:bottom w:val="single" w:color="C9D1DA" w:sz="4"/>
+              <w:right w:val="single" w:color="C9D1DA" w:sz="4"/>
+            </w:tcBorders>
+            <w:tcMar>
+              <w:top w:type="dxa" w:w="80"/>
+              <w:left w:type="dxa" w:w="110"/>
+              <w:bottom w:type="dxa" w:w="80"/>
+              <w:right w:type="dxa" w:w="110"/>
+            </w:tcMar>
+          </w:tcPr>
+          <w:p>
+            <w:pPr>
+              <w:spacing w:after="0" w:line="260"/>
+            </w:pPr>
+            <w:r>
+              <w:rPr>
+                <w:b w:val="false"/>
+                <w:bCs w:val="false"/>
+                <w:sz w:val="19"/>
+                <w:szCs w:val="19"/>
+              </w:rPr>
+              <w:t xml:space="preserve">Mangel (Mittel) – Endlosschleife beim Entpacken manipulierter ZIP64-Archive</w:t>
+            </w:r>
+          </w:p>
+        </w:tc>
+      </w:tr>
+    </w:tbl>
+    <w:p>
+      <w:pPr>
+        <w:spacing w:after="120"/>
+      </w:pPr>
+    </w:p>
+    <w:p>
+      <w:pPr>
+        <w:pStyle w:val="Heading2"/>
+      </w:pPr>
+      <w:r>
+        <w:t xml:space="preserve">Bewertung</w:t>
+      </w:r>
+    </w:p>
+    <w:p>
+      <w:pPr>
+        <w:spacing w:after="120" w:line="300"/>
+      </w:pPr>
+      <w:r>
+        <w:t xml:space="preserve">Im Code-Review wurden mehrere sicherheitskritische npm-Bibliotheken mit bekannten Schwachstellen gefunden, teils direkt, teils indirekt über andere Bibliotheken eingebunden. Alle betroffenen Bibliotheken sind Teil des an die Nutzer ausgelieferten Frontends.</w:t>
+      </w:r>
+    </w:p>
+    <w:p>
+      <w:pPr>
+        <w:spacing w:after="120" w:line="300"/>
+      </w:pPr>
+      <w:r>
+        <w:t xml:space="preserve">Indirekt eingebundene Bibliotheken lassen sich nicht durch einfaches Aktualisieren beheben, solange die übergeordnete Bibliothek eine alte Version verlangt. Hier wurde die sichere Version über npm-Overrides erzwungen.</w:t>
+      </w:r>
+    </w:p>
+    <w:p>
+      <w:pPr>
+        <w:pStyle w:val="Heading2"/>
+      </w:pPr>
+      <w:r>
+        <w:t xml:space="preserve">Empfehlung</w:t>
+      </w:r>
+    </w:p>
+    <w:p>
+      <w:pPr>
+        <w:pStyle w:val="ListParagraph"/>
+        <w:numPr>
+          <w:ilvl w:val="0"/>
+          <w:numId w:val="2"/>
+        </w:numPr>
+        <w:spacing w:after="60" w:line="290"/>
+      </w:pPr>
+      <w:r>
+        <w:rPr>
+          <w:b/>
+          <w:bCs/>
+        </w:rPr>
+        <w:t xml:space="preserve">Direkte Abhängigkeiten: </w:t>
+      </w:r>
+      <w:r>
+        <w:t xml:space="preserve">auf aktuelle, nicht betroffene Versionen anheben</w:t>
+      </w:r>
+    </w:p>
+    <w:p>
+      <w:pPr>
+        <w:pStyle w:val="ListParagraph"/>
+        <w:numPr>
+          <w:ilvl w:val="0"/>
+          <w:numId w:val="2"/>
+        </w:numPr>
+        <w:spacing w:after="60" w:line="290"/>
+      </w:pPr>
+      <w:r>
+        <w:rPr>
+          <w:b/>
+          <w:bCs/>
+        </w:rPr>
+        <w:t xml:space="preserve">Indirekte Abhängigkeiten: </w:t>
+      </w:r>
+      <w:r>
+        <w:t xml:space="preserve">sichere Version per overrides in package.json erzwingen, sofern die übergeordnete Bibliothek noch kein Update anbietet</w:t>
+      </w:r>
+    </w:p>
+    <w:p>
+      <w:pPr>
+        <w:pStyle w:val="ListParagraph"/>
+        <w:numPr>
+          <w:ilvl w:val="0"/>
+          <w:numId w:val="2"/>
+        </w:numPr>
+        <w:spacing w:after="60" w:line="290"/>
+      </w:pPr>
+      <w:r>
+        <w:rPr>
+          <w:b/>
+          <w:bCs/>
+        </w:rPr>
+        <w:t xml:space="preserve">Laufende Überwachung: </w:t>
+      </w:r>
+      <w:r>
+        <w:t xml:space="preserve">npm audit bzw. Dependabot/Renovate in der CI-Pipeline, Build bei kritischen oder hohen Befunden im Produktivcode abbrechen</w:t>
+      </w:r>
+    </w:p>
+    <w:p>
+      <w:pPr>
+        <w:pStyle w:val="ListParagraph"/>
+        <w:numPr>
+          <w:ilvl w:val="0"/>
+          <w:numId w:val="2"/>
+        </w:numPr>
+        <w:spacing w:after="60" w:line="290"/>
+      </w:pPr>
+      <w:r>
+        <w:rPr>
+          <w:b/>
+          <w:bCs/>
+        </w:rPr>
+        <w:t xml:space="preserve">Entwicklungswerkzeuge: </w:t>
+      </w:r>
+      <w:r>
+        <w:t xml:space="preserve">vitest und eslint bei nächster Gelegenheit aktualisieren</w:t>
+      </w:r>
+    </w:p>
+    <w:p>
+      <w:pPr>
+        <w:pStyle w:val="Heading2"/>
+      </w:pPr>
+      <w:r>
+        <w:t xml:space="preserve">Hinweise zur Umsetzung</w:t>
+      </w:r>
+    </w:p>
+    <w:p>
+      <w:pPr>
+        <w:pStyle w:val="ListParagraph"/>
+        <w:numPr>
+          <w:ilvl w:val="0"/>
+          <w:numId w:val="2"/>
+        </w:numPr>
+        <w:spacing w:after="60" w:line="290"/>
+      </w:pPr>
+      <w:r>
+        <w:t xml:space="preserve">Overrides erzwingen eine Version, die die übergeordnete Bibliothek nicht selbst gewählt hat (hier uuid 11 statt 8 unter exceljs). Die betroffenen Funktionen sind deshalb nach jeder Änderung zu testen. Sobald die übergeordneten Bibliotheken selbst aktualisiert sind, können die Overrides entfallen.</w:t>
+      </w:r>
+    </w:p>
+    <w:p>
+      <w:pPr>
+        <w:pStyle w:val="ListParagraph"/>
+        <w:numPr>
+          <w:ilvl w:val="0"/>
+          <w:numId w:val="2"/>
+        </w:numPr>
+        <w:spacing w:after="60" w:line="290"/>
+      </w:pPr>
+      <w:r>
+        <w:t xml:space="preserve">Die Aktualisierung wirkt erst nach einem neuen Build und Deployment des Frontends.</w:t>
+      </w:r>
+    </w:p>
+    <w:p>
+      <w:pPr>
+        <w:pStyle w:val="Heading2"/>
+      </w:pPr>
+      <w:r>
+        <w:t xml:space="preserve">Behebung und Nachprüfung</w:t>
+      </w:r>
+    </w:p>
+    <w:p>
+      <w:pPr>
+        <w:spacing w:after="120" w:line="300"/>
+      </w:pPr>
+      <w:r>
+        <w:t xml:space="preserve">Stand 24.09.2026: Die oben aufgeführten Bibliotheken wurden angehoben bzw. per Override auf sichere Versionen gesetzt.</w:t>
+      </w:r>
+    </w:p>
+    <w:p>
+      <w:pPr>
+        <w:spacing w:after="120" w:line="300"/>
+      </w:pPr>
+      <w:r>
+        <w:t xml:space="preserve">Nachprüfung mit npm audit: Für das ausgelieferte Frontend (ohne Entwicklungsabhängigkeiten) werden keine Schwachstellen mehr gemeldet. Über alle Abhängigkeiten verbleiben sechs Meldungen (1 hoch, 4 mittel, 1 niedrig), die ausschließlich Entwicklungs- und Testwerkzeuge betreffen (js-yaml über eslint, vitest, @vitest/coverage-v8, @vitest/mocker, @humanfs/node, postcss-selector-parser) und nicht zu den Nutzern gelangen.</w:t>
+      </w:r>
+    </w:p>
+    <w:p>
+      <w:pPr>
+        <w:spacing w:after="120" w:line="300"/>
+      </w:pPr>
+      <w:r>
+        <w:t xml:space="preserve">Manueller Nachtest am 24.09.2026: Alle von der Aktualisierung betroffenen Stellen der Anwendung wurden manuell getestet und funktionieren fehlerfrei. Der Befund ist damit behoben.</w:t>
+      </w:r>
+    </w:p>
+    <w:tbl>
+      <w:tblPr>
+        <w:tblW w:type="dxa" w:w="9026"/>
+        <w:tblBorders>
+          <w:top w:val="single" w:color="auto" w:sz="4"/>
+          <w:left w:val="single" w:color="auto" w:sz="4"/>
+          <w:bottom w:val="single" w:color="auto" w:sz="4"/>
+          <w:right w:val="single" w:color="auto" w:sz="4"/>
+          <w:insideH w:val="single" w:color="auto" w:sz="4"/>
+          <w:insideV w:val="single" w:color="auto" w:sz="4"/>
+        </w:tblBorders>
+      </w:tblPr>
+      <w:tblGrid>
+        <w:gridCol w:w="3000"/>
+        <w:gridCol w:w="6026"/>
+      </w:tblGrid>
+      <w:tr>
+        <w:trPr>
+          <w:tblHeader/>
+        </w:trPr>
+        <w:tc>
+          <w:tcPr>
+            <w:tcW w:type="dxa" w:w="3000"/>
+            <w:tcBorders>
+              <w:top w:val="single" w:color="C9D1DA" w:sz="4"/>
+              <w:left w:val="single" w:color="C9D1DA" w:sz="4"/>
+              <w:bottom w:val="single" w:color="C9D1DA" w:sz="4"/>
+              <w:right w:val="single" w:color="C9D1DA" w:sz="4"/>
+            </w:tcBorders>
+            <w:shd w:fill="1F3A5F" w:color="auto" w:val="clear"/>
+            <w:tcMar>
+              <w:top w:type="dxa" w:w="80"/>
+              <w:left w:type="dxa" w:w="110"/>
+              <w:bottom w:type="dxa" w:w="80"/>
+              <w:right w:type="dxa" w:w="110"/>
+            </w:tcMar>
+          </w:tcPr>
+          <w:p>
+            <w:pPr>
+              <w:spacing w:after="0" w:line="260"/>
+            </w:pPr>
+            <w:r>
+              <w:rPr>
+                <w:b/>
+                <w:bCs/>
+                <w:color w:val="FFFFFF"/>
+                <w:sz w:val="19"/>
+                <w:szCs w:val="19"/>
+              </w:rPr>
+              <w:t xml:space="preserve">Paket</w:t>
+            </w:r>
+          </w:p>
+        </w:tc>
+        <w:tc>
+          <w:tcPr>
+            <w:tcW w:type="dxa" w:w="6026"/>
+            <w:tcBorders>
+              <w:top w:val="single" w:color="C9D1DA" w:sz="4"/>
+              <w:left w:val="single" w:color="C9D1DA" w:sz="4"/>
+              <w:bottom w:val="single" w:color="C9D1DA" w:sz="4"/>
+              <w:right w:val="single" w:color="C9D1DA" w:sz="4"/>
+            </w:tcBorders>
+            <w:shd w:fill="1F3A5F" w:color="auto" w:val="clear"/>
+            <w:tcMar>
+              <w:top w:type="dxa" w:w="80"/>
+              <w:left w:type="dxa" w:w="110"/>
+              <w:bottom w:type="dxa" w:w="80"/>
+              <w:right w:type="dxa" w:w="110"/>
+            </w:tcMar>
+          </w:tcPr>
+          <w:p>
+            <w:pPr>
+              <w:spacing w:after="0" w:line="260"/>
+            </w:pPr>
+            <w:r>
+              <w:rPr>
+                <w:b/>
+                <w:bCs/>
+                <w:color w:val="FFFFFF"/>
+                <w:sz w:val="19"/>
+                <w:szCs w:val="19"/>
+              </w:rPr>
+              <w:t xml:space="preserve">Maßnahme (24.09.2026)</w:t>
+            </w:r>
+          </w:p>
+        </w:tc>
+      </w:tr>
+      <w:tr>
+        <w:trPr>
+          <w:cantSplit/>
+        </w:trPr>
+        <w:tc>
+          <w:tcPr>
+            <w:tcW w:type="dxa" w:w="3000"/>
+            <w:tcBorders>
+              <w:top w:val="single" w:color="C9D1DA" w:sz="4"/>
+              <w:left w:val="single" w:color="C9D1DA" w:sz="4"/>
+              <w:bottom w:val="single" w:color="C9D1DA" w:sz="4"/>
+              <w:right w:val="single" w:color="C9D1DA" w:sz="4"/>
+            </w:tcBorders>
+            <w:tcMar>
+              <w:top w:type="dxa" w:w="80"/>
+              <w:left w:type="dxa" w:w="110"/>
+              <w:bottom w:type="dxa" w:w="80"/>
+              <w:right w:type="dxa" w:w="110"/>
+            </w:tcMar>
+          </w:tcPr>
+          <w:p>
+            <w:pPr>
+              <w:spacing w:after="0" w:line="260"/>
+            </w:pPr>
+            <w:r>
+              <w:rPr>
+                <w:b w:val="false"/>
+                <w:bCs w:val="false"/>
+                <w:sz w:val="19"/>
+                <w:szCs w:val="19"/>
+              </w:rPr>
+              <w:t xml:space="preserve">@tiptap/extension-color, -highlight, -text-style, -underline, @tiptap/pm, @tiptap/react, @tiptap/starter-kit</w:t>
+            </w:r>
+          </w:p>
+        </w:tc>
+        <w:tc>
+          <w:tcPr>
+            <w:tcW w:type="dxa" w:w="6026"/>
+            <w:tcBorders>
+              <w:top w:val="single" w:color="C9D1DA" w:sz="4"/>
+              <w:left w:val="single" w:color="C9D1DA" w:sz="4"/>
+              <w:bottom w:val="single" w:color="C9D1DA" w:sz="4"/>
+              <w:right w:val="single" w:color="C9D1DA" w:sz="4"/>
+            </w:tcBorders>
+            <w:tcMar>
+              <w:top w:type="dxa" w:w="80"/>
+              <w:left w:type="dxa" w:w="110"/>
+              <w:bottom w:type="dxa" w:w="80"/>
+              <w:right w:type="dxa" w:w="110"/>
+            </w:tcMar>
+          </w:tcPr>
+          <w:p>
+            <w:pPr>
+              <w:spacing w:after="0" w:line="260"/>
+            </w:pPr>
+            <w:r>
+              <w:rPr>
+                <w:b w:val="false"/>
+                <w:bCs w:val="false"/>
+                <w:sz w:val="19"/>
+                <w:szCs w:val="19"/>
+              </w:rPr>
+              <w:t xml:space="preserve">3.20.4 → 3.31.3</w:t>
+            </w:r>
+          </w:p>
+        </w:tc>
+      </w:tr>
+      <w:tr>
+        <w:trPr>
+          <w:cantSplit/>
+        </w:trPr>
+        <w:tc>
+          <w:tcPr>
+            <w:tcW w:type="dxa" w:w="3000"/>
+            <w:tcBorders>
+              <w:top w:val="single" w:color="C9D1DA" w:sz="4"/>
+              <w:left w:val="single" w:color="C9D1DA" w:sz="4"/>
+              <w:bottom w:val="single" w:color="C9D1DA" w:sz="4"/>
+              <w:right w:val="single" w:color="C9D1DA" w:sz="4"/>
+            </w:tcBorders>
+            <w:shd w:fill="F3F6F9" w:color="auto" w:val="clear"/>
+            <w:tcMar>
+              <w:top w:type="dxa" w:w="80"/>
+              <w:left w:type="dxa" w:w="110"/>
+              <w:bottom w:type="dxa" w:w="80"/>
+              <w:right w:type="dxa" w:w="110"/>
+            </w:tcMar>
+          </w:tcPr>
+          <w:p>
+            <w:pPr>
+              <w:spacing w:after="0" w:line="260"/>
+            </w:pPr>
+            <w:r>
+              <w:rPr>
+                <w:b w:val="false"/>
+                <w:bCs w:val="false"/>
+                <w:sz w:val="19"/>
+                <w:szCs w:val="19"/>
+              </w:rPr>
+              <w:t xml:space="preserve">jszip</w:t>
+            </w:r>
+          </w:p>
+        </w:tc>
+        <w:tc>
+          <w:tcPr>
+            <w:tcW w:type="dxa" w:w="6026"/>
+            <w:tcBorders>
+              <w:top w:val="single" w:color="C9D1DA" w:sz="4"/>
+              <w:left w:val="single" w:color="C9D1DA" w:sz="4"/>
+              <w:bottom w:val="single" w:color="C9D1DA" w:sz="4"/>
+              <w:right w:val="single" w:color="C9D1DA" w:sz="4"/>
+            </w:tcBorders>
+            <w:shd w:fill="F3F6F9" w:color="auto" w:val="clear"/>
+            <w:tcMar>
+              <w:top w:type="dxa" w:w="80"/>
+              <w:left w:type="dxa" w:w="110"/>
+              <w:bottom w:type="dxa" w:w="80"/>
+              <w:right w:type="dxa" w:w="110"/>
+            </w:tcMar>
+          </w:tcPr>
+          <w:p>
+            <w:pPr>
+              <w:spacing w:after="0" w:line="260"/>
+            </w:pPr>
+            <w:r>
+              <w:rPr>
+                <w:b w:val="false"/>
+                <w:bCs w:val="false"/>
+                <w:sz w:val="19"/>
+                <w:szCs w:val="19"/>
+              </w:rPr>
+              <w:t xml:space="preserve">3.10.1 → 3.10.2</w:t>
+            </w:r>
+          </w:p>
+        </w:tc>
+      </w:tr>
+      <w:tr>
+        <w:trPr>
+          <w:cantSplit/>
+        </w:trPr>
+        <w:tc>
+          <w:tcPr>
+            <w:tcW w:type="dxa" w:w="3000"/>
+            <w:tcBorders>
+              <w:top w:val="single" w:color="C9D1DA" w:sz="4"/>
+              <w:left w:val="single" w:color="C9D1DA" w:sz="4"/>
+              <w:bottom w:val="single" w:color="C9D1DA" w:sz="4"/>
+              <w:right w:val="single" w:color="C9D1DA" w:sz="4"/>
+            </w:tcBorders>
+            <w:tcMar>
+              <w:top w:type="dxa" w:w="80"/>
+              <w:left w:type="dxa" w:w="110"/>
+              <w:bottom w:type="dxa" w:w="80"/>
+              <w:right w:type="dxa" w:w="110"/>
+            </w:tcMar>
+          </w:tcPr>
+          <w:p>
+            <w:pPr>
+              <w:spacing w:after="0" w:line="260"/>
+            </w:pPr>
+            <w:r>
+              <w:rPr>
+                <w:b w:val="false"/>
+                <w:bCs w:val="false"/>
+                <w:sz w:val="19"/>
+                <w:szCs w:val="19"/>
+              </w:rPr>
+              <w:t xml:space="preserve">@xmldom/xmldom</w:t>
+            </w:r>
+          </w:p>
+        </w:tc>
+        <w:tc>
+          <w:tcPr>
+            <w:tcW w:type="dxa" w:w="6026"/>
+            <w:tcBorders>
+              <w:top w:val="single" w:color="C9D1DA" w:sz="4"/>
+              <w:left w:val="single" w:color="C9D1DA" w:sz="4"/>
+              <w:bottom w:val="single" w:color="C9D1DA" w:sz="4"/>
+              <w:right w:val="single" w:color="C9D1DA" w:sz="4"/>
+            </w:tcBorders>
+            <w:tcMar>
+              <w:top w:type="dxa" w:w="80"/>
+              <w:left w:type="dxa" w:w="110"/>
+              <w:bottom w:type="dxa" w:w="80"/>
+              <w:right w:type="dxa" w:w="110"/>
+            </w:tcMar>
+          </w:tcPr>
+          <w:p>
+            <w:pPr>
+              <w:spacing w:after="0" w:line="260"/>
+            </w:pPr>
+            <w:r>
+              <w:rPr>
+                <w:b w:val="false"/>
+                <w:bCs w:val="false"/>
+                <w:sz w:val="19"/>
+                <w:szCs w:val="19"/>
+              </w:rPr>
+              <w:t xml:space="preserve">direkt aufgenommen mit 0.9.12</w:t>
+            </w:r>
+          </w:p>
+        </w:tc>
+      </w:tr>
+      <w:tr>
+        <w:trPr>
+          <w:cantSplit/>
+        </w:trPr>
+        <w:tc>
+          <w:tcPr>
+            <w:tcW w:type="dxa" w:w="3000"/>
+            <w:tcBorders>
+              <w:top w:val="single" w:color="C9D1DA" w:sz="4"/>
+              <w:left w:val="single" w:color="C9D1DA" w:sz="4"/>
+              <w:bottom w:val="single" w:color="C9D1DA" w:sz="4"/>
+              <w:right w:val="single" w:color="C9D1DA" w:sz="4"/>
+            </w:tcBorders>
+            <w:shd w:fill="F3F6F9" w:color="auto" w:val="clear"/>
+            <w:tcMar>
+              <w:top w:type="dxa" w:w="80"/>
+              <w:left w:type="dxa" w:w="110"/>
+              <w:bottom w:type="dxa" w:w="80"/>
+              <w:right w:type="dxa" w:w="110"/>
+            </w:tcMar>
+          </w:tcPr>
+          <w:p>
+            <w:pPr>
+              <w:spacing w:after="0" w:line="260"/>
+            </w:pPr>
+            <w:r>
+              <w:rPr>
+                <w:b w:val="false"/>
+                <w:bCs w:val="false"/>
+                <w:sz w:val="19"/>
+                <w:szCs w:val="19"/>
+              </w:rPr>
+              <w:t xml:space="preserve">uuid</w:t>
+            </w:r>
+          </w:p>
+        </w:tc>
+        <w:tc>
+          <w:tcPr>
+            <w:tcW w:type="dxa" w:w="6026"/>
+            <w:tcBorders>
+              <w:top w:val="single" w:color="C9D1DA" w:sz="4"/>
+              <w:left w:val="single" w:color="C9D1DA" w:sz="4"/>
+              <w:bottom w:val="single" w:color="C9D1DA" w:sz="4"/>
+              <w:right w:val="single" w:color="C9D1DA" w:sz="4"/>
+            </w:tcBorders>
+            <w:shd w:fill="F3F6F9" w:color="auto" w:val="clear"/>
+            <w:tcMar>
+              <w:top w:type="dxa" w:w="80"/>
+              <w:left w:type="dxa" w:w="110"/>
+              <w:bottom w:type="dxa" w:w="80"/>
+              <w:right w:type="dxa" w:w="110"/>
+            </w:tcMar>
+          </w:tcPr>
+          <w:p>
+            <w:pPr>
+              <w:spacing w:after="0" w:line="260"/>
+            </w:pPr>
+            <w:r>
+              <w:rPr>
+                <w:b w:val="false"/>
+                <w:bCs w:val="false"/>
+                <w:sz w:val="19"/>
+                <w:szCs w:val="19"/>
+              </w:rPr>
+              <w:t xml:space="preserve">Override ^11.1.1 (installiert 11.1.1)</w:t>
+            </w:r>
+          </w:p>
+        </w:tc>
+      </w:tr>
+      <w:tr>
+        <w:trPr>
+          <w:cantSplit/>
+        </w:trPr>
+        <w:tc>
+          <w:tcPr>
+            <w:tcW w:type="dxa" w:w="3000"/>
+            <w:tcBorders>
+              <w:top w:val="single" w:color="C9D1DA" w:sz="4"/>
+              <w:left w:val="single" w:color="C9D1DA" w:sz="4"/>
+              <w:bottom w:val="single" w:color="C9D1DA" w:sz="4"/>
+              <w:right w:val="single" w:color="C9D1DA" w:sz="4"/>
+            </w:tcBorders>
+            <w:tcMar>
+              <w:top w:type="dxa" w:w="80"/>
+              <w:left w:type="dxa" w:w="110"/>
+              <w:bottom w:type="dxa" w:w="80"/>
+              <w:right w:type="dxa" w:w="110"/>
+            </w:tcMar>
+          </w:tcPr>
+          <w:p>
+            <w:pPr>
+              <w:spacing w:after="0" w:line="260"/>
+            </w:pPr>
+            <w:r>
+              <w:rPr>
+                <w:b w:val="false"/>
+                <w:bCs w:val="false"/>
+                <w:sz w:val="19"/>
+                <w:szCs w:val="19"/>
+              </w:rPr>
+              <w:t xml:space="preserve">fflate</w:t>
+            </w:r>
+          </w:p>
+        </w:tc>
+        <w:tc>
+          <w:tcPr>
+            <w:tcW w:type="dxa" w:w="6026"/>
+            <w:tcBorders>
+              <w:top w:val="single" w:color="C9D1DA" w:sz="4"/>
+              <w:left w:val="single" w:color="C9D1DA" w:sz="4"/>
+              <w:bottom w:val="single" w:color="C9D1DA" w:sz="4"/>
+              <w:right w:val="single" w:color="C9D1DA" w:sz="4"/>
+            </w:tcBorders>
+            <w:tcMar>
+              <w:top w:type="dxa" w:w="80"/>
+              <w:left w:type="dxa" w:w="110"/>
+              <w:bottom w:type="dxa" w:w="80"/>
+              <w:right w:type="dxa" w:w="110"/>
+            </w:tcMar>
+          </w:tcPr>
+          <w:p>
+            <w:pPr>
+              <w:spacing w:after="0" w:line="260"/>
+            </w:pPr>
+            <w:r>
+              <w:rPr>
+                <w:b w:val="false"/>
+                <w:bCs w:val="false"/>
+                <w:sz w:val="19"/>
+                <w:szCs w:val="19"/>
+              </w:rPr>
+              <w:t xml:space="preserve">Override ^0.8.3 (installiert 0.8.3)</w:t>
+            </w:r>
+          </w:p>
+        </w:tc>
+      </w:tr>
+      <w:tr>
+        <w:trPr>
+          <w:cantSplit/>
+        </w:trPr>
+        <w:tc>
+          <w:tcPr>
+            <w:tcW w:type="dxa" w:w="3000"/>
+            <w:tcBorders>
+              <w:top w:val="single" w:color="C9D1DA" w:sz="4"/>
+              <w:left w:val="single" w:color="C9D1DA" w:sz="4"/>
+              <w:bottom w:val="single" w:color="C9D1DA" w:sz="4"/>
+              <w:right w:val="single" w:color="C9D1DA" w:sz="4"/>
+            </w:tcBorders>
+            <w:shd w:fill="F3F6F9" w:color="auto" w:val="clear"/>
+            <w:tcMar>
+              <w:top w:type="dxa" w:w="80"/>
+              <w:left w:type="dxa" w:w="110"/>
+              <w:bottom w:type="dxa" w:w="80"/>
+              <w:right w:type="dxa" w:w="110"/>
+            </w:tcMar>
+          </w:tcPr>
+          <w:p>
+            <w:pPr>
+              <w:spacing w:after="0" w:line="260"/>
+            </w:pPr>
+            <w:r>
+              <w:rPr>
+                <w:b w:val="false"/>
+                <w:bCs w:val="false"/>
+                <w:sz w:val="19"/>
+                <w:szCs w:val="19"/>
+              </w:rPr>
+              <w:t xml:space="preserve">browserslist</w:t>
+            </w:r>
+          </w:p>
+        </w:tc>
+        <w:tc>
+          <w:tcPr>
+            <w:tcW w:type="dxa" w:w="6026"/>
+            <w:tcBorders>
+              <w:top w:val="single" w:color="C9D1DA" w:sz="4"/>
+              <w:left w:val="single" w:color="C9D1DA" w:sz="4"/>
+              <w:bottom w:val="single" w:color="C9D1DA" w:sz="4"/>
+              <w:right w:val="single" w:color="C9D1DA" w:sz="4"/>
+            </w:tcBorders>
+            <w:shd w:fill="F3F6F9" w:color="auto" w:val="clear"/>
+            <w:tcMar>
+              <w:top w:type="dxa" w:w="80"/>
+              <w:left w:type="dxa" w:w="110"/>
+              <w:bottom w:type="dxa" w:w="80"/>
+              <w:right w:type="dxa" w:w="110"/>
+            </w:tcMar>
+          </w:tcPr>
+          <w:p>
+            <w:pPr>
+              <w:spacing w:after="0" w:line="260"/>
+            </w:pPr>
+            <w:r>
+              <w:rPr>
+                <w:b w:val="false"/>
+                <w:bCs w:val="false"/>
+                <w:sz w:val="19"/>
+                <w:szCs w:val="19"/>
+              </w:rPr>
+              <w:t xml:space="preserve">Override ^4.28.8</w:t>
+            </w:r>
+          </w:p>
+        </w:tc>
+      </w:tr>
+    </w:tbl>
+    <w:p>
+      <w:pPr>
+        <w:spacing w:after="120"/>
+      </w:pPr>
     </w:p>
     <w:sectPr>
       <w:headerReference w:type="default" r:id="rId7"/>

--- a/customerdoc/FERNAUPROD_Manuelle-Pruefungen.docx
+++ b/customerdoc/FERNAUPROD_Manuelle-Pruefungen.docx
@@ -1287,6 +1287,171 @@
           </w:p>
         </w:tc>
       </w:tr>
+      <w:tr>
+        <w:trPr>
+          <w:cantSplit/>
+        </w:trPr>
+        <w:tc>
+          <w:tcPr>
+            <w:tcW w:type="dxa" w:w="900"/>
+            <w:tcBorders>
+              <w:top w:val="single" w:color="C9D1DA" w:sz="4"/>
+              <w:left w:val="single" w:color="C9D1DA" w:sz="4"/>
+              <w:bottom w:val="single" w:color="C9D1DA" w:sz="4"/>
+              <w:right w:val="single" w:color="C9D1DA" w:sz="4"/>
+            </w:tcBorders>
+            <w:shd w:fill="F3F6F9" w:color="auto" w:val="clear"/>
+            <w:tcMar>
+              <w:top w:type="dxa" w:w="80"/>
+              <w:left w:type="dxa" w:w="110"/>
+              <w:bottom w:type="dxa" w:w="80"/>
+              <w:right w:type="dxa" w:w="110"/>
+            </w:tcMar>
+          </w:tcPr>
+          <w:p>
+            <w:pPr>
+              <w:spacing w:after="0" w:line="260"/>
+            </w:pPr>
+            <w:r>
+              <w:rPr>
+                <w:b w:val="false"/>
+                <w:bCs w:val="false"/>
+                <w:sz w:val="19"/>
+                <w:szCs w:val="19"/>
+              </w:rPr>
+              <w:t xml:space="preserve">M-04</w:t>
+            </w:r>
+          </w:p>
+        </w:tc>
+        <w:tc>
+          <w:tcPr>
+            <w:tcW w:type="dxa" w:w="3400"/>
+            <w:tcBorders>
+              <w:top w:val="single" w:color="C9D1DA" w:sz="4"/>
+              <w:left w:val="single" w:color="C9D1DA" w:sz="4"/>
+              <w:bottom w:val="single" w:color="C9D1DA" w:sz="4"/>
+              <w:right w:val="single" w:color="C9D1DA" w:sz="4"/>
+            </w:tcBorders>
+            <w:shd w:fill="F3F6F9" w:color="auto" w:val="clear"/>
+            <w:tcMar>
+              <w:top w:type="dxa" w:w="80"/>
+              <w:left w:type="dxa" w:w="110"/>
+              <w:bottom w:type="dxa" w:w="80"/>
+              <w:right w:type="dxa" w:w="110"/>
+            </w:tcMar>
+          </w:tcPr>
+          <w:p>
+            <w:pPr>
+              <w:spacing w:after="0" w:line="260"/>
+            </w:pPr>
+            <w:r>
+              <w:rPr>
+                <w:b w:val="false"/>
+                <w:bCs w:val="false"/>
+                <w:sz w:val="19"/>
+                <w:szCs w:val="19"/>
+              </w:rPr>
+              <w:t xml:space="preserve">Sichten mit Eigentümer-Rechten (Security Definer Views)</w:t>
+            </w:r>
+          </w:p>
+        </w:tc>
+        <w:tc>
+          <w:tcPr>
+            <w:tcW w:type="dxa" w:w="1300"/>
+            <w:tcBorders>
+              <w:top w:val="single" w:color="C9D1DA" w:sz="4"/>
+              <w:left w:val="single" w:color="C9D1DA" w:sz="4"/>
+              <w:bottom w:val="single" w:color="C9D1DA" w:sz="4"/>
+              <w:right w:val="single" w:color="C9D1DA" w:sz="4"/>
+            </w:tcBorders>
+            <w:shd w:fill="F3F6F9" w:color="auto" w:val="clear"/>
+            <w:tcMar>
+              <w:top w:type="dxa" w:w="80"/>
+              <w:left w:type="dxa" w:w="110"/>
+              <w:bottom w:type="dxa" w:w="80"/>
+              <w:right w:type="dxa" w:w="110"/>
+            </w:tcMar>
+          </w:tcPr>
+          <w:p>
+            <w:pPr>
+              <w:spacing w:after="0" w:line="260"/>
+            </w:pPr>
+            <w:r>
+              <w:rPr>
+                <w:b w:val="false"/>
+                <w:bCs w:val="false"/>
+                <w:sz w:val="19"/>
+                <w:szCs w:val="19"/>
+              </w:rPr>
+              <w:t xml:space="preserve">24.09.2026</w:t>
+            </w:r>
+          </w:p>
+        </w:tc>
+        <w:tc>
+          <w:tcPr>
+            <w:tcW w:type="dxa" w:w="2226"/>
+            <w:tcBorders>
+              <w:top w:val="single" w:color="C9D1DA" w:sz="4"/>
+              <w:left w:val="single" w:color="C9D1DA" w:sz="4"/>
+              <w:bottom w:val="single" w:color="C9D1DA" w:sz="4"/>
+              <w:right w:val="single" w:color="C9D1DA" w:sz="4"/>
+            </w:tcBorders>
+            <w:shd w:fill="F3F6F9" w:color="auto" w:val="clear"/>
+            <w:tcMar>
+              <w:top w:type="dxa" w:w="80"/>
+              <w:left w:type="dxa" w:w="110"/>
+              <w:bottom w:type="dxa" w:w="80"/>
+              <w:right w:type="dxa" w:w="110"/>
+            </w:tcMar>
+          </w:tcPr>
+          <w:p>
+            <w:pPr>
+              <w:spacing w:after="0" w:line="260"/>
+            </w:pPr>
+            <w:r>
+              <w:rPr>
+                <w:b w:val="false"/>
+                <w:bCs w:val="false"/>
+                <w:sz w:val="19"/>
+                <w:szCs w:val="19"/>
+              </w:rPr>
+              <w:t xml:space="preserve">Kein Mangel – begründete Ausnahme</w:t>
+            </w:r>
+          </w:p>
+        </w:tc>
+        <w:tc>
+          <w:tcPr>
+            <w:tcW w:type="dxa" w:w="1200"/>
+            <w:tcBorders>
+              <w:top w:val="single" w:color="C9D1DA" w:sz="4"/>
+              <w:left w:val="single" w:color="C9D1DA" w:sz="4"/>
+              <w:bottom w:val="single" w:color="C9D1DA" w:sz="4"/>
+              <w:right w:val="single" w:color="C9D1DA" w:sz="4"/>
+            </w:tcBorders>
+            <w:shd w:fill="F3F6F9" w:color="auto" w:val="clear"/>
+            <w:tcMar>
+              <w:top w:type="dxa" w:w="80"/>
+              <w:left w:type="dxa" w:w="110"/>
+              <w:bottom w:type="dxa" w:w="80"/>
+              <w:right w:type="dxa" w:w="110"/>
+            </w:tcMar>
+          </w:tcPr>
+          <w:p>
+            <w:pPr>
+              <w:spacing w:after="0" w:line="260"/>
+            </w:pPr>
+            <w:r>
+              <w:rPr>
+                <w:b w:val="false"/>
+                <w:bCs w:val="false"/>
+                <w:sz w:val="19"/>
+                <w:szCs w:val="19"/>
+              </w:rPr>
+              <w:t xml:space="preserve">Geprüft – akzeptiert</w:t>
+            </w:r>
+          </w:p>
+        </w:tc>
+      </w:tr>
     </w:tbl>
     <w:p>
       <w:pPr>
@@ -7662,6 +7827,1535 @@
       <w:pPr>
         <w:spacing w:after="120"/>
       </w:pPr>
+    </w:p>
+    <w:p>
+      <w:pPr>
+        <w:pStyle w:val="Heading1"/>
+      </w:pPr>
+      <w:r>
+        <w:t xml:space="preserve">M-04  Sichten mit Eigentümer-Rechten (Security Definer Views)</w:t>
+      </w:r>
+    </w:p>
+    <w:tbl>
+      <w:tblPr>
+        <w:tblW w:type="dxa" w:w="9026"/>
+        <w:tblBorders>
+          <w:top w:val="single" w:color="auto" w:sz="4"/>
+          <w:left w:val="single" w:color="auto" w:sz="4"/>
+          <w:bottom w:val="single" w:color="auto" w:sz="4"/>
+          <w:right w:val="single" w:color="auto" w:sz="4"/>
+          <w:insideH w:val="single" w:color="auto" w:sz="4"/>
+          <w:insideV w:val="single" w:color="auto" w:sz="4"/>
+        </w:tblBorders>
+      </w:tblPr>
+      <w:tblGrid>
+        <w:gridCol w:w="2600"/>
+        <w:gridCol w:w="6426"/>
+      </w:tblGrid>
+      <w:tr>
+        <w:trPr>
+          <w:tblHeader/>
+        </w:trPr>
+        <w:tc>
+          <w:tcPr>
+            <w:tcW w:type="dxa" w:w="2600"/>
+            <w:tcBorders>
+              <w:top w:val="single" w:color="C9D1DA" w:sz="4"/>
+              <w:left w:val="single" w:color="C9D1DA" w:sz="4"/>
+              <w:bottom w:val="single" w:color="C9D1DA" w:sz="4"/>
+              <w:right w:val="single" w:color="C9D1DA" w:sz="4"/>
+            </w:tcBorders>
+            <w:shd w:fill="1F3A5F" w:color="auto" w:val="clear"/>
+            <w:tcMar>
+              <w:top w:type="dxa" w:w="80"/>
+              <w:left w:type="dxa" w:w="110"/>
+              <w:bottom w:type="dxa" w:w="80"/>
+              <w:right w:type="dxa" w:w="110"/>
+            </w:tcMar>
+          </w:tcPr>
+          <w:p>
+            <w:pPr>
+              <w:spacing w:after="0" w:line="260"/>
+            </w:pPr>
+            <w:r>
+              <w:rPr>
+                <w:b/>
+                <w:bCs/>
+                <w:color w:val="FFFFFF"/>
+                <w:sz w:val="19"/>
+                <w:szCs w:val="19"/>
+              </w:rPr>
+              <w:t xml:space="preserve">Angabe</w:t>
+            </w:r>
+          </w:p>
+        </w:tc>
+        <w:tc>
+          <w:tcPr>
+            <w:tcW w:type="dxa" w:w="6426"/>
+            <w:tcBorders>
+              <w:top w:val="single" w:color="C9D1DA" w:sz="4"/>
+              <w:left w:val="single" w:color="C9D1DA" w:sz="4"/>
+              <w:bottom w:val="single" w:color="C9D1DA" w:sz="4"/>
+              <w:right w:val="single" w:color="C9D1DA" w:sz="4"/>
+            </w:tcBorders>
+            <w:shd w:fill="1F3A5F" w:color="auto" w:val="clear"/>
+            <w:tcMar>
+              <w:top w:type="dxa" w:w="80"/>
+              <w:left w:type="dxa" w:w="110"/>
+              <w:bottom w:type="dxa" w:w="80"/>
+              <w:right w:type="dxa" w:w="110"/>
+            </w:tcMar>
+          </w:tcPr>
+          <w:p>
+            <w:pPr>
+              <w:spacing w:after="0" w:line="260"/>
+            </w:pPr>
+            <w:r>
+              <w:rPr>
+                <w:b/>
+                <w:bCs/>
+                <w:color w:val="FFFFFF"/>
+                <w:sz w:val="19"/>
+                <w:szCs w:val="19"/>
+              </w:rPr>
+              <w:t xml:space="preserve">Wert</w:t>
+            </w:r>
+          </w:p>
+        </w:tc>
+      </w:tr>
+      <w:tr>
+        <w:trPr>
+          <w:cantSplit/>
+        </w:trPr>
+        <w:tc>
+          <w:tcPr>
+            <w:tcW w:type="dxa" w:w="2600"/>
+            <w:tcBorders>
+              <w:top w:val="single" w:color="C9D1DA" w:sz="4"/>
+              <w:left w:val="single" w:color="C9D1DA" w:sz="4"/>
+              <w:bottom w:val="single" w:color="C9D1DA" w:sz="4"/>
+              <w:right w:val="single" w:color="C9D1DA" w:sz="4"/>
+            </w:tcBorders>
+            <w:tcMar>
+              <w:top w:type="dxa" w:w="80"/>
+              <w:left w:type="dxa" w:w="110"/>
+              <w:bottom w:type="dxa" w:w="80"/>
+              <w:right w:type="dxa" w:w="110"/>
+            </w:tcMar>
+          </w:tcPr>
+          <w:p>
+            <w:pPr>
+              <w:spacing w:after="0" w:line="260"/>
+            </w:pPr>
+            <w:r>
+              <w:rPr>
+                <w:b w:val="false"/>
+                <w:bCs w:val="false"/>
+                <w:sz w:val="19"/>
+                <w:szCs w:val="19"/>
+              </w:rPr>
+              <w:t xml:space="preserve">Geprüft am</w:t>
+            </w:r>
+          </w:p>
+        </w:tc>
+        <w:tc>
+          <w:tcPr>
+            <w:tcW w:type="dxa" w:w="6426"/>
+            <w:tcBorders>
+              <w:top w:val="single" w:color="C9D1DA" w:sz="4"/>
+              <w:left w:val="single" w:color="C9D1DA" w:sz="4"/>
+              <w:bottom w:val="single" w:color="C9D1DA" w:sz="4"/>
+              <w:right w:val="single" w:color="C9D1DA" w:sz="4"/>
+            </w:tcBorders>
+            <w:tcMar>
+              <w:top w:type="dxa" w:w="80"/>
+              <w:left w:type="dxa" w:w="110"/>
+              <w:bottom w:type="dxa" w:w="80"/>
+              <w:right w:type="dxa" w:w="110"/>
+            </w:tcMar>
+          </w:tcPr>
+          <w:p>
+            <w:pPr>
+              <w:spacing w:after="0" w:line="260"/>
+            </w:pPr>
+            <w:r>
+              <w:rPr>
+                <w:b w:val="false"/>
+                <w:bCs w:val="false"/>
+                <w:sz w:val="19"/>
+                <w:szCs w:val="19"/>
+              </w:rPr>
+              <w:t xml:space="preserve">24.09.2026</w:t>
+            </w:r>
+          </w:p>
+        </w:tc>
+      </w:tr>
+      <w:tr>
+        <w:trPr>
+          <w:cantSplit/>
+        </w:trPr>
+        <w:tc>
+          <w:tcPr>
+            <w:tcW w:type="dxa" w:w="2600"/>
+            <w:tcBorders>
+              <w:top w:val="single" w:color="C9D1DA" w:sz="4"/>
+              <w:left w:val="single" w:color="C9D1DA" w:sz="4"/>
+              <w:bottom w:val="single" w:color="C9D1DA" w:sz="4"/>
+              <w:right w:val="single" w:color="C9D1DA" w:sz="4"/>
+            </w:tcBorders>
+            <w:shd w:fill="F3F6F9" w:color="auto" w:val="clear"/>
+            <w:tcMar>
+              <w:top w:type="dxa" w:w="80"/>
+              <w:left w:type="dxa" w:w="110"/>
+              <w:bottom w:type="dxa" w:w="80"/>
+              <w:right w:type="dxa" w:w="110"/>
+            </w:tcMar>
+          </w:tcPr>
+          <w:p>
+            <w:pPr>
+              <w:spacing w:after="0" w:line="260"/>
+            </w:pPr>
+            <w:r>
+              <w:rPr>
+                <w:b w:val="false"/>
+                <w:bCs w:val="false"/>
+                <w:sz w:val="19"/>
+                <w:szCs w:val="19"/>
+              </w:rPr>
+              <w:t xml:space="preserve">Ort</w:t>
+            </w:r>
+          </w:p>
+        </w:tc>
+        <w:tc>
+          <w:tcPr>
+            <w:tcW w:type="dxa" w:w="6426"/>
+            <w:tcBorders>
+              <w:top w:val="single" w:color="C9D1DA" w:sz="4"/>
+              <w:left w:val="single" w:color="C9D1DA" w:sz="4"/>
+              <w:bottom w:val="single" w:color="C9D1DA" w:sz="4"/>
+              <w:right w:val="single" w:color="C9D1DA" w:sz="4"/>
+            </w:tcBorders>
+            <w:shd w:fill="F3F6F9" w:color="auto" w:val="clear"/>
+            <w:tcMar>
+              <w:top w:type="dxa" w:w="80"/>
+              <w:left w:type="dxa" w:w="110"/>
+              <w:bottom w:type="dxa" w:w="80"/>
+              <w:right w:type="dxa" w:w="110"/>
+            </w:tcMar>
+          </w:tcPr>
+          <w:p>
+            <w:pPr>
+              <w:spacing w:after="0" w:line="260"/>
+            </w:pPr>
+            <w:r>
+              <w:rPr>
+                <w:b w:val="false"/>
+                <w:bCs w:val="false"/>
+                <w:sz w:val="19"/>
+                <w:szCs w:val="19"/>
+              </w:rPr>
+              <w:t xml:space="preserve">Supabase-Dashboard › Advisors › Security Advisor; Quellcode der Datenbank (Migrationen 6300, 10560, 10570, 10575, 11460) und Prüfskript scripts/pruefe-sicht-invoker.mjs</w:t>
+            </w:r>
+          </w:p>
+        </w:tc>
+      </w:tr>
+      <w:tr>
+        <w:trPr>
+          <w:cantSplit/>
+        </w:trPr>
+        <w:tc>
+          <w:tcPr>
+            <w:tcW w:type="dxa" w:w="2600"/>
+            <w:tcBorders>
+              <w:top w:val="single" w:color="C9D1DA" w:sz="4"/>
+              <w:left w:val="single" w:color="C9D1DA" w:sz="4"/>
+              <w:bottom w:val="single" w:color="C9D1DA" w:sz="4"/>
+              <w:right w:val="single" w:color="C9D1DA" w:sz="4"/>
+            </w:tcBorders>
+            <w:tcMar>
+              <w:top w:type="dxa" w:w="80"/>
+              <w:left w:type="dxa" w:w="110"/>
+              <w:bottom w:type="dxa" w:w="80"/>
+              <w:right w:type="dxa" w:w="110"/>
+            </w:tcMar>
+          </w:tcPr>
+          <w:p>
+            <w:pPr>
+              <w:spacing w:after="0" w:line="260"/>
+            </w:pPr>
+            <w:r>
+              <w:rPr>
+                <w:b w:val="false"/>
+                <w:bCs w:val="false"/>
+                <w:sz w:val="19"/>
+                <w:szCs w:val="19"/>
+              </w:rPr>
+              <w:t xml:space="preserve">Nachweis</w:t>
+            </w:r>
+          </w:p>
+        </w:tc>
+        <w:tc>
+          <w:tcPr>
+            <w:tcW w:type="dxa" w:w="6426"/>
+            <w:tcBorders>
+              <w:top w:val="single" w:color="C9D1DA" w:sz="4"/>
+              <w:left w:val="single" w:color="C9D1DA" w:sz="4"/>
+              <w:bottom w:val="single" w:color="C9D1DA" w:sz="4"/>
+              <w:right w:val="single" w:color="C9D1DA" w:sz="4"/>
+            </w:tcBorders>
+            <w:tcMar>
+              <w:top w:type="dxa" w:w="80"/>
+              <w:left w:type="dxa" w:w="110"/>
+              <w:bottom w:type="dxa" w:w="80"/>
+              <w:right w:type="dxa" w:w="110"/>
+            </w:tcMar>
+          </w:tcPr>
+          <w:p>
+            <w:pPr>
+              <w:spacing w:after="0" w:line="260"/>
+            </w:pPr>
+            <w:r>
+              <w:rPr>
+                <w:b w:val="false"/>
+                <w:bCs w:val="false"/>
+                <w:sz w:val="19"/>
+                <w:szCs w:val="19"/>
+              </w:rPr>
+              <w:t xml:space="preserve">Bildschirmfotos 2026-09-24 um 13.23.46 und 13.23.58; Katalog-Snapshot (Leserechte); Code-Review</w:t>
+            </w:r>
+          </w:p>
+        </w:tc>
+      </w:tr>
+      <w:tr>
+        <w:trPr>
+          <w:cantSplit/>
+        </w:trPr>
+        <w:tc>
+          <w:tcPr>
+            <w:tcW w:type="dxa" w:w="2600"/>
+            <w:tcBorders>
+              <w:top w:val="single" w:color="C9D1DA" w:sz="4"/>
+              <w:left w:val="single" w:color="C9D1DA" w:sz="4"/>
+              <w:bottom w:val="single" w:color="C9D1DA" w:sz="4"/>
+              <w:right w:val="single" w:color="C9D1DA" w:sz="4"/>
+            </w:tcBorders>
+            <w:shd w:fill="F3F6F9" w:color="auto" w:val="clear"/>
+            <w:tcMar>
+              <w:top w:type="dxa" w:w="80"/>
+              <w:left w:type="dxa" w:w="110"/>
+              <w:bottom w:type="dxa" w:w="80"/>
+              <w:right w:type="dxa" w:w="110"/>
+            </w:tcMar>
+          </w:tcPr>
+          <w:p>
+            <w:pPr>
+              <w:spacing w:after="0" w:line="260"/>
+            </w:pPr>
+            <w:r>
+              <w:rPr>
+                <w:b w:val="false"/>
+                <w:bCs w:val="false"/>
+                <w:sz w:val="19"/>
+                <w:szCs w:val="19"/>
+              </w:rPr>
+              <w:t xml:space="preserve">Ergebnis</w:t>
+            </w:r>
+          </w:p>
+        </w:tc>
+        <w:tc>
+          <w:tcPr>
+            <w:tcW w:type="dxa" w:w="6426"/>
+            <w:tcBorders>
+              <w:top w:val="single" w:color="C9D1DA" w:sz="4"/>
+              <w:left w:val="single" w:color="C9D1DA" w:sz="4"/>
+              <w:bottom w:val="single" w:color="C9D1DA" w:sz="4"/>
+              <w:right w:val="single" w:color="C9D1DA" w:sz="4"/>
+            </w:tcBorders>
+            <w:shd w:fill="F3F6F9" w:color="auto" w:val="clear"/>
+            <w:tcMar>
+              <w:top w:type="dxa" w:w="80"/>
+              <w:left w:type="dxa" w:w="110"/>
+              <w:bottom w:type="dxa" w:w="80"/>
+              <w:right w:type="dxa" w:w="110"/>
+            </w:tcMar>
+          </w:tcPr>
+          <w:p>
+            <w:pPr>
+              <w:spacing w:after="0" w:line="260"/>
+            </w:pPr>
+            <w:r>
+              <w:rPr>
+                <w:b w:val="false"/>
+                <w:bCs w:val="false"/>
+                <w:sz w:val="19"/>
+                <w:szCs w:val="19"/>
+              </w:rPr>
+              <w:t xml:space="preserve">Kein Mangel – begründete Ausnahme</w:t>
+            </w:r>
+          </w:p>
+        </w:tc>
+      </w:tr>
+      <w:tr>
+        <w:trPr>
+          <w:cantSplit/>
+        </w:trPr>
+        <w:tc>
+          <w:tcPr>
+            <w:tcW w:type="dxa" w:w="2600"/>
+            <w:tcBorders>
+              <w:top w:val="single" w:color="C9D1DA" w:sz="4"/>
+              <w:left w:val="single" w:color="C9D1DA" w:sz="4"/>
+              <w:bottom w:val="single" w:color="C9D1DA" w:sz="4"/>
+              <w:right w:val="single" w:color="C9D1DA" w:sz="4"/>
+            </w:tcBorders>
+            <w:tcMar>
+              <w:top w:type="dxa" w:w="80"/>
+              <w:left w:type="dxa" w:w="110"/>
+              <w:bottom w:type="dxa" w:w="80"/>
+              <w:right w:type="dxa" w:w="110"/>
+            </w:tcMar>
+          </w:tcPr>
+          <w:p>
+            <w:pPr>
+              <w:spacing w:after="0" w:line="260"/>
+            </w:pPr>
+            <w:r>
+              <w:rPr>
+                <w:b w:val="false"/>
+                <w:bCs w:val="false"/>
+                <w:sz w:val="19"/>
+                <w:szCs w:val="19"/>
+              </w:rPr>
+              <w:t xml:space="preserve">Status</w:t>
+            </w:r>
+          </w:p>
+        </w:tc>
+        <w:tc>
+          <w:tcPr>
+            <w:tcW w:type="dxa" w:w="6426"/>
+            <w:tcBorders>
+              <w:top w:val="single" w:color="C9D1DA" w:sz="4"/>
+              <w:left w:val="single" w:color="C9D1DA" w:sz="4"/>
+              <w:bottom w:val="single" w:color="C9D1DA" w:sz="4"/>
+              <w:right w:val="single" w:color="C9D1DA" w:sz="4"/>
+            </w:tcBorders>
+            <w:tcMar>
+              <w:top w:type="dxa" w:w="80"/>
+              <w:left w:type="dxa" w:w="110"/>
+              <w:bottom w:type="dxa" w:w="80"/>
+              <w:right w:type="dxa" w:w="110"/>
+            </w:tcMar>
+          </w:tcPr>
+          <w:p>
+            <w:pPr>
+              <w:spacing w:after="0" w:line="260"/>
+            </w:pPr>
+            <w:r>
+              <w:rPr>
+                <w:b w:val="false"/>
+                <w:bCs w:val="false"/>
+                <w:sz w:val="19"/>
+                <w:szCs w:val="19"/>
+              </w:rPr>
+              <w:t xml:space="preserve">Geprüft – akzeptiert</w:t>
+            </w:r>
+          </w:p>
+        </w:tc>
+      </w:tr>
+    </w:tbl>
+    <w:p>
+      <w:pPr>
+        <w:spacing w:after="120"/>
+      </w:pPr>
+    </w:p>
+    <w:p>
+      <w:pPr>
+        <w:pStyle w:val="Heading2"/>
+      </w:pPr>
+      <w:r>
+        <w:t xml:space="preserve">Anlass</w:t>
+      </w:r>
+    </w:p>
+    <w:p>
+      <w:pPr>
+        <w:spacing w:after="120" w:line="300"/>
+      </w:pPr>
+      <w:r>
+        <w:t xml:space="preserve">Supabase hat eine eingebaute Sicherheitsprüfung (den „Security Advisor“). Er meldet acht Sichten als „CRITICAL“. Eine Sicht ist eine gespeicherte Abfrage: Sie zeigt einen Ausschnitt aus einer oder mehreren Tabellen. Wir haben geprüft, ob diese acht Meldungen ein echtes Problem sind.</w:t>
+      </w:r>
+    </w:p>
+    <w:p>
+      <w:pPr>
+        <w:pStyle w:val="Heading2"/>
+      </w:pPr>
+      <w:r>
+        <w:t xml:space="preserve">Ist-Zustand</w:t>
+      </w:r>
+    </w:p>
+    <w:tbl>
+      <w:tblPr>
+        <w:tblW w:type="dxa" w:w="9026"/>
+        <w:tblBorders>
+          <w:top w:val="single" w:color="auto" w:sz="4"/>
+          <w:left w:val="single" w:color="auto" w:sz="4"/>
+          <w:bottom w:val="single" w:color="auto" w:sz="4"/>
+          <w:right w:val="single" w:color="auto" w:sz="4"/>
+          <w:insideH w:val="single" w:color="auto" w:sz="4"/>
+          <w:insideV w:val="single" w:color="auto" w:sz="4"/>
+        </w:tblBorders>
+      </w:tblPr>
+      <w:tblGrid>
+        <w:gridCol w:w="2700"/>
+        <w:gridCol w:w="2500"/>
+        <w:gridCol w:w="3826"/>
+      </w:tblGrid>
+      <w:tr>
+        <w:trPr>
+          <w:tblHeader/>
+        </w:trPr>
+        <w:tc>
+          <w:tcPr>
+            <w:tcW w:type="dxa" w:w="2700"/>
+            <w:tcBorders>
+              <w:top w:val="single" w:color="C9D1DA" w:sz="4"/>
+              <w:left w:val="single" w:color="C9D1DA" w:sz="4"/>
+              <w:bottom w:val="single" w:color="C9D1DA" w:sz="4"/>
+              <w:right w:val="single" w:color="C9D1DA" w:sz="4"/>
+            </w:tcBorders>
+            <w:shd w:fill="1F3A5F" w:color="auto" w:val="clear"/>
+            <w:tcMar>
+              <w:top w:type="dxa" w:w="80"/>
+              <w:left w:type="dxa" w:w="110"/>
+              <w:bottom w:type="dxa" w:w="80"/>
+              <w:right w:type="dxa" w:w="110"/>
+            </w:tcMar>
+          </w:tcPr>
+          <w:p>
+            <w:pPr>
+              <w:spacing w:after="0" w:line="260"/>
+            </w:pPr>
+            <w:r>
+              <w:rPr>
+                <w:b/>
+                <w:bCs/>
+                <w:color w:val="FFFFFF"/>
+                <w:sz w:val="19"/>
+                <w:szCs w:val="19"/>
+              </w:rPr>
+              <w:t xml:space="preserve">Sicht</w:t>
+            </w:r>
+          </w:p>
+        </w:tc>
+        <w:tc>
+          <w:tcPr>
+            <w:tcW w:type="dxa" w:w="2500"/>
+            <w:tcBorders>
+              <w:top w:val="single" w:color="C9D1DA" w:sz="4"/>
+              <w:left w:val="single" w:color="C9D1DA" w:sz="4"/>
+              <w:bottom w:val="single" w:color="C9D1DA" w:sz="4"/>
+              <w:right w:val="single" w:color="C9D1DA" w:sz="4"/>
+            </w:tcBorders>
+            <w:shd w:fill="1F3A5F" w:color="auto" w:val="clear"/>
+            <w:tcMar>
+              <w:top w:type="dxa" w:w="80"/>
+              <w:left w:type="dxa" w:w="110"/>
+              <w:bottom w:type="dxa" w:w="80"/>
+              <w:right w:type="dxa" w:w="110"/>
+            </w:tcMar>
+          </w:tcPr>
+          <w:p>
+            <w:pPr>
+              <w:spacing w:after="0" w:line="260"/>
+            </w:pPr>
+            <w:r>
+              <w:rPr>
+                <w:b/>
+                <w:bCs/>
+                <w:color w:val="FFFFFF"/>
+                <w:sz w:val="19"/>
+                <w:szCs w:val="19"/>
+              </w:rPr>
+              <w:t xml:space="preserve">Wer darf sie lesen?</w:t>
+            </w:r>
+          </w:p>
+        </w:tc>
+        <w:tc>
+          <w:tcPr>
+            <w:tcW w:type="dxa" w:w="3826"/>
+            <w:tcBorders>
+              <w:top w:val="single" w:color="C9D1DA" w:sz="4"/>
+              <w:left w:val="single" w:color="C9D1DA" w:sz="4"/>
+              <w:bottom w:val="single" w:color="C9D1DA" w:sz="4"/>
+              <w:right w:val="single" w:color="C9D1DA" w:sz="4"/>
+            </w:tcBorders>
+            <w:shd w:fill="1F3A5F" w:color="auto" w:val="clear"/>
+            <w:tcMar>
+              <w:top w:type="dxa" w:w="80"/>
+              <w:left w:type="dxa" w:w="110"/>
+              <w:bottom w:type="dxa" w:w="80"/>
+              <w:right w:type="dxa" w:w="110"/>
+            </w:tcMar>
+          </w:tcPr>
+          <w:p>
+            <w:pPr>
+              <w:spacing w:after="0" w:line="260"/>
+            </w:pPr>
+            <w:r>
+              <w:rPr>
+                <w:b/>
+                <w:bCs/>
+                <w:color w:val="FFFFFF"/>
+                <w:sz w:val="19"/>
+                <w:szCs w:val="19"/>
+              </w:rPr>
+              <w:t xml:space="preserve">Was zeigt sie – und was nicht?</w:t>
+            </w:r>
+          </w:p>
+        </w:tc>
+      </w:tr>
+      <w:tr>
+        <w:trPr>
+          <w:cantSplit/>
+        </w:trPr>
+        <w:tc>
+          <w:tcPr>
+            <w:tcW w:type="dxa" w:w="2700"/>
+            <w:tcBorders>
+              <w:top w:val="single" w:color="C9D1DA" w:sz="4"/>
+              <w:left w:val="single" w:color="C9D1DA" w:sz="4"/>
+              <w:bottom w:val="single" w:color="C9D1DA" w:sz="4"/>
+              <w:right w:val="single" w:color="C9D1DA" w:sz="4"/>
+            </w:tcBorders>
+            <w:tcMar>
+              <w:top w:type="dxa" w:w="80"/>
+              <w:left w:type="dxa" w:w="110"/>
+              <w:bottom w:type="dxa" w:w="80"/>
+              <w:right w:type="dxa" w:w="110"/>
+            </w:tcMar>
+          </w:tcPr>
+          <w:p>
+            <w:pPr>
+              <w:spacing w:after="0" w:line="260"/>
+            </w:pPr>
+            <w:r>
+              <w:rPr>
+                <w:b w:val="false"/>
+                <w:bCs w:val="false"/>
+                <w:sz w:val="19"/>
+                <w:szCs w:val="19"/>
+              </w:rPr>
+              <w:t xml:space="preserve">articles_workshop</w:t>
+            </w:r>
+          </w:p>
+        </w:tc>
+        <w:tc>
+          <w:tcPr>
+            <w:tcW w:type="dxa" w:w="2500"/>
+            <w:tcBorders>
+              <w:top w:val="single" w:color="C9D1DA" w:sz="4"/>
+              <w:left w:val="single" w:color="C9D1DA" w:sz="4"/>
+              <w:bottom w:val="single" w:color="C9D1DA" w:sz="4"/>
+              <w:right w:val="single" w:color="C9D1DA" w:sz="4"/>
+            </w:tcBorders>
+            <w:tcMar>
+              <w:top w:type="dxa" w:w="80"/>
+              <w:left w:type="dxa" w:w="110"/>
+              <w:bottom w:type="dxa" w:w="80"/>
+              <w:right w:type="dxa" w:w="110"/>
+            </w:tcMar>
+          </w:tcPr>
+          <w:p>
+            <w:pPr>
+              <w:spacing w:after="0" w:line="260"/>
+            </w:pPr>
+            <w:r>
+              <w:rPr>
+                <w:b w:val="false"/>
+                <w:bCs w:val="false"/>
+                <w:sz w:val="19"/>
+                <w:szCs w:val="19"/>
+              </w:rPr>
+              <w:t xml:space="preserve">Mitarbeiter der eigenen Firma, keine Portalkunden</w:t>
+            </w:r>
+          </w:p>
+        </w:tc>
+        <w:tc>
+          <w:tcPr>
+            <w:tcW w:type="dxa" w:w="3826"/>
+            <w:tcBorders>
+              <w:top w:val="single" w:color="C9D1DA" w:sz="4"/>
+              <w:left w:val="single" w:color="C9D1DA" w:sz="4"/>
+              <w:bottom w:val="single" w:color="C9D1DA" w:sz="4"/>
+              <w:right w:val="single" w:color="C9D1DA" w:sz="4"/>
+            </w:tcBorders>
+            <w:tcMar>
+              <w:top w:type="dxa" w:w="80"/>
+              <w:left w:type="dxa" w:w="110"/>
+              <w:bottom w:type="dxa" w:w="80"/>
+              <w:right w:type="dxa" w:w="110"/>
+            </w:tcMar>
+          </w:tcPr>
+          <w:p>
+            <w:pPr>
+              <w:spacing w:after="0" w:line="260"/>
+            </w:pPr>
+            <w:r>
+              <w:rPr>
+                <w:b w:val="false"/>
+                <w:bCs w:val="false"/>
+                <w:sz w:val="19"/>
+                <w:szCs w:val="19"/>
+              </w:rPr>
+              <w:t xml:space="preserve">Artikel für die Werkstatt – ohne Preise und Kosten</w:t>
+            </w:r>
+          </w:p>
+        </w:tc>
+      </w:tr>
+      <w:tr>
+        <w:trPr>
+          <w:cantSplit/>
+        </w:trPr>
+        <w:tc>
+          <w:tcPr>
+            <w:tcW w:type="dxa" w:w="2700"/>
+            <w:tcBorders>
+              <w:top w:val="single" w:color="C9D1DA" w:sz="4"/>
+              <w:left w:val="single" w:color="C9D1DA" w:sz="4"/>
+              <w:bottom w:val="single" w:color="C9D1DA" w:sz="4"/>
+              <w:right w:val="single" w:color="C9D1DA" w:sz="4"/>
+            </w:tcBorders>
+            <w:shd w:fill="F3F6F9" w:color="auto" w:val="clear"/>
+            <w:tcMar>
+              <w:top w:type="dxa" w:w="80"/>
+              <w:left w:type="dxa" w:w="110"/>
+              <w:bottom w:type="dxa" w:w="80"/>
+              <w:right w:type="dxa" w:w="110"/>
+            </w:tcMar>
+          </w:tcPr>
+          <w:p>
+            <w:pPr>
+              <w:spacing w:after="0" w:line="260"/>
+            </w:pPr>
+            <w:r>
+              <w:rPr>
+                <w:b w:val="false"/>
+                <w:bCs w:val="false"/>
+                <w:sz w:val="19"/>
+                <w:szCs w:val="19"/>
+              </w:rPr>
+              <w:t xml:space="preserve">workstations_public</w:t>
+            </w:r>
+          </w:p>
+        </w:tc>
+        <w:tc>
+          <w:tcPr>
+            <w:tcW w:type="dxa" w:w="2500"/>
+            <w:tcBorders>
+              <w:top w:val="single" w:color="C9D1DA" w:sz="4"/>
+              <w:left w:val="single" w:color="C9D1DA" w:sz="4"/>
+              <w:bottom w:val="single" w:color="C9D1DA" w:sz="4"/>
+              <w:right w:val="single" w:color="C9D1DA" w:sz="4"/>
+            </w:tcBorders>
+            <w:shd w:fill="F3F6F9" w:color="auto" w:val="clear"/>
+            <w:tcMar>
+              <w:top w:type="dxa" w:w="80"/>
+              <w:left w:type="dxa" w:w="110"/>
+              <w:bottom w:type="dxa" w:w="80"/>
+              <w:right w:type="dxa" w:w="110"/>
+            </w:tcMar>
+          </w:tcPr>
+          <w:p>
+            <w:pPr>
+              <w:spacing w:after="0" w:line="260"/>
+            </w:pPr>
+            <w:r>
+              <w:rPr>
+                <w:b w:val="false"/>
+                <w:bCs w:val="false"/>
+                <w:sz w:val="19"/>
+                <w:szCs w:val="19"/>
+              </w:rPr>
+              <w:t xml:space="preserve">Mitarbeiter der eigenen Firma, keine Portalkunden</w:t>
+            </w:r>
+          </w:p>
+        </w:tc>
+        <w:tc>
+          <w:tcPr>
+            <w:tcW w:type="dxa" w:w="3826"/>
+            <w:tcBorders>
+              <w:top w:val="single" w:color="C9D1DA" w:sz="4"/>
+              <w:left w:val="single" w:color="C9D1DA" w:sz="4"/>
+              <w:bottom w:val="single" w:color="C9D1DA" w:sz="4"/>
+              <w:right w:val="single" w:color="C9D1DA" w:sz="4"/>
+            </w:tcBorders>
+            <w:shd w:fill="F3F6F9" w:color="auto" w:val="clear"/>
+            <w:tcMar>
+              <w:top w:type="dxa" w:w="80"/>
+              <w:left w:type="dxa" w:w="110"/>
+              <w:bottom w:type="dxa" w:w="80"/>
+              <w:right w:type="dxa" w:w="110"/>
+            </w:tcMar>
+          </w:tcPr>
+          <w:p>
+            <w:pPr>
+              <w:spacing w:after="0" w:line="260"/>
+            </w:pPr>
+            <w:r>
+              <w:rPr>
+                <w:b w:val="false"/>
+                <w:bCs w:val="false"/>
+                <w:sz w:val="19"/>
+                <w:szCs w:val="19"/>
+              </w:rPr>
+              <w:t xml:space="preserve">Arbeitsplätze für die Werkstatt – ohne Kostensätze</w:t>
+            </w:r>
+          </w:p>
+        </w:tc>
+      </w:tr>
+      <w:tr>
+        <w:trPr>
+          <w:cantSplit/>
+        </w:trPr>
+        <w:tc>
+          <w:tcPr>
+            <w:tcW w:type="dxa" w:w="2700"/>
+            <w:tcBorders>
+              <w:top w:val="single" w:color="C9D1DA" w:sz="4"/>
+              <w:left w:val="single" w:color="C9D1DA" w:sz="4"/>
+              <w:bottom w:val="single" w:color="C9D1DA" w:sz="4"/>
+              <w:right w:val="single" w:color="C9D1DA" w:sz="4"/>
+            </w:tcBorders>
+            <w:tcMar>
+              <w:top w:type="dxa" w:w="80"/>
+              <w:left w:type="dxa" w:w="110"/>
+              <w:bottom w:type="dxa" w:w="80"/>
+              <w:right w:type="dxa" w:w="110"/>
+            </w:tcMar>
+          </w:tcPr>
+          <w:p>
+            <w:pPr>
+              <w:spacing w:after="0" w:line="260"/>
+            </w:pPr>
+            <w:r>
+              <w:rPr>
+                <w:b w:val="false"/>
+                <w:bCs w:val="false"/>
+                <w:sz w:val="19"/>
+                <w:szCs w:val="19"/>
+              </w:rPr>
+              <w:t xml:space="preserve">sales_orders_workshop</w:t>
+            </w:r>
+          </w:p>
+        </w:tc>
+        <w:tc>
+          <w:tcPr>
+            <w:tcW w:type="dxa" w:w="2500"/>
+            <w:tcBorders>
+              <w:top w:val="single" w:color="C9D1DA" w:sz="4"/>
+              <w:left w:val="single" w:color="C9D1DA" w:sz="4"/>
+              <w:bottom w:val="single" w:color="C9D1DA" w:sz="4"/>
+              <w:right w:val="single" w:color="C9D1DA" w:sz="4"/>
+            </w:tcBorders>
+            <w:tcMar>
+              <w:top w:type="dxa" w:w="80"/>
+              <w:left w:type="dxa" w:w="110"/>
+              <w:bottom w:type="dxa" w:w="80"/>
+              <w:right w:type="dxa" w:w="110"/>
+            </w:tcMar>
+          </w:tcPr>
+          <w:p>
+            <w:pPr>
+              <w:spacing w:after="0" w:line="260"/>
+            </w:pPr>
+            <w:r>
+              <w:rPr>
+                <w:b w:val="false"/>
+                <w:bCs w:val="false"/>
+                <w:sz w:val="19"/>
+                <w:szCs w:val="19"/>
+              </w:rPr>
+              <w:t xml:space="preserve">Mitarbeiter der eigenen Firma, keine Portalkunden</w:t>
+            </w:r>
+          </w:p>
+        </w:tc>
+        <w:tc>
+          <w:tcPr>
+            <w:tcW w:type="dxa" w:w="3826"/>
+            <w:tcBorders>
+              <w:top w:val="single" w:color="C9D1DA" w:sz="4"/>
+              <w:left w:val="single" w:color="C9D1DA" w:sz="4"/>
+              <w:bottom w:val="single" w:color="C9D1DA" w:sz="4"/>
+              <w:right w:val="single" w:color="C9D1DA" w:sz="4"/>
+            </w:tcBorders>
+            <w:tcMar>
+              <w:top w:type="dxa" w:w="80"/>
+              <w:left w:type="dxa" w:w="110"/>
+              <w:bottom w:type="dxa" w:w="80"/>
+              <w:right w:type="dxa" w:w="110"/>
+            </w:tcMar>
+          </w:tcPr>
+          <w:p>
+            <w:pPr>
+              <w:spacing w:after="0" w:line="260"/>
+            </w:pPr>
+            <w:r>
+              <w:rPr>
+                <w:b w:val="false"/>
+                <w:bCs w:val="false"/>
+                <w:sz w:val="19"/>
+                <w:szCs w:val="19"/>
+              </w:rPr>
+              <w:t xml:space="preserve">Aufträge für die Werkstatt – ohne Preise</w:t>
+            </w:r>
+          </w:p>
+        </w:tc>
+      </w:tr>
+      <w:tr>
+        <w:trPr>
+          <w:cantSplit/>
+        </w:trPr>
+        <w:tc>
+          <w:tcPr>
+            <w:tcW w:type="dxa" w:w="2700"/>
+            <w:tcBorders>
+              <w:top w:val="single" w:color="C9D1DA" w:sz="4"/>
+              <w:left w:val="single" w:color="C9D1DA" w:sz="4"/>
+              <w:bottom w:val="single" w:color="C9D1DA" w:sz="4"/>
+              <w:right w:val="single" w:color="C9D1DA" w:sz="4"/>
+            </w:tcBorders>
+            <w:shd w:fill="F3F6F9" w:color="auto" w:val="clear"/>
+            <w:tcMar>
+              <w:top w:type="dxa" w:w="80"/>
+              <w:left w:type="dxa" w:w="110"/>
+              <w:bottom w:type="dxa" w:w="80"/>
+              <w:right w:type="dxa" w:w="110"/>
+            </w:tcMar>
+          </w:tcPr>
+          <w:p>
+            <w:pPr>
+              <w:spacing w:after="0" w:line="260"/>
+            </w:pPr>
+            <w:r>
+              <w:rPr>
+                <w:b w:val="false"/>
+                <w:bCs w:val="false"/>
+                <w:sz w:val="19"/>
+                <w:szCs w:val="19"/>
+              </w:rPr>
+              <w:t xml:space="preserve">sales_order_items_workshop</w:t>
+            </w:r>
+          </w:p>
+        </w:tc>
+        <w:tc>
+          <w:tcPr>
+            <w:tcW w:type="dxa" w:w="2500"/>
+            <w:tcBorders>
+              <w:top w:val="single" w:color="C9D1DA" w:sz="4"/>
+              <w:left w:val="single" w:color="C9D1DA" w:sz="4"/>
+              <w:bottom w:val="single" w:color="C9D1DA" w:sz="4"/>
+              <w:right w:val="single" w:color="C9D1DA" w:sz="4"/>
+            </w:tcBorders>
+            <w:shd w:fill="F3F6F9" w:color="auto" w:val="clear"/>
+            <w:tcMar>
+              <w:top w:type="dxa" w:w="80"/>
+              <w:left w:type="dxa" w:w="110"/>
+              <w:bottom w:type="dxa" w:w="80"/>
+              <w:right w:type="dxa" w:w="110"/>
+            </w:tcMar>
+          </w:tcPr>
+          <w:p>
+            <w:pPr>
+              <w:spacing w:after="0" w:line="260"/>
+            </w:pPr>
+            <w:r>
+              <w:rPr>
+                <w:b w:val="false"/>
+                <w:bCs w:val="false"/>
+                <w:sz w:val="19"/>
+                <w:szCs w:val="19"/>
+              </w:rPr>
+              <w:t xml:space="preserve">Mitarbeiter der eigenen Firma, keine Portalkunden</w:t>
+            </w:r>
+          </w:p>
+        </w:tc>
+        <w:tc>
+          <w:tcPr>
+            <w:tcW w:type="dxa" w:w="3826"/>
+            <w:tcBorders>
+              <w:top w:val="single" w:color="C9D1DA" w:sz="4"/>
+              <w:left w:val="single" w:color="C9D1DA" w:sz="4"/>
+              <w:bottom w:val="single" w:color="C9D1DA" w:sz="4"/>
+              <w:right w:val="single" w:color="C9D1DA" w:sz="4"/>
+            </w:tcBorders>
+            <w:shd w:fill="F3F6F9" w:color="auto" w:val="clear"/>
+            <w:tcMar>
+              <w:top w:type="dxa" w:w="80"/>
+              <w:left w:type="dxa" w:w="110"/>
+              <w:bottom w:type="dxa" w:w="80"/>
+              <w:right w:type="dxa" w:w="110"/>
+            </w:tcMar>
+          </w:tcPr>
+          <w:p>
+            <w:pPr>
+              <w:spacing w:after="0" w:line="260"/>
+            </w:pPr>
+            <w:r>
+              <w:rPr>
+                <w:b w:val="false"/>
+                <w:bCs w:val="false"/>
+                <w:sz w:val="19"/>
+                <w:szCs w:val="19"/>
+              </w:rPr>
+              <w:t xml:space="preserve">Auftragspositionen für die Werkstatt – ohne Preise</w:t>
+            </w:r>
+          </w:p>
+        </w:tc>
+      </w:tr>
+      <w:tr>
+        <w:trPr>
+          <w:cantSplit/>
+        </w:trPr>
+        <w:tc>
+          <w:tcPr>
+            <w:tcW w:type="dxa" w:w="2700"/>
+            <w:tcBorders>
+              <w:top w:val="single" w:color="C9D1DA" w:sz="4"/>
+              <w:left w:val="single" w:color="C9D1DA" w:sz="4"/>
+              <w:bottom w:val="single" w:color="C9D1DA" w:sz="4"/>
+              <w:right w:val="single" w:color="C9D1DA" w:sz="4"/>
+            </w:tcBorders>
+            <w:tcMar>
+              <w:top w:type="dxa" w:w="80"/>
+              <w:left w:type="dxa" w:w="110"/>
+              <w:bottom w:type="dxa" w:w="80"/>
+              <w:right w:type="dxa" w:w="110"/>
+            </w:tcMar>
+          </w:tcPr>
+          <w:p>
+            <w:pPr>
+              <w:spacing w:after="0" w:line="260"/>
+            </w:pPr>
+            <w:r>
+              <w:rPr>
+                <w:b w:val="false"/>
+                <w:bCs w:val="false"/>
+                <w:sz w:val="19"/>
+                <w:szCs w:val="19"/>
+              </w:rPr>
+              <w:t xml:space="preserve">customers_portal</w:t>
+            </w:r>
+          </w:p>
+        </w:tc>
+        <w:tc>
+          <w:tcPr>
+            <w:tcW w:type="dxa" w:w="2500"/>
+            <w:tcBorders>
+              <w:top w:val="single" w:color="C9D1DA" w:sz="4"/>
+              <w:left w:val="single" w:color="C9D1DA" w:sz="4"/>
+              <w:bottom w:val="single" w:color="C9D1DA" w:sz="4"/>
+              <w:right w:val="single" w:color="C9D1DA" w:sz="4"/>
+            </w:tcBorders>
+            <w:tcMar>
+              <w:top w:type="dxa" w:w="80"/>
+              <w:left w:type="dxa" w:w="110"/>
+              <w:bottom w:type="dxa" w:w="80"/>
+              <w:right w:type="dxa" w:w="110"/>
+            </w:tcMar>
+          </w:tcPr>
+          <w:p>
+            <w:pPr>
+              <w:spacing w:after="0" w:line="260"/>
+            </w:pPr>
+            <w:r>
+              <w:rPr>
+                <w:b w:val="false"/>
+                <w:bCs w:val="false"/>
+                <w:sz w:val="19"/>
+                <w:szCs w:val="19"/>
+              </w:rPr>
+              <w:t xml:space="preserve">Ein Portalkunde – nur seinen eigenen Kundensatz</w:t>
+            </w:r>
+          </w:p>
+        </w:tc>
+        <w:tc>
+          <w:tcPr>
+            <w:tcW w:type="dxa" w:w="3826"/>
+            <w:tcBorders>
+              <w:top w:val="single" w:color="C9D1DA" w:sz="4"/>
+              <w:left w:val="single" w:color="C9D1DA" w:sz="4"/>
+              <w:bottom w:val="single" w:color="C9D1DA" w:sz="4"/>
+              <w:right w:val="single" w:color="C9D1DA" w:sz="4"/>
+            </w:tcBorders>
+            <w:tcMar>
+              <w:top w:type="dxa" w:w="80"/>
+              <w:left w:type="dxa" w:w="110"/>
+              <w:bottom w:type="dxa" w:w="80"/>
+              <w:right w:type="dxa" w:w="110"/>
+            </w:tcMar>
+          </w:tcPr>
+          <w:p>
+            <w:pPr>
+              <w:spacing w:after="0" w:line="260"/>
+            </w:pPr>
+            <w:r>
+              <w:rPr>
+                <w:b w:val="false"/>
+                <w:bCs w:val="false"/>
+                <w:sz w:val="19"/>
+                <w:szCs w:val="19"/>
+              </w:rPr>
+              <w:t xml:space="preserve">Name, Anschrift, Kontakt – keine Bonität, keine Bankdaten, keine Konditionen, keine Notizen</w:t>
+            </w:r>
+          </w:p>
+        </w:tc>
+      </w:tr>
+      <w:tr>
+        <w:trPr>
+          <w:cantSplit/>
+        </w:trPr>
+        <w:tc>
+          <w:tcPr>
+            <w:tcW w:type="dxa" w:w="2700"/>
+            <w:tcBorders>
+              <w:top w:val="single" w:color="C9D1DA" w:sz="4"/>
+              <w:left w:val="single" w:color="C9D1DA" w:sz="4"/>
+              <w:bottom w:val="single" w:color="C9D1DA" w:sz="4"/>
+              <w:right w:val="single" w:color="C9D1DA" w:sz="4"/>
+            </w:tcBorders>
+            <w:shd w:fill="F3F6F9" w:color="auto" w:val="clear"/>
+            <w:tcMar>
+              <w:top w:type="dxa" w:w="80"/>
+              <w:left w:type="dxa" w:w="110"/>
+              <w:bottom w:type="dxa" w:w="80"/>
+              <w:right w:type="dxa" w:w="110"/>
+            </w:tcMar>
+          </w:tcPr>
+          <w:p>
+            <w:pPr>
+              <w:spacing w:after="0" w:line="260"/>
+            </w:pPr>
+            <w:r>
+              <w:rPr>
+                <w:b w:val="false"/>
+                <w:bCs w:val="false"/>
+                <w:sz w:val="19"/>
+                <w:szCs w:val="19"/>
+              </w:rPr>
+              <w:t xml:space="preserve">employees_public</w:t>
+            </w:r>
+          </w:p>
+        </w:tc>
+        <w:tc>
+          <w:tcPr>
+            <w:tcW w:type="dxa" w:w="2500"/>
+            <w:tcBorders>
+              <w:top w:val="single" w:color="C9D1DA" w:sz="4"/>
+              <w:left w:val="single" w:color="C9D1DA" w:sz="4"/>
+              <w:bottom w:val="single" w:color="C9D1DA" w:sz="4"/>
+              <w:right w:val="single" w:color="C9D1DA" w:sz="4"/>
+            </w:tcBorders>
+            <w:shd w:fill="F3F6F9" w:color="auto" w:val="clear"/>
+            <w:tcMar>
+              <w:top w:type="dxa" w:w="80"/>
+              <w:left w:type="dxa" w:w="110"/>
+              <w:bottom w:type="dxa" w:w="80"/>
+              <w:right w:type="dxa" w:w="110"/>
+            </w:tcMar>
+          </w:tcPr>
+          <w:p>
+            <w:pPr>
+              <w:spacing w:after="0" w:line="260"/>
+            </w:pPr>
+            <w:r>
+              <w:rPr>
+                <w:b w:val="false"/>
+                <w:bCs w:val="false"/>
+                <w:sz w:val="19"/>
+                <w:szCs w:val="19"/>
+              </w:rPr>
+              <w:t xml:space="preserve">Mitarbeiter der eigenen Firma</w:t>
+            </w:r>
+          </w:p>
+        </w:tc>
+        <w:tc>
+          <w:tcPr>
+            <w:tcW w:type="dxa" w:w="3826"/>
+            <w:tcBorders>
+              <w:top w:val="single" w:color="C9D1DA" w:sz="4"/>
+              <w:left w:val="single" w:color="C9D1DA" w:sz="4"/>
+              <w:bottom w:val="single" w:color="C9D1DA" w:sz="4"/>
+              <w:right w:val="single" w:color="C9D1DA" w:sz="4"/>
+            </w:tcBorders>
+            <w:shd w:fill="F3F6F9" w:color="auto" w:val="clear"/>
+            <w:tcMar>
+              <w:top w:type="dxa" w:w="80"/>
+              <w:left w:type="dxa" w:w="110"/>
+              <w:bottom w:type="dxa" w:w="80"/>
+              <w:right w:type="dxa" w:w="110"/>
+            </w:tcMar>
+          </w:tcPr>
+          <w:p>
+            <w:pPr>
+              <w:spacing w:after="0" w:line="260"/>
+            </w:pPr>
+            <w:r>
+              <w:rPr>
+                <w:b w:val="false"/>
+                <w:bCs w:val="false"/>
+                <w:sz w:val="19"/>
+                <w:szCs w:val="19"/>
+              </w:rPr>
+              <w:t xml:space="preserve">Name, Abteilung, Position – kein Gehalt, keine Bankdaten, kein Geburtsdatum</w:t>
+            </w:r>
+          </w:p>
+        </w:tc>
+      </w:tr>
+      <w:tr>
+        <w:trPr>
+          <w:cantSplit/>
+        </w:trPr>
+        <w:tc>
+          <w:tcPr>
+            <w:tcW w:type="dxa" w:w="2700"/>
+            <w:tcBorders>
+              <w:top w:val="single" w:color="C9D1DA" w:sz="4"/>
+              <w:left w:val="single" w:color="C9D1DA" w:sz="4"/>
+              <w:bottom w:val="single" w:color="C9D1DA" w:sz="4"/>
+              <w:right w:val="single" w:color="C9D1DA" w:sz="4"/>
+            </w:tcBorders>
+            <w:tcMar>
+              <w:top w:type="dxa" w:w="80"/>
+              <w:left w:type="dxa" w:w="110"/>
+              <w:bottom w:type="dxa" w:w="80"/>
+              <w:right w:type="dxa" w:w="110"/>
+            </w:tcMar>
+          </w:tcPr>
+          <w:p>
+            <w:pPr>
+              <w:spacing w:after="0" w:line="260"/>
+            </w:pPr>
+            <w:r>
+              <w:rPr>
+                <w:b w:val="false"/>
+                <w:bCs w:val="false"/>
+                <w:sz w:val="19"/>
+                <w:szCs w:val="19"/>
+              </w:rPr>
+              <w:t xml:space="preserve">v_absences_calendar</w:t>
+            </w:r>
+          </w:p>
+        </w:tc>
+        <w:tc>
+          <w:tcPr>
+            <w:tcW w:type="dxa" w:w="2500"/>
+            <w:tcBorders>
+              <w:top w:val="single" w:color="C9D1DA" w:sz="4"/>
+              <w:left w:val="single" w:color="C9D1DA" w:sz="4"/>
+              <w:bottom w:val="single" w:color="C9D1DA" w:sz="4"/>
+              <w:right w:val="single" w:color="C9D1DA" w:sz="4"/>
+            </w:tcBorders>
+            <w:tcMar>
+              <w:top w:type="dxa" w:w="80"/>
+              <w:left w:type="dxa" w:w="110"/>
+              <w:bottom w:type="dxa" w:w="80"/>
+              <w:right w:type="dxa" w:w="110"/>
+            </w:tcMar>
+          </w:tcPr>
+          <w:p>
+            <w:pPr>
+              <w:spacing w:after="0" w:line="260"/>
+            </w:pPr>
+            <w:r>
+              <w:rPr>
+                <w:b w:val="false"/>
+                <w:bCs w:val="false"/>
+                <w:sz w:val="19"/>
+                <w:szCs w:val="19"/>
+              </w:rPr>
+              <w:t xml:space="preserve">Mitarbeiter der eigenen Firma</w:t>
+            </w:r>
+          </w:p>
+        </w:tc>
+        <w:tc>
+          <w:tcPr>
+            <w:tcW w:type="dxa" w:w="3826"/>
+            <w:tcBorders>
+              <w:top w:val="single" w:color="C9D1DA" w:sz="4"/>
+              <w:left w:val="single" w:color="C9D1DA" w:sz="4"/>
+              <w:bottom w:val="single" w:color="C9D1DA" w:sz="4"/>
+              <w:right w:val="single" w:color="C9D1DA" w:sz="4"/>
+            </w:tcBorders>
+            <w:tcMar>
+              <w:top w:type="dxa" w:w="80"/>
+              <w:left w:type="dxa" w:w="110"/>
+              <w:bottom w:type="dxa" w:w="80"/>
+              <w:right w:type="dxa" w:w="110"/>
+            </w:tcMar>
+          </w:tcPr>
+          <w:p>
+            <w:pPr>
+              <w:spacing w:after="0" w:line="260"/>
+            </w:pPr>
+            <w:r>
+              <w:rPr>
+                <w:b w:val="false"/>
+                <w:bCs w:val="false"/>
+                <w:sz w:val="19"/>
+                <w:szCs w:val="19"/>
+              </w:rPr>
+              <w:t xml:space="preserve">Wer wann abwesend ist – den Grund (z. B. Krankheit) sieht nur die Person selbst oder die Geschäftsleitung</w:t>
+            </w:r>
+          </w:p>
+        </w:tc>
+      </w:tr>
+      <w:tr>
+        <w:trPr>
+          <w:cantSplit/>
+        </w:trPr>
+        <w:tc>
+          <w:tcPr>
+            <w:tcW w:type="dxa" w:w="2700"/>
+            <w:tcBorders>
+              <w:top w:val="single" w:color="C9D1DA" w:sz="4"/>
+              <w:left w:val="single" w:color="C9D1DA" w:sz="4"/>
+              <w:bottom w:val="single" w:color="C9D1DA" w:sz="4"/>
+              <w:right w:val="single" w:color="C9D1DA" w:sz="4"/>
+            </w:tcBorders>
+            <w:shd w:fill="F3F6F9" w:color="auto" w:val="clear"/>
+            <w:tcMar>
+              <w:top w:type="dxa" w:w="80"/>
+              <w:left w:type="dxa" w:w="110"/>
+              <w:bottom w:type="dxa" w:w="80"/>
+              <w:right w:type="dxa" w:w="110"/>
+            </w:tcMar>
+          </w:tcPr>
+          <w:p>
+            <w:pPr>
+              <w:spacing w:after="0" w:line="260"/>
+            </w:pPr>
+            <w:r>
+              <w:rPr>
+                <w:b w:val="false"/>
+                <w:bCs w:val="false"/>
+                <w:sz w:val="19"/>
+                <w:szCs w:val="19"/>
+              </w:rPr>
+              <w:t xml:space="preserve">v_microsoft_tokens_status</w:t>
+            </w:r>
+          </w:p>
+        </w:tc>
+        <w:tc>
+          <w:tcPr>
+            <w:tcW w:type="dxa" w:w="2500"/>
+            <w:tcBorders>
+              <w:top w:val="single" w:color="C9D1DA" w:sz="4"/>
+              <w:left w:val="single" w:color="C9D1DA" w:sz="4"/>
+              <w:bottom w:val="single" w:color="C9D1DA" w:sz="4"/>
+              <w:right w:val="single" w:color="C9D1DA" w:sz="4"/>
+            </w:tcBorders>
+            <w:shd w:fill="F3F6F9" w:color="auto" w:val="clear"/>
+            <w:tcMar>
+              <w:top w:type="dxa" w:w="80"/>
+              <w:left w:type="dxa" w:w="110"/>
+              <w:bottom w:type="dxa" w:w="80"/>
+              <w:right w:type="dxa" w:w="110"/>
+            </w:tcMar>
+          </w:tcPr>
+          <w:p>
+            <w:pPr>
+              <w:spacing w:after="0" w:line="260"/>
+            </w:pPr>
+            <w:r>
+              <w:rPr>
+                <w:b w:val="false"/>
+                <w:bCs w:val="false"/>
+                <w:sz w:val="19"/>
+                <w:szCs w:val="19"/>
+              </w:rPr>
+              <w:t xml:space="preserve">Jeder nur seine eigene Verbindung; die Geschäftsleitung alle</w:t>
+            </w:r>
+          </w:p>
+        </w:tc>
+        <w:tc>
+          <w:tcPr>
+            <w:tcW w:type="dxa" w:w="3826"/>
+            <w:tcBorders>
+              <w:top w:val="single" w:color="C9D1DA" w:sz="4"/>
+              <w:left w:val="single" w:color="C9D1DA" w:sz="4"/>
+              <w:bottom w:val="single" w:color="C9D1DA" w:sz="4"/>
+              <w:right w:val="single" w:color="C9D1DA" w:sz="4"/>
+            </w:tcBorders>
+            <w:shd w:fill="F3F6F9" w:color="auto" w:val="clear"/>
+            <w:tcMar>
+              <w:top w:type="dxa" w:w="80"/>
+              <w:left w:type="dxa" w:w="110"/>
+              <w:bottom w:type="dxa" w:w="80"/>
+              <w:right w:type="dxa" w:w="110"/>
+            </w:tcMar>
+          </w:tcPr>
+          <w:p>
+            <w:pPr>
+              <w:spacing w:after="0" w:line="260"/>
+            </w:pPr>
+            <w:r>
+              <w:rPr>
+                <w:b w:val="false"/>
+                <w:bCs w:val="false"/>
+                <w:sz w:val="19"/>
+                <w:szCs w:val="19"/>
+              </w:rPr>
+              <w:t xml:space="preserve">Ob die Microsoft-Verbindung funktioniert – keine Zugangsschlüssel (Tokens)</w:t>
+            </w:r>
+          </w:p>
+        </w:tc>
+      </w:tr>
+    </w:tbl>
+    <w:p>
+      <w:pPr>
+        <w:spacing w:after="120"/>
+      </w:pPr>
+    </w:p>
+    <w:p>
+      <w:pPr>
+        <w:pStyle w:val="Heading2"/>
+      </w:pPr>
+      <w:r>
+        <w:t xml:space="preserve">Bewertung</w:t>
+      </w:r>
+    </w:p>
+    <w:p>
+      <w:pPr>
+        <w:spacing w:after="120" w:line="300"/>
+      </w:pPr>
+      <w:r>
+        <w:t xml:space="preserve">Was meldet Supabase? Normalerweise gilt in der Datenbank: Jeder Nutzer sieht nur die Zeilen, die er sehen darf. Diese Regeln heißen „Row Level Security“ (RLS). Eine Sicht mit Eigentümer-Rechten („Security Definer“) umgeht diese Regeln. Sie liest die Daten mit den Rechten des Datenbank-Eigentümers. Supabase warnt deshalb bei jeder solchen Sicht – ohne zu prüfen, ob die Sicht selbst aufpasst.</w:t>
+      </w:r>
+    </w:p>
+    <w:p>
+      <w:pPr>
+        <w:spacing w:after="120" w:line="300"/>
+      </w:pPr>
+      <w:r>
+        <w:t xml:space="preserve">Warum ist das hier kein Mangel? Diese acht Sichten wurden absichtlich so gebaut. Sie funktionieren wie ein Schaufenster: Hinter dem Glas liegen alle Daten, aber durch das Fenster sieht man nur einen genau festgelegten, kleinen Ausschnitt. Jede Sicht prüft selbst, wer fragt (eigene Firma, Rolle, eigener Kundensatz), und zeigt nur die Spalten, die für die Aufgabe nötig sind. Vertrauliche Felder wie Preise, Bankdaten, Bonität, Gehalt oder Krankheitsgründe sind gar nicht enthalten.</w:t>
+      </w:r>
+    </w:p>
+    <w:p>
+      <w:pPr>
+        <w:spacing w:after="120" w:line="300"/>
+      </w:pPr>
+      <w:r>
+        <w:t xml:space="preserve">Warum nicht einfach umstellen? Die Grundtabellen sind absichtlich streng. Die Werkstatt darf zum Beispiel die Artikeltabelle mit Preisen nicht lesen. Würde man die Sichten auf die normalen Regeln umstellen, wären sie für genau die Nutzer leer, für die sie gebaut wurden. Das Entwicklerteam hat das für jede Sicht und jede Rolle nachgemessen. Die Sicht ist hier also der sichere Ersatz für den direkten Tabellenzugriff – nicht die Lücke.</w:t>
+      </w:r>
+    </w:p>
+    <w:p>
+      <w:pPr>
+        <w:spacing w:after="120" w:line="300"/>
+      </w:pPr>
+      <w:r>
+        <w:t xml:space="preserve">Weitere Sicherungen: Nicht angemeldete Besucher können keine dieser Sichten lesen. Angemeldete Nutzer dürfen nur lesen, nicht ändern. Das Entwicklerteam hat nach unserer automatischen Prüfung vom 23.09.2026 weitere 29 Sichten auf die normalen Regeln umgestellt (Migration 11460). Übrig sind nur diese acht, jede mit schriftlicher Begründung im Code. Ein automatisches Prüfskript verhindert, dass neue Sichten ohne Begründung dazukommen.</w:t>
+      </w:r>
+    </w:p>
+    <w:p>
+      <w:pPr>
+        <w:pStyle w:val="Heading2"/>
+      </w:pPr>
+      <w:r>
+        <w:t xml:space="preserve">Empfehlung</w:t>
+      </w:r>
+    </w:p>
+    <w:p>
+      <w:pPr>
+        <w:pStyle w:val="ListParagraph"/>
+        <w:numPr>
+          <w:ilvl w:val="0"/>
+          <w:numId w:val="2"/>
+        </w:numPr>
+        <w:spacing w:after="60" w:line="290"/>
+      </w:pPr>
+      <w:r>
+        <w:rPr>
+          <w:b/>
+          <w:bCs/>
+        </w:rPr>
+        <w:t xml:space="preserve">Filter mit Tests absichern: </w:t>
+      </w:r>
+      <w:r>
+        <w:t xml:space="preserve">Der Schutz dieser Sichten hängt allein an ihrer eigenen Prüfung. Für jede Sicht einen automatischen Test anlegen, der mit einem Werkstatt- und einem Portal-Zugang prüft, dass nur die erlaubten Zeilen kommen. So fällt es sofort auf, wenn bei einer späteren Änderung ein Filter verloren geht.</w:t>
+      </w:r>
+    </w:p>
+    <w:p>
+      <w:pPr>
+        <w:pStyle w:val="ListParagraph"/>
+        <w:numPr>
+          <w:ilvl w:val="0"/>
+          <w:numId w:val="2"/>
+        </w:numPr>
+        <w:spacing w:after="60" w:line="290"/>
+      </w:pPr>
+      <w:r>
+        <w:rPr>
+          <w:b/>
+          <w:bCs/>
+        </w:rPr>
+        <w:t xml:space="preserve">Abwesenheitskalender: </w:t>
+      </w:r>
+      <w:r>
+        <w:t xml:space="preserve">Gelöschte Abwesenheiten werden noch angezeigt (für Geschäftsleitung und Buchhaltung). Die Sicht sollte gelöschte Einträge ausblenden.</w:t>
+      </w:r>
+    </w:p>
+    <w:p>
+      <w:pPr>
+        <w:pStyle w:val="ListParagraph"/>
+        <w:numPr>
+          <w:ilvl w:val="0"/>
+          <w:numId w:val="2"/>
+        </w:numPr>
+        <w:spacing w:after="60" w:line="290"/>
+      </w:pPr>
+      <w:r>
+        <w:rPr>
+          <w:b/>
+          <w:bCs/>
+        </w:rPr>
+        <w:t xml:space="preserve">Microsoft-Verbindung: </w:t>
+      </w:r>
+      <w:r>
+        <w:t xml:space="preserve">Das Feld mit der Fehlermeldung von Microsoft wird ungefiltert angezeigt. Prüfen, ob es interne Angaben enthalten kann, und es gegebenenfalls kürzen.</w:t>
+      </w:r>
+    </w:p>
+    <w:p>
+      <w:pPr>
+        <w:pStyle w:val="Heading2"/>
+      </w:pPr>
+      <w:r>
+        <w:t xml:space="preserve">Hinweise zur Umsetzung</w:t>
+      </w:r>
+    </w:p>
+    <w:p>
+      <w:pPr>
+        <w:pStyle w:val="ListParagraph"/>
+        <w:numPr>
+          <w:ilvl w:val="0"/>
+          <w:numId w:val="2"/>
+        </w:numPr>
+        <w:spacing w:after="60" w:line="290"/>
+      </w:pPr>
+      <w:r>
+        <w:t xml:space="preserve">Die acht Meldungen bleiben im Supabase Security Advisor rot. Das ist bei begründeten Ausnahmen normal und kein Zeichen für einen offenen Fehler. Wer sie entfernen möchte, müsste die Sichten durch Datenbankfunktionen ersetzen – das bringt hier keinen Sicherheitsgewinn und wird nicht empfohlen.</w:t>
+      </w:r>
+    </w:p>
+    <w:p>
+      <w:pPr>
+        <w:pStyle w:val="ListParagraph"/>
+        <w:numPr>
+          <w:ilvl w:val="0"/>
+          <w:numId w:val="2"/>
+        </w:numPr>
+        <w:spacing w:after="60" w:line="290"/>
+      </w:pPr>
+      <w:r>
+        <w:t xml:space="preserve">Nicht Teil dieses Prüfpunkts: Laut Code gibt es auf einigen Grundtabellen (z. B. Aufträge, Kunden) noch ältere Leseregeln, die einem Portalkunden mehr zeigen könnten als gewollt. Das betrifft nicht diese Sichten. Es wird erst wichtig, wenn der erste Portalzugang vergeben wird. Vorher sollte es geprüft werden.</w:t>
+      </w:r>
     </w:p>
     <w:sectPr>
       <w:headerReference w:type="default" r:id="rId7"/>

--- a/customerdoc/FERNAUPROD_Manuelle-Pruefungen.docx
+++ b/customerdoc/FERNAUPROD_Manuelle-Pruefungen.docx
@@ -1452,6 +1452,331 @@
           </w:p>
         </w:tc>
       </w:tr>
+      <w:tr>
+        <w:trPr>
+          <w:cantSplit/>
+        </w:trPr>
+        <w:tc>
+          <w:tcPr>
+            <w:tcW w:type="dxa" w:w="900"/>
+            <w:tcBorders>
+              <w:top w:val="single" w:color="C9D1DA" w:sz="4"/>
+              <w:left w:val="single" w:color="C9D1DA" w:sz="4"/>
+              <w:bottom w:val="single" w:color="C9D1DA" w:sz="4"/>
+              <w:right w:val="single" w:color="C9D1DA" w:sz="4"/>
+            </w:tcBorders>
+            <w:tcMar>
+              <w:top w:type="dxa" w:w="80"/>
+              <w:left w:type="dxa" w:w="110"/>
+              <w:bottom w:type="dxa" w:w="80"/>
+              <w:right w:type="dxa" w:w="110"/>
+            </w:tcMar>
+          </w:tcPr>
+          <w:p>
+            <w:pPr>
+              <w:spacing w:after="0" w:line="260"/>
+            </w:pPr>
+            <w:r>
+              <w:rPr>
+                <w:b w:val="false"/>
+                <w:bCs w:val="false"/>
+                <w:sz w:val="19"/>
+                <w:szCs w:val="19"/>
+              </w:rPr>
+              <w:t xml:space="preserve">M-05</w:t>
+            </w:r>
+          </w:p>
+        </w:tc>
+        <w:tc>
+          <w:tcPr>
+            <w:tcW w:type="dxa" w:w="3400"/>
+            <w:tcBorders>
+              <w:top w:val="single" w:color="C9D1DA" w:sz="4"/>
+              <w:left w:val="single" w:color="C9D1DA" w:sz="4"/>
+              <w:bottom w:val="single" w:color="C9D1DA" w:sz="4"/>
+              <w:right w:val="single" w:color="C9D1DA" w:sz="4"/>
+            </w:tcBorders>
+            <w:tcMar>
+              <w:top w:type="dxa" w:w="80"/>
+              <w:left w:type="dxa" w:w="110"/>
+              <w:bottom w:type="dxa" w:w="80"/>
+              <w:right w:type="dxa" w:w="110"/>
+            </w:tcMar>
+          </w:tcPr>
+          <w:p>
+            <w:pPr>
+              <w:spacing w:after="0" w:line="260"/>
+            </w:pPr>
+            <w:r>
+              <w:rPr>
+                <w:b w:val="false"/>
+                <w:bCs w:val="false"/>
+                <w:sz w:val="19"/>
+                <w:szCs w:val="19"/>
+              </w:rPr>
+              <w:t xml:space="preserve">Zeitplaner-Funktionen für alle Nutzer aufrufbar (Cron)</w:t>
+            </w:r>
+          </w:p>
+        </w:tc>
+        <w:tc>
+          <w:tcPr>
+            <w:tcW w:type="dxa" w:w="1300"/>
+            <w:tcBorders>
+              <w:top w:val="single" w:color="C9D1DA" w:sz="4"/>
+              <w:left w:val="single" w:color="C9D1DA" w:sz="4"/>
+              <w:bottom w:val="single" w:color="C9D1DA" w:sz="4"/>
+              <w:right w:val="single" w:color="C9D1DA" w:sz="4"/>
+            </w:tcBorders>
+            <w:tcMar>
+              <w:top w:type="dxa" w:w="80"/>
+              <w:left w:type="dxa" w:w="110"/>
+              <w:bottom w:type="dxa" w:w="80"/>
+              <w:right w:type="dxa" w:w="110"/>
+            </w:tcMar>
+          </w:tcPr>
+          <w:p>
+            <w:pPr>
+              <w:spacing w:after="0" w:line="260"/>
+            </w:pPr>
+            <w:r>
+              <w:rPr>
+                <w:b w:val="false"/>
+                <w:bCs w:val="false"/>
+                <w:sz w:val="19"/>
+                <w:szCs w:val="19"/>
+              </w:rPr>
+              <w:t xml:space="preserve">24.09.2026</w:t>
+            </w:r>
+          </w:p>
+        </w:tc>
+        <w:tc>
+          <w:tcPr>
+            <w:tcW w:type="dxa" w:w="2226"/>
+            <w:tcBorders>
+              <w:top w:val="single" w:color="C9D1DA" w:sz="4"/>
+              <w:left w:val="single" w:color="C9D1DA" w:sz="4"/>
+              <w:bottom w:val="single" w:color="C9D1DA" w:sz="4"/>
+              <w:right w:val="single" w:color="C9D1DA" w:sz="4"/>
+            </w:tcBorders>
+            <w:tcMar>
+              <w:top w:type="dxa" w:w="80"/>
+              <w:left w:type="dxa" w:w="110"/>
+              <w:bottom w:type="dxa" w:w="80"/>
+              <w:right w:type="dxa" w:w="110"/>
+            </w:tcMar>
+          </w:tcPr>
+          <w:p>
+            <w:pPr>
+              <w:spacing w:after="0" w:line="260"/>
+            </w:pPr>
+            <w:r>
+              <w:rPr>
+                <w:b w:val="false"/>
+                <w:bCs w:val="false"/>
+                <w:sz w:val="19"/>
+                <w:szCs w:val="19"/>
+              </w:rPr>
+              <w:t xml:space="preserve">Mangel – Kritisch</w:t>
+            </w:r>
+          </w:p>
+        </w:tc>
+        <w:tc>
+          <w:tcPr>
+            <w:tcW w:type="dxa" w:w="1200"/>
+            <w:tcBorders>
+              <w:top w:val="single" w:color="C9D1DA" w:sz="4"/>
+              <w:left w:val="single" w:color="C9D1DA" w:sz="4"/>
+              <w:bottom w:val="single" w:color="C9D1DA" w:sz="4"/>
+              <w:right w:val="single" w:color="C9D1DA" w:sz="4"/>
+            </w:tcBorders>
+            <w:tcMar>
+              <w:top w:type="dxa" w:w="80"/>
+              <w:left w:type="dxa" w:w="110"/>
+              <w:bottom w:type="dxa" w:w="80"/>
+              <w:right w:type="dxa" w:w="110"/>
+            </w:tcMar>
+          </w:tcPr>
+          <w:p>
+            <w:pPr>
+              <w:spacing w:after="0" w:line="260"/>
+            </w:pPr>
+            <w:r>
+              <w:rPr>
+                <w:b w:val="false"/>
+                <w:bCs w:val="false"/>
+                <w:sz w:val="19"/>
+                <w:szCs w:val="19"/>
+              </w:rPr>
+              <w:t xml:space="preserve">Behoben (nachgeprüft 24.09.2026)</w:t>
+            </w:r>
+          </w:p>
+        </w:tc>
+      </w:tr>
+      <w:tr>
+        <w:trPr>
+          <w:cantSplit/>
+        </w:trPr>
+        <w:tc>
+          <w:tcPr>
+            <w:tcW w:type="dxa" w:w="900"/>
+            <w:tcBorders>
+              <w:top w:val="single" w:color="C9D1DA" w:sz="4"/>
+              <w:left w:val="single" w:color="C9D1DA" w:sz="4"/>
+              <w:bottom w:val="single" w:color="C9D1DA" w:sz="4"/>
+              <w:right w:val="single" w:color="C9D1DA" w:sz="4"/>
+            </w:tcBorders>
+            <w:shd w:fill="F3F6F9" w:color="auto" w:val="clear"/>
+            <w:tcMar>
+              <w:top w:type="dxa" w:w="80"/>
+              <w:left w:type="dxa" w:w="110"/>
+              <w:bottom w:type="dxa" w:w="80"/>
+              <w:right w:type="dxa" w:w="110"/>
+            </w:tcMar>
+          </w:tcPr>
+          <w:p>
+            <w:pPr>
+              <w:spacing w:after="0" w:line="260"/>
+            </w:pPr>
+            <w:r>
+              <w:rPr>
+                <w:b w:val="false"/>
+                <w:bCs w:val="false"/>
+                <w:sz w:val="19"/>
+                <w:szCs w:val="19"/>
+              </w:rPr>
+              <w:t xml:space="preserve">M-06</w:t>
+            </w:r>
+          </w:p>
+        </w:tc>
+        <w:tc>
+          <w:tcPr>
+            <w:tcW w:type="dxa" w:w="3400"/>
+            <w:tcBorders>
+              <w:top w:val="single" w:color="C9D1DA" w:sz="4"/>
+              <w:left w:val="single" w:color="C9D1DA" w:sz="4"/>
+              <w:bottom w:val="single" w:color="C9D1DA" w:sz="4"/>
+              <w:right w:val="single" w:color="C9D1DA" w:sz="4"/>
+            </w:tcBorders>
+            <w:shd w:fill="F3F6F9" w:color="auto" w:val="clear"/>
+            <w:tcMar>
+              <w:top w:type="dxa" w:w="80"/>
+              <w:left w:type="dxa" w:w="110"/>
+              <w:bottom w:type="dxa" w:w="80"/>
+              <w:right w:type="dxa" w:w="110"/>
+            </w:tcMar>
+          </w:tcPr>
+          <w:p>
+            <w:pPr>
+              <w:spacing w:after="0" w:line="260"/>
+            </w:pPr>
+            <w:r>
+              <w:rPr>
+                <w:b w:val="false"/>
+                <w:bCs w:val="false"/>
+                <w:sz w:val="19"/>
+                <w:szCs w:val="19"/>
+              </w:rPr>
+              <w:t xml:space="preserve">Not-Aus der KI für alle Nutzer schaltbar</w:t>
+            </w:r>
+          </w:p>
+        </w:tc>
+        <w:tc>
+          <w:tcPr>
+            <w:tcW w:type="dxa" w:w="1300"/>
+            <w:tcBorders>
+              <w:top w:val="single" w:color="C9D1DA" w:sz="4"/>
+              <w:left w:val="single" w:color="C9D1DA" w:sz="4"/>
+              <w:bottom w:val="single" w:color="C9D1DA" w:sz="4"/>
+              <w:right w:val="single" w:color="C9D1DA" w:sz="4"/>
+            </w:tcBorders>
+            <w:shd w:fill="F3F6F9" w:color="auto" w:val="clear"/>
+            <w:tcMar>
+              <w:top w:type="dxa" w:w="80"/>
+              <w:left w:type="dxa" w:w="110"/>
+              <w:bottom w:type="dxa" w:w="80"/>
+              <w:right w:type="dxa" w:w="110"/>
+            </w:tcMar>
+          </w:tcPr>
+          <w:p>
+            <w:pPr>
+              <w:spacing w:after="0" w:line="260"/>
+            </w:pPr>
+            <w:r>
+              <w:rPr>
+                <w:b w:val="false"/>
+                <w:bCs w:val="false"/>
+                <w:sz w:val="19"/>
+                <w:szCs w:val="19"/>
+              </w:rPr>
+              <w:t xml:space="preserve">24.09.2026</w:t>
+            </w:r>
+          </w:p>
+        </w:tc>
+        <w:tc>
+          <w:tcPr>
+            <w:tcW w:type="dxa" w:w="2226"/>
+            <w:tcBorders>
+              <w:top w:val="single" w:color="C9D1DA" w:sz="4"/>
+              <w:left w:val="single" w:color="C9D1DA" w:sz="4"/>
+              <w:bottom w:val="single" w:color="C9D1DA" w:sz="4"/>
+              <w:right w:val="single" w:color="C9D1DA" w:sz="4"/>
+            </w:tcBorders>
+            <w:shd w:fill="F3F6F9" w:color="auto" w:val="clear"/>
+            <w:tcMar>
+              <w:top w:type="dxa" w:w="80"/>
+              <w:left w:type="dxa" w:w="110"/>
+              <w:bottom w:type="dxa" w:w="80"/>
+              <w:right w:type="dxa" w:w="110"/>
+            </w:tcMar>
+          </w:tcPr>
+          <w:p>
+            <w:pPr>
+              <w:spacing w:after="0" w:line="260"/>
+            </w:pPr>
+            <w:r>
+              <w:rPr>
+                <w:b w:val="false"/>
+                <w:bCs w:val="false"/>
+                <w:sz w:val="19"/>
+                <w:szCs w:val="19"/>
+              </w:rPr>
+              <w:t xml:space="preserve">Mangel – Hoch</w:t>
+            </w:r>
+          </w:p>
+        </w:tc>
+        <w:tc>
+          <w:tcPr>
+            <w:tcW w:type="dxa" w:w="1200"/>
+            <w:tcBorders>
+              <w:top w:val="single" w:color="C9D1DA" w:sz="4"/>
+              <w:left w:val="single" w:color="C9D1DA" w:sz="4"/>
+              <w:bottom w:val="single" w:color="C9D1DA" w:sz="4"/>
+              <w:right w:val="single" w:color="C9D1DA" w:sz="4"/>
+            </w:tcBorders>
+            <w:shd w:fill="F3F6F9" w:color="auto" w:val="clear"/>
+            <w:tcMar>
+              <w:top w:type="dxa" w:w="80"/>
+              <w:left w:type="dxa" w:w="110"/>
+              <w:bottom w:type="dxa" w:w="80"/>
+              <w:right w:type="dxa" w:w="110"/>
+            </w:tcMar>
+          </w:tcPr>
+          <w:p>
+            <w:pPr>
+              <w:spacing w:after="0" w:line="260"/>
+            </w:pPr>
+            <w:r>
+              <w:rPr>
+                <w:b w:val="false"/>
+                <w:bCs w:val="false"/>
+                <w:sz w:val="19"/>
+                <w:szCs w:val="19"/>
+              </w:rPr>
+              <w:t xml:space="preserve">Behoben (nachgeprüft 24.09.2026)</w:t>
+            </w:r>
+          </w:p>
+        </w:tc>
+      </w:tr>
     </w:tbl>
     <w:p>
       <w:pPr>
@@ -9356,6 +9681,2584 @@
       <w:r>
         <w:t xml:space="preserve">Nicht Teil dieses Prüfpunkts: Laut Code gibt es auf einigen Grundtabellen (z. B. Aufträge, Kunden) noch ältere Leseregeln, die einem Portalkunden mehr zeigen könnten als gewollt. Das betrifft nicht diese Sichten. Es wird erst wichtig, wenn der erste Portalzugang vergeben wird. Vorher sollte es geprüft werden.</w:t>
       </w:r>
+    </w:p>
+    <w:p>
+      <w:pPr>
+        <w:pStyle w:val="Heading1"/>
+      </w:pPr>
+      <w:r>
+        <w:t xml:space="preserve">M-05  Zeitplaner-Funktionen für alle Nutzer aufrufbar (Cron)</w:t>
+      </w:r>
+    </w:p>
+    <w:tbl>
+      <w:tblPr>
+        <w:tblW w:type="dxa" w:w="9026"/>
+        <w:tblBorders>
+          <w:top w:val="single" w:color="auto" w:sz="4"/>
+          <w:left w:val="single" w:color="auto" w:sz="4"/>
+          <w:bottom w:val="single" w:color="auto" w:sz="4"/>
+          <w:right w:val="single" w:color="auto" w:sz="4"/>
+          <w:insideH w:val="single" w:color="auto" w:sz="4"/>
+          <w:insideV w:val="single" w:color="auto" w:sz="4"/>
+        </w:tblBorders>
+      </w:tblPr>
+      <w:tblGrid>
+        <w:gridCol w:w="2600"/>
+        <w:gridCol w:w="6426"/>
+      </w:tblGrid>
+      <w:tr>
+        <w:trPr>
+          <w:tblHeader/>
+        </w:trPr>
+        <w:tc>
+          <w:tcPr>
+            <w:tcW w:type="dxa" w:w="2600"/>
+            <w:tcBorders>
+              <w:top w:val="single" w:color="C9D1DA" w:sz="4"/>
+              <w:left w:val="single" w:color="C9D1DA" w:sz="4"/>
+              <w:bottom w:val="single" w:color="C9D1DA" w:sz="4"/>
+              <w:right w:val="single" w:color="C9D1DA" w:sz="4"/>
+            </w:tcBorders>
+            <w:shd w:fill="1F3A5F" w:color="auto" w:val="clear"/>
+            <w:tcMar>
+              <w:top w:type="dxa" w:w="80"/>
+              <w:left w:type="dxa" w:w="110"/>
+              <w:bottom w:type="dxa" w:w="80"/>
+              <w:right w:type="dxa" w:w="110"/>
+            </w:tcMar>
+          </w:tcPr>
+          <w:p>
+            <w:pPr>
+              <w:spacing w:after="0" w:line="260"/>
+            </w:pPr>
+            <w:r>
+              <w:rPr>
+                <w:b/>
+                <w:bCs/>
+                <w:color w:val="FFFFFF"/>
+                <w:sz w:val="19"/>
+                <w:szCs w:val="19"/>
+              </w:rPr>
+              <w:t xml:space="preserve">Angabe</w:t>
+            </w:r>
+          </w:p>
+        </w:tc>
+        <w:tc>
+          <w:tcPr>
+            <w:tcW w:type="dxa" w:w="6426"/>
+            <w:tcBorders>
+              <w:top w:val="single" w:color="C9D1DA" w:sz="4"/>
+              <w:left w:val="single" w:color="C9D1DA" w:sz="4"/>
+              <w:bottom w:val="single" w:color="C9D1DA" w:sz="4"/>
+              <w:right w:val="single" w:color="C9D1DA" w:sz="4"/>
+            </w:tcBorders>
+            <w:shd w:fill="1F3A5F" w:color="auto" w:val="clear"/>
+            <w:tcMar>
+              <w:top w:type="dxa" w:w="80"/>
+              <w:left w:type="dxa" w:w="110"/>
+              <w:bottom w:type="dxa" w:w="80"/>
+              <w:right w:type="dxa" w:w="110"/>
+            </w:tcMar>
+          </w:tcPr>
+          <w:p>
+            <w:pPr>
+              <w:spacing w:after="0" w:line="260"/>
+            </w:pPr>
+            <w:r>
+              <w:rPr>
+                <w:b/>
+                <w:bCs/>
+                <w:color w:val="FFFFFF"/>
+                <w:sz w:val="19"/>
+                <w:szCs w:val="19"/>
+              </w:rPr>
+              <w:t xml:space="preserve">Wert</w:t>
+            </w:r>
+          </w:p>
+        </w:tc>
+      </w:tr>
+      <w:tr>
+        <w:trPr>
+          <w:cantSplit/>
+        </w:trPr>
+        <w:tc>
+          <w:tcPr>
+            <w:tcW w:type="dxa" w:w="2600"/>
+            <w:tcBorders>
+              <w:top w:val="single" w:color="C9D1DA" w:sz="4"/>
+              <w:left w:val="single" w:color="C9D1DA" w:sz="4"/>
+              <w:bottom w:val="single" w:color="C9D1DA" w:sz="4"/>
+              <w:right w:val="single" w:color="C9D1DA" w:sz="4"/>
+            </w:tcBorders>
+            <w:tcMar>
+              <w:top w:type="dxa" w:w="80"/>
+              <w:left w:type="dxa" w:w="110"/>
+              <w:bottom w:type="dxa" w:w="80"/>
+              <w:right w:type="dxa" w:w="110"/>
+            </w:tcMar>
+          </w:tcPr>
+          <w:p>
+            <w:pPr>
+              <w:spacing w:after="0" w:line="260"/>
+            </w:pPr>
+            <w:r>
+              <w:rPr>
+                <w:b w:val="false"/>
+                <w:bCs w:val="false"/>
+                <w:sz w:val="19"/>
+                <w:szCs w:val="19"/>
+              </w:rPr>
+              <w:t xml:space="preserve">Geprüft am</w:t>
+            </w:r>
+          </w:p>
+        </w:tc>
+        <w:tc>
+          <w:tcPr>
+            <w:tcW w:type="dxa" w:w="6426"/>
+            <w:tcBorders>
+              <w:top w:val="single" w:color="C9D1DA" w:sz="4"/>
+              <w:left w:val="single" w:color="C9D1DA" w:sz="4"/>
+              <w:bottom w:val="single" w:color="C9D1DA" w:sz="4"/>
+              <w:right w:val="single" w:color="C9D1DA" w:sz="4"/>
+            </w:tcBorders>
+            <w:tcMar>
+              <w:top w:type="dxa" w:w="80"/>
+              <w:left w:type="dxa" w:w="110"/>
+              <w:bottom w:type="dxa" w:w="80"/>
+              <w:right w:type="dxa" w:w="110"/>
+            </w:tcMar>
+          </w:tcPr>
+          <w:p>
+            <w:pPr>
+              <w:spacing w:after="0" w:line="260"/>
+            </w:pPr>
+            <w:r>
+              <w:rPr>
+                <w:b w:val="false"/>
+                <w:bCs w:val="false"/>
+                <w:sz w:val="19"/>
+                <w:szCs w:val="19"/>
+              </w:rPr>
+              <w:t xml:space="preserve">24.09.2026</w:t>
+            </w:r>
+          </w:p>
+        </w:tc>
+      </w:tr>
+      <w:tr>
+        <w:trPr>
+          <w:cantSplit/>
+        </w:trPr>
+        <w:tc>
+          <w:tcPr>
+            <w:tcW w:type="dxa" w:w="2600"/>
+            <w:tcBorders>
+              <w:top w:val="single" w:color="C9D1DA" w:sz="4"/>
+              <w:left w:val="single" w:color="C9D1DA" w:sz="4"/>
+              <w:bottom w:val="single" w:color="C9D1DA" w:sz="4"/>
+              <w:right w:val="single" w:color="C9D1DA" w:sz="4"/>
+            </w:tcBorders>
+            <w:shd w:fill="F3F6F9" w:color="auto" w:val="clear"/>
+            <w:tcMar>
+              <w:top w:type="dxa" w:w="80"/>
+              <w:left w:type="dxa" w:w="110"/>
+              <w:bottom w:type="dxa" w:w="80"/>
+              <w:right w:type="dxa" w:w="110"/>
+            </w:tcMar>
+          </w:tcPr>
+          <w:p>
+            <w:pPr>
+              <w:spacing w:after="0" w:line="260"/>
+            </w:pPr>
+            <w:r>
+              <w:rPr>
+                <w:b w:val="false"/>
+                <w:bCs w:val="false"/>
+                <w:sz w:val="19"/>
+                <w:szCs w:val="19"/>
+              </w:rPr>
+              <w:t xml:space="preserve">Ort</w:t>
+            </w:r>
+          </w:p>
+        </w:tc>
+        <w:tc>
+          <w:tcPr>
+            <w:tcW w:type="dxa" w:w="6426"/>
+            <w:tcBorders>
+              <w:top w:val="single" w:color="C9D1DA" w:sz="4"/>
+              <w:left w:val="single" w:color="C9D1DA" w:sz="4"/>
+              <w:bottom w:val="single" w:color="C9D1DA" w:sz="4"/>
+              <w:right w:val="single" w:color="C9D1DA" w:sz="4"/>
+            </w:tcBorders>
+            <w:shd w:fill="F3F6F9" w:color="auto" w:val="clear"/>
+            <w:tcMar>
+              <w:top w:type="dxa" w:w="80"/>
+              <w:left w:type="dxa" w:w="110"/>
+              <w:bottom w:type="dxa" w:w="80"/>
+              <w:right w:type="dxa" w:w="110"/>
+            </w:tcMar>
+          </w:tcPr>
+          <w:p>
+            <w:pPr>
+              <w:spacing w:after="0" w:line="260"/>
+            </w:pPr>
+            <w:r>
+              <w:rPr>
+                <w:b w:val="false"/>
+                <w:bCs w:val="false"/>
+                <w:sz w:val="19"/>
+                <w:szCs w:val="19"/>
+              </w:rPr>
+              <w:t xml:space="preserve">Katalog-Snapshot der Produktivdatenbank (Ausführungsrechte); Quellcode der Datenbank (Migrationen 2495 und 2605)</w:t>
+            </w:r>
+          </w:p>
+        </w:tc>
+      </w:tr>
+      <w:tr>
+        <w:trPr>
+          <w:cantSplit/>
+        </w:trPr>
+        <w:tc>
+          <w:tcPr>
+            <w:tcW w:type="dxa" w:w="2600"/>
+            <w:tcBorders>
+              <w:top w:val="single" w:color="C9D1DA" w:sz="4"/>
+              <w:left w:val="single" w:color="C9D1DA" w:sz="4"/>
+              <w:bottom w:val="single" w:color="C9D1DA" w:sz="4"/>
+              <w:right w:val="single" w:color="C9D1DA" w:sz="4"/>
+            </w:tcBorders>
+            <w:tcMar>
+              <w:top w:type="dxa" w:w="80"/>
+              <w:left w:type="dxa" w:w="110"/>
+              <w:bottom w:type="dxa" w:w="80"/>
+              <w:right w:type="dxa" w:w="110"/>
+            </w:tcMar>
+          </w:tcPr>
+          <w:p>
+            <w:pPr>
+              <w:spacing w:after="0" w:line="260"/>
+            </w:pPr>
+            <w:r>
+              <w:rPr>
+                <w:b w:val="false"/>
+                <w:bCs w:val="false"/>
+                <w:sz w:val="19"/>
+                <w:szCs w:val="19"/>
+              </w:rPr>
+              <w:t xml:space="preserve">Nachweis</w:t>
+            </w:r>
+          </w:p>
+        </w:tc>
+        <w:tc>
+          <w:tcPr>
+            <w:tcW w:type="dxa" w:w="6426"/>
+            <w:tcBorders>
+              <w:top w:val="single" w:color="C9D1DA" w:sz="4"/>
+              <w:left w:val="single" w:color="C9D1DA" w:sz="4"/>
+              <w:bottom w:val="single" w:color="C9D1DA" w:sz="4"/>
+              <w:right w:val="single" w:color="C9D1DA" w:sz="4"/>
+            </w:tcBorders>
+            <w:tcMar>
+              <w:top w:type="dxa" w:w="80"/>
+              <w:left w:type="dxa" w:w="110"/>
+              <w:bottom w:type="dxa" w:w="80"/>
+              <w:right w:type="dxa" w:w="110"/>
+            </w:tcMar>
+          </w:tcPr>
+          <w:p>
+            <w:pPr>
+              <w:spacing w:after="0" w:line="260"/>
+            </w:pPr>
+            <w:r>
+              <w:rPr>
+                <w:b w:val="false"/>
+                <w:bCs w:val="false"/>
+                <w:sz w:val="19"/>
+                <w:szCs w:val="19"/>
+              </w:rPr>
+              <w:t xml:space="preserve">Katalog-Snapshot: Ausführungsrecht für „authenticated“; Code-Review der Funktionsrümpfe. Nachprüfung nach Behebung am 24.09.2026, 15:01 Uhr: Aufruf per REST mit angemeldetem Nutzer in der Produktivumgebung.</w:t>
+            </w:r>
+          </w:p>
+        </w:tc>
+      </w:tr>
+      <w:tr>
+        <w:trPr>
+          <w:cantSplit/>
+        </w:trPr>
+        <w:tc>
+          <w:tcPr>
+            <w:tcW w:type="dxa" w:w="2600"/>
+            <w:tcBorders>
+              <w:top w:val="single" w:color="C9D1DA" w:sz="4"/>
+              <w:left w:val="single" w:color="C9D1DA" w:sz="4"/>
+              <w:bottom w:val="single" w:color="C9D1DA" w:sz="4"/>
+              <w:right w:val="single" w:color="C9D1DA" w:sz="4"/>
+            </w:tcBorders>
+            <w:shd w:fill="F3F6F9" w:color="auto" w:val="clear"/>
+            <w:tcMar>
+              <w:top w:type="dxa" w:w="80"/>
+              <w:left w:type="dxa" w:w="110"/>
+              <w:bottom w:type="dxa" w:w="80"/>
+              <w:right w:type="dxa" w:w="110"/>
+            </w:tcMar>
+          </w:tcPr>
+          <w:p>
+            <w:pPr>
+              <w:spacing w:after="0" w:line="260"/>
+            </w:pPr>
+            <w:r>
+              <w:rPr>
+                <w:b w:val="false"/>
+                <w:bCs w:val="false"/>
+                <w:sz w:val="19"/>
+                <w:szCs w:val="19"/>
+              </w:rPr>
+              <w:t xml:space="preserve">Ergebnis</w:t>
+            </w:r>
+          </w:p>
+        </w:tc>
+        <w:tc>
+          <w:tcPr>
+            <w:tcW w:type="dxa" w:w="6426"/>
+            <w:tcBorders>
+              <w:top w:val="single" w:color="C9D1DA" w:sz="4"/>
+              <w:left w:val="single" w:color="C9D1DA" w:sz="4"/>
+              <w:bottom w:val="single" w:color="C9D1DA" w:sz="4"/>
+              <w:right w:val="single" w:color="C9D1DA" w:sz="4"/>
+            </w:tcBorders>
+            <w:shd w:fill="F3F6F9" w:color="auto" w:val="clear"/>
+            <w:tcMar>
+              <w:top w:type="dxa" w:w="80"/>
+              <w:left w:type="dxa" w:w="110"/>
+              <w:bottom w:type="dxa" w:w="80"/>
+              <w:right w:type="dxa" w:w="110"/>
+            </w:tcMar>
+          </w:tcPr>
+          <w:p>
+            <w:pPr>
+              <w:spacing w:after="0" w:line="260"/>
+            </w:pPr>
+            <w:r>
+              <w:rPr>
+                <w:b w:val="false"/>
+                <w:bCs w:val="false"/>
+                <w:sz w:val="19"/>
+                <w:szCs w:val="19"/>
+              </w:rPr>
+              <w:t xml:space="preserve">Mangel – Kritisch</w:t>
+            </w:r>
+          </w:p>
+        </w:tc>
+      </w:tr>
+      <w:tr>
+        <w:trPr>
+          <w:cantSplit/>
+        </w:trPr>
+        <w:tc>
+          <w:tcPr>
+            <w:tcW w:type="dxa" w:w="2600"/>
+            <w:tcBorders>
+              <w:top w:val="single" w:color="C9D1DA" w:sz="4"/>
+              <w:left w:val="single" w:color="C9D1DA" w:sz="4"/>
+              <w:bottom w:val="single" w:color="C9D1DA" w:sz="4"/>
+              <w:right w:val="single" w:color="C9D1DA" w:sz="4"/>
+            </w:tcBorders>
+            <w:tcMar>
+              <w:top w:type="dxa" w:w="80"/>
+              <w:left w:type="dxa" w:w="110"/>
+              <w:bottom w:type="dxa" w:w="80"/>
+              <w:right w:type="dxa" w:w="110"/>
+            </w:tcMar>
+          </w:tcPr>
+          <w:p>
+            <w:pPr>
+              <w:spacing w:after="0" w:line="260"/>
+            </w:pPr>
+            <w:r>
+              <w:rPr>
+                <w:b w:val="false"/>
+                <w:bCs w:val="false"/>
+                <w:sz w:val="19"/>
+                <w:szCs w:val="19"/>
+              </w:rPr>
+              <w:t xml:space="preserve">Status</w:t>
+            </w:r>
+          </w:p>
+        </w:tc>
+        <w:tc>
+          <w:tcPr>
+            <w:tcW w:type="dxa" w:w="6426"/>
+            <w:tcBorders>
+              <w:top w:val="single" w:color="C9D1DA" w:sz="4"/>
+              <w:left w:val="single" w:color="C9D1DA" w:sz="4"/>
+              <w:bottom w:val="single" w:color="C9D1DA" w:sz="4"/>
+              <w:right w:val="single" w:color="C9D1DA" w:sz="4"/>
+            </w:tcBorders>
+            <w:tcMar>
+              <w:top w:type="dxa" w:w="80"/>
+              <w:left w:type="dxa" w:w="110"/>
+              <w:bottom w:type="dxa" w:w="80"/>
+              <w:right w:type="dxa" w:w="110"/>
+            </w:tcMar>
+          </w:tcPr>
+          <w:p>
+            <w:pPr>
+              <w:spacing w:after="0" w:line="260"/>
+            </w:pPr>
+            <w:r>
+              <w:rPr>
+                <w:b w:val="false"/>
+                <w:bCs w:val="false"/>
+                <w:sz w:val="19"/>
+                <w:szCs w:val="19"/>
+              </w:rPr>
+              <w:t xml:space="preserve">Behoben (nachgeprüft 24.09.2026)</w:t>
+            </w:r>
+          </w:p>
+        </w:tc>
+      </w:tr>
+    </w:tbl>
+    <w:p>
+      <w:pPr>
+        <w:spacing w:after="120"/>
+      </w:pPr>
+    </w:p>
+    <w:p>
+      <w:pPr>
+        <w:pStyle w:val="Heading2"/>
+      </w:pPr>
+      <w:r>
+        <w:t xml:space="preserve">Anlass</w:t>
+      </w:r>
+    </w:p>
+    <w:p>
+      <w:pPr>
+        <w:spacing w:after="120" w:line="300"/>
+      </w:pPr>
+      <w:r>
+        <w:t xml:space="preserve">Die automatische Prüfung meldete zwei Datenbankfunktionen, mit denen man Aufgaben für den Zeitplaner der Datenbank (pg_cron) anlegt. Der Zeitplaner führt Aufgaben regelmäßig selbst aus, zum Beispiel „jeden Morgen Mahnungen prüfen“. Wir haben geprüft, wer diese Funktionen aufrufen darf und was sie tun.</w:t>
+      </w:r>
+    </w:p>
+    <w:p>
+      <w:pPr>
+        <w:pStyle w:val="Heading2"/>
+      </w:pPr>
+      <w:r>
+        <w:t xml:space="preserve">Ist-Zustand</w:t>
+      </w:r>
+    </w:p>
+    <w:tbl>
+      <w:tblPr>
+        <w:tblW w:type="dxa" w:w="9026"/>
+        <w:tblBorders>
+          <w:top w:val="single" w:color="auto" w:sz="4"/>
+          <w:left w:val="single" w:color="auto" w:sz="4"/>
+          <w:bottom w:val="single" w:color="auto" w:sz="4"/>
+          <w:right w:val="single" w:color="auto" w:sz="4"/>
+          <w:insideH w:val="single" w:color="auto" w:sz="4"/>
+          <w:insideV w:val="single" w:color="auto" w:sz="4"/>
+        </w:tblBorders>
+      </w:tblPr>
+      <w:tblGrid>
+        <w:gridCol w:w="2700"/>
+        <w:gridCol w:w="2500"/>
+        <w:gridCol w:w="3826"/>
+      </w:tblGrid>
+      <w:tr>
+        <w:trPr>
+          <w:tblHeader/>
+        </w:trPr>
+        <w:tc>
+          <w:tcPr>
+            <w:tcW w:type="dxa" w:w="2700"/>
+            <w:tcBorders>
+              <w:top w:val="single" w:color="C9D1DA" w:sz="4"/>
+              <w:left w:val="single" w:color="C9D1DA" w:sz="4"/>
+              <w:bottom w:val="single" w:color="C9D1DA" w:sz="4"/>
+              <w:right w:val="single" w:color="C9D1DA" w:sz="4"/>
+            </w:tcBorders>
+            <w:shd w:fill="1F3A5F" w:color="auto" w:val="clear"/>
+            <w:tcMar>
+              <w:top w:type="dxa" w:w="80"/>
+              <w:left w:type="dxa" w:w="110"/>
+              <w:bottom w:type="dxa" w:w="80"/>
+              <w:right w:type="dxa" w:w="110"/>
+            </w:tcMar>
+          </w:tcPr>
+          <w:p>
+            <w:pPr>
+              <w:spacing w:after="0" w:line="260"/>
+            </w:pPr>
+            <w:r>
+              <w:rPr>
+                <w:b/>
+                <w:bCs/>
+                <w:color w:val="FFFFFF"/>
+                <w:sz w:val="19"/>
+                <w:szCs w:val="19"/>
+              </w:rPr>
+              <w:t xml:space="preserve">Funktion</w:t>
+            </w:r>
+          </w:p>
+        </w:tc>
+        <w:tc>
+          <w:tcPr>
+            <w:tcW w:type="dxa" w:w="2500"/>
+            <w:tcBorders>
+              <w:top w:val="single" w:color="C9D1DA" w:sz="4"/>
+              <w:left w:val="single" w:color="C9D1DA" w:sz="4"/>
+              <w:bottom w:val="single" w:color="C9D1DA" w:sz="4"/>
+              <w:right w:val="single" w:color="C9D1DA" w:sz="4"/>
+            </w:tcBorders>
+            <w:shd w:fill="1F3A5F" w:color="auto" w:val="clear"/>
+            <w:tcMar>
+              <w:top w:type="dxa" w:w="80"/>
+              <w:left w:type="dxa" w:w="110"/>
+              <w:bottom w:type="dxa" w:w="80"/>
+              <w:right w:type="dxa" w:w="110"/>
+            </w:tcMar>
+          </w:tcPr>
+          <w:p>
+            <w:pPr>
+              <w:spacing w:after="0" w:line="260"/>
+            </w:pPr>
+            <w:r>
+              <w:rPr>
+                <w:b/>
+                <w:bCs/>
+                <w:color w:val="FFFFFF"/>
+                <w:sz w:val="19"/>
+                <w:szCs w:val="19"/>
+              </w:rPr>
+              <w:t xml:space="preserve">Wer darf sie aufrufen?</w:t>
+            </w:r>
+          </w:p>
+        </w:tc>
+        <w:tc>
+          <w:tcPr>
+            <w:tcW w:type="dxa" w:w="3826"/>
+            <w:tcBorders>
+              <w:top w:val="single" w:color="C9D1DA" w:sz="4"/>
+              <w:left w:val="single" w:color="C9D1DA" w:sz="4"/>
+              <w:bottom w:val="single" w:color="C9D1DA" w:sz="4"/>
+              <w:right w:val="single" w:color="C9D1DA" w:sz="4"/>
+            </w:tcBorders>
+            <w:shd w:fill="1F3A5F" w:color="auto" w:val="clear"/>
+            <w:tcMar>
+              <w:top w:type="dxa" w:w="80"/>
+              <w:left w:type="dxa" w:w="110"/>
+              <w:bottom w:type="dxa" w:w="80"/>
+              <w:right w:type="dxa" w:w="110"/>
+            </w:tcMar>
+          </w:tcPr>
+          <w:p>
+            <w:pPr>
+              <w:spacing w:after="0" w:line="260"/>
+            </w:pPr>
+            <w:r>
+              <w:rPr>
+                <w:b/>
+                <w:bCs/>
+                <w:color w:val="FFFFFF"/>
+                <w:sz w:val="19"/>
+                <w:szCs w:val="19"/>
+              </w:rPr>
+              <w:t xml:space="preserve">Was kann man damit tun?</w:t>
+            </w:r>
+          </w:p>
+        </w:tc>
+      </w:tr>
+      <w:tr>
+        <w:trPr>
+          <w:cantSplit/>
+        </w:trPr>
+        <w:tc>
+          <w:tcPr>
+            <w:tcW w:type="dxa" w:w="2700"/>
+            <w:tcBorders>
+              <w:top w:val="single" w:color="C9D1DA" w:sz="4"/>
+              <w:left w:val="single" w:color="C9D1DA" w:sz="4"/>
+              <w:bottom w:val="single" w:color="C9D1DA" w:sz="4"/>
+              <w:right w:val="single" w:color="C9D1DA" w:sz="4"/>
+            </w:tcBorders>
+            <w:tcMar>
+              <w:top w:type="dxa" w:w="80"/>
+              <w:left w:type="dxa" w:w="110"/>
+              <w:bottom w:type="dxa" w:w="80"/>
+              <w:right w:type="dxa" w:w="110"/>
+            </w:tcMar>
+          </w:tcPr>
+          <w:p>
+            <w:pPr>
+              <w:spacing w:after="0" w:line="260"/>
+            </w:pPr>
+            <w:r>
+              <w:rPr>
+                <w:b w:val="false"/>
+                <w:bCs w:val="false"/>
+                <w:sz w:val="19"/>
+                <w:szCs w:val="19"/>
+              </w:rPr>
+              <w:t xml:space="preserve">safe_schedule_cron</w:t>
+            </w:r>
+          </w:p>
+        </w:tc>
+        <w:tc>
+          <w:tcPr>
+            <w:tcW w:type="dxa" w:w="2500"/>
+            <w:tcBorders>
+              <w:top w:val="single" w:color="C9D1DA" w:sz="4"/>
+              <w:left w:val="single" w:color="C9D1DA" w:sz="4"/>
+              <w:bottom w:val="single" w:color="C9D1DA" w:sz="4"/>
+              <w:right w:val="single" w:color="C9D1DA" w:sz="4"/>
+            </w:tcBorders>
+            <w:tcMar>
+              <w:top w:type="dxa" w:w="80"/>
+              <w:left w:type="dxa" w:w="110"/>
+              <w:bottom w:type="dxa" w:w="80"/>
+              <w:right w:type="dxa" w:w="110"/>
+            </w:tcMar>
+          </w:tcPr>
+          <w:p>
+            <w:pPr>
+              <w:spacing w:after="0" w:line="260"/>
+            </w:pPr>
+            <w:r>
+              <w:rPr>
+                <w:b w:val="false"/>
+                <w:bCs w:val="false"/>
+                <w:sz w:val="19"/>
+                <w:szCs w:val="19"/>
+              </w:rPr>
+              <w:t xml:space="preserve">Jeder angemeldete Nutzer (auch Werkstatt)</w:t>
+            </w:r>
+          </w:p>
+        </w:tc>
+        <w:tc>
+          <w:tcPr>
+            <w:tcW w:type="dxa" w:w="3826"/>
+            <w:tcBorders>
+              <w:top w:val="single" w:color="C9D1DA" w:sz="4"/>
+              <w:left w:val="single" w:color="C9D1DA" w:sz="4"/>
+              <w:bottom w:val="single" w:color="C9D1DA" w:sz="4"/>
+              <w:right w:val="single" w:color="C9D1DA" w:sz="4"/>
+            </w:tcBorders>
+            <w:tcMar>
+              <w:top w:type="dxa" w:w="80"/>
+              <w:left w:type="dxa" w:w="110"/>
+              <w:bottom w:type="dxa" w:w="80"/>
+              <w:right w:type="dxa" w:w="110"/>
+            </w:tcMar>
+          </w:tcPr>
+          <w:p>
+            <w:pPr>
+              <w:spacing w:after="0" w:line="260"/>
+            </w:pPr>
+            <w:r>
+              <w:rPr>
+                <w:b w:val="false"/>
+                <w:bCs w:val="false"/>
+                <w:sz w:val="19"/>
+                <w:szCs w:val="19"/>
+              </w:rPr>
+              <w:t xml:space="preserve">Eine Aufgabe mit beliebigem Datenbankbefehl anlegen, die mit Administratorrechten läuft; eine bestehende Aufgabe gleichen Namens wird ersetzt</w:t>
+            </w:r>
+          </w:p>
+        </w:tc>
+      </w:tr>
+      <w:tr>
+        <w:trPr>
+          <w:cantSplit/>
+        </w:trPr>
+        <w:tc>
+          <w:tcPr>
+            <w:tcW w:type="dxa" w:w="2700"/>
+            <w:tcBorders>
+              <w:top w:val="single" w:color="C9D1DA" w:sz="4"/>
+              <w:left w:val="single" w:color="C9D1DA" w:sz="4"/>
+              <w:bottom w:val="single" w:color="C9D1DA" w:sz="4"/>
+              <w:right w:val="single" w:color="C9D1DA" w:sz="4"/>
+            </w:tcBorders>
+            <w:shd w:fill="F3F6F9" w:color="auto" w:val="clear"/>
+            <w:tcMar>
+              <w:top w:type="dxa" w:w="80"/>
+              <w:left w:type="dxa" w:w="110"/>
+              <w:bottom w:type="dxa" w:w="80"/>
+              <w:right w:type="dxa" w:w="110"/>
+            </w:tcMar>
+          </w:tcPr>
+          <w:p>
+            <w:pPr>
+              <w:spacing w:after="0" w:line="260"/>
+            </w:pPr>
+            <w:r>
+              <w:rPr>
+                <w:b w:val="false"/>
+                <w:bCs w:val="false"/>
+                <w:sz w:val="19"/>
+                <w:szCs w:val="19"/>
+              </w:rPr>
+              <w:t xml:space="preserve">register_cron_job</w:t>
+            </w:r>
+          </w:p>
+        </w:tc>
+        <w:tc>
+          <w:tcPr>
+            <w:tcW w:type="dxa" w:w="2500"/>
+            <w:tcBorders>
+              <w:top w:val="single" w:color="C9D1DA" w:sz="4"/>
+              <w:left w:val="single" w:color="C9D1DA" w:sz="4"/>
+              <w:bottom w:val="single" w:color="C9D1DA" w:sz="4"/>
+              <w:right w:val="single" w:color="C9D1DA" w:sz="4"/>
+            </w:tcBorders>
+            <w:shd w:fill="F3F6F9" w:color="auto" w:val="clear"/>
+            <w:tcMar>
+              <w:top w:type="dxa" w:w="80"/>
+              <w:left w:type="dxa" w:w="110"/>
+              <w:bottom w:type="dxa" w:w="80"/>
+              <w:right w:type="dxa" w:w="110"/>
+            </w:tcMar>
+          </w:tcPr>
+          <w:p>
+            <w:pPr>
+              <w:spacing w:after="0" w:line="260"/>
+            </w:pPr>
+            <w:r>
+              <w:rPr>
+                <w:b w:val="false"/>
+                <w:bCs w:val="false"/>
+                <w:sz w:val="19"/>
+                <w:szCs w:val="19"/>
+              </w:rPr>
+              <w:t xml:space="preserve">Jeder angemeldete Nutzer (auch Werkstatt)</w:t>
+            </w:r>
+          </w:p>
+        </w:tc>
+        <w:tc>
+          <w:tcPr>
+            <w:tcW w:type="dxa" w:w="3826"/>
+            <w:tcBorders>
+              <w:top w:val="single" w:color="C9D1DA" w:sz="4"/>
+              <w:left w:val="single" w:color="C9D1DA" w:sz="4"/>
+              <w:bottom w:val="single" w:color="C9D1DA" w:sz="4"/>
+              <w:right w:val="single" w:color="C9D1DA" w:sz="4"/>
+            </w:tcBorders>
+            <w:shd w:fill="F3F6F9" w:color="auto" w:val="clear"/>
+            <w:tcMar>
+              <w:top w:type="dxa" w:w="80"/>
+              <w:left w:type="dxa" w:w="110"/>
+              <w:bottom w:type="dxa" w:w="80"/>
+              <w:right w:type="dxa" w:w="110"/>
+            </w:tcMar>
+          </w:tcPr>
+          <w:p>
+            <w:pPr>
+              <w:spacing w:after="0" w:line="260"/>
+            </w:pPr>
+            <w:r>
+              <w:rPr>
+                <w:b w:val="false"/>
+                <w:bCs w:val="false"/>
+                <w:sz w:val="19"/>
+                <w:szCs w:val="19"/>
+              </w:rPr>
+              <w:t xml:space="preserve">Wie oben, zusätzlich Eintrag in eine interne Liste</w:t>
+            </w:r>
+          </w:p>
+        </w:tc>
+      </w:tr>
+      <w:tr>
+        <w:trPr>
+          <w:cantSplit/>
+        </w:trPr>
+        <w:tc>
+          <w:tcPr>
+            <w:tcW w:type="dxa" w:w="2700"/>
+            <w:tcBorders>
+              <w:top w:val="single" w:color="C9D1DA" w:sz="4"/>
+              <w:left w:val="single" w:color="C9D1DA" w:sz="4"/>
+              <w:bottom w:val="single" w:color="C9D1DA" w:sz="4"/>
+              <w:right w:val="single" w:color="C9D1DA" w:sz="4"/>
+            </w:tcBorders>
+            <w:tcMar>
+              <w:top w:type="dxa" w:w="80"/>
+              <w:left w:type="dxa" w:w="110"/>
+              <w:bottom w:type="dxa" w:w="80"/>
+              <w:right w:type="dxa" w:w="110"/>
+            </w:tcMar>
+          </w:tcPr>
+          <w:p>
+            <w:pPr>
+              <w:spacing w:after="0" w:line="260"/>
+            </w:pPr>
+            <w:r>
+              <w:rPr>
+                <w:b w:val="false"/>
+                <w:bCs w:val="false"/>
+                <w:sz w:val="19"/>
+                <w:szCs w:val="19"/>
+              </w:rPr>
+              <w:t xml:space="preserve">Nicht angemeldete Besucher</w:t>
+            </w:r>
+          </w:p>
+        </w:tc>
+        <w:tc>
+          <w:tcPr>
+            <w:tcW w:type="dxa" w:w="2500"/>
+            <w:tcBorders>
+              <w:top w:val="single" w:color="C9D1DA" w:sz="4"/>
+              <w:left w:val="single" w:color="C9D1DA" w:sz="4"/>
+              <w:bottom w:val="single" w:color="C9D1DA" w:sz="4"/>
+              <w:right w:val="single" w:color="C9D1DA" w:sz="4"/>
+            </w:tcBorders>
+            <w:tcMar>
+              <w:top w:type="dxa" w:w="80"/>
+              <w:left w:type="dxa" w:w="110"/>
+              <w:bottom w:type="dxa" w:w="80"/>
+              <w:right w:type="dxa" w:w="110"/>
+            </w:tcMar>
+          </w:tcPr>
+          <w:p>
+            <w:pPr>
+              <w:spacing w:after="0" w:line="260"/>
+            </w:pPr>
+            <w:r>
+              <w:rPr>
+                <w:b w:val="false"/>
+                <w:bCs w:val="false"/>
+                <w:sz w:val="19"/>
+                <w:szCs w:val="19"/>
+              </w:rPr>
+              <w:t xml:space="preserve">Kein Zugriff</w:t>
+            </w:r>
+          </w:p>
+        </w:tc>
+        <w:tc>
+          <w:tcPr>
+            <w:tcW w:type="dxa" w:w="3826"/>
+            <w:tcBorders>
+              <w:top w:val="single" w:color="C9D1DA" w:sz="4"/>
+              <w:left w:val="single" w:color="C9D1DA" w:sz="4"/>
+              <w:bottom w:val="single" w:color="C9D1DA" w:sz="4"/>
+              <w:right w:val="single" w:color="C9D1DA" w:sz="4"/>
+            </w:tcBorders>
+            <w:tcMar>
+              <w:top w:type="dxa" w:w="80"/>
+              <w:left w:type="dxa" w:w="110"/>
+              <w:bottom w:type="dxa" w:w="80"/>
+              <w:right w:type="dxa" w:w="110"/>
+            </w:tcMar>
+          </w:tcPr>
+          <w:p>
+            <w:pPr>
+              <w:spacing w:after="0" w:line="260"/>
+            </w:pPr>
+            <w:r>
+              <w:rPr>
+                <w:b w:val="false"/>
+                <w:bCs w:val="false"/>
+                <w:sz w:val="19"/>
+                <w:szCs w:val="19"/>
+              </w:rPr>
+              <w:t xml:space="preserve">OK</w:t>
+            </w:r>
+          </w:p>
+        </w:tc>
+      </w:tr>
+    </w:tbl>
+    <w:p>
+      <w:pPr>
+        <w:spacing w:after="120"/>
+      </w:pPr>
+    </w:p>
+    <w:p>
+      <w:pPr>
+        <w:pStyle w:val="Heading2"/>
+      </w:pPr>
+      <w:r>
+        <w:t xml:space="preserve">Bewertung</w:t>
+      </w:r>
+    </w:p>
+    <w:p>
+      <w:pPr>
+        <w:spacing w:after="120" w:line="300"/>
+      </w:pPr>
+      <w:r>
+        <w:t xml:space="preserve">Was ist das Problem? Beide Funktionen laufen mit Administratorrechten. Das ist für ihren Zweck nötig. Sie sollten deshalb aber nur vom System selbst aufgerufen werden können – nicht von normalen Nutzern. Tatsächlich darf jeder angemeldete Nutzer sie aufrufen, auch ein Werkstatt-Mitarbeiter.</w:t>
+      </w:r>
+    </w:p>
+    <w:p>
+      <w:pPr>
+        <w:spacing w:after="120" w:line="300"/>
+      </w:pPr>
+      <w:r>
+        <w:t xml:space="preserve">Was könnte passieren? Ein Nutzer könnte eine eigene Aufgabe anlegen, die die Datenbank mit Administratorrechten ausführt. Damit könnte er alle Daten lesen, ändern oder löschen – auch Lohn-, Buchhaltungs- und Personaldaten – und sich selbst weitere Rechte geben. Er könnte außerdem eine bestehende Aufgabe, etwa die tägliche Mahnprüfung, unbemerkt durch eigene Befehle ersetzen. Die Rollen- und Zugriffsregeln der Anwendung wären damit vollständig ausgehebelt.</w:t>
+      </w:r>
+    </w:p>
+    <w:p>
+      <w:pPr>
+        <w:spacing w:after="120" w:line="300"/>
+      </w:pPr>
+      <w:r>
+        <w:t xml:space="preserve">Warum ist das passiert? Im Code wurde das Aufrufrecht der allgemeinen Gruppe „alle“ entzogen. Supabase gibt angemeldeten Nutzern aber zusätzlich ein eigenes, direktes Recht auf neue Funktionen. Dieses Recht wurde nicht entzogen und besteht deshalb weiter. Das ist ein häufiger, leicht zu übersehender Fehler.</w:t>
+      </w:r>
+    </w:p>
+    <w:p>
+      <w:pPr>
+        <w:spacing w:after="120" w:line="300"/>
+      </w:pPr>
+      <w:r>
+        <w:t xml:space="preserve">Wie sicher ist der Befund? Die Ausführungsrechte stammen direkt aus der Produktivdatenbank. Der Code zeigt, dass die Funktionen den Aufrufer nicht prüfen. Ein Angriff wurde bewusst nicht in der Produktivumgebung ausprobiert.</w:t>
+      </w:r>
+    </w:p>
+    <w:p>
+      <w:pPr>
+        <w:pStyle w:val="Heading2"/>
+      </w:pPr>
+      <w:r>
+        <w:t xml:space="preserve">Empfehlung</w:t>
+      </w:r>
+    </w:p>
+    <w:p>
+      <w:pPr>
+        <w:pStyle w:val="ListParagraph"/>
+        <w:numPr>
+          <w:ilvl w:val="0"/>
+          <w:numId w:val="2"/>
+        </w:numPr>
+        <w:spacing w:after="60" w:line="290"/>
+      </w:pPr>
+      <w:r>
+        <w:rPr>
+          <w:b/>
+          <w:bCs/>
+        </w:rPr>
+        <w:t xml:space="preserve">Aufrufrecht entziehen: </w:t>
+      </w:r>
+      <w:r>
+        <w:t xml:space="preserve">REVOKE EXECUTE ON FUNCTION safe_schedule_cron(text, text, text), register_cron_job(…) FROM authenticated, anon; – nur service_role behält das Recht</w:t>
+      </w:r>
+    </w:p>
+    <w:p>
+      <w:pPr>
+        <w:pStyle w:val="ListParagraph"/>
+        <w:numPr>
+          <w:ilvl w:val="0"/>
+          <w:numId w:val="2"/>
+        </w:numPr>
+        <w:spacing w:after="60" w:line="290"/>
+      </w:pPr>
+      <w:r>
+        <w:rPr>
+          <w:b/>
+          <w:bCs/>
+        </w:rPr>
+        <w:t xml:space="preserve">Andere Funktionen mit gleichem Muster prüfen: </w:t>
+      </w:r>
+      <w:r>
+        <w:t xml:space="preserve">Alle Funktionen mit Administratorrechten suchen, bei denen nur „FROM public“ entzogen wurde, und dort ebenso verfahren</w:t>
+      </w:r>
+    </w:p>
+    <w:p>
+      <w:pPr>
+        <w:pStyle w:val="ListParagraph"/>
+        <w:numPr>
+          <w:ilvl w:val="0"/>
+          <w:numId w:val="2"/>
+        </w:numPr>
+        <w:spacing w:after="60" w:line="290"/>
+      </w:pPr>
+      <w:r>
+        <w:rPr>
+          <w:b/>
+          <w:bCs/>
+        </w:rPr>
+        <w:t xml:space="preserve">Zeitplaner-Aufgaben kontrollieren: </w:t>
+      </w:r>
+      <w:r>
+        <w:t xml:space="preserve">Die Liste der eingetragenen Aufgaben (cron.job) einmal mit der dokumentierten Liste (docs/CRON_JOBS.md) abgleichen, um auszuschließen, dass bereits unbekannte Aufgaben eingetragen wurden</w:t>
+      </w:r>
+    </w:p>
+    <w:p>
+      <w:pPr>
+        <w:pStyle w:val="Heading2"/>
+      </w:pPr>
+      <w:r>
+        <w:t xml:space="preserve">Hinweise zur Umsetzung</w:t>
+      </w:r>
+    </w:p>
+    <w:p>
+      <w:pPr>
+        <w:pStyle w:val="ListParagraph"/>
+        <w:numPr>
+          <w:ilvl w:val="0"/>
+          <w:numId w:val="2"/>
+        </w:numPr>
+        <w:spacing w:after="60" w:line="290"/>
+      </w:pPr>
+      <w:r>
+        <w:t xml:space="preserve">Die Änderung ist klein und hat keine Auswirkung auf die Anwendung: Weder die Oberfläche noch die Edge Functions rufen diese Funktionen auf, sie werden nur in Datenbank-Migrationen genutzt.</w:t>
+      </w:r>
+    </w:p>
+    <w:p>
+      <w:pPr>
+        <w:pStyle w:val="ListParagraph"/>
+        <w:numPr>
+          <w:ilvl w:val="0"/>
+          <w:numId w:val="2"/>
+        </w:numPr>
+        <w:spacing w:after="60" w:line="290"/>
+      </w:pPr>
+      <w:r>
+        <w:t xml:space="preserve">Nach dem Einspielen kann die Behebung über einen neuen Katalog-Snapshot nachgewiesen werden.</w:t>
+      </w:r>
+    </w:p>
+    <w:p>
+      <w:pPr>
+        <w:pStyle w:val="Heading2"/>
+      </w:pPr>
+      <w:r>
+        <w:t xml:space="preserve">Behebung und Nachprüfung</w:t>
+      </w:r>
+    </w:p>
+    <w:p>
+      <w:pPr>
+        <w:spacing w:after="120" w:line="300"/>
+      </w:pPr>
+      <w:r>
+        <w:t xml:space="preserve">Stand 24.09.2026: Das Entwicklerteam hat angemeldeten und nicht angemeldeten Nutzern das Aufrufrecht auf die Funktionen entzogen. Nur das System selbst (service_role) darf sie noch aufrufen.</w:t>
+      </w:r>
+    </w:p>
+    <w:p>
+      <w:pPr>
+        <w:spacing w:after="120" w:line="300"/>
+      </w:pPr>
+      <w:r>
+        <w:t xml:space="preserve">Nachprüfung am 24.09.2026 um 15:01 Uhr: Die Funktionen wurden in der Produktivumgebung mit dem Zugang eines angemeldeten Nutzers aufgerufen. Die Prüfaufrufe waren so gewählt, dass auch bei weiter bestehender Lücke nichts gespeichert worden wäre. Alle Aufrufe wurden von der Datenbank mit „permission denied“ abgelehnt. Das Recht gilt für alle angemeldeten Nutzer gleich, unabhängig von ihrer Rolle in der Anwendung. Damit kann kein Nutzer der Anwendung mehr Aufgaben für den Zeitplaner anlegen oder bestehende Aufgaben ersetzen. Der Befund ist damit behoben.</w:t>
+      </w:r>
+    </w:p>
+    <w:tbl>
+      <w:tblPr>
+        <w:tblW w:type="dxa" w:w="9026"/>
+        <w:tblBorders>
+          <w:top w:val="single" w:color="auto" w:sz="4"/>
+          <w:left w:val="single" w:color="auto" w:sz="4"/>
+          <w:bottom w:val="single" w:color="auto" w:sz="4"/>
+          <w:right w:val="single" w:color="auto" w:sz="4"/>
+          <w:insideH w:val="single" w:color="auto" w:sz="4"/>
+          <w:insideV w:val="single" w:color="auto" w:sz="4"/>
+        </w:tblBorders>
+      </w:tblPr>
+      <w:tblGrid>
+        <w:gridCol w:w="3000"/>
+        <w:gridCol w:w="6026"/>
+      </w:tblGrid>
+      <w:tr>
+        <w:trPr>
+          <w:tblHeader/>
+        </w:trPr>
+        <w:tc>
+          <w:tcPr>
+            <w:tcW w:type="dxa" w:w="3000"/>
+            <w:tcBorders>
+              <w:top w:val="single" w:color="C9D1DA" w:sz="4"/>
+              <w:left w:val="single" w:color="C9D1DA" w:sz="4"/>
+              <w:bottom w:val="single" w:color="C9D1DA" w:sz="4"/>
+              <w:right w:val="single" w:color="C9D1DA" w:sz="4"/>
+            </w:tcBorders>
+            <w:shd w:fill="1F3A5F" w:color="auto" w:val="clear"/>
+            <w:tcMar>
+              <w:top w:type="dxa" w:w="80"/>
+              <w:left w:type="dxa" w:w="110"/>
+              <w:bottom w:type="dxa" w:w="80"/>
+              <w:right w:type="dxa" w:w="110"/>
+            </w:tcMar>
+          </w:tcPr>
+          <w:p>
+            <w:pPr>
+              <w:spacing w:after="0" w:line="260"/>
+            </w:pPr>
+            <w:r>
+              <w:rPr>
+                <w:b/>
+                <w:bCs/>
+                <w:color w:val="FFFFFF"/>
+                <w:sz w:val="19"/>
+                <w:szCs w:val="19"/>
+              </w:rPr>
+              <w:t xml:space="preserve">Funktion</w:t>
+            </w:r>
+          </w:p>
+        </w:tc>
+        <w:tc>
+          <w:tcPr>
+            <w:tcW w:type="dxa" w:w="6026"/>
+            <w:tcBorders>
+              <w:top w:val="single" w:color="C9D1DA" w:sz="4"/>
+              <w:left w:val="single" w:color="C9D1DA" w:sz="4"/>
+              <w:bottom w:val="single" w:color="C9D1DA" w:sz="4"/>
+              <w:right w:val="single" w:color="C9D1DA" w:sz="4"/>
+            </w:tcBorders>
+            <w:shd w:fill="1F3A5F" w:color="auto" w:val="clear"/>
+            <w:tcMar>
+              <w:top w:type="dxa" w:w="80"/>
+              <w:left w:type="dxa" w:w="110"/>
+              <w:bottom w:type="dxa" w:w="80"/>
+              <w:right w:type="dxa" w:w="110"/>
+            </w:tcMar>
+          </w:tcPr>
+          <w:p>
+            <w:pPr>
+              <w:spacing w:after="0" w:line="260"/>
+            </w:pPr>
+            <w:r>
+              <w:rPr>
+                <w:b/>
+                <w:bCs/>
+                <w:color w:val="FFFFFF"/>
+                <w:sz w:val="19"/>
+                <w:szCs w:val="19"/>
+              </w:rPr>
+              <w:t xml:space="preserve">Ergebnis der Nachprüfung (24.09.2026)</w:t>
+            </w:r>
+          </w:p>
+        </w:tc>
+      </w:tr>
+      <w:tr>
+        <w:trPr>
+          <w:cantSplit/>
+        </w:trPr>
+        <w:tc>
+          <w:tcPr>
+            <w:tcW w:type="dxa" w:w="3000"/>
+            <w:tcBorders>
+              <w:top w:val="single" w:color="C9D1DA" w:sz="4"/>
+              <w:left w:val="single" w:color="C9D1DA" w:sz="4"/>
+              <w:bottom w:val="single" w:color="C9D1DA" w:sz="4"/>
+              <w:right w:val="single" w:color="C9D1DA" w:sz="4"/>
+            </w:tcBorders>
+            <w:tcMar>
+              <w:top w:type="dxa" w:w="80"/>
+              <w:left w:type="dxa" w:w="110"/>
+              <w:bottom w:type="dxa" w:w="80"/>
+              <w:right w:type="dxa" w:w="110"/>
+            </w:tcMar>
+          </w:tcPr>
+          <w:p>
+            <w:pPr>
+              <w:spacing w:after="0" w:line="260"/>
+            </w:pPr>
+            <w:r>
+              <w:rPr>
+                <w:b w:val="false"/>
+                <w:bCs w:val="false"/>
+                <w:sz w:val="19"/>
+                <w:szCs w:val="19"/>
+              </w:rPr>
+              <w:t xml:space="preserve">safe_schedule_cron</w:t>
+            </w:r>
+          </w:p>
+        </w:tc>
+        <w:tc>
+          <w:tcPr>
+            <w:tcW w:type="dxa" w:w="6026"/>
+            <w:tcBorders>
+              <w:top w:val="single" w:color="C9D1DA" w:sz="4"/>
+              <w:left w:val="single" w:color="C9D1DA" w:sz="4"/>
+              <w:bottom w:val="single" w:color="C9D1DA" w:sz="4"/>
+              <w:right w:val="single" w:color="C9D1DA" w:sz="4"/>
+            </w:tcBorders>
+            <w:tcMar>
+              <w:top w:type="dxa" w:w="80"/>
+              <w:left w:type="dxa" w:w="110"/>
+              <w:bottom w:type="dxa" w:w="80"/>
+              <w:right w:type="dxa" w:w="110"/>
+            </w:tcMar>
+          </w:tcPr>
+          <w:p>
+            <w:pPr>
+              <w:spacing w:after="0" w:line="260"/>
+            </w:pPr>
+            <w:r>
+              <w:rPr>
+                <w:b w:val="false"/>
+                <w:bCs w:val="false"/>
+                <w:sz w:val="19"/>
+                <w:szCs w:val="19"/>
+              </w:rPr>
+              <w:t xml:space="preserve">abgelehnt: permission denied (Code 42501)</w:t>
+            </w:r>
+          </w:p>
+        </w:tc>
+      </w:tr>
+      <w:tr>
+        <w:trPr>
+          <w:cantSplit/>
+        </w:trPr>
+        <w:tc>
+          <w:tcPr>
+            <w:tcW w:type="dxa" w:w="3000"/>
+            <w:tcBorders>
+              <w:top w:val="single" w:color="C9D1DA" w:sz="4"/>
+              <w:left w:val="single" w:color="C9D1DA" w:sz="4"/>
+              <w:bottom w:val="single" w:color="C9D1DA" w:sz="4"/>
+              <w:right w:val="single" w:color="C9D1DA" w:sz="4"/>
+            </w:tcBorders>
+            <w:shd w:fill="F3F6F9" w:color="auto" w:val="clear"/>
+            <w:tcMar>
+              <w:top w:type="dxa" w:w="80"/>
+              <w:left w:type="dxa" w:w="110"/>
+              <w:bottom w:type="dxa" w:w="80"/>
+              <w:right w:type="dxa" w:w="110"/>
+            </w:tcMar>
+          </w:tcPr>
+          <w:p>
+            <w:pPr>
+              <w:spacing w:after="0" w:line="260"/>
+            </w:pPr>
+            <w:r>
+              <w:rPr>
+                <w:b w:val="false"/>
+                <w:bCs w:val="false"/>
+                <w:sz w:val="19"/>
+                <w:szCs w:val="19"/>
+              </w:rPr>
+              <w:t xml:space="preserve">register_cron_job</w:t>
+            </w:r>
+          </w:p>
+        </w:tc>
+        <w:tc>
+          <w:tcPr>
+            <w:tcW w:type="dxa" w:w="6026"/>
+            <w:tcBorders>
+              <w:top w:val="single" w:color="C9D1DA" w:sz="4"/>
+              <w:left w:val="single" w:color="C9D1DA" w:sz="4"/>
+              <w:bottom w:val="single" w:color="C9D1DA" w:sz="4"/>
+              <w:right w:val="single" w:color="C9D1DA" w:sz="4"/>
+            </w:tcBorders>
+            <w:shd w:fill="F3F6F9" w:color="auto" w:val="clear"/>
+            <w:tcMar>
+              <w:top w:type="dxa" w:w="80"/>
+              <w:left w:type="dxa" w:w="110"/>
+              <w:bottom w:type="dxa" w:w="80"/>
+              <w:right w:type="dxa" w:w="110"/>
+            </w:tcMar>
+          </w:tcPr>
+          <w:p>
+            <w:pPr>
+              <w:spacing w:after="0" w:line="260"/>
+            </w:pPr>
+            <w:r>
+              <w:rPr>
+                <w:b w:val="false"/>
+                <w:bCs w:val="false"/>
+                <w:sz w:val="19"/>
+                <w:szCs w:val="19"/>
+              </w:rPr>
+              <w:t xml:space="preserve">abgelehnt: permission denied (Code 42501)</w:t>
+            </w:r>
+          </w:p>
+        </w:tc>
+      </w:tr>
+    </w:tbl>
+    <w:p>
+      <w:pPr>
+        <w:spacing w:after="120"/>
+      </w:pPr>
+    </w:p>
+    <w:p>
+      <w:pPr>
+        <w:pStyle w:val="Heading1"/>
+      </w:pPr>
+      <w:r>
+        <w:t xml:space="preserve">M-06  Not-Aus der KI für alle Nutzer schaltbar</w:t>
+      </w:r>
+    </w:p>
+    <w:tbl>
+      <w:tblPr>
+        <w:tblW w:type="dxa" w:w="9026"/>
+        <w:tblBorders>
+          <w:top w:val="single" w:color="auto" w:sz="4"/>
+          <w:left w:val="single" w:color="auto" w:sz="4"/>
+          <w:bottom w:val="single" w:color="auto" w:sz="4"/>
+          <w:right w:val="single" w:color="auto" w:sz="4"/>
+          <w:insideH w:val="single" w:color="auto" w:sz="4"/>
+          <w:insideV w:val="single" w:color="auto" w:sz="4"/>
+        </w:tblBorders>
+      </w:tblPr>
+      <w:tblGrid>
+        <w:gridCol w:w="2600"/>
+        <w:gridCol w:w="6426"/>
+      </w:tblGrid>
+      <w:tr>
+        <w:trPr>
+          <w:tblHeader/>
+        </w:trPr>
+        <w:tc>
+          <w:tcPr>
+            <w:tcW w:type="dxa" w:w="2600"/>
+            <w:tcBorders>
+              <w:top w:val="single" w:color="C9D1DA" w:sz="4"/>
+              <w:left w:val="single" w:color="C9D1DA" w:sz="4"/>
+              <w:bottom w:val="single" w:color="C9D1DA" w:sz="4"/>
+              <w:right w:val="single" w:color="C9D1DA" w:sz="4"/>
+            </w:tcBorders>
+            <w:shd w:fill="1F3A5F" w:color="auto" w:val="clear"/>
+            <w:tcMar>
+              <w:top w:type="dxa" w:w="80"/>
+              <w:left w:type="dxa" w:w="110"/>
+              <w:bottom w:type="dxa" w:w="80"/>
+              <w:right w:type="dxa" w:w="110"/>
+            </w:tcMar>
+          </w:tcPr>
+          <w:p>
+            <w:pPr>
+              <w:spacing w:after="0" w:line="260"/>
+            </w:pPr>
+            <w:r>
+              <w:rPr>
+                <w:b/>
+                <w:bCs/>
+                <w:color w:val="FFFFFF"/>
+                <w:sz w:val="19"/>
+                <w:szCs w:val="19"/>
+              </w:rPr>
+              <w:t xml:space="preserve">Angabe</w:t>
+            </w:r>
+          </w:p>
+        </w:tc>
+        <w:tc>
+          <w:tcPr>
+            <w:tcW w:type="dxa" w:w="6426"/>
+            <w:tcBorders>
+              <w:top w:val="single" w:color="C9D1DA" w:sz="4"/>
+              <w:left w:val="single" w:color="C9D1DA" w:sz="4"/>
+              <w:bottom w:val="single" w:color="C9D1DA" w:sz="4"/>
+              <w:right w:val="single" w:color="C9D1DA" w:sz="4"/>
+            </w:tcBorders>
+            <w:shd w:fill="1F3A5F" w:color="auto" w:val="clear"/>
+            <w:tcMar>
+              <w:top w:type="dxa" w:w="80"/>
+              <w:left w:type="dxa" w:w="110"/>
+              <w:bottom w:type="dxa" w:w="80"/>
+              <w:right w:type="dxa" w:w="110"/>
+            </w:tcMar>
+          </w:tcPr>
+          <w:p>
+            <w:pPr>
+              <w:spacing w:after="0" w:line="260"/>
+            </w:pPr>
+            <w:r>
+              <w:rPr>
+                <w:b/>
+                <w:bCs/>
+                <w:color w:val="FFFFFF"/>
+                <w:sz w:val="19"/>
+                <w:szCs w:val="19"/>
+              </w:rPr>
+              <w:t xml:space="preserve">Wert</w:t>
+            </w:r>
+          </w:p>
+        </w:tc>
+      </w:tr>
+      <w:tr>
+        <w:trPr>
+          <w:cantSplit/>
+        </w:trPr>
+        <w:tc>
+          <w:tcPr>
+            <w:tcW w:type="dxa" w:w="2600"/>
+            <w:tcBorders>
+              <w:top w:val="single" w:color="C9D1DA" w:sz="4"/>
+              <w:left w:val="single" w:color="C9D1DA" w:sz="4"/>
+              <w:bottom w:val="single" w:color="C9D1DA" w:sz="4"/>
+              <w:right w:val="single" w:color="C9D1DA" w:sz="4"/>
+            </w:tcBorders>
+            <w:tcMar>
+              <w:top w:type="dxa" w:w="80"/>
+              <w:left w:type="dxa" w:w="110"/>
+              <w:bottom w:type="dxa" w:w="80"/>
+              <w:right w:type="dxa" w:w="110"/>
+            </w:tcMar>
+          </w:tcPr>
+          <w:p>
+            <w:pPr>
+              <w:spacing w:after="0" w:line="260"/>
+            </w:pPr>
+            <w:r>
+              <w:rPr>
+                <w:b w:val="false"/>
+                <w:bCs w:val="false"/>
+                <w:sz w:val="19"/>
+                <w:szCs w:val="19"/>
+              </w:rPr>
+              <w:t xml:space="preserve">Geprüft am</w:t>
+            </w:r>
+          </w:p>
+        </w:tc>
+        <w:tc>
+          <w:tcPr>
+            <w:tcW w:type="dxa" w:w="6426"/>
+            <w:tcBorders>
+              <w:top w:val="single" w:color="C9D1DA" w:sz="4"/>
+              <w:left w:val="single" w:color="C9D1DA" w:sz="4"/>
+              <w:bottom w:val="single" w:color="C9D1DA" w:sz="4"/>
+              <w:right w:val="single" w:color="C9D1DA" w:sz="4"/>
+            </w:tcBorders>
+            <w:tcMar>
+              <w:top w:type="dxa" w:w="80"/>
+              <w:left w:type="dxa" w:w="110"/>
+              <w:bottom w:type="dxa" w:w="80"/>
+              <w:right w:type="dxa" w:w="110"/>
+            </w:tcMar>
+          </w:tcPr>
+          <w:p>
+            <w:pPr>
+              <w:spacing w:after="0" w:line="260"/>
+            </w:pPr>
+            <w:r>
+              <w:rPr>
+                <w:b w:val="false"/>
+                <w:bCs w:val="false"/>
+                <w:sz w:val="19"/>
+                <w:szCs w:val="19"/>
+              </w:rPr>
+              <w:t xml:space="preserve">24.09.2026</w:t>
+            </w:r>
+          </w:p>
+        </w:tc>
+      </w:tr>
+      <w:tr>
+        <w:trPr>
+          <w:cantSplit/>
+        </w:trPr>
+        <w:tc>
+          <w:tcPr>
+            <w:tcW w:type="dxa" w:w="2600"/>
+            <w:tcBorders>
+              <w:top w:val="single" w:color="C9D1DA" w:sz="4"/>
+              <w:left w:val="single" w:color="C9D1DA" w:sz="4"/>
+              <w:bottom w:val="single" w:color="C9D1DA" w:sz="4"/>
+              <w:right w:val="single" w:color="C9D1DA" w:sz="4"/>
+            </w:tcBorders>
+            <w:shd w:fill="F3F6F9" w:color="auto" w:val="clear"/>
+            <w:tcMar>
+              <w:top w:type="dxa" w:w="80"/>
+              <w:left w:type="dxa" w:w="110"/>
+              <w:bottom w:type="dxa" w:w="80"/>
+              <w:right w:type="dxa" w:w="110"/>
+            </w:tcMar>
+          </w:tcPr>
+          <w:p>
+            <w:pPr>
+              <w:spacing w:after="0" w:line="260"/>
+            </w:pPr>
+            <w:r>
+              <w:rPr>
+                <w:b w:val="false"/>
+                <w:bCs w:val="false"/>
+                <w:sz w:val="19"/>
+                <w:szCs w:val="19"/>
+              </w:rPr>
+              <w:t xml:space="preserve">Ort</w:t>
+            </w:r>
+          </w:p>
+        </w:tc>
+        <w:tc>
+          <w:tcPr>
+            <w:tcW w:type="dxa" w:w="6426"/>
+            <w:tcBorders>
+              <w:top w:val="single" w:color="C9D1DA" w:sz="4"/>
+              <w:left w:val="single" w:color="C9D1DA" w:sz="4"/>
+              <w:bottom w:val="single" w:color="C9D1DA" w:sz="4"/>
+              <w:right w:val="single" w:color="C9D1DA" w:sz="4"/>
+            </w:tcBorders>
+            <w:shd w:fill="F3F6F9" w:color="auto" w:val="clear"/>
+            <w:tcMar>
+              <w:top w:type="dxa" w:w="80"/>
+              <w:left w:type="dxa" w:w="110"/>
+              <w:bottom w:type="dxa" w:w="80"/>
+              <w:right w:type="dxa" w:w="110"/>
+            </w:tcMar>
+          </w:tcPr>
+          <w:p>
+            <w:pPr>
+              <w:spacing w:after="0" w:line="260"/>
+            </w:pPr>
+            <w:r>
+              <w:rPr>
+                <w:b w:val="false"/>
+                <w:bCs w:val="false"/>
+                <w:sz w:val="19"/>
+                <w:szCs w:val="19"/>
+              </w:rPr>
+              <w:t xml:space="preserve">Katalog-Snapshot der Produktivdatenbank (Ausführungsrechte); Quellcode der Datenbank (Migration 2400)</w:t>
+            </w:r>
+          </w:p>
+        </w:tc>
+      </w:tr>
+      <w:tr>
+        <w:trPr>
+          <w:cantSplit/>
+        </w:trPr>
+        <w:tc>
+          <w:tcPr>
+            <w:tcW w:type="dxa" w:w="2600"/>
+            <w:tcBorders>
+              <w:top w:val="single" w:color="C9D1DA" w:sz="4"/>
+              <w:left w:val="single" w:color="C9D1DA" w:sz="4"/>
+              <w:bottom w:val="single" w:color="C9D1DA" w:sz="4"/>
+              <w:right w:val="single" w:color="C9D1DA" w:sz="4"/>
+            </w:tcBorders>
+            <w:tcMar>
+              <w:top w:type="dxa" w:w="80"/>
+              <w:left w:type="dxa" w:w="110"/>
+              <w:bottom w:type="dxa" w:w="80"/>
+              <w:right w:type="dxa" w:w="110"/>
+            </w:tcMar>
+          </w:tcPr>
+          <w:p>
+            <w:pPr>
+              <w:spacing w:after="0" w:line="260"/>
+            </w:pPr>
+            <w:r>
+              <w:rPr>
+                <w:b w:val="false"/>
+                <w:bCs w:val="false"/>
+                <w:sz w:val="19"/>
+                <w:szCs w:val="19"/>
+              </w:rPr>
+              <w:t xml:space="preserve">Nachweis</w:t>
+            </w:r>
+          </w:p>
+        </w:tc>
+        <w:tc>
+          <w:tcPr>
+            <w:tcW w:type="dxa" w:w="6426"/>
+            <w:tcBorders>
+              <w:top w:val="single" w:color="C9D1DA" w:sz="4"/>
+              <w:left w:val="single" w:color="C9D1DA" w:sz="4"/>
+              <w:bottom w:val="single" w:color="C9D1DA" w:sz="4"/>
+              <w:right w:val="single" w:color="C9D1DA" w:sz="4"/>
+            </w:tcBorders>
+            <w:tcMar>
+              <w:top w:type="dxa" w:w="80"/>
+              <w:left w:type="dxa" w:w="110"/>
+              <w:bottom w:type="dxa" w:w="80"/>
+              <w:right w:type="dxa" w:w="110"/>
+            </w:tcMar>
+          </w:tcPr>
+          <w:p>
+            <w:pPr>
+              <w:spacing w:after="0" w:line="260"/>
+            </w:pPr>
+            <w:r>
+              <w:rPr>
+                <w:b w:val="false"/>
+                <w:bCs w:val="false"/>
+                <w:sz w:val="19"/>
+                <w:szCs w:val="19"/>
+              </w:rPr>
+              <w:t xml:space="preserve">Katalog-Snapshot: Ausführungsrecht für „authenticated“; Code-Review der Funktionsrümpfe. Nachprüfung nach Behebung am 24.09.2026, 15:01 Uhr: Aufruf per REST mit angemeldetem Nutzer in der Produktivumgebung.</w:t>
+            </w:r>
+          </w:p>
+        </w:tc>
+      </w:tr>
+      <w:tr>
+        <w:trPr>
+          <w:cantSplit/>
+        </w:trPr>
+        <w:tc>
+          <w:tcPr>
+            <w:tcW w:type="dxa" w:w="2600"/>
+            <w:tcBorders>
+              <w:top w:val="single" w:color="C9D1DA" w:sz="4"/>
+              <w:left w:val="single" w:color="C9D1DA" w:sz="4"/>
+              <w:bottom w:val="single" w:color="C9D1DA" w:sz="4"/>
+              <w:right w:val="single" w:color="C9D1DA" w:sz="4"/>
+            </w:tcBorders>
+            <w:shd w:fill="F3F6F9" w:color="auto" w:val="clear"/>
+            <w:tcMar>
+              <w:top w:type="dxa" w:w="80"/>
+              <w:left w:type="dxa" w:w="110"/>
+              <w:bottom w:type="dxa" w:w="80"/>
+              <w:right w:type="dxa" w:w="110"/>
+            </w:tcMar>
+          </w:tcPr>
+          <w:p>
+            <w:pPr>
+              <w:spacing w:after="0" w:line="260"/>
+            </w:pPr>
+            <w:r>
+              <w:rPr>
+                <w:b w:val="false"/>
+                <w:bCs w:val="false"/>
+                <w:sz w:val="19"/>
+                <w:szCs w:val="19"/>
+              </w:rPr>
+              <w:t xml:space="preserve">Ergebnis</w:t>
+            </w:r>
+          </w:p>
+        </w:tc>
+        <w:tc>
+          <w:tcPr>
+            <w:tcW w:type="dxa" w:w="6426"/>
+            <w:tcBorders>
+              <w:top w:val="single" w:color="C9D1DA" w:sz="4"/>
+              <w:left w:val="single" w:color="C9D1DA" w:sz="4"/>
+              <w:bottom w:val="single" w:color="C9D1DA" w:sz="4"/>
+              <w:right w:val="single" w:color="C9D1DA" w:sz="4"/>
+            </w:tcBorders>
+            <w:shd w:fill="F3F6F9" w:color="auto" w:val="clear"/>
+            <w:tcMar>
+              <w:top w:type="dxa" w:w="80"/>
+              <w:left w:type="dxa" w:w="110"/>
+              <w:bottom w:type="dxa" w:w="80"/>
+              <w:right w:type="dxa" w:w="110"/>
+            </w:tcMar>
+          </w:tcPr>
+          <w:p>
+            <w:pPr>
+              <w:spacing w:after="0" w:line="260"/>
+            </w:pPr>
+            <w:r>
+              <w:rPr>
+                <w:b w:val="false"/>
+                <w:bCs w:val="false"/>
+                <w:sz w:val="19"/>
+                <w:szCs w:val="19"/>
+              </w:rPr>
+              <w:t xml:space="preserve">Mangel – Hoch</w:t>
+            </w:r>
+          </w:p>
+        </w:tc>
+      </w:tr>
+      <w:tr>
+        <w:trPr>
+          <w:cantSplit/>
+        </w:trPr>
+        <w:tc>
+          <w:tcPr>
+            <w:tcW w:type="dxa" w:w="2600"/>
+            <w:tcBorders>
+              <w:top w:val="single" w:color="C9D1DA" w:sz="4"/>
+              <w:left w:val="single" w:color="C9D1DA" w:sz="4"/>
+              <w:bottom w:val="single" w:color="C9D1DA" w:sz="4"/>
+              <w:right w:val="single" w:color="C9D1DA" w:sz="4"/>
+            </w:tcBorders>
+            <w:tcMar>
+              <w:top w:type="dxa" w:w="80"/>
+              <w:left w:type="dxa" w:w="110"/>
+              <w:bottom w:type="dxa" w:w="80"/>
+              <w:right w:type="dxa" w:w="110"/>
+            </w:tcMar>
+          </w:tcPr>
+          <w:p>
+            <w:pPr>
+              <w:spacing w:after="0" w:line="260"/>
+            </w:pPr>
+            <w:r>
+              <w:rPr>
+                <w:b w:val="false"/>
+                <w:bCs w:val="false"/>
+                <w:sz w:val="19"/>
+                <w:szCs w:val="19"/>
+              </w:rPr>
+              <w:t xml:space="preserve">Status</w:t>
+            </w:r>
+          </w:p>
+        </w:tc>
+        <w:tc>
+          <w:tcPr>
+            <w:tcW w:type="dxa" w:w="6426"/>
+            <w:tcBorders>
+              <w:top w:val="single" w:color="C9D1DA" w:sz="4"/>
+              <w:left w:val="single" w:color="C9D1DA" w:sz="4"/>
+              <w:bottom w:val="single" w:color="C9D1DA" w:sz="4"/>
+              <w:right w:val="single" w:color="C9D1DA" w:sz="4"/>
+            </w:tcBorders>
+            <w:tcMar>
+              <w:top w:type="dxa" w:w="80"/>
+              <w:left w:type="dxa" w:w="110"/>
+              <w:bottom w:type="dxa" w:w="80"/>
+              <w:right w:type="dxa" w:w="110"/>
+            </w:tcMar>
+          </w:tcPr>
+          <w:p>
+            <w:pPr>
+              <w:spacing w:after="0" w:line="260"/>
+            </w:pPr>
+            <w:r>
+              <w:rPr>
+                <w:b w:val="false"/>
+                <w:bCs w:val="false"/>
+                <w:sz w:val="19"/>
+                <w:szCs w:val="19"/>
+              </w:rPr>
+              <w:t xml:space="preserve">Behoben (nachgeprüft 24.09.2026)</w:t>
+            </w:r>
+          </w:p>
+        </w:tc>
+      </w:tr>
+    </w:tbl>
+    <w:p>
+      <w:pPr>
+        <w:spacing w:after="120"/>
+      </w:pPr>
+    </w:p>
+    <w:p>
+      <w:pPr>
+        <w:pStyle w:val="Heading2"/>
+      </w:pPr>
+      <w:r>
+        <w:t xml:space="preserve">Anlass</w:t>
+      </w:r>
+    </w:p>
+    <w:p>
+      <w:pPr>
+        <w:spacing w:after="120" w:line="300"/>
+      </w:pPr>
+      <w:r>
+        <w:t xml:space="preserve">Die Anwendung hat KI-Agenten, die Vorgänge teilweise selbstständig bearbeiten. Für Notfälle gibt es einen Not-Aus („Kill-Switch“), mit dem die Geschäftsführung alle Agenten sofort stoppen kann. Im Code-Review wurde geprüft, wer diesen Not-Aus ein- und ausschalten darf.</w:t>
+      </w:r>
+    </w:p>
+    <w:p>
+      <w:pPr>
+        <w:pStyle w:val="Heading2"/>
+      </w:pPr>
+      <w:r>
+        <w:t xml:space="preserve">Ist-Zustand</w:t>
+      </w:r>
+    </w:p>
+    <w:tbl>
+      <w:tblPr>
+        <w:tblW w:type="dxa" w:w="9026"/>
+        <w:tblBorders>
+          <w:top w:val="single" w:color="auto" w:sz="4"/>
+          <w:left w:val="single" w:color="auto" w:sz="4"/>
+          <w:bottom w:val="single" w:color="auto" w:sz="4"/>
+          <w:right w:val="single" w:color="auto" w:sz="4"/>
+          <w:insideH w:val="single" w:color="auto" w:sz="4"/>
+          <w:insideV w:val="single" w:color="auto" w:sz="4"/>
+        </w:tblBorders>
+      </w:tblPr>
+      <w:tblGrid>
+        <w:gridCol w:w="2700"/>
+        <w:gridCol w:w="2500"/>
+        <w:gridCol w:w="3826"/>
+      </w:tblGrid>
+      <w:tr>
+        <w:trPr>
+          <w:tblHeader/>
+        </w:trPr>
+        <w:tc>
+          <w:tcPr>
+            <w:tcW w:type="dxa" w:w="2700"/>
+            <w:tcBorders>
+              <w:top w:val="single" w:color="C9D1DA" w:sz="4"/>
+              <w:left w:val="single" w:color="C9D1DA" w:sz="4"/>
+              <w:bottom w:val="single" w:color="C9D1DA" w:sz="4"/>
+              <w:right w:val="single" w:color="C9D1DA" w:sz="4"/>
+            </w:tcBorders>
+            <w:shd w:fill="1F3A5F" w:color="auto" w:val="clear"/>
+            <w:tcMar>
+              <w:top w:type="dxa" w:w="80"/>
+              <w:left w:type="dxa" w:w="110"/>
+              <w:bottom w:type="dxa" w:w="80"/>
+              <w:right w:type="dxa" w:w="110"/>
+            </w:tcMar>
+          </w:tcPr>
+          <w:p>
+            <w:pPr>
+              <w:spacing w:after="0" w:line="260"/>
+            </w:pPr>
+            <w:r>
+              <w:rPr>
+                <w:b/>
+                <w:bCs/>
+                <w:color w:val="FFFFFF"/>
+                <w:sz w:val="19"/>
+                <w:szCs w:val="19"/>
+              </w:rPr>
+              <w:t xml:space="preserve">Funktion</w:t>
+            </w:r>
+          </w:p>
+        </w:tc>
+        <w:tc>
+          <w:tcPr>
+            <w:tcW w:type="dxa" w:w="2500"/>
+            <w:tcBorders>
+              <w:top w:val="single" w:color="C9D1DA" w:sz="4"/>
+              <w:left w:val="single" w:color="C9D1DA" w:sz="4"/>
+              <w:bottom w:val="single" w:color="C9D1DA" w:sz="4"/>
+              <w:right w:val="single" w:color="C9D1DA" w:sz="4"/>
+            </w:tcBorders>
+            <w:shd w:fill="1F3A5F" w:color="auto" w:val="clear"/>
+            <w:tcMar>
+              <w:top w:type="dxa" w:w="80"/>
+              <w:left w:type="dxa" w:w="110"/>
+              <w:bottom w:type="dxa" w:w="80"/>
+              <w:right w:type="dxa" w:w="110"/>
+            </w:tcMar>
+          </w:tcPr>
+          <w:p>
+            <w:pPr>
+              <w:spacing w:after="0" w:line="260"/>
+            </w:pPr>
+            <w:r>
+              <w:rPr>
+                <w:b/>
+                <w:bCs/>
+                <w:color w:val="FFFFFF"/>
+                <w:sz w:val="19"/>
+                <w:szCs w:val="19"/>
+              </w:rPr>
+              <w:t xml:space="preserve">Wer darf sie aufrufen?</w:t>
+            </w:r>
+          </w:p>
+        </w:tc>
+        <w:tc>
+          <w:tcPr>
+            <w:tcW w:type="dxa" w:w="3826"/>
+            <w:tcBorders>
+              <w:top w:val="single" w:color="C9D1DA" w:sz="4"/>
+              <w:left w:val="single" w:color="C9D1DA" w:sz="4"/>
+              <w:bottom w:val="single" w:color="C9D1DA" w:sz="4"/>
+              <w:right w:val="single" w:color="C9D1DA" w:sz="4"/>
+            </w:tcBorders>
+            <w:shd w:fill="1F3A5F" w:color="auto" w:val="clear"/>
+            <w:tcMar>
+              <w:top w:type="dxa" w:w="80"/>
+              <w:left w:type="dxa" w:w="110"/>
+              <w:bottom w:type="dxa" w:w="80"/>
+              <w:right w:type="dxa" w:w="110"/>
+            </w:tcMar>
+          </w:tcPr>
+          <w:p>
+            <w:pPr>
+              <w:spacing w:after="0" w:line="260"/>
+            </w:pPr>
+            <w:r>
+              <w:rPr>
+                <w:b/>
+                <w:bCs/>
+                <w:color w:val="FFFFFF"/>
+                <w:sz w:val="19"/>
+                <w:szCs w:val="19"/>
+              </w:rPr>
+              <w:t xml:space="preserve">Was kann man damit tun?</w:t>
+            </w:r>
+          </w:p>
+        </w:tc>
+      </w:tr>
+      <w:tr>
+        <w:trPr>
+          <w:cantSplit/>
+        </w:trPr>
+        <w:tc>
+          <w:tcPr>
+            <w:tcW w:type="dxa" w:w="2700"/>
+            <w:tcBorders>
+              <w:top w:val="single" w:color="C9D1DA" w:sz="4"/>
+              <w:left w:val="single" w:color="C9D1DA" w:sz="4"/>
+              <w:bottom w:val="single" w:color="C9D1DA" w:sz="4"/>
+              <w:right w:val="single" w:color="C9D1DA" w:sz="4"/>
+            </w:tcBorders>
+            <w:tcMar>
+              <w:top w:type="dxa" w:w="80"/>
+              <w:left w:type="dxa" w:w="110"/>
+              <w:bottom w:type="dxa" w:w="80"/>
+              <w:right w:type="dxa" w:w="110"/>
+            </w:tcMar>
+          </w:tcPr>
+          <w:p>
+            <w:pPr>
+              <w:spacing w:after="0" w:line="260"/>
+            </w:pPr>
+            <w:r>
+              <w:rPr>
+                <w:b w:val="false"/>
+                <w:bCs w:val="false"/>
+                <w:sz w:val="19"/>
+                <w:szCs w:val="19"/>
+              </w:rPr>
+              <w:t xml:space="preserve">activate_kill_switch</w:t>
+            </w:r>
+          </w:p>
+        </w:tc>
+        <w:tc>
+          <w:tcPr>
+            <w:tcW w:type="dxa" w:w="2500"/>
+            <w:tcBorders>
+              <w:top w:val="single" w:color="C9D1DA" w:sz="4"/>
+              <w:left w:val="single" w:color="C9D1DA" w:sz="4"/>
+              <w:bottom w:val="single" w:color="C9D1DA" w:sz="4"/>
+              <w:right w:val="single" w:color="C9D1DA" w:sz="4"/>
+            </w:tcBorders>
+            <w:tcMar>
+              <w:top w:type="dxa" w:w="80"/>
+              <w:left w:type="dxa" w:w="110"/>
+              <w:bottom w:type="dxa" w:w="80"/>
+              <w:right w:type="dxa" w:w="110"/>
+            </w:tcMar>
+          </w:tcPr>
+          <w:p>
+            <w:pPr>
+              <w:spacing w:after="0" w:line="260"/>
+            </w:pPr>
+            <w:r>
+              <w:rPr>
+                <w:b w:val="false"/>
+                <w:bCs w:val="false"/>
+                <w:sz w:val="19"/>
+                <w:szCs w:val="19"/>
+              </w:rPr>
+              <w:t xml:space="preserve">Jeder angemeldete Nutzer (auch Werkstatt)</w:t>
+            </w:r>
+          </w:p>
+        </w:tc>
+        <w:tc>
+          <w:tcPr>
+            <w:tcW w:type="dxa" w:w="3826"/>
+            <w:tcBorders>
+              <w:top w:val="single" w:color="C9D1DA" w:sz="4"/>
+              <w:left w:val="single" w:color="C9D1DA" w:sz="4"/>
+              <w:bottom w:val="single" w:color="C9D1DA" w:sz="4"/>
+              <w:right w:val="single" w:color="C9D1DA" w:sz="4"/>
+            </w:tcBorders>
+            <w:tcMar>
+              <w:top w:type="dxa" w:w="80"/>
+              <w:left w:type="dxa" w:w="110"/>
+              <w:bottom w:type="dxa" w:w="80"/>
+              <w:right w:type="dxa" w:w="110"/>
+            </w:tcMar>
+          </w:tcPr>
+          <w:p>
+            <w:pPr>
+              <w:spacing w:after="0" w:line="260"/>
+            </w:pPr>
+            <w:r>
+              <w:rPr>
+                <w:b w:val="false"/>
+                <w:bCs w:val="false"/>
+                <w:sz w:val="19"/>
+                <w:szCs w:val="19"/>
+              </w:rPr>
+              <w:t xml:space="preserve">Not-Aus einschalten: alle KI-Agenten stoppen, laufende Vorgänge werden abgebrochen</w:t>
+            </w:r>
+          </w:p>
+        </w:tc>
+      </w:tr>
+      <w:tr>
+        <w:trPr>
+          <w:cantSplit/>
+        </w:trPr>
+        <w:tc>
+          <w:tcPr>
+            <w:tcW w:type="dxa" w:w="2700"/>
+            <w:tcBorders>
+              <w:top w:val="single" w:color="C9D1DA" w:sz="4"/>
+              <w:left w:val="single" w:color="C9D1DA" w:sz="4"/>
+              <w:bottom w:val="single" w:color="C9D1DA" w:sz="4"/>
+              <w:right w:val="single" w:color="C9D1DA" w:sz="4"/>
+            </w:tcBorders>
+            <w:shd w:fill="F3F6F9" w:color="auto" w:val="clear"/>
+            <w:tcMar>
+              <w:top w:type="dxa" w:w="80"/>
+              <w:left w:type="dxa" w:w="110"/>
+              <w:bottom w:type="dxa" w:w="80"/>
+              <w:right w:type="dxa" w:w="110"/>
+            </w:tcMar>
+          </w:tcPr>
+          <w:p>
+            <w:pPr>
+              <w:spacing w:after="0" w:line="260"/>
+            </w:pPr>
+            <w:r>
+              <w:rPr>
+                <w:b w:val="false"/>
+                <w:bCs w:val="false"/>
+                <w:sz w:val="19"/>
+                <w:szCs w:val="19"/>
+              </w:rPr>
+              <w:t xml:space="preserve">release_kill_switch</w:t>
+            </w:r>
+          </w:p>
+        </w:tc>
+        <w:tc>
+          <w:tcPr>
+            <w:tcW w:type="dxa" w:w="2500"/>
+            <w:tcBorders>
+              <w:top w:val="single" w:color="C9D1DA" w:sz="4"/>
+              <w:left w:val="single" w:color="C9D1DA" w:sz="4"/>
+              <w:bottom w:val="single" w:color="C9D1DA" w:sz="4"/>
+              <w:right w:val="single" w:color="C9D1DA" w:sz="4"/>
+            </w:tcBorders>
+            <w:shd w:fill="F3F6F9" w:color="auto" w:val="clear"/>
+            <w:tcMar>
+              <w:top w:type="dxa" w:w="80"/>
+              <w:left w:type="dxa" w:w="110"/>
+              <w:bottom w:type="dxa" w:w="80"/>
+              <w:right w:type="dxa" w:w="110"/>
+            </w:tcMar>
+          </w:tcPr>
+          <w:p>
+            <w:pPr>
+              <w:spacing w:after="0" w:line="260"/>
+            </w:pPr>
+            <w:r>
+              <w:rPr>
+                <w:b w:val="false"/>
+                <w:bCs w:val="false"/>
+                <w:sz w:val="19"/>
+                <w:szCs w:val="19"/>
+              </w:rPr>
+              <w:t xml:space="preserve">Jeder angemeldete Nutzer (auch Werkstatt)</w:t>
+            </w:r>
+          </w:p>
+        </w:tc>
+        <w:tc>
+          <w:tcPr>
+            <w:tcW w:type="dxa" w:w="3826"/>
+            <w:tcBorders>
+              <w:top w:val="single" w:color="C9D1DA" w:sz="4"/>
+              <w:left w:val="single" w:color="C9D1DA" w:sz="4"/>
+              <w:bottom w:val="single" w:color="C9D1DA" w:sz="4"/>
+              <w:right w:val="single" w:color="C9D1DA" w:sz="4"/>
+            </w:tcBorders>
+            <w:shd w:fill="F3F6F9" w:color="auto" w:val="clear"/>
+            <w:tcMar>
+              <w:top w:type="dxa" w:w="80"/>
+              <w:left w:type="dxa" w:w="110"/>
+              <w:bottom w:type="dxa" w:w="80"/>
+              <w:right w:type="dxa" w:w="110"/>
+            </w:tcMar>
+          </w:tcPr>
+          <w:p>
+            <w:pPr>
+              <w:spacing w:after="0" w:line="260"/>
+            </w:pPr>
+            <w:r>
+              <w:rPr>
+                <w:b w:val="false"/>
+                <w:bCs w:val="false"/>
+                <w:sz w:val="19"/>
+                <w:szCs w:val="19"/>
+              </w:rPr>
+              <w:t xml:space="preserve">Not-Aus ausschalten, auch wenn die Geschäftsführung ihn bewusst gesetzt hat</w:t>
+            </w:r>
+          </w:p>
+        </w:tc>
+      </w:tr>
+      <w:tr>
+        <w:trPr>
+          <w:cantSplit/>
+        </w:trPr>
+        <w:tc>
+          <w:tcPr>
+            <w:tcW w:type="dxa" w:w="2700"/>
+            <w:tcBorders>
+              <w:top w:val="single" w:color="C9D1DA" w:sz="4"/>
+              <w:left w:val="single" w:color="C9D1DA" w:sz="4"/>
+              <w:bottom w:val="single" w:color="C9D1DA" w:sz="4"/>
+              <w:right w:val="single" w:color="C9D1DA" w:sz="4"/>
+            </w:tcBorders>
+            <w:tcMar>
+              <w:top w:type="dxa" w:w="80"/>
+              <w:left w:type="dxa" w:w="110"/>
+              <w:bottom w:type="dxa" w:w="80"/>
+              <w:right w:type="dxa" w:w="110"/>
+            </w:tcMar>
+          </w:tcPr>
+          <w:p>
+            <w:pPr>
+              <w:spacing w:after="0" w:line="260"/>
+            </w:pPr>
+            <w:r>
+              <w:rPr>
+                <w:b w:val="false"/>
+                <w:bCs w:val="false"/>
+                <w:sz w:val="19"/>
+                <w:szCs w:val="19"/>
+              </w:rPr>
+              <w:t xml:space="preserve">Protokolleintrag</w:t>
+            </w:r>
+          </w:p>
+        </w:tc>
+        <w:tc>
+          <w:tcPr>
+            <w:tcW w:type="dxa" w:w="2500"/>
+            <w:tcBorders>
+              <w:top w:val="single" w:color="C9D1DA" w:sz="4"/>
+              <w:left w:val="single" w:color="C9D1DA" w:sz="4"/>
+              <w:bottom w:val="single" w:color="C9D1DA" w:sz="4"/>
+              <w:right w:val="single" w:color="C9D1DA" w:sz="4"/>
+            </w:tcBorders>
+            <w:tcMar>
+              <w:top w:type="dxa" w:w="80"/>
+              <w:left w:type="dxa" w:w="110"/>
+              <w:bottom w:type="dxa" w:w="80"/>
+              <w:right w:type="dxa" w:w="110"/>
+            </w:tcMar>
+          </w:tcPr>
+          <w:p>
+            <w:pPr>
+              <w:spacing w:after="0" w:line="260"/>
+            </w:pPr>
+            <w:r>
+              <w:rPr>
+                <w:b w:val="false"/>
+                <w:bCs w:val="false"/>
+                <w:sz w:val="19"/>
+                <w:szCs w:val="19"/>
+              </w:rPr>
+              <w:t xml:space="preserve">Vom Aufrufer frei wählbar</w:t>
+            </w:r>
+          </w:p>
+        </w:tc>
+        <w:tc>
+          <w:tcPr>
+            <w:tcW w:type="dxa" w:w="3826"/>
+            <w:tcBorders>
+              <w:top w:val="single" w:color="C9D1DA" w:sz="4"/>
+              <w:left w:val="single" w:color="C9D1DA" w:sz="4"/>
+              <w:bottom w:val="single" w:color="C9D1DA" w:sz="4"/>
+              <w:right w:val="single" w:color="C9D1DA" w:sz="4"/>
+            </w:tcBorders>
+            <w:tcMar>
+              <w:top w:type="dxa" w:w="80"/>
+              <w:left w:type="dxa" w:w="110"/>
+              <w:bottom w:type="dxa" w:w="80"/>
+              <w:right w:type="dxa" w:w="110"/>
+            </w:tcMar>
+          </w:tcPr>
+          <w:p>
+            <w:pPr>
+              <w:spacing w:after="0" w:line="260"/>
+            </w:pPr>
+            <w:r>
+              <w:rPr>
+                <w:b w:val="false"/>
+                <w:bCs w:val="false"/>
+                <w:sz w:val="19"/>
+                <w:szCs w:val="19"/>
+              </w:rPr>
+              <w:t xml:space="preserve">Im Protokoll kann ein beliebiger Name als Auslöser stehen, z. B. die Geschäftsführung</w:t>
+            </w:r>
+          </w:p>
+        </w:tc>
+      </w:tr>
+    </w:tbl>
+    <w:p>
+      <w:pPr>
+        <w:spacing w:after="120"/>
+      </w:pPr>
+    </w:p>
+    <w:p>
+      <w:pPr>
+        <w:pStyle w:val="Heading2"/>
+      </w:pPr>
+      <w:r>
+        <w:t xml:space="preserve">Bewertung</w:t>
+      </w:r>
+    </w:p>
+    <w:p>
+      <w:pPr>
+        <w:spacing w:after="120" w:line="300"/>
+      </w:pPr>
+      <w:r>
+        <w:t xml:space="preserve">Was ist das Problem? Der Not-Aus ist eine Sicherheitseinrichtung. Er soll nur von der Geschäftsführung bedient werden. Tatsächlich darf jeder angemeldete Nutzer ihn ein- und ausschalten. Die Funktionen prüfen weder die Rolle noch die Firma des Aufrufers. Die Tabelle des Not-Aus selbst ist zwar gut geschützt – die beiden Funktionen umgehen diesen Schutz aber.</w:t>
+      </w:r>
+    </w:p>
+    <w:p>
+      <w:pPr>
+        <w:spacing w:after="120" w:line="300"/>
+      </w:pPr>
+      <w:r>
+        <w:t xml:space="preserve">Was könnte passieren? Ein Nutzer könnte den Not-Aus lösen, den die Geschäftsführung gerade wegen eines Fehlverhaltens der KI gesetzt hat. Die KI würde dann weiterarbeiten. Umgekehrt könnte er alle Agenten stoppen und so den Betrieb stören. In beiden Fällen kann er im Protokoll einen anderen Namen als Auslöser eintragen. Das Protokoll ist dann nicht mehr verlässlich, und der wirkliche Verursacher ist nicht zu erkennen.</w:t>
+      </w:r>
+    </w:p>
+    <w:p>
+      <w:pPr>
+        <w:spacing w:after="120" w:line="300"/>
+      </w:pPr>
+      <w:r>
+        <w:t xml:space="preserve">Wie sicher ist der Befund? Die Ausführungsrechte stammen direkt aus der Produktivdatenbank. Der Code zeigt, dass Firma, Rolle und Auslöser vom Aufrufer übernommen und nicht geprüft werden. Ein Angriff wurde bewusst nicht in der Produktivumgebung ausprobiert.</w:t>
+      </w:r>
+    </w:p>
+    <w:p>
+      <w:pPr>
+        <w:pStyle w:val="Heading2"/>
+      </w:pPr>
+      <w:r>
+        <w:t xml:space="preserve">Empfehlung</w:t>
+      </w:r>
+    </w:p>
+    <w:p>
+      <w:pPr>
+        <w:pStyle w:val="ListParagraph"/>
+        <w:numPr>
+          <w:ilvl w:val="0"/>
+          <w:numId w:val="2"/>
+        </w:numPr>
+        <w:spacing w:after="60" w:line="290"/>
+      </w:pPr>
+      <w:r>
+        <w:rPr>
+          <w:b/>
+          <w:bCs/>
+        </w:rPr>
+        <w:t xml:space="preserve">Aufrufrecht entziehen: </w:t>
+      </w:r>
+      <w:r>
+        <w:t xml:space="preserve">REVOKE EXECUTE ON FUNCTION activate_kill_switch(…), release_kill_switch(…) FROM authenticated, anon; – die Anwendung ruft beide Funktionen heute nicht auf, der Entzug hat also keine Auswirkung auf den Betrieb</w:t>
+      </w:r>
+    </w:p>
+    <w:p>
+      <w:pPr>
+        <w:pStyle w:val="ListParagraph"/>
+        <w:numPr>
+          <w:ilvl w:val="0"/>
+          <w:numId w:val="2"/>
+        </w:numPr>
+        <w:spacing w:after="60" w:line="290"/>
+      </w:pPr>
+      <w:r>
+        <w:rPr>
+          <w:b/>
+          <w:bCs/>
+        </w:rPr>
+        <w:t xml:space="preserve">Falls später eine Schaltfläche gewünscht ist: </w:t>
+      </w:r>
+      <w:r>
+        <w:t xml:space="preserve">nur für die Geschäftsführung zulassen – mit einer Rollenprüfung in der Funktion oder über eine Edge Function, die die Rolle prüft</w:t>
+      </w:r>
+    </w:p>
+    <w:p>
+      <w:pPr>
+        <w:pStyle w:val="ListParagraph"/>
+        <w:numPr>
+          <w:ilvl w:val="0"/>
+          <w:numId w:val="2"/>
+        </w:numPr>
+        <w:spacing w:after="60" w:line="290"/>
+      </w:pPr>
+      <w:r>
+        <w:rPr>
+          <w:b/>
+          <w:bCs/>
+        </w:rPr>
+        <w:t xml:space="preserve">Firma und Auslöser nicht mehr vom Aufrufer übernehmen: </w:t>
+      </w:r>
+      <w:r>
+        <w:t xml:space="preserve">Firma aus dem Anmeldekonto ermitteln (user_org_id()), Auslöser immer der tatsächlich angemeldete Nutzer (auth.uid())</w:t>
+      </w:r>
+    </w:p>
+    <w:p>
+      <w:pPr>
+        <w:pStyle w:val="ListParagraph"/>
+        <w:numPr>
+          <w:ilvl w:val="0"/>
+          <w:numId w:val="2"/>
+        </w:numPr>
+        <w:spacing w:after="60" w:line="290"/>
+      </w:pPr>
+      <w:r>
+        <w:rPr>
+          <w:b/>
+          <w:bCs/>
+        </w:rPr>
+        <w:t xml:space="preserve">Protokoll rückblickend prüfen: </w:t>
+      </w:r>
+      <w:r>
+        <w:t xml:space="preserve">Einträge zum Not-Aus im Governance-Protokoll auf Auffälligkeiten durchsehen</w:t>
+      </w:r>
+    </w:p>
+    <w:p>
+      <w:pPr>
+        <w:pStyle w:val="Heading2"/>
+      </w:pPr>
+      <w:r>
+        <w:t xml:space="preserve">Hinweise zur Umsetzung</w:t>
+      </w:r>
+    </w:p>
+    <w:p>
+      <w:pPr>
+        <w:pStyle w:val="ListParagraph"/>
+        <w:numPr>
+          <w:ilvl w:val="0"/>
+          <w:numId w:val="2"/>
+        </w:numPr>
+        <w:spacing w:after="60" w:line="290"/>
+      </w:pPr>
+      <w:r>
+        <w:t xml:space="preserve">Im Quellcode der Anwendung (Oberfläche und Edge Functions) werden beide Funktionen nicht aufgerufen. Der Not-Aus wird derzeit also nicht über die Anwendung bedient, sondern nur direkt in der Datenbank. Der Entzug des Aufrufrechts schließt die Lücke daher ohne Nebenwirkung.</w:t>
+      </w:r>
+    </w:p>
+    <w:p>
+      <w:pPr>
+        <w:pStyle w:val="ListParagraph"/>
+        <w:numPr>
+          <w:ilvl w:val="0"/>
+          <w:numId w:val="2"/>
+        </w:numPr>
+        <w:spacing w:after="60" w:line="290"/>
+      </w:pPr>
+      <w:r>
+        <w:t xml:space="preserve">Nach dem Einspielen kann die Behebung über einen neuen Katalog-Snapshot und einen Test mit einem Werkstatt-Zugang nachgewiesen werden.</w:t>
+      </w:r>
+    </w:p>
+    <w:p>
+      <w:pPr>
+        <w:pStyle w:val="Heading2"/>
+      </w:pPr>
+      <w:r>
+        <w:t xml:space="preserve">Behebung und Nachprüfung</w:t>
+      </w:r>
+    </w:p>
+    <w:p>
+      <w:pPr>
+        <w:spacing w:after="120" w:line="300"/>
+      </w:pPr>
+      <w:r>
+        <w:t xml:space="preserve">Stand 24.09.2026: Das Entwicklerteam hat angemeldeten und nicht angemeldeten Nutzern das Aufrufrecht auf die Funktionen entzogen. Nur das System selbst (service_role) darf sie noch aufrufen.</w:t>
+      </w:r>
+    </w:p>
+    <w:p>
+      <w:pPr>
+        <w:spacing w:after="120" w:line="300"/>
+      </w:pPr>
+      <w:r>
+        <w:t xml:space="preserve">Nachprüfung am 24.09.2026 um 15:01 Uhr: Die Funktionen wurden in der Produktivumgebung mit dem Zugang eines angemeldeten Nutzers aufgerufen. Die Prüfaufrufe waren so gewählt, dass auch bei weiter bestehender Lücke nichts gespeichert worden wäre. Alle Aufrufe wurden von der Datenbank mit „permission denied“ abgelehnt. Das Recht gilt für alle angemeldeten Nutzer gleich, unabhängig von ihrer Rolle in der Anwendung. Damit kann kein Nutzer der Anwendung den Not-Aus mehr schalten oder das Protokoll fälschen. Die rückblickende Durchsicht des Governance-Protokolls bleibt empfohlen. Der Befund ist damit behoben.</w:t>
+      </w:r>
+    </w:p>
+    <w:tbl>
+      <w:tblPr>
+        <w:tblW w:type="dxa" w:w="9026"/>
+        <w:tblBorders>
+          <w:top w:val="single" w:color="auto" w:sz="4"/>
+          <w:left w:val="single" w:color="auto" w:sz="4"/>
+          <w:bottom w:val="single" w:color="auto" w:sz="4"/>
+          <w:right w:val="single" w:color="auto" w:sz="4"/>
+          <w:insideH w:val="single" w:color="auto" w:sz="4"/>
+          <w:insideV w:val="single" w:color="auto" w:sz="4"/>
+        </w:tblBorders>
+      </w:tblPr>
+      <w:tblGrid>
+        <w:gridCol w:w="3000"/>
+        <w:gridCol w:w="6026"/>
+      </w:tblGrid>
+      <w:tr>
+        <w:trPr>
+          <w:tblHeader/>
+        </w:trPr>
+        <w:tc>
+          <w:tcPr>
+            <w:tcW w:type="dxa" w:w="3000"/>
+            <w:tcBorders>
+              <w:top w:val="single" w:color="C9D1DA" w:sz="4"/>
+              <w:left w:val="single" w:color="C9D1DA" w:sz="4"/>
+              <w:bottom w:val="single" w:color="C9D1DA" w:sz="4"/>
+              <w:right w:val="single" w:color="C9D1DA" w:sz="4"/>
+            </w:tcBorders>
+            <w:shd w:fill="1F3A5F" w:color="auto" w:val="clear"/>
+            <w:tcMar>
+              <w:top w:type="dxa" w:w="80"/>
+              <w:left w:type="dxa" w:w="110"/>
+              <w:bottom w:type="dxa" w:w="80"/>
+              <w:right w:type="dxa" w:w="110"/>
+            </w:tcMar>
+          </w:tcPr>
+          <w:p>
+            <w:pPr>
+              <w:spacing w:after="0" w:line="260"/>
+            </w:pPr>
+            <w:r>
+              <w:rPr>
+                <w:b/>
+                <w:bCs/>
+                <w:color w:val="FFFFFF"/>
+                <w:sz w:val="19"/>
+                <w:szCs w:val="19"/>
+              </w:rPr>
+              <w:t xml:space="preserve">Funktion</w:t>
+            </w:r>
+          </w:p>
+        </w:tc>
+        <w:tc>
+          <w:tcPr>
+            <w:tcW w:type="dxa" w:w="6026"/>
+            <w:tcBorders>
+              <w:top w:val="single" w:color="C9D1DA" w:sz="4"/>
+              <w:left w:val="single" w:color="C9D1DA" w:sz="4"/>
+              <w:bottom w:val="single" w:color="C9D1DA" w:sz="4"/>
+              <w:right w:val="single" w:color="C9D1DA" w:sz="4"/>
+            </w:tcBorders>
+            <w:shd w:fill="1F3A5F" w:color="auto" w:val="clear"/>
+            <w:tcMar>
+              <w:top w:type="dxa" w:w="80"/>
+              <w:left w:type="dxa" w:w="110"/>
+              <w:bottom w:type="dxa" w:w="80"/>
+              <w:right w:type="dxa" w:w="110"/>
+            </w:tcMar>
+          </w:tcPr>
+          <w:p>
+            <w:pPr>
+              <w:spacing w:after="0" w:line="260"/>
+            </w:pPr>
+            <w:r>
+              <w:rPr>
+                <w:b/>
+                <w:bCs/>
+                <w:color w:val="FFFFFF"/>
+                <w:sz w:val="19"/>
+                <w:szCs w:val="19"/>
+              </w:rPr>
+              <w:t xml:space="preserve">Ergebnis der Nachprüfung (24.09.2026)</w:t>
+            </w:r>
+          </w:p>
+        </w:tc>
+      </w:tr>
+      <w:tr>
+        <w:trPr>
+          <w:cantSplit/>
+        </w:trPr>
+        <w:tc>
+          <w:tcPr>
+            <w:tcW w:type="dxa" w:w="3000"/>
+            <w:tcBorders>
+              <w:top w:val="single" w:color="C9D1DA" w:sz="4"/>
+              <w:left w:val="single" w:color="C9D1DA" w:sz="4"/>
+              <w:bottom w:val="single" w:color="C9D1DA" w:sz="4"/>
+              <w:right w:val="single" w:color="C9D1DA" w:sz="4"/>
+            </w:tcBorders>
+            <w:tcMar>
+              <w:top w:type="dxa" w:w="80"/>
+              <w:left w:type="dxa" w:w="110"/>
+              <w:bottom w:type="dxa" w:w="80"/>
+              <w:right w:type="dxa" w:w="110"/>
+            </w:tcMar>
+          </w:tcPr>
+          <w:p>
+            <w:pPr>
+              <w:spacing w:after="0" w:line="260"/>
+            </w:pPr>
+            <w:r>
+              <w:rPr>
+                <w:b w:val="false"/>
+                <w:bCs w:val="false"/>
+                <w:sz w:val="19"/>
+                <w:szCs w:val="19"/>
+              </w:rPr>
+              <w:t xml:space="preserve">activate_kill_switch</w:t>
+            </w:r>
+          </w:p>
+        </w:tc>
+        <w:tc>
+          <w:tcPr>
+            <w:tcW w:type="dxa" w:w="6026"/>
+            <w:tcBorders>
+              <w:top w:val="single" w:color="C9D1DA" w:sz="4"/>
+              <w:left w:val="single" w:color="C9D1DA" w:sz="4"/>
+              <w:bottom w:val="single" w:color="C9D1DA" w:sz="4"/>
+              <w:right w:val="single" w:color="C9D1DA" w:sz="4"/>
+            </w:tcBorders>
+            <w:tcMar>
+              <w:top w:type="dxa" w:w="80"/>
+              <w:left w:type="dxa" w:w="110"/>
+              <w:bottom w:type="dxa" w:w="80"/>
+              <w:right w:type="dxa" w:w="110"/>
+            </w:tcMar>
+          </w:tcPr>
+          <w:p>
+            <w:pPr>
+              <w:spacing w:after="0" w:line="260"/>
+            </w:pPr>
+            <w:r>
+              <w:rPr>
+                <w:b w:val="false"/>
+                <w:bCs w:val="false"/>
+                <w:sz w:val="19"/>
+                <w:szCs w:val="19"/>
+              </w:rPr>
+              <w:t xml:space="preserve">abgelehnt: permission denied (Code 42501)</w:t>
+            </w:r>
+          </w:p>
+        </w:tc>
+      </w:tr>
+      <w:tr>
+        <w:trPr>
+          <w:cantSplit/>
+        </w:trPr>
+        <w:tc>
+          <w:tcPr>
+            <w:tcW w:type="dxa" w:w="3000"/>
+            <w:tcBorders>
+              <w:top w:val="single" w:color="C9D1DA" w:sz="4"/>
+              <w:left w:val="single" w:color="C9D1DA" w:sz="4"/>
+              <w:bottom w:val="single" w:color="C9D1DA" w:sz="4"/>
+              <w:right w:val="single" w:color="C9D1DA" w:sz="4"/>
+            </w:tcBorders>
+            <w:shd w:fill="F3F6F9" w:color="auto" w:val="clear"/>
+            <w:tcMar>
+              <w:top w:type="dxa" w:w="80"/>
+              <w:left w:type="dxa" w:w="110"/>
+              <w:bottom w:type="dxa" w:w="80"/>
+              <w:right w:type="dxa" w:w="110"/>
+            </w:tcMar>
+          </w:tcPr>
+          <w:p>
+            <w:pPr>
+              <w:spacing w:after="0" w:line="260"/>
+            </w:pPr>
+            <w:r>
+              <w:rPr>
+                <w:b w:val="false"/>
+                <w:bCs w:val="false"/>
+                <w:sz w:val="19"/>
+                <w:szCs w:val="19"/>
+              </w:rPr>
+              <w:t xml:space="preserve">release_kill_switch</w:t>
+            </w:r>
+          </w:p>
+        </w:tc>
+        <w:tc>
+          <w:tcPr>
+            <w:tcW w:type="dxa" w:w="6026"/>
+            <w:tcBorders>
+              <w:top w:val="single" w:color="C9D1DA" w:sz="4"/>
+              <w:left w:val="single" w:color="C9D1DA" w:sz="4"/>
+              <w:bottom w:val="single" w:color="C9D1DA" w:sz="4"/>
+              <w:right w:val="single" w:color="C9D1DA" w:sz="4"/>
+            </w:tcBorders>
+            <w:shd w:fill="F3F6F9" w:color="auto" w:val="clear"/>
+            <w:tcMar>
+              <w:top w:type="dxa" w:w="80"/>
+              <w:left w:type="dxa" w:w="110"/>
+              <w:bottom w:type="dxa" w:w="80"/>
+              <w:right w:type="dxa" w:w="110"/>
+            </w:tcMar>
+          </w:tcPr>
+          <w:p>
+            <w:pPr>
+              <w:spacing w:after="0" w:line="260"/>
+            </w:pPr>
+            <w:r>
+              <w:rPr>
+                <w:b w:val="false"/>
+                <w:bCs w:val="false"/>
+                <w:sz w:val="19"/>
+                <w:szCs w:val="19"/>
+              </w:rPr>
+              <w:t xml:space="preserve">abgelehnt: permission denied (Code 42501)</w:t>
+            </w:r>
+          </w:p>
+        </w:tc>
+      </w:tr>
+    </w:tbl>
+    <w:p>
+      <w:pPr>
+        <w:spacing w:after="120"/>
+      </w:pPr>
     </w:p>
     <w:sectPr>
       <w:headerReference w:type="default" r:id="rId7"/>

--- a/customerdoc/FERNAUPROD_Manuelle-Pruefungen.docx
+++ b/customerdoc/FERNAUPROD_Manuelle-Pruefungen.docx
@@ -1777,6 +1777,166 @@
           </w:p>
         </w:tc>
       </w:tr>
+      <w:tr>
+        <w:trPr>
+          <w:cantSplit/>
+        </w:trPr>
+        <w:tc>
+          <w:tcPr>
+            <w:tcW w:type="dxa" w:w="900"/>
+            <w:tcBorders>
+              <w:top w:val="single" w:color="C9D1DA" w:sz="4"/>
+              <w:left w:val="single" w:color="C9D1DA" w:sz="4"/>
+              <w:bottom w:val="single" w:color="C9D1DA" w:sz="4"/>
+              <w:right w:val="single" w:color="C9D1DA" w:sz="4"/>
+            </w:tcBorders>
+            <w:tcMar>
+              <w:top w:type="dxa" w:w="80"/>
+              <w:left w:type="dxa" w:w="110"/>
+              <w:bottom w:type="dxa" w:w="80"/>
+              <w:right w:type="dxa" w:w="110"/>
+            </w:tcMar>
+          </w:tcPr>
+          <w:p>
+            <w:pPr>
+              <w:spacing w:after="0" w:line="260"/>
+            </w:pPr>
+            <w:r>
+              <w:rPr>
+                <w:b w:val="false"/>
+                <w:bCs w:val="false"/>
+                <w:sz w:val="19"/>
+                <w:szCs w:val="19"/>
+              </w:rPr>
+              <w:t xml:space="preserve">M-07</w:t>
+            </w:r>
+          </w:p>
+        </w:tc>
+        <w:tc>
+          <w:tcPr>
+            <w:tcW w:type="dxa" w:w="3400"/>
+            <w:tcBorders>
+              <w:top w:val="single" w:color="C9D1DA" w:sz="4"/>
+              <w:left w:val="single" w:color="C9D1DA" w:sz="4"/>
+              <w:bottom w:val="single" w:color="C9D1DA" w:sz="4"/>
+              <w:right w:val="single" w:color="C9D1DA" w:sz="4"/>
+            </w:tcBorders>
+            <w:tcMar>
+              <w:top w:type="dxa" w:w="80"/>
+              <w:left w:type="dxa" w:w="110"/>
+              <w:bottom w:type="dxa" w:w="80"/>
+              <w:right w:type="dxa" w:w="110"/>
+            </w:tcMar>
+          </w:tcPr>
+          <w:p>
+            <w:pPr>
+              <w:spacing w:after="0" w:line="260"/>
+            </w:pPr>
+            <w:r>
+              <w:rPr>
+                <w:b w:val="false"/>
+                <w:bCs w:val="false"/>
+                <w:sz w:val="19"/>
+                <w:szCs w:val="19"/>
+              </w:rPr>
+              <w:t xml:space="preserve">Weitere Datenbankfunktionen für alle Nutzer aufrufbar (KI-Agenten)</w:t>
+            </w:r>
+          </w:p>
+        </w:tc>
+        <w:tc>
+          <w:tcPr>
+            <w:tcW w:type="dxa" w:w="1300"/>
+            <w:tcBorders>
+              <w:top w:val="single" w:color="C9D1DA" w:sz="4"/>
+              <w:left w:val="single" w:color="C9D1DA" w:sz="4"/>
+              <w:bottom w:val="single" w:color="C9D1DA" w:sz="4"/>
+              <w:right w:val="single" w:color="C9D1DA" w:sz="4"/>
+            </w:tcBorders>
+            <w:tcMar>
+              <w:top w:type="dxa" w:w="80"/>
+              <w:left w:type="dxa" w:w="110"/>
+              <w:bottom w:type="dxa" w:w="80"/>
+              <w:right w:type="dxa" w:w="110"/>
+            </w:tcMar>
+          </w:tcPr>
+          <w:p>
+            <w:pPr>
+              <w:spacing w:after="0" w:line="260"/>
+            </w:pPr>
+            <w:r>
+              <w:rPr>
+                <w:b w:val="false"/>
+                <w:bCs w:val="false"/>
+                <w:sz w:val="19"/>
+                <w:szCs w:val="19"/>
+              </w:rPr>
+              <w:t xml:space="preserve">24.09.2026</w:t>
+            </w:r>
+          </w:p>
+        </w:tc>
+        <w:tc>
+          <w:tcPr>
+            <w:tcW w:type="dxa" w:w="2226"/>
+            <w:tcBorders>
+              <w:top w:val="single" w:color="C9D1DA" w:sz="4"/>
+              <w:left w:val="single" w:color="C9D1DA" w:sz="4"/>
+              <w:bottom w:val="single" w:color="C9D1DA" w:sz="4"/>
+              <w:right w:val="single" w:color="C9D1DA" w:sz="4"/>
+            </w:tcBorders>
+            <w:tcMar>
+              <w:top w:type="dxa" w:w="80"/>
+              <w:left w:type="dxa" w:w="110"/>
+              <w:bottom w:type="dxa" w:w="80"/>
+              <w:right w:type="dxa" w:w="110"/>
+            </w:tcMar>
+          </w:tcPr>
+          <w:p>
+            <w:pPr>
+              <w:spacing w:after="0" w:line="260"/>
+            </w:pPr>
+            <w:r>
+              <w:rPr>
+                <w:b w:val="false"/>
+                <w:bCs w:val="false"/>
+                <w:sz w:val="19"/>
+                <w:szCs w:val="19"/>
+              </w:rPr>
+              <w:t xml:space="preserve">Mangel – Hoch</w:t>
+            </w:r>
+          </w:p>
+        </w:tc>
+        <w:tc>
+          <w:tcPr>
+            <w:tcW w:type="dxa" w:w="1200"/>
+            <w:tcBorders>
+              <w:top w:val="single" w:color="C9D1DA" w:sz="4"/>
+              <w:left w:val="single" w:color="C9D1DA" w:sz="4"/>
+              <w:bottom w:val="single" w:color="C9D1DA" w:sz="4"/>
+              <w:right w:val="single" w:color="C9D1DA" w:sz="4"/>
+            </w:tcBorders>
+            <w:tcMar>
+              <w:top w:type="dxa" w:w="80"/>
+              <w:left w:type="dxa" w:w="110"/>
+              <w:bottom w:type="dxa" w:w="80"/>
+              <w:right w:type="dxa" w:w="110"/>
+            </w:tcMar>
+          </w:tcPr>
+          <w:p>
+            <w:pPr>
+              <w:spacing w:after="0" w:line="260"/>
+            </w:pPr>
+            <w:r>
+              <w:rPr>
+                <w:b w:val="false"/>
+                <w:bCs w:val="false"/>
+                <w:sz w:val="19"/>
+                <w:szCs w:val="19"/>
+              </w:rPr>
+              <w:t xml:space="preserve">Behoben (Katalogprüfung 24.09.2026)</w:t>
+            </w:r>
+          </w:p>
+        </w:tc>
+      </w:tr>
     </w:tbl>
     <w:p>
       <w:pPr>
@@ -12250,6 +12410,1784 @@
                 <w:szCs w:val="19"/>
               </w:rPr>
               <w:t xml:space="preserve">abgelehnt: permission denied (Code 42501)</w:t>
+            </w:r>
+          </w:p>
+        </w:tc>
+      </w:tr>
+    </w:tbl>
+    <w:p>
+      <w:pPr>
+        <w:spacing w:after="120"/>
+      </w:pPr>
+    </w:p>
+    <w:p>
+      <w:pPr>
+        <w:pStyle w:val="Heading1"/>
+      </w:pPr>
+      <w:r>
+        <w:t xml:space="preserve">M-07  Weitere Datenbankfunktionen für alle Nutzer aufrufbar (KI-Agenten)</w:t>
+      </w:r>
+    </w:p>
+    <w:tbl>
+      <w:tblPr>
+        <w:tblW w:type="dxa" w:w="9026"/>
+        <w:tblBorders>
+          <w:top w:val="single" w:color="auto" w:sz="4"/>
+          <w:left w:val="single" w:color="auto" w:sz="4"/>
+          <w:bottom w:val="single" w:color="auto" w:sz="4"/>
+          <w:right w:val="single" w:color="auto" w:sz="4"/>
+          <w:insideH w:val="single" w:color="auto" w:sz="4"/>
+          <w:insideV w:val="single" w:color="auto" w:sz="4"/>
+        </w:tblBorders>
+      </w:tblPr>
+      <w:tblGrid>
+        <w:gridCol w:w="2600"/>
+        <w:gridCol w:w="6426"/>
+      </w:tblGrid>
+      <w:tr>
+        <w:trPr>
+          <w:tblHeader/>
+        </w:trPr>
+        <w:tc>
+          <w:tcPr>
+            <w:tcW w:type="dxa" w:w="2600"/>
+            <w:tcBorders>
+              <w:top w:val="single" w:color="C9D1DA" w:sz="4"/>
+              <w:left w:val="single" w:color="C9D1DA" w:sz="4"/>
+              <w:bottom w:val="single" w:color="C9D1DA" w:sz="4"/>
+              <w:right w:val="single" w:color="C9D1DA" w:sz="4"/>
+            </w:tcBorders>
+            <w:shd w:fill="1F3A5F" w:color="auto" w:val="clear"/>
+            <w:tcMar>
+              <w:top w:type="dxa" w:w="80"/>
+              <w:left w:type="dxa" w:w="110"/>
+              <w:bottom w:type="dxa" w:w="80"/>
+              <w:right w:type="dxa" w:w="110"/>
+            </w:tcMar>
+          </w:tcPr>
+          <w:p>
+            <w:pPr>
+              <w:spacing w:after="0" w:line="260"/>
+            </w:pPr>
+            <w:r>
+              <w:rPr>
+                <w:b/>
+                <w:bCs/>
+                <w:color w:val="FFFFFF"/>
+                <w:sz w:val="19"/>
+                <w:szCs w:val="19"/>
+              </w:rPr>
+              <w:t xml:space="preserve">Angabe</w:t>
+            </w:r>
+          </w:p>
+        </w:tc>
+        <w:tc>
+          <w:tcPr>
+            <w:tcW w:type="dxa" w:w="6426"/>
+            <w:tcBorders>
+              <w:top w:val="single" w:color="C9D1DA" w:sz="4"/>
+              <w:left w:val="single" w:color="C9D1DA" w:sz="4"/>
+              <w:bottom w:val="single" w:color="C9D1DA" w:sz="4"/>
+              <w:right w:val="single" w:color="C9D1DA" w:sz="4"/>
+            </w:tcBorders>
+            <w:shd w:fill="1F3A5F" w:color="auto" w:val="clear"/>
+            <w:tcMar>
+              <w:top w:type="dxa" w:w="80"/>
+              <w:left w:type="dxa" w:w="110"/>
+              <w:bottom w:type="dxa" w:w="80"/>
+              <w:right w:type="dxa" w:w="110"/>
+            </w:tcMar>
+          </w:tcPr>
+          <w:p>
+            <w:pPr>
+              <w:spacing w:after="0" w:line="260"/>
+            </w:pPr>
+            <w:r>
+              <w:rPr>
+                <w:b/>
+                <w:bCs/>
+                <w:color w:val="FFFFFF"/>
+                <w:sz w:val="19"/>
+                <w:szCs w:val="19"/>
+              </w:rPr>
+              <w:t xml:space="preserve">Wert</w:t>
+            </w:r>
+          </w:p>
+        </w:tc>
+      </w:tr>
+      <w:tr>
+        <w:trPr>
+          <w:cantSplit/>
+        </w:trPr>
+        <w:tc>
+          <w:tcPr>
+            <w:tcW w:type="dxa" w:w="2600"/>
+            <w:tcBorders>
+              <w:top w:val="single" w:color="C9D1DA" w:sz="4"/>
+              <w:left w:val="single" w:color="C9D1DA" w:sz="4"/>
+              <w:bottom w:val="single" w:color="C9D1DA" w:sz="4"/>
+              <w:right w:val="single" w:color="C9D1DA" w:sz="4"/>
+            </w:tcBorders>
+            <w:tcMar>
+              <w:top w:type="dxa" w:w="80"/>
+              <w:left w:type="dxa" w:w="110"/>
+              <w:bottom w:type="dxa" w:w="80"/>
+              <w:right w:type="dxa" w:w="110"/>
+            </w:tcMar>
+          </w:tcPr>
+          <w:p>
+            <w:pPr>
+              <w:spacing w:after="0" w:line="260"/>
+            </w:pPr>
+            <w:r>
+              <w:rPr>
+                <w:b w:val="false"/>
+                <w:bCs w:val="false"/>
+                <w:sz w:val="19"/>
+                <w:szCs w:val="19"/>
+              </w:rPr>
+              <w:t xml:space="preserve">Geprüft am</w:t>
+            </w:r>
+          </w:p>
+        </w:tc>
+        <w:tc>
+          <w:tcPr>
+            <w:tcW w:type="dxa" w:w="6426"/>
+            <w:tcBorders>
+              <w:top w:val="single" w:color="C9D1DA" w:sz="4"/>
+              <w:left w:val="single" w:color="C9D1DA" w:sz="4"/>
+              <w:bottom w:val="single" w:color="C9D1DA" w:sz="4"/>
+              <w:right w:val="single" w:color="C9D1DA" w:sz="4"/>
+            </w:tcBorders>
+            <w:tcMar>
+              <w:top w:type="dxa" w:w="80"/>
+              <w:left w:type="dxa" w:w="110"/>
+              <w:bottom w:type="dxa" w:w="80"/>
+              <w:right w:type="dxa" w:w="110"/>
+            </w:tcMar>
+          </w:tcPr>
+          <w:p>
+            <w:pPr>
+              <w:spacing w:after="0" w:line="260"/>
+            </w:pPr>
+            <w:r>
+              <w:rPr>
+                <w:b w:val="false"/>
+                <w:bCs w:val="false"/>
+                <w:sz w:val="19"/>
+                <w:szCs w:val="19"/>
+              </w:rPr>
+              <w:t xml:space="preserve">24.09.2026</w:t>
+            </w:r>
+          </w:p>
+        </w:tc>
+      </w:tr>
+      <w:tr>
+        <w:trPr>
+          <w:cantSplit/>
+        </w:trPr>
+        <w:tc>
+          <w:tcPr>
+            <w:tcW w:type="dxa" w:w="2600"/>
+            <w:tcBorders>
+              <w:top w:val="single" w:color="C9D1DA" w:sz="4"/>
+              <w:left w:val="single" w:color="C9D1DA" w:sz="4"/>
+              <w:bottom w:val="single" w:color="C9D1DA" w:sz="4"/>
+              <w:right w:val="single" w:color="C9D1DA" w:sz="4"/>
+            </w:tcBorders>
+            <w:shd w:fill="F3F6F9" w:color="auto" w:val="clear"/>
+            <w:tcMar>
+              <w:top w:type="dxa" w:w="80"/>
+              <w:left w:type="dxa" w:w="110"/>
+              <w:bottom w:type="dxa" w:w="80"/>
+              <w:right w:type="dxa" w:w="110"/>
+            </w:tcMar>
+          </w:tcPr>
+          <w:p>
+            <w:pPr>
+              <w:spacing w:after="0" w:line="260"/>
+            </w:pPr>
+            <w:r>
+              <w:rPr>
+                <w:b w:val="false"/>
+                <w:bCs w:val="false"/>
+                <w:sz w:val="19"/>
+                <w:szCs w:val="19"/>
+              </w:rPr>
+              <w:t xml:space="preserve">Ort</w:t>
+            </w:r>
+          </w:p>
+        </w:tc>
+        <w:tc>
+          <w:tcPr>
+            <w:tcW w:type="dxa" w:w="6426"/>
+            <w:tcBorders>
+              <w:top w:val="single" w:color="C9D1DA" w:sz="4"/>
+              <w:left w:val="single" w:color="C9D1DA" w:sz="4"/>
+              <w:bottom w:val="single" w:color="C9D1DA" w:sz="4"/>
+              <w:right w:val="single" w:color="C9D1DA" w:sz="4"/>
+            </w:tcBorders>
+            <w:shd w:fill="F3F6F9" w:color="auto" w:val="clear"/>
+            <w:tcMar>
+              <w:top w:type="dxa" w:w="80"/>
+              <w:left w:type="dxa" w:w="110"/>
+              <w:bottom w:type="dxa" w:w="80"/>
+              <w:right w:type="dxa" w:w="110"/>
+            </w:tcMar>
+          </w:tcPr>
+          <w:p>
+            <w:pPr>
+              <w:spacing w:after="0" w:line="260"/>
+            </w:pPr>
+            <w:r>
+              <w:rPr>
+                <w:b w:val="false"/>
+                <w:bCs w:val="false"/>
+                <w:sz w:val="19"/>
+                <w:szCs w:val="19"/>
+              </w:rPr>
+              <w:t xml:space="preserve">Katalog der Produktivdatenbank (Ausführungsrechte); Quellcode der Datenbank (Migrationen 2300 bis 2510, Behebung in Migration 11590)</w:t>
+            </w:r>
+          </w:p>
+        </w:tc>
+      </w:tr>
+      <w:tr>
+        <w:trPr>
+          <w:cantSplit/>
+        </w:trPr>
+        <w:tc>
+          <w:tcPr>
+            <w:tcW w:type="dxa" w:w="2600"/>
+            <w:tcBorders>
+              <w:top w:val="single" w:color="C9D1DA" w:sz="4"/>
+              <w:left w:val="single" w:color="C9D1DA" w:sz="4"/>
+              <w:bottom w:val="single" w:color="C9D1DA" w:sz="4"/>
+              <w:right w:val="single" w:color="C9D1DA" w:sz="4"/>
+            </w:tcBorders>
+            <w:tcMar>
+              <w:top w:type="dxa" w:w="80"/>
+              <w:left w:type="dxa" w:w="110"/>
+              <w:bottom w:type="dxa" w:w="80"/>
+              <w:right w:type="dxa" w:w="110"/>
+            </w:tcMar>
+          </w:tcPr>
+          <w:p>
+            <w:pPr>
+              <w:spacing w:after="0" w:line="260"/>
+            </w:pPr>
+            <w:r>
+              <w:rPr>
+                <w:b w:val="false"/>
+                <w:bCs w:val="false"/>
+                <w:sz w:val="19"/>
+                <w:szCs w:val="19"/>
+              </w:rPr>
+              <w:t xml:space="preserve">Nachweis</w:t>
+            </w:r>
+          </w:p>
+        </w:tc>
+        <w:tc>
+          <w:tcPr>
+            <w:tcW w:type="dxa" w:w="6426"/>
+            <w:tcBorders>
+              <w:top w:val="single" w:color="C9D1DA" w:sz="4"/>
+              <w:left w:val="single" w:color="C9D1DA" w:sz="4"/>
+              <w:bottom w:val="single" w:color="C9D1DA" w:sz="4"/>
+              <w:right w:val="single" w:color="C9D1DA" w:sz="4"/>
+            </w:tcBorders>
+            <w:tcMar>
+              <w:top w:type="dxa" w:w="80"/>
+              <w:left w:type="dxa" w:w="110"/>
+              <w:bottom w:type="dxa" w:w="80"/>
+              <w:right w:type="dxa" w:w="110"/>
+            </w:tcMar>
+          </w:tcPr>
+          <w:p>
+            <w:pPr>
+              <w:spacing w:after="0" w:line="260"/>
+            </w:pPr>
+            <w:r>
+              <w:rPr>
+                <w:b w:val="false"/>
+                <w:bCs w:val="false"/>
+                <w:sz w:val="19"/>
+                <w:szCs w:val="19"/>
+              </w:rPr>
+              <w:t xml:space="preserve">Katalog-Snapshot vom 23.09.2026 (vorher); Rechteprüfung des Entwicklerteams in der Produktivdatenbank nach dem Einspielen am 24.09.2026 (nachher)</w:t>
+            </w:r>
+          </w:p>
+        </w:tc>
+      </w:tr>
+      <w:tr>
+        <w:trPr>
+          <w:cantSplit/>
+        </w:trPr>
+        <w:tc>
+          <w:tcPr>
+            <w:tcW w:type="dxa" w:w="2600"/>
+            <w:tcBorders>
+              <w:top w:val="single" w:color="C9D1DA" w:sz="4"/>
+              <w:left w:val="single" w:color="C9D1DA" w:sz="4"/>
+              <w:bottom w:val="single" w:color="C9D1DA" w:sz="4"/>
+              <w:right w:val="single" w:color="C9D1DA" w:sz="4"/>
+            </w:tcBorders>
+            <w:shd w:fill="F3F6F9" w:color="auto" w:val="clear"/>
+            <w:tcMar>
+              <w:top w:type="dxa" w:w="80"/>
+              <w:left w:type="dxa" w:w="110"/>
+              <w:bottom w:type="dxa" w:w="80"/>
+              <w:right w:type="dxa" w:w="110"/>
+            </w:tcMar>
+          </w:tcPr>
+          <w:p>
+            <w:pPr>
+              <w:spacing w:after="0" w:line="260"/>
+            </w:pPr>
+            <w:r>
+              <w:rPr>
+                <w:b w:val="false"/>
+                <w:bCs w:val="false"/>
+                <w:sz w:val="19"/>
+                <w:szCs w:val="19"/>
+              </w:rPr>
+              <w:t xml:space="preserve">Ergebnis</w:t>
+            </w:r>
+          </w:p>
+        </w:tc>
+        <w:tc>
+          <w:tcPr>
+            <w:tcW w:type="dxa" w:w="6426"/>
+            <w:tcBorders>
+              <w:top w:val="single" w:color="C9D1DA" w:sz="4"/>
+              <w:left w:val="single" w:color="C9D1DA" w:sz="4"/>
+              <w:bottom w:val="single" w:color="C9D1DA" w:sz="4"/>
+              <w:right w:val="single" w:color="C9D1DA" w:sz="4"/>
+            </w:tcBorders>
+            <w:shd w:fill="F3F6F9" w:color="auto" w:val="clear"/>
+            <w:tcMar>
+              <w:top w:type="dxa" w:w="80"/>
+              <w:left w:type="dxa" w:w="110"/>
+              <w:bottom w:type="dxa" w:w="80"/>
+              <w:right w:type="dxa" w:w="110"/>
+            </w:tcMar>
+          </w:tcPr>
+          <w:p>
+            <w:pPr>
+              <w:spacing w:after="0" w:line="260"/>
+            </w:pPr>
+            <w:r>
+              <w:rPr>
+                <w:b w:val="false"/>
+                <w:bCs w:val="false"/>
+                <w:sz w:val="19"/>
+                <w:szCs w:val="19"/>
+              </w:rPr>
+              <w:t xml:space="preserve">Mangel – Hoch</w:t>
+            </w:r>
+          </w:p>
+        </w:tc>
+      </w:tr>
+      <w:tr>
+        <w:trPr>
+          <w:cantSplit/>
+        </w:trPr>
+        <w:tc>
+          <w:tcPr>
+            <w:tcW w:type="dxa" w:w="2600"/>
+            <w:tcBorders>
+              <w:top w:val="single" w:color="C9D1DA" w:sz="4"/>
+              <w:left w:val="single" w:color="C9D1DA" w:sz="4"/>
+              <w:bottom w:val="single" w:color="C9D1DA" w:sz="4"/>
+              <w:right w:val="single" w:color="C9D1DA" w:sz="4"/>
+            </w:tcBorders>
+            <w:tcMar>
+              <w:top w:type="dxa" w:w="80"/>
+              <w:left w:type="dxa" w:w="110"/>
+              <w:bottom w:type="dxa" w:w="80"/>
+              <w:right w:type="dxa" w:w="110"/>
+            </w:tcMar>
+          </w:tcPr>
+          <w:p>
+            <w:pPr>
+              <w:spacing w:after="0" w:line="260"/>
+            </w:pPr>
+            <w:r>
+              <w:rPr>
+                <w:b w:val="false"/>
+                <w:bCs w:val="false"/>
+                <w:sz w:val="19"/>
+                <w:szCs w:val="19"/>
+              </w:rPr>
+              <w:t xml:space="preserve">Status</w:t>
+            </w:r>
+          </w:p>
+        </w:tc>
+        <w:tc>
+          <w:tcPr>
+            <w:tcW w:type="dxa" w:w="6426"/>
+            <w:tcBorders>
+              <w:top w:val="single" w:color="C9D1DA" w:sz="4"/>
+              <w:left w:val="single" w:color="C9D1DA" w:sz="4"/>
+              <w:bottom w:val="single" w:color="C9D1DA" w:sz="4"/>
+              <w:right w:val="single" w:color="C9D1DA" w:sz="4"/>
+            </w:tcBorders>
+            <w:tcMar>
+              <w:top w:type="dxa" w:w="80"/>
+              <w:left w:type="dxa" w:w="110"/>
+              <w:bottom w:type="dxa" w:w="80"/>
+              <w:right w:type="dxa" w:w="110"/>
+            </w:tcMar>
+          </w:tcPr>
+          <w:p>
+            <w:pPr>
+              <w:spacing w:after="0" w:line="260"/>
+            </w:pPr>
+            <w:r>
+              <w:rPr>
+                <w:b w:val="false"/>
+                <w:bCs w:val="false"/>
+                <w:sz w:val="19"/>
+                <w:szCs w:val="19"/>
+              </w:rPr>
+              <w:t xml:space="preserve">Behoben (Katalogprüfung 24.09.2026)</w:t>
+            </w:r>
+          </w:p>
+        </w:tc>
+      </w:tr>
+    </w:tbl>
+    <w:p>
+      <w:pPr>
+        <w:spacing w:after="120"/>
+      </w:pPr>
+    </w:p>
+    <w:p>
+      <w:pPr>
+        <w:pStyle w:val="Heading2"/>
+      </w:pPr>
+      <w:r>
+        <w:t xml:space="preserve">Anlass</w:t>
+      </w:r>
+    </w:p>
+    <w:p>
+      <w:pPr>
+        <w:spacing w:after="120" w:line="300"/>
+      </w:pPr>
+      <w:r>
+        <w:t xml:space="preserve">Die Lücke aus M-05 und M-06 hatte eine gemeinsame Ursache: Das Aufrufrecht wurde nur der allgemeinen Gruppe „alle“ entzogen, nicht aber den angemeldeten Nutzern. Auf unsere Empfehlung hat das Entwicklerteam alle Datenbankfunktionen mit Administratorrechten nach diesem Muster durchsucht. Dabei wurden zwölf weitere Funktionen gefunden, die für angemeldete Nutzer offen waren, obwohl sie nur für das System selbst gedacht sind. Alle zwölf gehören zu den KI-Agenten.</w:t>
+      </w:r>
+    </w:p>
+    <w:p>
+      <w:pPr>
+        <w:pStyle w:val="Heading2"/>
+      </w:pPr>
+      <w:r>
+        <w:t xml:space="preserve">Ist-Zustand</w:t>
+      </w:r>
+    </w:p>
+    <w:tbl>
+      <w:tblPr>
+        <w:tblW w:type="dxa" w:w="9026"/>
+        <w:tblBorders>
+          <w:top w:val="single" w:color="auto" w:sz="4"/>
+          <w:left w:val="single" w:color="auto" w:sz="4"/>
+          <w:bottom w:val="single" w:color="auto" w:sz="4"/>
+          <w:right w:val="single" w:color="auto" w:sz="4"/>
+          <w:insideH w:val="single" w:color="auto" w:sz="4"/>
+          <w:insideV w:val="single" w:color="auto" w:sz="4"/>
+        </w:tblBorders>
+      </w:tblPr>
+      <w:tblGrid>
+        <w:gridCol w:w="2700"/>
+        <w:gridCol w:w="2300"/>
+        <w:gridCol w:w="4026"/>
+      </w:tblGrid>
+      <w:tr>
+        <w:trPr>
+          <w:tblHeader/>
+        </w:trPr>
+        <w:tc>
+          <w:tcPr>
+            <w:tcW w:type="dxa" w:w="2700"/>
+            <w:tcBorders>
+              <w:top w:val="single" w:color="C9D1DA" w:sz="4"/>
+              <w:left w:val="single" w:color="C9D1DA" w:sz="4"/>
+              <w:bottom w:val="single" w:color="C9D1DA" w:sz="4"/>
+              <w:right w:val="single" w:color="C9D1DA" w:sz="4"/>
+            </w:tcBorders>
+            <w:shd w:fill="1F3A5F" w:color="auto" w:val="clear"/>
+            <w:tcMar>
+              <w:top w:type="dxa" w:w="80"/>
+              <w:left w:type="dxa" w:w="110"/>
+              <w:bottom w:type="dxa" w:w="80"/>
+              <w:right w:type="dxa" w:w="110"/>
+            </w:tcMar>
+          </w:tcPr>
+          <w:p>
+            <w:pPr>
+              <w:spacing w:after="0" w:line="260"/>
+            </w:pPr>
+            <w:r>
+              <w:rPr>
+                <w:b/>
+                <w:bCs/>
+                <w:color w:val="FFFFFF"/>
+                <w:sz w:val="19"/>
+                <w:szCs w:val="19"/>
+              </w:rPr>
+              <w:t xml:space="preserve">Funktion</w:t>
+            </w:r>
+          </w:p>
+        </w:tc>
+        <w:tc>
+          <w:tcPr>
+            <w:tcW w:type="dxa" w:w="2300"/>
+            <w:tcBorders>
+              <w:top w:val="single" w:color="C9D1DA" w:sz="4"/>
+              <w:left w:val="single" w:color="C9D1DA" w:sz="4"/>
+              <w:bottom w:val="single" w:color="C9D1DA" w:sz="4"/>
+              <w:right w:val="single" w:color="C9D1DA" w:sz="4"/>
+            </w:tcBorders>
+            <w:shd w:fill="1F3A5F" w:color="auto" w:val="clear"/>
+            <w:tcMar>
+              <w:top w:type="dxa" w:w="80"/>
+              <w:left w:type="dxa" w:w="110"/>
+              <w:bottom w:type="dxa" w:w="80"/>
+              <w:right w:type="dxa" w:w="110"/>
+            </w:tcMar>
+          </w:tcPr>
+          <w:p>
+            <w:pPr>
+              <w:spacing w:after="0" w:line="260"/>
+            </w:pPr>
+            <w:r>
+              <w:rPr>
+                <w:b/>
+                <w:bCs/>
+                <w:color w:val="FFFFFF"/>
+                <w:sz w:val="19"/>
+                <w:szCs w:val="19"/>
+              </w:rPr>
+              <w:t xml:space="preserve">Was sie tut</w:t>
+            </w:r>
+          </w:p>
+        </w:tc>
+        <w:tc>
+          <w:tcPr>
+            <w:tcW w:type="dxa" w:w="4026"/>
+            <w:tcBorders>
+              <w:top w:val="single" w:color="C9D1DA" w:sz="4"/>
+              <w:left w:val="single" w:color="C9D1DA" w:sz="4"/>
+              <w:bottom w:val="single" w:color="C9D1DA" w:sz="4"/>
+              <w:right w:val="single" w:color="C9D1DA" w:sz="4"/>
+            </w:tcBorders>
+            <w:shd w:fill="1F3A5F" w:color="auto" w:val="clear"/>
+            <w:tcMar>
+              <w:top w:type="dxa" w:w="80"/>
+              <w:left w:type="dxa" w:w="110"/>
+              <w:bottom w:type="dxa" w:w="80"/>
+              <w:right w:type="dxa" w:w="110"/>
+            </w:tcMar>
+          </w:tcPr>
+          <w:p>
+            <w:pPr>
+              <w:spacing w:after="0" w:line="260"/>
+            </w:pPr>
+            <w:r>
+              <w:rPr>
+                <w:b/>
+                <w:bCs/>
+                <w:color w:val="FFFFFF"/>
+                <w:sz w:val="19"/>
+                <w:szCs w:val="19"/>
+              </w:rPr>
+              <w:t xml:space="preserve">Was ein Nutzer damit tun konnte</w:t>
+            </w:r>
+          </w:p>
+        </w:tc>
+      </w:tr>
+      <w:tr>
+        <w:trPr>
+          <w:cantSplit/>
+        </w:trPr>
+        <w:tc>
+          <w:tcPr>
+            <w:tcW w:type="dxa" w:w="2700"/>
+            <w:tcBorders>
+              <w:top w:val="single" w:color="C9D1DA" w:sz="4"/>
+              <w:left w:val="single" w:color="C9D1DA" w:sz="4"/>
+              <w:bottom w:val="single" w:color="C9D1DA" w:sz="4"/>
+              <w:right w:val="single" w:color="C9D1DA" w:sz="4"/>
+            </w:tcBorders>
+            <w:tcMar>
+              <w:top w:type="dxa" w:w="80"/>
+              <w:left w:type="dxa" w:w="110"/>
+              <w:bottom w:type="dxa" w:w="80"/>
+              <w:right w:type="dxa" w:w="110"/>
+            </w:tcMar>
+          </w:tcPr>
+          <w:p>
+            <w:pPr>
+              <w:spacing w:after="0" w:line="260"/>
+            </w:pPr>
+            <w:r>
+              <w:rPr>
+                <w:b w:val="false"/>
+                <w:bCs w:val="false"/>
+                <w:sz w:val="19"/>
+                <w:szCs w:val="19"/>
+              </w:rPr>
+              <w:t xml:space="preserve">log_governance_event</w:t>
+            </w:r>
+          </w:p>
+        </w:tc>
+        <w:tc>
+          <w:tcPr>
+            <w:tcW w:type="dxa" w:w="2300"/>
+            <w:tcBorders>
+              <w:top w:val="single" w:color="C9D1DA" w:sz="4"/>
+              <w:left w:val="single" w:color="C9D1DA" w:sz="4"/>
+              <w:bottom w:val="single" w:color="C9D1DA" w:sz="4"/>
+              <w:right w:val="single" w:color="C9D1DA" w:sz="4"/>
+            </w:tcBorders>
+            <w:tcMar>
+              <w:top w:type="dxa" w:w="80"/>
+              <w:left w:type="dxa" w:w="110"/>
+              <w:bottom w:type="dxa" w:w="80"/>
+              <w:right w:type="dxa" w:w="110"/>
+            </w:tcMar>
+          </w:tcPr>
+          <w:p>
+            <w:pPr>
+              <w:spacing w:after="0" w:line="260"/>
+            </w:pPr>
+            <w:r>
+              <w:rPr>
+                <w:b w:val="false"/>
+                <w:bCs w:val="false"/>
+                <w:sz w:val="19"/>
+                <w:szCs w:val="19"/>
+              </w:rPr>
+              <w:t xml:space="preserve">schreibt ins Governance-Protokoll</w:t>
+            </w:r>
+          </w:p>
+        </w:tc>
+        <w:tc>
+          <w:tcPr>
+            <w:tcW w:type="dxa" w:w="4026"/>
+            <w:tcBorders>
+              <w:top w:val="single" w:color="C9D1DA" w:sz="4"/>
+              <w:left w:val="single" w:color="C9D1DA" w:sz="4"/>
+              <w:bottom w:val="single" w:color="C9D1DA" w:sz="4"/>
+              <w:right w:val="single" w:color="C9D1DA" w:sz="4"/>
+            </w:tcBorders>
+            <w:tcMar>
+              <w:top w:type="dxa" w:w="80"/>
+              <w:left w:type="dxa" w:w="110"/>
+              <w:bottom w:type="dxa" w:w="80"/>
+              <w:right w:type="dxa" w:w="110"/>
+            </w:tcMar>
+          </w:tcPr>
+          <w:p>
+            <w:pPr>
+              <w:spacing w:after="0" w:line="260"/>
+            </w:pPr>
+            <w:r>
+              <w:rPr>
+                <w:b w:val="false"/>
+                <w:bCs w:val="false"/>
+                <w:sz w:val="19"/>
+                <w:szCs w:val="19"/>
+              </w:rPr>
+              <w:t xml:space="preserve">Protokolleinträge unter beliebigem Namen anlegen – wie bei M-06, das Protokoll wäre nicht verlässlich</w:t>
+            </w:r>
+          </w:p>
+        </w:tc>
+      </w:tr>
+      <w:tr>
+        <w:trPr>
+          <w:cantSplit/>
+        </w:trPr>
+        <w:tc>
+          <w:tcPr>
+            <w:tcW w:type="dxa" w:w="2700"/>
+            <w:tcBorders>
+              <w:top w:val="single" w:color="C9D1DA" w:sz="4"/>
+              <w:left w:val="single" w:color="C9D1DA" w:sz="4"/>
+              <w:bottom w:val="single" w:color="C9D1DA" w:sz="4"/>
+              <w:right w:val="single" w:color="C9D1DA" w:sz="4"/>
+            </w:tcBorders>
+            <w:shd w:fill="F3F6F9" w:color="auto" w:val="clear"/>
+            <w:tcMar>
+              <w:top w:type="dxa" w:w="80"/>
+              <w:left w:type="dxa" w:w="110"/>
+              <w:bottom w:type="dxa" w:w="80"/>
+              <w:right w:type="dxa" w:w="110"/>
+            </w:tcMar>
+          </w:tcPr>
+          <w:p>
+            <w:pPr>
+              <w:spacing w:after="0" w:line="260"/>
+            </w:pPr>
+            <w:r>
+              <w:rPr>
+                <w:b w:val="false"/>
+                <w:bCs w:val="false"/>
+                <w:sz w:val="19"/>
+                <w:szCs w:val="19"/>
+              </w:rPr>
+              <w:t xml:space="preserve">propose_agent_memory</w:t>
+            </w:r>
+          </w:p>
+        </w:tc>
+        <w:tc>
+          <w:tcPr>
+            <w:tcW w:type="dxa" w:w="2300"/>
+            <w:tcBorders>
+              <w:top w:val="single" w:color="C9D1DA" w:sz="4"/>
+              <w:left w:val="single" w:color="C9D1DA" w:sz="4"/>
+              <w:bottom w:val="single" w:color="C9D1DA" w:sz="4"/>
+              <w:right w:val="single" w:color="C9D1DA" w:sz="4"/>
+            </w:tcBorders>
+            <w:shd w:fill="F3F6F9" w:color="auto" w:val="clear"/>
+            <w:tcMar>
+              <w:top w:type="dxa" w:w="80"/>
+              <w:left w:type="dxa" w:w="110"/>
+              <w:bottom w:type="dxa" w:w="80"/>
+              <w:right w:type="dxa" w:w="110"/>
+            </w:tcMar>
+          </w:tcPr>
+          <w:p>
+            <w:pPr>
+              <w:spacing w:after="0" w:line="260"/>
+            </w:pPr>
+            <w:r>
+              <w:rPr>
+                <w:b w:val="false"/>
+                <w:bCs w:val="false"/>
+                <w:sz w:val="19"/>
+                <w:szCs w:val="19"/>
+              </w:rPr>
+              <w:t xml:space="preserve">schreibt ins Gedächtnis der KI</w:t>
+            </w:r>
+          </w:p>
+        </w:tc>
+        <w:tc>
+          <w:tcPr>
+            <w:tcW w:type="dxa" w:w="4026"/>
+            <w:tcBorders>
+              <w:top w:val="single" w:color="C9D1DA" w:sz="4"/>
+              <w:left w:val="single" w:color="C9D1DA" w:sz="4"/>
+              <w:bottom w:val="single" w:color="C9D1DA" w:sz="4"/>
+              <w:right w:val="single" w:color="C9D1DA" w:sz="4"/>
+            </w:tcBorders>
+            <w:shd w:fill="F3F6F9" w:color="auto" w:val="clear"/>
+            <w:tcMar>
+              <w:top w:type="dxa" w:w="80"/>
+              <w:left w:type="dxa" w:w="110"/>
+              <w:bottom w:type="dxa" w:w="80"/>
+              <w:right w:type="dxa" w:w="110"/>
+            </w:tcMar>
+          </w:tcPr>
+          <w:p>
+            <w:pPr>
+              <w:spacing w:after="0" w:line="260"/>
+            </w:pPr>
+            <w:r>
+              <w:rPr>
+                <w:b w:val="false"/>
+                <w:bCs w:val="false"/>
+                <w:sz w:val="19"/>
+                <w:szCs w:val="19"/>
+              </w:rPr>
+              <w:t xml:space="preserve">Der KI falsche „Erinnerungen“ unterschieben, die sie später bei Entscheidungen verwendet</w:t>
+            </w:r>
+          </w:p>
+        </w:tc>
+      </w:tr>
+      <w:tr>
+        <w:trPr>
+          <w:cantSplit/>
+        </w:trPr>
+        <w:tc>
+          <w:tcPr>
+            <w:tcW w:type="dxa" w:w="2700"/>
+            <w:tcBorders>
+              <w:top w:val="single" w:color="C9D1DA" w:sz="4"/>
+              <w:left w:val="single" w:color="C9D1DA" w:sz="4"/>
+              <w:bottom w:val="single" w:color="C9D1DA" w:sz="4"/>
+              <w:right w:val="single" w:color="C9D1DA" w:sz="4"/>
+            </w:tcBorders>
+            <w:tcMar>
+              <w:top w:type="dxa" w:w="80"/>
+              <w:left w:type="dxa" w:w="110"/>
+              <w:bottom w:type="dxa" w:w="80"/>
+              <w:right w:type="dxa" w:w="110"/>
+            </w:tcMar>
+          </w:tcPr>
+          <w:p>
+            <w:pPr>
+              <w:spacing w:after="0" w:line="260"/>
+            </w:pPr>
+            <w:r>
+              <w:rPr>
+                <w:b w:val="false"/>
+                <w:bCs w:val="false"/>
+                <w:sz w:val="19"/>
+                <w:szCs w:val="19"/>
+              </w:rPr>
+              <w:t xml:space="preserve">search_agent_memories</w:t>
+            </w:r>
+          </w:p>
+        </w:tc>
+        <w:tc>
+          <w:tcPr>
+            <w:tcW w:type="dxa" w:w="2300"/>
+            <w:tcBorders>
+              <w:top w:val="single" w:color="C9D1DA" w:sz="4"/>
+              <w:left w:val="single" w:color="C9D1DA" w:sz="4"/>
+              <w:bottom w:val="single" w:color="C9D1DA" w:sz="4"/>
+              <w:right w:val="single" w:color="C9D1DA" w:sz="4"/>
+            </w:tcBorders>
+            <w:tcMar>
+              <w:top w:type="dxa" w:w="80"/>
+              <w:left w:type="dxa" w:w="110"/>
+              <w:bottom w:type="dxa" w:w="80"/>
+              <w:right w:type="dxa" w:w="110"/>
+            </w:tcMar>
+          </w:tcPr>
+          <w:p>
+            <w:pPr>
+              <w:spacing w:after="0" w:line="260"/>
+            </w:pPr>
+            <w:r>
+              <w:rPr>
+                <w:b w:val="false"/>
+                <w:bCs w:val="false"/>
+                <w:sz w:val="19"/>
+                <w:szCs w:val="19"/>
+              </w:rPr>
+              <w:t xml:space="preserve">liest das Gedächtnis der KI</w:t>
+            </w:r>
+          </w:p>
+        </w:tc>
+        <w:tc>
+          <w:tcPr>
+            <w:tcW w:type="dxa" w:w="4026"/>
+            <w:tcBorders>
+              <w:top w:val="single" w:color="C9D1DA" w:sz="4"/>
+              <w:left w:val="single" w:color="C9D1DA" w:sz="4"/>
+              <w:bottom w:val="single" w:color="C9D1DA" w:sz="4"/>
+              <w:right w:val="single" w:color="C9D1DA" w:sz="4"/>
+            </w:tcBorders>
+            <w:tcMar>
+              <w:top w:type="dxa" w:w="80"/>
+              <w:left w:type="dxa" w:w="110"/>
+              <w:bottom w:type="dxa" w:w="80"/>
+              <w:right w:type="dxa" w:w="110"/>
+            </w:tcMar>
+          </w:tcPr>
+          <w:p>
+            <w:pPr>
+              <w:spacing w:after="0" w:line="260"/>
+            </w:pPr>
+            <w:r>
+              <w:rPr>
+                <w:b w:val="false"/>
+                <w:bCs w:val="false"/>
+                <w:sz w:val="19"/>
+                <w:szCs w:val="19"/>
+              </w:rPr>
+              <w:t xml:space="preserve">Inhalte lesen, die die KI aus E-Mails und Vorgängen gespeichert hat</w:t>
+            </w:r>
+          </w:p>
+        </w:tc>
+      </w:tr>
+      <w:tr>
+        <w:trPr>
+          <w:cantSplit/>
+        </w:trPr>
+        <w:tc>
+          <w:tcPr>
+            <w:tcW w:type="dxa" w:w="2700"/>
+            <w:tcBorders>
+              <w:top w:val="single" w:color="C9D1DA" w:sz="4"/>
+              <w:left w:val="single" w:color="C9D1DA" w:sz="4"/>
+              <w:bottom w:val="single" w:color="C9D1DA" w:sz="4"/>
+              <w:right w:val="single" w:color="C9D1DA" w:sz="4"/>
+            </w:tcBorders>
+            <w:shd w:fill="F3F6F9" w:color="auto" w:val="clear"/>
+            <w:tcMar>
+              <w:top w:type="dxa" w:w="80"/>
+              <w:left w:type="dxa" w:w="110"/>
+              <w:bottom w:type="dxa" w:w="80"/>
+              <w:right w:type="dxa" w:w="110"/>
+            </w:tcMar>
+          </w:tcPr>
+          <w:p>
+            <w:pPr>
+              <w:spacing w:after="0" w:line="260"/>
+            </w:pPr>
+            <w:r>
+              <w:rPr>
+                <w:b w:val="false"/>
+                <w:bCs w:val="false"/>
+                <w:sz w:val="19"/>
+                <w:szCs w:val="19"/>
+              </w:rPr>
+              <w:t xml:space="preserve">enqueue_draft, enqueue_event, create_eval_run</w:t>
+            </w:r>
+          </w:p>
+        </w:tc>
+        <w:tc>
+          <w:tcPr>
+            <w:tcW w:type="dxa" w:w="2300"/>
+            <w:tcBorders>
+              <w:top w:val="single" w:color="C9D1DA" w:sz="4"/>
+              <w:left w:val="single" w:color="C9D1DA" w:sz="4"/>
+              <w:bottom w:val="single" w:color="C9D1DA" w:sz="4"/>
+              <w:right w:val="single" w:color="C9D1DA" w:sz="4"/>
+            </w:tcBorders>
+            <w:shd w:fill="F3F6F9" w:color="auto" w:val="clear"/>
+            <w:tcMar>
+              <w:top w:type="dxa" w:w="80"/>
+              <w:left w:type="dxa" w:w="110"/>
+              <w:bottom w:type="dxa" w:w="80"/>
+              <w:right w:type="dxa" w:w="110"/>
+            </w:tcMar>
+          </w:tcPr>
+          <w:p>
+            <w:pPr>
+              <w:spacing w:after="0" w:line="260"/>
+            </w:pPr>
+            <w:r>
+              <w:rPr>
+                <w:b w:val="false"/>
+                <w:bCs w:val="false"/>
+                <w:sz w:val="19"/>
+                <w:szCs w:val="19"/>
+              </w:rPr>
+              <w:t xml:space="preserve">legen Aufgaben für die KI an</w:t>
+            </w:r>
+          </w:p>
+        </w:tc>
+        <w:tc>
+          <w:tcPr>
+            <w:tcW w:type="dxa" w:w="4026"/>
+            <w:tcBorders>
+              <w:top w:val="single" w:color="C9D1DA" w:sz="4"/>
+              <w:left w:val="single" w:color="C9D1DA" w:sz="4"/>
+              <w:bottom w:val="single" w:color="C9D1DA" w:sz="4"/>
+              <w:right w:val="single" w:color="C9D1DA" w:sz="4"/>
+            </w:tcBorders>
+            <w:shd w:fill="F3F6F9" w:color="auto" w:val="clear"/>
+            <w:tcMar>
+              <w:top w:type="dxa" w:w="80"/>
+              <w:left w:type="dxa" w:w="110"/>
+              <w:bottom w:type="dxa" w:w="80"/>
+              <w:right w:type="dxa" w:w="110"/>
+            </w:tcMar>
+          </w:tcPr>
+          <w:p>
+            <w:pPr>
+              <w:spacing w:after="0" w:line="260"/>
+            </w:pPr>
+            <w:r>
+              <w:rPr>
+                <w:b w:val="false"/>
+                <w:bCs w:val="false"/>
+                <w:sz w:val="19"/>
+                <w:szCs w:val="19"/>
+              </w:rPr>
+              <w:t xml:space="preserve">Eigene Aufgaben und Ereignisse in die Warteschlangen der KI einschleusen</w:t>
+            </w:r>
+          </w:p>
+        </w:tc>
+      </w:tr>
+      <w:tr>
+        <w:trPr>
+          <w:cantSplit/>
+        </w:trPr>
+        <w:tc>
+          <w:tcPr>
+            <w:tcW w:type="dxa" w:w="2700"/>
+            <w:tcBorders>
+              <w:top w:val="single" w:color="C9D1DA" w:sz="4"/>
+              <w:left w:val="single" w:color="C9D1DA" w:sz="4"/>
+              <w:bottom w:val="single" w:color="C9D1DA" w:sz="4"/>
+              <w:right w:val="single" w:color="C9D1DA" w:sz="4"/>
+            </w:tcBorders>
+            <w:tcMar>
+              <w:top w:type="dxa" w:w="80"/>
+              <w:left w:type="dxa" w:w="110"/>
+              <w:bottom w:type="dxa" w:w="80"/>
+              <w:right w:type="dxa" w:w="110"/>
+            </w:tcMar>
+          </w:tcPr>
+          <w:p>
+            <w:pPr>
+              <w:spacing w:after="0" w:line="260"/>
+            </w:pPr>
+            <w:r>
+              <w:rPr>
+                <w:b w:val="false"/>
+                <w:bCs w:val="false"/>
+                <w:sz w:val="19"/>
+                <w:szCs w:val="19"/>
+              </w:rPr>
+              <w:t xml:space="preserve">idempotency_check_and_lock</w:t>
+            </w:r>
+          </w:p>
+        </w:tc>
+        <w:tc>
+          <w:tcPr>
+            <w:tcW w:type="dxa" w:w="2300"/>
+            <w:tcBorders>
+              <w:top w:val="single" w:color="C9D1DA" w:sz="4"/>
+              <w:left w:val="single" w:color="C9D1DA" w:sz="4"/>
+              <w:bottom w:val="single" w:color="C9D1DA" w:sz="4"/>
+              <w:right w:val="single" w:color="C9D1DA" w:sz="4"/>
+            </w:tcBorders>
+            <w:tcMar>
+              <w:top w:type="dxa" w:w="80"/>
+              <w:left w:type="dxa" w:w="110"/>
+              <w:bottom w:type="dxa" w:w="80"/>
+              <w:right w:type="dxa" w:w="110"/>
+            </w:tcMar>
+          </w:tcPr>
+          <w:p>
+            <w:pPr>
+              <w:spacing w:after="0" w:line="260"/>
+            </w:pPr>
+            <w:r>
+              <w:rPr>
+                <w:b w:val="false"/>
+                <w:bCs w:val="false"/>
+                <w:sz w:val="19"/>
+                <w:szCs w:val="19"/>
+              </w:rPr>
+              <w:t xml:space="preserve">Sperre gegen doppelte Ausführung</w:t>
+            </w:r>
+          </w:p>
+        </w:tc>
+        <w:tc>
+          <w:tcPr>
+            <w:tcW w:type="dxa" w:w="4026"/>
+            <w:tcBorders>
+              <w:top w:val="single" w:color="C9D1DA" w:sz="4"/>
+              <w:left w:val="single" w:color="C9D1DA" w:sz="4"/>
+              <w:bottom w:val="single" w:color="C9D1DA" w:sz="4"/>
+              <w:right w:val="single" w:color="C9D1DA" w:sz="4"/>
+            </w:tcBorders>
+            <w:tcMar>
+              <w:top w:type="dxa" w:w="80"/>
+              <w:left w:type="dxa" w:w="110"/>
+              <w:bottom w:type="dxa" w:w="80"/>
+              <w:right w:type="dxa" w:w="110"/>
+            </w:tcMar>
+          </w:tcPr>
+          <w:p>
+            <w:pPr>
+              <w:spacing w:after="0" w:line="260"/>
+            </w:pPr>
+            <w:r>
+              <w:rPr>
+                <w:b w:val="false"/>
+                <w:bCs w:val="false"/>
+                <w:sz w:val="19"/>
+                <w:szCs w:val="19"/>
+              </w:rPr>
+              <w:t xml:space="preserve">Sperren setzen und so Abläufe der KI blockieren</w:t>
+            </w:r>
+          </w:p>
+        </w:tc>
+      </w:tr>
+      <w:tr>
+        <w:trPr>
+          <w:cantSplit/>
+        </w:trPr>
+        <w:tc>
+          <w:tcPr>
+            <w:tcW w:type="dxa" w:w="2700"/>
+            <w:tcBorders>
+              <w:top w:val="single" w:color="C9D1DA" w:sz="4"/>
+              <w:left w:val="single" w:color="C9D1DA" w:sz="4"/>
+              <w:bottom w:val="single" w:color="C9D1DA" w:sz="4"/>
+              <w:right w:val="single" w:color="C9D1DA" w:sz="4"/>
+            </w:tcBorders>
+            <w:shd w:fill="F3F6F9" w:color="auto" w:val="clear"/>
+            <w:tcMar>
+              <w:top w:type="dxa" w:w="80"/>
+              <w:left w:type="dxa" w:w="110"/>
+              <w:bottom w:type="dxa" w:w="80"/>
+              <w:right w:type="dxa" w:w="110"/>
+            </w:tcMar>
+          </w:tcPr>
+          <w:p>
+            <w:pPr>
+              <w:spacing w:after="0" w:line="260"/>
+            </w:pPr>
+            <w:r>
+              <w:rPr>
+                <w:b w:val="false"/>
+                <w:bCs w:val="false"/>
+                <w:sz w:val="19"/>
+                <w:szCs w:val="19"/>
+              </w:rPr>
+              <w:t xml:space="preserve">check_autonomy, check_constitutional, resolve_specialist, get_agent_type_by_slug, resolve_dispatch_target</w:t>
+            </w:r>
+          </w:p>
+        </w:tc>
+        <w:tc>
+          <w:tcPr>
+            <w:tcW w:type="dxa" w:w="2300"/>
+            <w:tcBorders>
+              <w:top w:val="single" w:color="C9D1DA" w:sz="4"/>
+              <w:left w:val="single" w:color="C9D1DA" w:sz="4"/>
+              <w:bottom w:val="single" w:color="C9D1DA" w:sz="4"/>
+              <w:right w:val="single" w:color="C9D1DA" w:sz="4"/>
+            </w:tcBorders>
+            <w:shd w:fill="F3F6F9" w:color="auto" w:val="clear"/>
+            <w:tcMar>
+              <w:top w:type="dxa" w:w="80"/>
+              <w:left w:type="dxa" w:w="110"/>
+              <w:bottom w:type="dxa" w:w="80"/>
+              <w:right w:type="dxa" w:w="110"/>
+            </w:tcMar>
+          </w:tcPr>
+          <w:p>
+            <w:pPr>
+              <w:spacing w:after="0" w:line="260"/>
+            </w:pPr>
+            <w:r>
+              <w:rPr>
+                <w:b w:val="false"/>
+                <w:bCs w:val="false"/>
+                <w:sz w:val="19"/>
+                <w:szCs w:val="19"/>
+              </w:rPr>
+              <w:t xml:space="preserve">lesen Einstellungen der KI</w:t>
+            </w:r>
+          </w:p>
+        </w:tc>
+        <w:tc>
+          <w:tcPr>
+            <w:tcW w:type="dxa" w:w="4026"/>
+            <w:tcBorders>
+              <w:top w:val="single" w:color="C9D1DA" w:sz="4"/>
+              <w:left w:val="single" w:color="C9D1DA" w:sz="4"/>
+              <w:bottom w:val="single" w:color="C9D1DA" w:sz="4"/>
+              <w:right w:val="single" w:color="C9D1DA" w:sz="4"/>
+            </w:tcBorders>
+            <w:shd w:fill="F3F6F9" w:color="auto" w:val="clear"/>
+            <w:tcMar>
+              <w:top w:type="dxa" w:w="80"/>
+              <w:left w:type="dxa" w:w="110"/>
+              <w:bottom w:type="dxa" w:w="80"/>
+              <w:right w:type="dxa" w:w="110"/>
+            </w:tcMar>
+          </w:tcPr>
+          <w:p>
+            <w:pPr>
+              <w:spacing w:after="0" w:line="260"/>
+            </w:pPr>
+            <w:r>
+              <w:rPr>
+                <w:b w:val="false"/>
+                <w:bCs w:val="false"/>
+                <w:sz w:val="19"/>
+                <w:szCs w:val="19"/>
+              </w:rPr>
+              <w:t xml:space="preserve">Interne Regeln und Einstellungen der KI auslesen</w:t>
+            </w:r>
+          </w:p>
+        </w:tc>
+      </w:tr>
+    </w:tbl>
+    <w:p>
+      <w:pPr>
+        <w:spacing w:after="120"/>
+      </w:pPr>
+    </w:p>
+    <w:p>
+      <w:pPr>
+        <w:pStyle w:val="Heading2"/>
+      </w:pPr>
+      <w:r>
+        <w:t xml:space="preserve">Bewertung</w:t>
+      </w:r>
+    </w:p>
+    <w:p>
+      <w:pPr>
+        <w:spacing w:after="120" w:line="300"/>
+      </w:pPr>
+      <w:r>
+        <w:t xml:space="preserve">Was war das Problem? Diese zwölf Funktionen laufen mit Administratorrechten und prüfen nicht, wer sie aufruft. Die Anwendung ruft sie nur über den internen Dienstzugang auf. Trotzdem durfte jeder angemeldete Nutzer sie direkt aufrufen – auch Werkstatt-Mitarbeiter und künftig Portalkunden.</w:t>
+      </w:r>
+    </w:p>
+    <w:p>
+      <w:pPr>
+        <w:spacing w:after="120" w:line="300"/>
+      </w:pPr>
+      <w:r>
+        <w:t xml:space="preserve">Warum ist das ernst? Am schwersten wiegen zwei Punkte. Erstens: Das Governance-Protokoll ließ sich fälschen. Das hätte die Behebung von M-06 teilweise wirkungslos gemacht. Zweitens: Man konnte der KI falsche Informationen ins Gedächtnis schreiben. Die KI hätte diese später als Grundlage für Entscheidungen genutzt. So ließe sich ihr Verhalten gezielt beeinflussen, ohne dass es auffällt.</w:t>
+      </w:r>
+    </w:p>
+    <w:p>
+      <w:pPr>
+        <w:spacing w:after="120" w:line="300"/>
+      </w:pPr>
+      <w:r>
+        <w:t xml:space="preserve">Was ist nicht betroffen? Nicht angemeldete Besucher hatten keinen Zugriff. Dass Funktionen auch Daten „fremder Firmen“ erreichen könnten, spielt heute keine Rolle, weil es in der Datenbank nur eine Firma gibt.</w:t>
+      </w:r>
+    </w:p>
+    <w:p>
+      <w:pPr>
+        <w:pStyle w:val="Heading2"/>
+      </w:pPr>
+      <w:r>
+        <w:t xml:space="preserve">Empfehlung</w:t>
+      </w:r>
+    </w:p>
+    <w:p>
+      <w:pPr>
+        <w:pStyle w:val="ListParagraph"/>
+        <w:numPr>
+          <w:ilvl w:val="0"/>
+          <w:numId w:val="2"/>
+        </w:numPr>
+        <w:spacing w:after="60" w:line="290"/>
+      </w:pPr>
+      <w:r>
+        <w:rPr>
+          <w:b/>
+          <w:bCs/>
+        </w:rPr>
+        <w:t xml:space="preserve">Aufrufrecht entziehen: </w:t>
+      </w:r>
+      <w:r>
+        <w:t xml:space="preserve">für alle zwölf Funktionen angemeldeten und nicht angemeldeten Nutzern das Recht entziehen; nur der Dienstzugang (service_role) behält es</w:t>
+      </w:r>
+    </w:p>
+    <w:p>
+      <w:pPr>
+        <w:pStyle w:val="ListParagraph"/>
+        <w:numPr>
+          <w:ilvl w:val="0"/>
+          <w:numId w:val="2"/>
+        </w:numPr>
+        <w:spacing w:after="60" w:line="290"/>
+      </w:pPr>
+      <w:r>
+        <w:rPr>
+          <w:b/>
+          <w:bCs/>
+        </w:rPr>
+        <w:t xml:space="preserve">Ausnahme: </w:t>
+      </w:r>
+      <w:r>
+        <w:t xml:space="preserve">idempotency_check_and_lock behält das Recht für den internen Agenten-Dienst (agent_service)</w:t>
+      </w:r>
+    </w:p>
+    <w:p>
+      <w:pPr>
+        <w:pStyle w:val="ListParagraph"/>
+        <w:numPr>
+          <w:ilvl w:val="0"/>
+          <w:numId w:val="2"/>
+        </w:numPr>
+        <w:spacing w:after="60" w:line="290"/>
+      </w:pPr>
+      <w:r>
+        <w:rPr>
+          <w:b/>
+          <w:bCs/>
+        </w:rPr>
+        <w:t xml:space="preserve">Wiederholung verhindern: </w:t>
+      </w:r>
+      <w:r>
+        <w:t xml:space="preserve">automatische Prüfung, die neue Datenbank-Änderungen mit diesem Fehlermuster zurückweist</w:t>
+      </w:r>
+    </w:p>
+    <w:p>
+      <w:pPr>
+        <w:pStyle w:val="Heading2"/>
+      </w:pPr>
+      <w:r>
+        <w:t xml:space="preserve">Hinweise zur Umsetzung</w:t>
+      </w:r>
+    </w:p>
+    <w:p>
+      <w:pPr>
+        <w:pStyle w:val="ListParagraph"/>
+        <w:numPr>
+          <w:ilvl w:val="0"/>
+          <w:numId w:val="2"/>
+        </w:numPr>
+        <w:spacing w:after="60" w:line="290"/>
+      </w:pPr>
+      <w:r>
+        <w:t xml:space="preserve">Die Anwendung ruft diese Funktionen nur über den internen Dienstzugang auf. Das Entziehen der Rechte hat deshalb keine Auswirkung auf den Betrieb.</w:t>
+      </w:r>
+    </w:p>
+    <w:p>
+      <w:pPr>
+        <w:pStyle w:val="ListParagraph"/>
+        <w:numPr>
+          <w:ilvl w:val="0"/>
+          <w:numId w:val="2"/>
+        </w:numPr>
+        <w:spacing w:after="60" w:line="290"/>
+      </w:pPr>
+      <w:r>
+        <w:t xml:space="preserve">Nach unserer Empfehlung sollte das Gedächtnis der KI einmal auf auffällige Einträge durchgesehen werden, die nicht von der KI selbst stammen.</w:t>
+      </w:r>
+    </w:p>
+    <w:p>
+      <w:pPr>
+        <w:pStyle w:val="Heading2"/>
+      </w:pPr>
+      <w:r>
+        <w:t xml:space="preserve">Behebung und Nachprüfung</w:t>
+      </w:r>
+    </w:p>
+    <w:p>
+      <w:pPr>
+        <w:spacing w:after="120" w:line="300"/>
+      </w:pPr>
+      <w:r>
+        <w:t xml:space="preserve">Die zwölf Funktionen wurden am 24.09.2026 geschlossen. Das Entwicklerteam hat die Rechte danach direkt in der Produktivdatenbank geprüft: Kein angemeldeter oder nicht angemeldeter Nutzer darf sie noch aufrufen. Der Befund ist damit behoben.</w:t>
+      </w:r>
+    </w:p>
+    <w:p>
+      <w:pPr>
+        <w:spacing w:after="120" w:line="300"/>
+      </w:pPr>
+      <w:r>
+        <w:t xml:space="preserve">Eine unabhängige Bestätigung durch uns erfolgt mit dem nächsten Katalog-Snapshot.</w:t>
+      </w:r>
+    </w:p>
+    <w:tbl>
+      <w:tblPr>
+        <w:tblW w:type="dxa" w:w="9026"/>
+        <w:tblBorders>
+          <w:top w:val="single" w:color="auto" w:sz="4"/>
+          <w:left w:val="single" w:color="auto" w:sz="4"/>
+          <w:bottom w:val="single" w:color="auto" w:sz="4"/>
+          <w:right w:val="single" w:color="auto" w:sz="4"/>
+          <w:insideH w:val="single" w:color="auto" w:sz="4"/>
+          <w:insideV w:val="single" w:color="auto" w:sz="4"/>
+        </w:tblBorders>
+      </w:tblPr>
+      <w:tblGrid>
+        <w:gridCol w:w="3000"/>
+        <w:gridCol w:w="6026"/>
+      </w:tblGrid>
+      <w:tr>
+        <w:trPr>
+          <w:tblHeader/>
+        </w:trPr>
+        <w:tc>
+          <w:tcPr>
+            <w:tcW w:type="dxa" w:w="3000"/>
+            <w:tcBorders>
+              <w:top w:val="single" w:color="C9D1DA" w:sz="4"/>
+              <w:left w:val="single" w:color="C9D1DA" w:sz="4"/>
+              <w:bottom w:val="single" w:color="C9D1DA" w:sz="4"/>
+              <w:right w:val="single" w:color="C9D1DA" w:sz="4"/>
+            </w:tcBorders>
+            <w:shd w:fill="1F3A5F" w:color="auto" w:val="clear"/>
+            <w:tcMar>
+              <w:top w:type="dxa" w:w="80"/>
+              <w:left w:type="dxa" w:w="110"/>
+              <w:bottom w:type="dxa" w:w="80"/>
+              <w:right w:type="dxa" w:w="110"/>
+            </w:tcMar>
+          </w:tcPr>
+          <w:p>
+            <w:pPr>
+              <w:spacing w:after="0" w:line="260"/>
+            </w:pPr>
+            <w:r>
+              <w:rPr>
+                <w:b/>
+                <w:bCs/>
+                <w:color w:val="FFFFFF"/>
+                <w:sz w:val="19"/>
+                <w:szCs w:val="19"/>
+              </w:rPr>
+              <w:t xml:space="preserve">Maßnahme</w:t>
+            </w:r>
+          </w:p>
+        </w:tc>
+        <w:tc>
+          <w:tcPr>
+            <w:tcW w:type="dxa" w:w="6026"/>
+            <w:tcBorders>
+              <w:top w:val="single" w:color="C9D1DA" w:sz="4"/>
+              <w:left w:val="single" w:color="C9D1DA" w:sz="4"/>
+              <w:bottom w:val="single" w:color="C9D1DA" w:sz="4"/>
+              <w:right w:val="single" w:color="C9D1DA" w:sz="4"/>
+            </w:tcBorders>
+            <w:shd w:fill="1F3A5F" w:color="auto" w:val="clear"/>
+            <w:tcMar>
+              <w:top w:type="dxa" w:w="80"/>
+              <w:left w:type="dxa" w:w="110"/>
+              <w:bottom w:type="dxa" w:w="80"/>
+              <w:right w:type="dxa" w:w="110"/>
+            </w:tcMar>
+          </w:tcPr>
+          <w:p>
+            <w:pPr>
+              <w:spacing w:after="0" w:line="260"/>
+            </w:pPr>
+            <w:r>
+              <w:rPr>
+                <w:b/>
+                <w:bCs/>
+                <w:color w:val="FFFFFF"/>
+                <w:sz w:val="19"/>
+                <w:szCs w:val="19"/>
+              </w:rPr>
+              <w:t xml:space="preserve">Stand 24.09.2026</w:t>
+            </w:r>
+          </w:p>
+        </w:tc>
+      </w:tr>
+      <w:tr>
+        <w:trPr>
+          <w:cantSplit/>
+        </w:trPr>
+        <w:tc>
+          <w:tcPr>
+            <w:tcW w:type="dxa" w:w="3000"/>
+            <w:tcBorders>
+              <w:top w:val="single" w:color="C9D1DA" w:sz="4"/>
+              <w:left w:val="single" w:color="C9D1DA" w:sz="4"/>
+              <w:bottom w:val="single" w:color="C9D1DA" w:sz="4"/>
+              <w:right w:val="single" w:color="C9D1DA" w:sz="4"/>
+            </w:tcBorders>
+            <w:tcMar>
+              <w:top w:type="dxa" w:w="80"/>
+              <w:left w:type="dxa" w:w="110"/>
+              <w:bottom w:type="dxa" w:w="80"/>
+              <w:right w:type="dxa" w:w="110"/>
+            </w:tcMar>
+          </w:tcPr>
+          <w:p>
+            <w:pPr>
+              <w:spacing w:after="0" w:line="260"/>
+            </w:pPr>
+            <w:r>
+              <w:rPr>
+                <w:b w:val="false"/>
+                <w:bCs w:val="false"/>
+                <w:sz w:val="19"/>
+                <w:szCs w:val="19"/>
+              </w:rPr>
+              <w:t xml:space="preserve">Migration 11590: Recht für angemeldete und nicht angemeldete Nutzer entzogen</w:t>
+            </w:r>
+          </w:p>
+        </w:tc>
+        <w:tc>
+          <w:tcPr>
+            <w:tcW w:type="dxa" w:w="6026"/>
+            <w:tcBorders>
+              <w:top w:val="single" w:color="C9D1DA" w:sz="4"/>
+              <w:left w:val="single" w:color="C9D1DA" w:sz="4"/>
+              <w:bottom w:val="single" w:color="C9D1DA" w:sz="4"/>
+              <w:right w:val="single" w:color="C9D1DA" w:sz="4"/>
+            </w:tcBorders>
+            <w:tcMar>
+              <w:top w:type="dxa" w:w="80"/>
+              <w:left w:type="dxa" w:w="110"/>
+              <w:bottom w:type="dxa" w:w="80"/>
+              <w:right w:type="dxa" w:w="110"/>
+            </w:tcMar>
+          </w:tcPr>
+          <w:p>
+            <w:pPr>
+              <w:spacing w:after="0" w:line="260"/>
+            </w:pPr>
+            <w:r>
+              <w:rPr>
+                <w:b w:val="false"/>
+                <w:bCs w:val="false"/>
+                <w:sz w:val="19"/>
+                <w:szCs w:val="19"/>
+              </w:rPr>
+              <w:t xml:space="preserve">eingespielt; der eingebaute Nachweis ist durchgelaufen</w:t>
+            </w:r>
+          </w:p>
+        </w:tc>
+      </w:tr>
+      <w:tr>
+        <w:trPr>
+          <w:cantSplit/>
+        </w:trPr>
+        <w:tc>
+          <w:tcPr>
+            <w:tcW w:type="dxa" w:w="3000"/>
+            <w:tcBorders>
+              <w:top w:val="single" w:color="C9D1DA" w:sz="4"/>
+              <w:left w:val="single" w:color="C9D1DA" w:sz="4"/>
+              <w:bottom w:val="single" w:color="C9D1DA" w:sz="4"/>
+              <w:right w:val="single" w:color="C9D1DA" w:sz="4"/>
+            </w:tcBorders>
+            <w:shd w:fill="F3F6F9" w:color="auto" w:val="clear"/>
+            <w:tcMar>
+              <w:top w:type="dxa" w:w="80"/>
+              <w:left w:type="dxa" w:w="110"/>
+              <w:bottom w:type="dxa" w:w="80"/>
+              <w:right w:type="dxa" w:w="110"/>
+            </w:tcMar>
+          </w:tcPr>
+          <w:p>
+            <w:pPr>
+              <w:spacing w:after="0" w:line="260"/>
+            </w:pPr>
+            <w:r>
+              <w:rPr>
+                <w:b w:val="false"/>
+                <w:bCs w:val="false"/>
+                <w:sz w:val="19"/>
+                <w:szCs w:val="19"/>
+              </w:rPr>
+              <w:t xml:space="preserve">Rechteprüfung aller 16 Funktionen (M-05, M-06, M-07) in der Produktivdatenbank</w:t>
+            </w:r>
+          </w:p>
+        </w:tc>
+        <w:tc>
+          <w:tcPr>
+            <w:tcW w:type="dxa" w:w="6026"/>
+            <w:tcBorders>
+              <w:top w:val="single" w:color="C9D1DA" w:sz="4"/>
+              <w:left w:val="single" w:color="C9D1DA" w:sz="4"/>
+              <w:bottom w:val="single" w:color="C9D1DA" w:sz="4"/>
+              <w:right w:val="single" w:color="C9D1DA" w:sz="4"/>
+            </w:tcBorders>
+            <w:shd w:fill="F3F6F9" w:color="auto" w:val="clear"/>
+            <w:tcMar>
+              <w:top w:type="dxa" w:w="80"/>
+              <w:left w:type="dxa" w:w="110"/>
+              <w:bottom w:type="dxa" w:w="80"/>
+              <w:right w:type="dxa" w:w="110"/>
+            </w:tcMar>
+          </w:tcPr>
+          <w:p>
+            <w:pPr>
+              <w:spacing w:after="0" w:line="260"/>
+            </w:pPr>
+            <w:r>
+              <w:rPr>
+                <w:b w:val="false"/>
+                <w:bCs w:val="false"/>
+                <w:sz w:val="19"/>
+                <w:szCs w:val="19"/>
+              </w:rPr>
+              <w:t xml:space="preserve">anon: nein · authenticated: nein · service_role: ja</w:t>
+            </w:r>
+          </w:p>
+        </w:tc>
+      </w:tr>
+      <w:tr>
+        <w:trPr>
+          <w:cantSplit/>
+        </w:trPr>
+        <w:tc>
+          <w:tcPr>
+            <w:tcW w:type="dxa" w:w="3000"/>
+            <w:tcBorders>
+              <w:top w:val="single" w:color="C9D1DA" w:sz="4"/>
+              <w:left w:val="single" w:color="C9D1DA" w:sz="4"/>
+              <w:bottom w:val="single" w:color="C9D1DA" w:sz="4"/>
+              <w:right w:val="single" w:color="C9D1DA" w:sz="4"/>
+            </w:tcBorders>
+            <w:tcMar>
+              <w:top w:type="dxa" w:w="80"/>
+              <w:left w:type="dxa" w:w="110"/>
+              <w:bottom w:type="dxa" w:w="80"/>
+              <w:right w:type="dxa" w:w="110"/>
+            </w:tcMar>
+          </w:tcPr>
+          <w:p>
+            <w:pPr>
+              <w:spacing w:after="0" w:line="260"/>
+            </w:pPr>
+            <w:r>
+              <w:rPr>
+                <w:b w:val="false"/>
+                <w:bCs w:val="false"/>
+                <w:sz w:val="19"/>
+                <w:szCs w:val="19"/>
+              </w:rPr>
+              <w:t xml:space="preserve">Interner Agenten-Dienst (agent_service)</w:t>
+            </w:r>
+          </w:p>
+        </w:tc>
+        <w:tc>
+          <w:tcPr>
+            <w:tcW w:type="dxa" w:w="6026"/>
+            <w:tcBorders>
+              <w:top w:val="single" w:color="C9D1DA" w:sz="4"/>
+              <w:left w:val="single" w:color="C9D1DA" w:sz="4"/>
+              <w:bottom w:val="single" w:color="C9D1DA" w:sz="4"/>
+              <w:right w:val="single" w:color="C9D1DA" w:sz="4"/>
+            </w:tcBorders>
+            <w:tcMar>
+              <w:top w:type="dxa" w:w="80"/>
+              <w:left w:type="dxa" w:w="110"/>
+              <w:bottom w:type="dxa" w:w="80"/>
+              <w:right w:type="dxa" w:w="110"/>
+            </w:tcMar>
+          </w:tcPr>
+          <w:p>
+            <w:pPr>
+              <w:spacing w:after="0" w:line="260"/>
+            </w:pPr>
+            <w:r>
+              <w:rPr>
+                <w:b w:val="false"/>
+                <w:bCs w:val="false"/>
+                <w:sz w:val="19"/>
+                <w:szCs w:val="19"/>
+              </w:rPr>
+              <w:t xml:space="preserve">Recht auf idempotency_check_and_lock unverändert erhalten</w:t>
+            </w:r>
+          </w:p>
+        </w:tc>
+      </w:tr>
+      <w:tr>
+        <w:trPr>
+          <w:cantSplit/>
+        </w:trPr>
+        <w:tc>
+          <w:tcPr>
+            <w:tcW w:type="dxa" w:w="3000"/>
+            <w:tcBorders>
+              <w:top w:val="single" w:color="C9D1DA" w:sz="4"/>
+              <w:left w:val="single" w:color="C9D1DA" w:sz="4"/>
+              <w:bottom w:val="single" w:color="C9D1DA" w:sz="4"/>
+              <w:right w:val="single" w:color="C9D1DA" w:sz="4"/>
+            </w:tcBorders>
+            <w:shd w:fill="F3F6F9" w:color="auto" w:val="clear"/>
+            <w:tcMar>
+              <w:top w:type="dxa" w:w="80"/>
+              <w:left w:type="dxa" w:w="110"/>
+              <w:bottom w:type="dxa" w:w="80"/>
+              <w:right w:type="dxa" w:w="110"/>
+            </w:tcMar>
+          </w:tcPr>
+          <w:p>
+            <w:pPr>
+              <w:spacing w:after="0" w:line="260"/>
+            </w:pPr>
+            <w:r>
+              <w:rPr>
+                <w:b w:val="false"/>
+                <w:bCs w:val="false"/>
+                <w:sz w:val="19"/>
+                <w:szCs w:val="19"/>
+              </w:rPr>
+              <w:t xml:space="preserve">Automatische Prüfung gegen das Fehlermuster (scripts/pruefe-revoke-public-allein.mjs)</w:t>
+            </w:r>
+          </w:p>
+        </w:tc>
+        <w:tc>
+          <w:tcPr>
+            <w:tcW w:type="dxa" w:w="6026"/>
+            <w:tcBorders>
+              <w:top w:val="single" w:color="C9D1DA" w:sz="4"/>
+              <w:left w:val="single" w:color="C9D1DA" w:sz="4"/>
+              <w:bottom w:val="single" w:color="C9D1DA" w:sz="4"/>
+              <w:right w:val="single" w:color="C9D1DA" w:sz="4"/>
+            </w:tcBorders>
+            <w:shd w:fill="F3F6F9" w:color="auto" w:val="clear"/>
+            <w:tcMar>
+              <w:top w:type="dxa" w:w="80"/>
+              <w:left w:type="dxa" w:w="110"/>
+              <w:bottom w:type="dxa" w:w="80"/>
+              <w:right w:type="dxa" w:w="110"/>
+            </w:tcMar>
+          </w:tcPr>
+          <w:p>
+            <w:pPr>
+              <w:spacing w:after="0" w:line="260"/>
+            </w:pPr>
+            <w:r>
+              <w:rPr>
+                <w:b w:val="false"/>
+                <w:bCs w:val="false"/>
+                <w:sz w:val="19"/>
+                <w:szCs w:val="19"/>
+              </w:rPr>
+              <w:t xml:space="preserve">eingerichtet, Teil der Qualitätsprüfung vor jeder Auslieferung</w:t>
+            </w:r>
+          </w:p>
+        </w:tc>
+      </w:tr>
+      <w:tr>
+        <w:trPr>
+          <w:cantSplit/>
+        </w:trPr>
+        <w:tc>
+          <w:tcPr>
+            <w:tcW w:type="dxa" w:w="3000"/>
+            <w:tcBorders>
+              <w:top w:val="single" w:color="C9D1DA" w:sz="4"/>
+              <w:left w:val="single" w:color="C9D1DA" w:sz="4"/>
+              <w:bottom w:val="single" w:color="C9D1DA" w:sz="4"/>
+              <w:right w:val="single" w:color="C9D1DA" w:sz="4"/>
+            </w:tcBorders>
+            <w:tcMar>
+              <w:top w:type="dxa" w:w="80"/>
+              <w:left w:type="dxa" w:w="110"/>
+              <w:bottom w:type="dxa" w:w="80"/>
+              <w:right w:type="dxa" w:w="110"/>
+            </w:tcMar>
+          </w:tcPr>
+          <w:p>
+            <w:pPr>
+              <w:spacing w:after="0" w:line="260"/>
+            </w:pPr>
+            <w:r>
+              <w:rPr>
+                <w:b w:val="false"/>
+                <w:bCs w:val="false"/>
+                <w:sz w:val="19"/>
+                <w:szCs w:val="19"/>
+              </w:rPr>
+              <w:t xml:space="preserve">Kontrollabfragen Zeitplaner und Not-Aus-Protokoll</w:t>
+            </w:r>
+          </w:p>
+        </w:tc>
+        <w:tc>
+          <w:tcPr>
+            <w:tcW w:type="dxa" w:w="6026"/>
+            <w:tcBorders>
+              <w:top w:val="single" w:color="C9D1DA" w:sz="4"/>
+              <w:left w:val="single" w:color="C9D1DA" w:sz="4"/>
+              <w:bottom w:val="single" w:color="C9D1DA" w:sz="4"/>
+              <w:right w:val="single" w:color="C9D1DA" w:sz="4"/>
+            </w:tcBorders>
+            <w:tcMar>
+              <w:top w:type="dxa" w:w="80"/>
+              <w:left w:type="dxa" w:w="110"/>
+              <w:bottom w:type="dxa" w:w="80"/>
+              <w:right w:type="dxa" w:w="110"/>
+            </w:tcMar>
+          </w:tcPr>
+          <w:p>
+            <w:pPr>
+              <w:spacing w:after="0" w:line="260"/>
+            </w:pPr>
+            <w:r>
+              <w:rPr>
+                <w:b w:val="false"/>
+                <w:bCs w:val="false"/>
+                <w:sz w:val="19"/>
+                <w:szCs w:val="19"/>
+              </w:rPr>
+              <w:t xml:space="preserve">angelegt, Auswertung steht aus</w:t>
             </w:r>
           </w:p>
         </w:tc>
